--- a/项目要求/报告模板.docx
+++ b/项目要求/报告模板.docx
@@ -1,6 +1,6 @@
 
 <file path=word/document.xml><?xml version="1.0" encoding="utf-8"?>
-<w:document xmlns:wpc="http://schemas.microsoft.com/office/word/2010/wordprocessingCanvas" xmlns:cx="http://schemas.microsoft.com/office/drawing/2014/chartex" xmlns:cx1="http://schemas.microsoft.com/office/drawing/2015/9/8/chartex" xmlns:cx2="http://schemas.microsoft.com/office/drawing/2015/10/21/chartex" xmlns:cx3="http://schemas.microsoft.com/office/drawing/2016/5/9/chartex" xmlns:cx4="http://schemas.microsoft.com/office/drawing/2016/5/10/chartex" xmlns:cx5="http://schemas.microsoft.com/office/drawing/2016/5/11/chartex" xmlns:cx6="http://schemas.microsoft.com/office/drawing/2016/5/12/chartex" xmlns:cx7="http://schemas.microsoft.com/office/drawing/2016/5/13/chartex" xmlns:cx8="http://schemas.microsoft.com/office/drawing/2016/5/14/chartex" xmlns:mc="http://schemas.openxmlformats.org/markup-compatibility/2006" xmlns:aink="http://schemas.microsoft.com/office/drawing/2016/ink" xmlns:am3d="http://schemas.microsoft.com/office/drawing/2017/model3d" xmlns:o="urn:schemas-microsoft-com:office:office" xmlns:oel="http://schemas.microsoft.com/office/2019/extlst" xmlns:r="http://schemas.openxmlformats.org/officeDocument/2006/relationships" xmlns:m="http://schemas.openxmlformats.org/officeDocument/2006/math" xmlns:v="urn:schemas-microsoft-com:vml" xmlns:wp14="http://schemas.microsoft.com/office/word/2010/wordprocessingDrawing" xmlns:wp="http://schemas.openxmlformats.org/drawingml/2006/wordprocessingDrawing" xmlns:w10="urn:schemas-microsoft-com:office:word" xmlns:w="http://schemas.openxmlformats.org/wordprocessingml/2006/main" xmlns:w14="http://schemas.microsoft.com/office/word/2010/wordml" xmlns:w15="http://schemas.microsoft.com/office/word/2012/wordml" xmlns:w16cex="http://schemas.microsoft.com/office/word/2018/wordml/cex" xmlns:w16cid="http://schemas.microsoft.com/office/word/2016/wordml/cid" xmlns:w16="http://schemas.microsoft.com/office/word/2018/wordml" xmlns:w16du="http://schemas.microsoft.com/office/word/2023/wordml/word16du" xmlns:w16sdtdh="http://schemas.microsoft.com/office/word/2020/wordml/sdtdatahash" xmlns:w16sdtfl="http://schemas.microsoft.com/office/word/2024/wordml/sdtformatlock" xmlns:w16se="http://schemas.microsoft.com/office/word/2015/wordml/symex" xmlns:wpg="http://schemas.microsoft.com/office/word/2010/wordprocessingGroup" xmlns:wpi="http://schemas.microsoft.com/office/word/2010/wordprocessingInk" xmlns:wne="http://schemas.microsoft.com/office/word/2006/wordml" xmlns:wps="http://schemas.microsoft.com/office/word/2010/wordprocessingShape" mc:Ignorable="w14 w15 w16se w16cid w16 w16cex w16sdtdh w16sdtfl w16du wp14">
+<w:document xmlns:wpc="http://schemas.microsoft.com/office/word/2010/wordprocessingCanvas" xmlns:mc="http://schemas.openxmlformats.org/markup-compatibility/2006" xmlns:o="urn:schemas-microsoft-com:office:office" xmlns:r="http://schemas.openxmlformats.org/officeDocument/2006/relationships" xmlns:m="http://schemas.openxmlformats.org/officeDocument/2006/math" xmlns:v="urn:schemas-microsoft-com:vml" xmlns:wp14="http://schemas.microsoft.com/office/word/2010/wordprocessingDrawing" xmlns:wp="http://schemas.openxmlformats.org/drawingml/2006/wordprocessingDrawing" xmlns:w="http://schemas.openxmlformats.org/wordprocessingml/2006/main" xmlns:w14="http://schemas.microsoft.com/office/word/2010/wordml" xmlns:w10="urn:schemas-microsoft-com:office:word" xmlns:w15="http://schemas.microsoft.com/office/word/2012/wordml" xmlns:wpg="http://schemas.microsoft.com/office/word/2010/wordprocessingGroup" xmlns:wpi="http://schemas.microsoft.com/office/word/2010/wordprocessingInk" xmlns:wne="http://schemas.microsoft.com/office/word/2006/wordml" xmlns:wps="http://schemas.microsoft.com/office/word/2010/wordprocessingShape" xmlns:wpsCustomData="http://www.wps.cn/officeDocument/2013/wpsCustomData" mc:Ignorable="w14 w15 wp14">
   <w:body>
     <w:p>
       <w:pPr>
@@ -14,13 +14,13 @@
     </w:p>
     <w:p>
       <w:pPr>
-        <w:spacing w:beforeLines="100" w:before="312" w:afterLines="50" w:after="156" w:line="400" w:lineRule="exact"/>
+        <w:spacing w:before="312" w:beforeLines="100" w:after="156" w:afterLines="50" w:line="400" w:lineRule="exact"/>
         <w:jc w:val="center"/>
       </w:pPr>
     </w:p>
     <w:p>
       <w:pPr>
-        <w:spacing w:beforeLines="100" w:before="312" w:afterLines="50" w:after="156" w:line="400" w:lineRule="exact"/>
+        <w:spacing w:before="312" w:beforeLines="100" w:after="156" w:afterLines="50" w:line="400" w:lineRule="exact"/>
         <w:jc w:val="center"/>
         <w:rPr>
           <w:rFonts w:ascii="黑体" w:eastAsia="黑体"/>
@@ -35,14 +35,13 @@
           <w:rFonts w:ascii="黑体" w:eastAsia="黑体"/>
           <w:b/>
           <w:bCs/>
-          <w:noProof/>
           <w:sz w:val="44"/>
           <w:szCs w:val="44"/>
         </w:rPr>
         <mc:AlternateContent>
           <mc:Choice Requires="wpg">
             <w:drawing>
-              <wp:inline distT="0" distB="0" distL="0" distR="0" wp14:anchorId="16B5A6B5" wp14:editId="51C91BAF">
+              <wp:inline distT="0" distB="0" distL="0" distR="0">
                 <wp:extent cx="4450715" cy="1184910"/>
                 <wp:effectExtent l="0" t="0" r="6985" b="0"/>
                 <wp:docPr id="1" name="组合 1"/>
@@ -67,7 +66,7 @@
                           </pic:cNvPicPr>
                         </pic:nvPicPr>
                         <pic:blipFill>
-                          <a:blip r:embed="rId14" cstate="print">
+                          <a:blip r:embed="rId4" cstate="print">
                             <a:extLst>
                               <a:ext uri="{28A0092B-C50C-407E-A947-70E740481C1C}">
                                 <a14:useLocalDpi xmlns:a14="http://schemas.microsoft.com/office/drawing/2010/main" val="0"/>
@@ -98,7 +97,7 @@
                           </pic:cNvPicPr>
                         </pic:nvPicPr>
                         <pic:blipFill>
-                          <a:blip r:embed="rId15" cstate="print">
+                          <a:blip r:embed="rId5" cstate="print">
                             <a:extLst>
                               <a:ext uri="{28A0092B-C50C-407E-A947-70E740481C1C}">
                                 <a14:useLocalDpi xmlns:a14="http://schemas.microsoft.com/office/drawing/2010/main" val="0"/>
@@ -129,32 +128,21 @@
           </mc:Choice>
           <mc:Fallback>
             <w:pict>
-              <v:group w14:anchorId="273087B4" id="组合 1" o:spid="_x0000_s1026" style="width:350.45pt;height:93.3pt;mso-position-horizontal-relative:char;mso-position-vertical-relative:line" coordorigin="3780,3468" coordsize="4860,1237" o:gfxdata="UEsDBBQABgAIAAAAIQB3z3srGAEAAEkCAAATAAAAW0NvbnRlbnRfVHlwZXNdLnhtbJSSy06EMBSG&#10;9ya+Q9OtgeIsjDHALGRcqjHjAzTlAFV6SU9lmLe3hZlECU7isj3n+y9p8+2oejKAQ2l0QW/TjBLQ&#10;wtRStwV93z8l95Sg57rmvdFQ0CMg3ZbXV/n+aAFJoDUWtPPePjCGogPFMTUWdJg0xinuw9G1zHLx&#10;yVtgmyy7Y8JoD9onPmrQMq+g4V+9J7sxXM9JPiy0lDzOi9GroFJFgWnAVhkHPS4Ybm0vBfehHRt0&#10;vUiWnFKlgZx2sJMWb0J0uu5wUM3CYA41JnGyzkS130V+hjp5vYQncLIG8sqdf+Yq1GW1QwYbUxmR&#10;XtaIxRQmpmmkgLRyuJuoc4+/tGtz0A6G/4pXAXuD4azOpo9QfgMAAP//AwBQSwMEFAAGAAgAAAAh&#10;ADj9If/WAAAAlAEAAAsAAABfcmVscy8ucmVsc6SQwWrDMAyG74O9g9F9cZrDGKNOL6PQa+kewNiK&#10;YxpbRjLZ+vYzg8EyettRv9D3iX9/+EyLWpElUjaw63pQmB35mIOB98vx6QWUVJu9XSijgRsKHMbH&#10;h/0ZF1vbkcyxiGqULAbmWsur1uJmTFY6KpjbZiJOtraRgy7WXW1APfT9s+bfDBg3THXyBvjkB1CX&#10;W2nmP+wUHZPQVDtHSdM0RXePqj195DOujWI5YDXgWb5DxrVrz4G+79390xvYljm6I9uEb+S2fhyo&#10;ZT96vely/AIAAP//AwBQSwMEFAAGAAgAAAAhAIsaPVWnAgAAugcAAA4AAABkcnMvZTJvRG9jLnht&#10;bNxVW24TMRT9R2IPlv/beSRN01GTClFaIVUQ8ViA4/HMWB0/dO1k0o3wDTvoBmA3dB1ce5K0aYtA&#10;FUKCj0xsX98755x7PD4+WamWLAU4afSEZvspJUJzU0pdT+jHD2d7Y0qcZ7pkrdFiQq+EoyfT58+O&#10;O1uI3DSmLQUQLKJd0dkJbby3RZI43gjF3L6xQmOwMqCYxynUSQmsw+qqTfI0HSWdgdKC4cI5XD3t&#10;g3Qa61eV4P5tVTnhSTuhiM3HJ8TnPDyT6TEramC2kXwNgz0BhWJS40u3pU6ZZ2QB8kEpJTkYZyq/&#10;z41KTFVJLiIHZJOl99icg1nYyKUuutpuZUJp7+n05LL8zfIc7Hs7A1SiszVqEWeBy6oCFf4RJVlF&#10;ya62komVJxwXh8OD9DA7oIRjLMvGB4N03IvKG1Q+5A0Ox6g8hgfD0Tb2apM/HmEwJueDw5CZbF6c&#10;7MCxkhf4W2uAowca/NormOUXIOi6iPqtGorB5cLuYbss83IuW+mvovWwMQGUXs4kn0E/QTlnQGQ5&#10;oTklmil0fJbmkXXYG8L9ZhbIXBh+6Yg2Lxuma/HCWbQrJmDmZgnAdI1gpQvLQZzdKnG6A2DeSnsm&#10;2zb0LYzXVNHx9xzziFq9G08NXyihfX+8QLTI2mjXSOsogUKouUB68LpEnByPtkeOFqT2fdsd8HdI&#10;I54r50F43gQsFWJar2ODt4FI4BZzYOfQi4+4b3AUjBJcNMqH/au2HhwFg0UPpVmMbT2EMoPz58Io&#10;EgaIG7Fh41jBlhcuoMStmy1hWZug3kbpHksEidD6FuPgnzHh4I4JjygphePohJtP1zefv3z/9jXI&#10;uGuo/8CWePD+pi0fftw2tszyn37abj33R2wZv5R4QUQ3ry+zcAPdneP47pU7/QEAAP//AwBQSwME&#10;FAAGAAgAAAAhAPPyIlfHtgAAfI0CABQAAABkcnMvbWVkaWEvaW1hZ2UxLndtZux8d3xUR5au8Jt5&#10;+3bf29lZz4wJCp3UrQwCgQkm2QSTDCaDcRp7PDN4jBMYMNgYjI0TQYBAAaVWzlkIIUCAQIAECBFF&#10;RhLKsXO63fd9p0q08RjN7m/mN/tX39/15d7qqlOnvnPOV6fqXvnGhcooN3bc+eW0AcueottL8we4&#10;/aub2/8qnD7A7Sm3/4Orm9tv8Z/qf/+Hm5ebiOMX7HnpBx//4VduL618++MPVn/wxzVSev4l6v1f&#10;JoXu/t9T0wbc+aUH7mxP/drtX/Cvm9sR+nXbgKeeki/8dPWad1ZR2b+5qdy+p26Y9KSjv3H7lWPw&#10;pl/gOQilvH2aSL+7uYWyer+Y7Pb0opWr3lktnfvOOumCD1b9/n30NmTT7/Cf9JLHJje3YDfefoAb&#10;afLUAGr2eMm/kh5P/TsuI/7t17gOYL+6uREO0srZblRGI36G6eTm9nsIoLHfhTiChKT+ywCSSAhN&#10;+Q+p23ncf+MWzfSbNmADfnprgC/KqOQb/DvAbRCubm7nf3jKbYzMzW2Rij2yi8N1uBBwIeBCwIWA&#10;CwEXAi4EXAi4EHAh4ELAhYALARcCLgRcCLgQcCHgQsCFgAsBFwIuBFwIuBBwIeBCwIWACwEXAi4E&#10;XAi4EHAh4ELAhYALARcCLgRcCLgQcCHgQsCFgAsBFwIuBFwIuBBwIeBCwIWACwEXAi4EXAi4EHAh&#10;4ELAhYALARcCLgRcCLgQcCHgQsCFgAsBFwIuBB5DQHSIdsFhF0Wb3WG02qyiiNOEqyDY2SE6UIOd&#10;gl202ujeJqAVnbyCKApMIP7/SWhlE0WLDRf8SjVJmmATBIFKIAEnO1BuFuzolItCqcXuMPNHXNEa&#10;FewCqcH6eUzln9zqRBGnxiEYUBlCHHbeBBqgX1xJH4ed3/B7k10wi6KRnXQj2FABNzghgRRDBTsN&#10;hHSFMkxn3FtFAgqHDYJRyPSENoDBZrdDCJ02AXg+wodE4NEq2LnSJM/OZYhWK7oS9XRS73iAwoCO&#10;agoCRKE7rgMaoAwtcRptsAHhDMxxGmxWDEQnOlCZJIgOPi6NxWxhhXoGAkMeEtASrX88IBZjYR1C&#10;ItkIzTmSqEf6iA48GiCKGYKcgexOBoKqkMfBRyt0BGXQClrhV1KY/hEdUARYoXPmFSaLhQ2N0MYJ&#10;+fQoCN0Ou4n5FbDS2AkWmI1AQUOzBYCQQIjEoyCabST/iQfvBQKhPAdEa7dBGlTF2ac/U42XPFEI&#10;Cvur3994nfaCouidPIQbGr7vcGCk3YK1R7RDEx1DqT/5GCkpyQ64Comyw4MceosZw4Ecbl+gDb8F&#10;2kbgBlclb2QjpJs+D4MO1JyBzBvCT/rzZ25BM/Nh+BjvC57ZCamQB9ewogMyCFkBpmGkATRgOJ0D&#10;oQd3hSsaUbPDbO0iXQTRCiKxGaxmfb/m6g/+f6gcqDngm8xbnFfgyFHlV3TQR0o0Ijqc5c4bs5XG&#10;DABxghB4Oa4AASVOcZADqPH4k8BHwY88AIKgA5YCthBFlfu6ZX3/9MKFw3ZOrcirHRQpBquF64N7&#10;rhUCHyqhJnkLO5ytcIMCPkzmV8x2FIw0ePpVdFCMoykGyGpyxdAG0Y0aeIT78fFiNDhRgiu6RiEk&#10;c+G48k65AlSHTR/oiJ19/XLNURXynWDyG1LPOa2wIrMZPksHZHLhvC8qYegJcFLeBDMVNwqsgGDh&#10;0cfasoHSRAYhrKDv0lfO5HArQwJOsBO/gYa4cR4cPWjOdaBHdnC7O6vBTKQVHzVKYRmaPoi4GD+w&#10;mdFidVBQUncUWcxLUWAjqJ588DqIcWe/UIPsyqmGpJA0moNIob655uey+quPtk8cL7cXfkVD5xiJ&#10;1jAoTBx2O2ZS7hukGM17jPp+pg9vC33QCzTEFSEAQHg5xoE5gY2mrxcYngBCp+SrDEZegkducYwX&#10;UDMrQCAB9yR/hiK8jlMBlKAviIV8zuRQAqIQlXg0YR5GmKNHBJnFCrhBZ714MNMk2y4YjCIaW8yi&#10;FRpqjaafI/zPK2F4IPyI3gl/4IDJlsUyw5s5AJuy9VYLtws3DREOiyDohrYoxAmeBwKciChmWEOU&#10;wHdx5WefS6AXMjezAr+y3tEE1WBECHm8VX8I/EQCl4Mh2PvmWUiD8+DEDfolH4Zx0dFPu6ZCpw64&#10;4e6BOlYiKz4QrhVLfmikyIhgLA4FhOPkBx8dL8EVEBnNZnpkB+rAcx53nr5+0eNPVUJD9EsnIx8u&#10;nKDGwX0Vt7wJpNvsNnjQTyVAMkgDP+KAFPYv6Qm1e5F/PTqciqGAFHuEg8Vkolb8kciGpYVWC03l&#10;3JrMvlThceUZaChERxx23PATHIiSvvqPxNIjhgMqRew6rPA/h8Uo2hAWNrNo68TUbzHRbIK4Rj5p&#10;sYoWATMV0oR+/eFxEHDPTcn0gRpAAfqTNDY3oaQ/OVznn9f/G+Ml+YwHYLI+tBEBfKROxsAjE92f&#10;fF5OotjJwwpXOh4HjeEGAyHro4wUNEW2Qyk1xAB/YhSnw/Tvzz8K597yqAkwRyrYg6UQ7GQFxVFS&#10;2C6a6kW9gVwJHoI5CyssGIich9IzAcGBDM1icpgMsCWij1T7nzsoiQWBMC4CknRwx2MezudWQArt&#10;ccLVkGf23f80maMMX6DkymkUDBMn5MGTUe7syFmOmnBXbjUYgveuZVGDch4RvC1s1B8ij9kOVmUH&#10;YzBIQxvY+q9IhvdC0QoTYJ3IVl6ow8ZNC7EfEYCDsEkK/s9pDQKhPAYCTuBQ4J6xnAMRh0ntRxJg&#10;TAGdCUwe8iS370AvUJR+xcG5necV0Jw5P1fyUfU+GkR9lDtP3iM1x0Aoz2XS0AaiLFZKgR5BylkL&#10;DTE2lEJzWtk9dkCZPn6CEAhkBx8y3eI3swXd8ebc+pCDR9KTwYhhcs054Pwn/IpqnANx49ScBg5M&#10;+jTHE41LL2KFaHKYNXUlRfdTU+qSE7pv1GAdDHdE2PRYwWw/BjXuqdmTDiiAA3WpOm5YoCHWwKjc&#10;2eDtWE0Ts2GxbOo3f+ivfn/j5T06r1w1YAi7YHT8Ss6AUWPsNqE/+X1zGYMXzkZ7C4IN2kIIZJJ8&#10;jAgS8C8OTHmsJu8CY4evAhyONlemj+vQFKeFrPtEfybFuKMwbfswRArAOkUckJOBr2ymnjNnHyQl&#10;Xy/IupGWdC0h7n75YZAYnAobAuAIwWFuPHWiJT29ISWl6dgRytTgnGy58yRz/VPKsNTlp5ESD9Ar&#10;ZmHAQuihPxolAw2sAmz5lYPGkUEdDB9rHwzqRyQJQDIlSniM4N4ZC1w4HBU36BprfJy4wSMKEW6o&#10;ifp0AItHCvQ3eG5TfnUmUaQJIwene/NHXLnyj7dCCRoSsTOF8QhvRwUa4KNB9UUHUwwV+GDhafA6&#10;1OnTluuMSQlJE0vFASZGRM7EdhShDBsNGxke2CNGjRN9OZXHDU5yXe7/TCwacpLBghq/YoMLQHE1&#10;gAyqP3FcKHQ6KnqBBXHyMEHvIGFGVNQByWcHHxGXxlXiWGGMOOHhCDo0I+pgGSxA4JVx5SbGFWAi&#10;zcMaFg7DCyEKB/pACdV81Ip3gWsXxgSa7O7Y/+KsnR6K0CGS4uXLbkbtEbUadKtzIG1jEwRSLztt&#10;LvXnDxAOaZDPJXPlMXau/8+v/cn5eU1e4tT8r8aLeQTMz72dWayPx2ApnjNAB85s/Unm5bwtnxpQ&#10;wvXHFYbDQsn5iBuuCbcd6qOEj50PHPf85NWcDVEIsT/3Z14BvfD6MBNK4JZIPQG81mQAF4tmQ1Nm&#10;lnrs5MinPdRDvA8M9Ar3kkdPmnwtLtba0QbJ3TSZ2Mq3fbPm35/+bqBX4qRpN7fvFVs7Iao/nP8Z&#10;5aBfG+1ZEJ8Y7UguEdoOLVbFbKVGVmAHdCK0WYDSDTtoR4jtpQAlbCcSAqgAEAg1GoXGiPwU/E+1&#10;YRGeJ0MeVUOPDkFvt/Y4rFrWKU0ENitCFUFHCQ9aMTmojOjrb+w8ZIAncIO2JBfp2aP9JeoYPyEG&#10;nXtEbFcc9ZFwIrfEDeqjDuTgvtdogEv0cRqa2e09eh1VQBUoQ7tjNBWCTGgdhEJqSis7hDjdoYD4&#10;EBv1Do3o6LRbtHYQ06N66AKLQZolfjwgCmogc0C/kMx/I22pxx9zPNY5rd+J65iqAEpLCQy2jgkb&#10;+oUxBgzBua6vI/YTmkM4NcdBsya/Y3M98TcdjKXoFQNw4Ac8H5rgETJRCfL7hvJoQOiaU6tGsCJl&#10;ZeFA7IHlNq+JTjnFgSoftaXQRphz/NGKD1nH8BV7ezJXvlv08uLk4JDdHp7qkJDalHTRajHazVj7&#10;wC36hDCr0bB/djB9Gfcy8sQqCB1hUNCfAAF6XHnmnyj8mYC+gv7q/+3xknzqoo++IAQIYArgeAJA&#10;PCIKOJ5P1KfPOo8M5FQPErgtMBwsE2AUMgcOwAeaf/Q6gNTGT2yG4j+SCVhqynHoz59hQcikDTTu&#10;MGz2h2cCSlx70Ie25/jqdfvlfrul3vnz5xcsfj1v0fKiBQt2SCS7Vb5Xtn0n6kxaOKzJWBUWmTN3&#10;UfGUWRFDpLHKoPLPN2l7WpwD+R+4oY0+RDYWxTjNmCsRMsgq+t6awRw0ViAMpHAascmBl1JGjiS8&#10;hFJlNmWAiPoQBolZIJMCBy3ImWhHhO5B/lQCaQhE8Cgld9QdTsGElYcByuANJnbqqA6K9SbR0Bcd&#10;/UEB/uFURk0MJqJQNITvg2SIPFFKFifdIE+rFbFnQzRAevUFmsnCPJ4RF2cgGj18iHgVpM2UcZAy&#10;GBcNgFiXejFaCAoeJtyX8BvNDwI2hRgENDTRqEehXo9ooIOzH/yZcwgwofHiQI/QBFMxa0T3KGEn&#10;TOBcZRDjQCOjCYqQExKFiILRRENAWzYu3BLlkm4kGDXw74+9aAC1zWgE+HSQG7ODcyBqUr5BhgZA&#10;ApeJXqAngQlZsKbOSFAzBUAaUINQwgFtybKkIUnAIzM6prO+X6ESfrJSZbQimThQE//CVugXd/pe&#10;UdfVnJuxe2RIpEyeu/IDsbsb5TqMEr+Su+LanzsgqFjvmH0YGhDPM1uGJusaHvVonkWw9yeov/r9&#10;jheAMGPhCt/j9iLrADGdgbRCp4+CAjzfn3yqDzmcG/neIK702AcpZJL7og7GCAPBFqwJzIdgxC0O&#10;siDHAT1ygcwBAHh//ow4Yv2C9nnMkoLkDKLYycAXHzZGTZ8VPXpsXdguse02/WDRi8aO6q0bdw0c&#10;WDptlnjzDuqTkB6daDJ1HS5JnjYt3t0resK4ttrT/eH8zyi/kZt/Pjm1Ki29IjX1RFZm0/WrRG7w&#10;H5a9E0RQEv/ojPerLpQmpBxNyTiZnddy/SZBaqf9czgnph4eXKJGV3ukvCQ+qSwju+nuPbS+kF1Q&#10;lpTWcOMm7olDAJhOf7qk9FSc+kJObtfNOrwY6Xpw73hW5qnklPbTZ4jmEDuCo+fW3aNJaUfTMltv&#10;3/1bPgz1cJosHXW3z+UVnYhLPp+SdTUjHzxAtMY4jcgNVQyGE+XlVeq064eOkpuhlU3QPmyuzi6o&#10;jEm6fvossRYU7NVV5heVJCRXFR9ytHSgYUfjwxN5hRjUnTNVFMvsxZz+5t3K3MLihOS66gssGGnF&#10;iuC9nZVbk5p+XJ1w/8wZevPzsAkIX4xLqKioMBgwZbBsgV05p6GEPBb+095Vc+jI8YTU6tTsqqSM&#10;koysB9du8J94GzgM1lw3UnLOJqSha21LGw0Bp8FUeehwdUL67aMngT+JMpru1tSezci9mJyl1Wrh&#10;xmjLnVnT2HQ2t/Akeqmu5rTGOZa04Mwv2NG2Mi0bQOG8d/w0cSOihxSFu2qvlRw5mZR+9cQp4InC&#10;vuZQwy5q7twHmKcS0jCEw6kZTXW3sMmIAGRTlGjr7q0+VHYuMb324GFOiTCQobX9XE7BGXXqmfBE&#10;S919UHG7KLTQx0SGknf/pJYqfhg1wXyu2mLEElTA3EBTBk1VMOyTj+rkTPRerk65WFIGSAkfmhAo&#10;XYTC96ovHotPrkjOaL1Wh5kOhU+Wwr6+eGL9/sZ7MD3TaS+MCw5HmGMxcvvBxayCCnXqyfiUB6fP&#10;0YzANur70weTwo2q8wXJqceLS3St7aS/TWi+d/9MbDIM2nH3fp9LGM31FWdh9GOpmRgLsSUqMj+H&#10;9btaWoHDaXXq6dSse2eqxW4sGmAg/EfHE/2ZKhhMD06eOZ+YgXA4l5lHfWEcZoSjQ0uprqXtVq3Y&#10;dKvzfHl1vro6Ob/yxHG4ZMvhrMhhvmHe3g3FBU0YHuZwO9GgUTTdSYzKGx6839f7YmJYfzj/I+Vw&#10;B2yCGBy2HodRS+9m9dXhP5x4+7UTqqBYD499Co8D8sHJCo+iOS8+OJSlYbsYMAoLQ0FsazImxBx6&#10;YcL+IU8neftFuXscnTezPT5M1DRipIwvaG/HUl1V/e6fUkaOjBqkSBysPDZrZtuB7zOeH7PTy+tK&#10;UT7AZDOZpXnLF7HD/VIl7t/5+qfOXCTqdF2Vx+KGeOz57eCSdevI/xFBduF6XlaMXBqllN8qyqMu&#10;kChBadzQNE3POgH7j9gDFERNT2N8XMmcudEengeeGZSs8E718S15/fc9xbmivUsvWgyC2IP0R28o&#10;mDI7dPDAooWLsTUIp4LMlotVUf7+e70GHvrLStrAxQdgvR3ZkybtV0hjR4bo79Whr5ba6qhA370e&#10;Q8r+8GcQF8uMHLfLcvYqZfEDf1fy6Wo9lgWQ9uB+1ab1RUqfcIkkYogkcsy4o9F7Tecrdviq4nx8&#10;zh4tt+hIfc4wwBa+Ahqh/SYQb2Pd6c3r4kNGxQ6RpspkkZ6/ifbyrlww33EwS7Rq6Cs+dGC1t+nb&#10;M8eP2y/xjA0Jtty/SVMEoNB358+Ytt99YPHChT2CnjRxiFVfbNnhMSRl3DBtezv6Iq62gVuEzlPl&#10;B4L81J7PlL3xOiaZRpF2d1G/06zVgbe0zWc+/yhl9tQwiXS3hyRUoYwMCDi5+l3DwxpkfjqrwWrS&#10;HZw2M/R3v8lfvgAGR+96G62ytYbOrlNlmQtf2u/tlSDxKJDKMwepKmfPMxwrFum1PuZtVNXFzJqp&#10;9hiUt2Ah6IKwcBhav/gsJtD/W5kkymNQ5Ftv8MwAbzfNTXVxc2ZF+o/I9FZdidmPvoAVdtZ6aREM&#10;BzBr4XFwPYPYaaUIIte4WlWxdVOivyx18NMHFe6JPp5lbywyHjkomvTdtK4nFA6vWxPlPmSf1LMm&#10;OdbqwBeR/XIawSgKpWtXo364XHI5TU2Jt0NsRv5Lmgumk+W5L7+k9lVFDxkS7eX5vYdH9KxJXedK&#10;LKKG2sKsFnvt2WOHF82LVCni3N1zlaqsUSHla/5yrSzDLvaSPnbr0Q3r9g98Zq+X+7XMJK4PMD27&#10;efNOT/fMsWM1TfUUVg77nczsMLl7uETaUFQIaoJ8TFxHP/4wzH1whMd/tqQmYO4AOLCx2N1YH7sv&#10;a/aMGG/3FIksYbAsfcz4qzu/EXVt+FmLFBVsc+tKvK+v2kNy6vcrW23mTvIhrDia7yZEJIwOiZN5&#10;xMs9Q2WD0xfNuhG7S9S209YUvj+zoF+z2Hgpe/KYbImXevCQAyNHVH221p4YkTJcHu7n2ZGfSXqZ&#10;aTGjsWHNZS34458KR4yKVUgqN/5FFGAtoUOgl2v0qZtdNJn1GgzuHzigEjrUWzADIsk0X9j9Q1hI&#10;8F6JV9zw0enz56uXLUpeNC976vP7ZfL458ZWfPwB1ANjgAku5eTsnzYj1C9wq1KavuzlA8uWJs+e&#10;/fWQgXtGBB54bfHd0+VYDgBkm1l/YtPnoTLJ1zJJ/PxF6QtXRD47ZrNsUPKY4AMqnysFueB8pDEN&#10;dbXZ06fulgyKGx28d8mCmNfeNj9E6lCePXRYtEx5ctMXxGl2smNdQU68UhHt4+3kNC32YQAI5g7M&#10;u1iiUoYoNFy9WLRmTbjP0DCFKv3V5XuWLYhbMC/ML3CbVBkzeULJ+g/tXc00cJhNoymcM3+fl8fB&#10;xUudnNZ9rTZhxIgIhUfZ++9hEOAZs7Yr74UX4Ifq0c8aH9xC287rl+JHDI2USys/WE38QNHhaDxZ&#10;Gh0UkC6TV2z+XLBbuh/UZ7z11napx75h/jETn8tZvjTz5YW7lAF5z02M9fPPmzBO09zKGtILOAjB&#10;ScQM8zrEpnNnM955dbuv97cD3VMnT0tdtjj2nSXxc+ZuGfhMxOiQgq1f0GtHRK1D1Gjb8qdPOaBS&#10;JI4fa2+6b8LHaJBi6s2bMyNK4n5oyZJefJRH2onVm78MlXhmTAxpq6/HBIHXb2yNKVyPDN8rl4b7&#10;SqP8Aq9kpIKNSQItOISOutrDn63N8lbu/e0zpc9PK3l5cd68haXPTY4Z4pkzd8aDC2dBiXixXzx9&#10;VoRMkr3sZSBqNgMLh6jT5ry3Kipg2AGpXD1hQuaKV2IWzo+YMXOz++DdU8ZfDA+DyUgrizFt7ktq&#10;mUfJKyuANL4KvnruRNakCd8OHpgy7YX8JQsyv/rS0qXDl7dIDnorD0eOCgn3DUxSqjLfel3sakNy&#10;1sG+BaVUDUkl4gt7n1gH09qu59Te75LnzvpcIg0bEwK+zX59YfRLk7+Ue+wLCclevcah7SUFRKFs&#10;/ScxXp6R3rKrGYkI1P+S0458ujZW4gXAUZ9zWg/EGE2X94enPD8lQiaPVHpXvvFa0dJF6XNeipBK&#10;EwMCqvaG0irOIlzYsSf8hcmh7h4x48dmLZ6fOevFA8DWwzP6+Qn34iOcnAbOhD43c9O4fPj/uS1b&#10;dku9csaP1zY3wOFRci87N1zpFe/r11J6iHMaxnJy3SfRCln8CNW1pGjyJYdYf/hQ/sq3vh/qt91b&#10;GTl3WtryJSnzFn7rE7A7ODD65Vlt56qMbDnZe70mbmhgvEJ5ftUavJuD6a8fzI+YOGFv0NC9PqrC&#10;ebNh7vzZ07/3dI8KCghfOPfhhWpiD7tYX16auGg28i71uDEZyxbunTF9tUK+N8g3a7hP1HBVS3Eu&#10;bWbSZ/aIU0G4fzvu+WkxStUuhSR55sTuSzXQmXIpqEpLPKRY2JRhX5j/vbQG85EcRj/t+Xnpo8al&#10;SFXqwKBTkdGYQAULlvwmzaULySuW75LJysaOu11aiukSjqh+eWHMQMX3Xt656z8R72MJ6RBv1eW9&#10;9mqoQrZxyDNndnwrWvVY8Nw5dWzvsyHR7oPK318pdraI3b3NiSnw8Gh/RVJg0K3CfJ4Z37tUFTM8&#10;OM5fcWTDB5gCxM4ejLC2vAjOgM2TUxs2ABDoCU67WZib6KuK9VPdLs7nf24A+/LkCjrQ8gOzs1Ff&#10;u2PbPv/A3f/5TNnrbzgabiMc7O1N50J3x06YFOMlSRsZ0nGoGF2Dyi267sy5Lx3wlh9Z8Rpex+Gz&#10;GcjouX45MSQEnHbsow84p6Fa4bRpMf4+iWPHmOpvY3Xdca0mbnhQuNTr1KqPoB69fbILzcePhal8&#10;06Te57ZthSbGq9e+V/ocCvCNmjOtufwg4kxsqb+xdkOG1AdJY/rEcbZe7OjTzh7fgURYImGDMZEo&#10;nPx6y3deA8NViup1n1pOnRG7WvE1UNfliwffeG2fu3v488+bGx7CE9AEe02506dE+HjHjx9jaLht&#10;sNox4wnGnvy5s+K8pUdeeUVLaxsy0YUvvwJ35U4Zo21tRQmaE7DNTcfe/IN6+PCMN5ZkKnxK3nwb&#10;r+ZRjNNq1Z/+cstOuQwTUPZrr5qrzwIw0aq7oY7fFhgYPm1yRXYaFiA6i75w1ktInrNfoTyN5eiC&#10;eO/e6TXrIvyDoye+0H3iGDQ163ptD64Xv7Z026DfJk+dLra2Y6kv9LZnzHkxTuFZuGIFekTideno&#10;QQQXHKl2/RqMmNb+drEHv9l660K3IdJzZ86KCxkRGhDUe+QIBtqGHVcctP0IiqcsUaMVdGab5mJV&#10;6LDAeKVPzLCQ02H7RRNyFs3NE8X7J02IHOgVMXSk/kgZ57RjG9fHy6RwqrqcVAgEe/YXT8Q5ooD6&#10;arkM9W9kp6A+ggjRaq2tiR09PspDljhp0uWofaIemY5ec+FCzpIlKUOHlaz9pFXb2X7n7t5Rz2bJ&#10;vGKnzTi2e4dN24qp58rWr6Ll/nsGy44sWaGndMZa/tmncVIJJm5wGjgW+sBM1Vu3hilkeRMn6loa&#10;4fOwe31eQZSvTO3nX19YgMUES09sJ9auiVUqdvp73TqYRSzaq499cXa8n/+3Q4bkLcTyp0PUdIta&#10;LWZ8pC7xctnl77/H2xawX8eVCzEjhoUr5GffXw0Owi5z0quvZsr9d0q9kceKrfexPhNvX81evDhS&#10;pgofPOj0zh/IRXp1CTPnJKt8t3p6XYw5IOLN3t1bJzZtCfMLyA0J2hXofb8on8LT7sBiEGT1sKgg&#10;LiA4Y/KktAVzMCmUfv21qO1FmtTL/xiHwYtN2/7w/++Um7HjbcMM59D2tCf8eeU+d0VK8KjbYaGU&#10;KCC0RbGJvnVxaKrPfB/kn6pQ5K9eLdp1t46VFE2cclAaVLXhC1NrE6yMmhigo+7q+U8+wiSVPH2K&#10;eLcOy4D2isMRQaosb+nxDQQUZcK9xqbImGhfWap/4L3iQhALylqvXUJeFKeUpH+ykrklZYPXT5Yk&#10;BgVilr++7RvOaUgtwGlJfj7xAb53DhYwXqelK/2K93eC1YDPMi3GhsrKnODAvXLJ2U9Wi7duUDTB&#10;5RA+SAjTEtOCg/f86ldxb74q6vTYDQYjps6ejnSr7JVXsVlowOaD3dF19RLntPKPP0RzrD3BaUXT&#10;p8cF+iWNGwtOw99ZdNddThw1HA0r3vsQZIslPBBoLC/frQxQy1SHv/gc3Rqv39gXPCLXW3b6L+/C&#10;JR6Kpmb8wZa5q2LNR2q5Iun5sd2NTfg6CDsttOREboW3hGzB2lNVmfjiC7FKj9I/vi52IqVkeZMD&#10;H2ML5tLi/GHBEQpVRVi4xmjqMRlNna05s6ZjIRw7Yayu/habxLG06sydPydeKTu6YsXjnEZxMXVs&#10;b0Mj1g3Ngklr1FTv3hMh8yucN++Mel+Oyj979Hjb3TtIevECuqHhTuoLU5PcJQdmzhCu1sA0+Lii&#10;Cw5v09tu1IrdTaIZq1qhx6jJnzMXgOe/uUy0GyhNg21wtRq19+t0rQ8wp/RoOmCB5kN5NW+/kaKU&#10;J48ZZ29s7HVYbdq2Q0sXxvjKMpcthSuiVcPp46nDg3erFDWbPqUvAbGUNJMrih0PTry+ZLf7M6fW&#10;fpi94pX9HvLz6z/DehMfcNI7AvRJH3ub4dJQwKEzXN2+PVEmTwsa1hwRCaoDLO2UzVssx49VLVmx&#10;/TcDj7/5phZk77Ad/3xDgkLu5Kj/ktPAOagf5+/j5DR4Uc3+sO2DPSIDghpy0nSi9r5ou0mvuxxt&#10;9bfEBzdEUzdC9fie3Xu8PAtHB55PSIRftWM3EXp1dhz5eP16RcD1b3f1YqiChcsHpyEP5GtPaHn+&#10;q6/2KxX5kybxPA3e0pBfGD/UB3nanZxs4Mb5uWL9WnDavkBFVUosItd6+UZyyDgs1WvXfCRer4V0&#10;TGQgGUdT/aW1H+QF+ESNCqnLzSZOu1YTPWbkDm/ZiVUfwdDaUxXY9FB7+Z5bux7ZSBe5LuLIZr58&#10;6cTHn5QopZEzpujr77SeKA9X+BYHjCj/+BO7Vg/PIKLTGGo+26T2990T4PvwYDGQpz1Shw1f21Zu&#10;/TJ6kKT0j3+o3L4tYqBHxKzZ4o2rMF2nnf6ygHwGL57og9y//4AQbMAiIcObv/qKk0dWfRi2aFFP&#10;8x0MvMdGb//x9yZIqoXqcwcmPhfnLS95/0N81JC2ZlWyRJks872Wk0U7xRqD0eDoom9XLA9yU7H4&#10;ilaq9KUlJru2/WhB9FDf/ACfM1s2IJttxJsXu3i1oBApWYLSp764CLMQhgJOA4dESgYfWgs88YcW&#10;tAVZf+po6rBh2Iaq+WwjsRYlWwLWnsjTwGl3SwphCCzZ8NEX/cayZcQX/q2JT8iXeewbF3L3eAmk&#10;gaPwO/KfHnxj0PUQm8zpU19IWbfabjDosPdm6smYNRXbYoeWLgenIXNDV51XapJGjkSg8TwNyYNJ&#10;0+nkNFp7Co6uG7UJI4OR4J1+/2MYEus4tLxbWrrbPyhO5Z+3cT08ytGrObZxw2bP30WFjGk+UgIy&#10;NLU3QOuT27/eKfUonDapb0ufkmXyBnAabgiQI8WRw/0T/CRHvlxrFi0d+BU4WQV6AVB3LXv0s7Fe&#10;ksKVq/AEG5kNvVkzpob7KdWTx+sbbuvwCRsywt7WrLkzsWvx8zwt54XRpuY2qNeBisaehNnzMJfd&#10;3hWqa7sfP2pEWtDwpkLsz9i6HaYbt2ojA4cWKX0zERFdLbaejo57d1pbGjED6rWt9d0PsGlJM5pR&#10;UzR/Ybi3rPD1JYJFg5e7EIwfmuk7c71D366tPVv62frSd/4UPnyE2pNWeeq5L5k72uBmoqErbc6L&#10;0T7SrOXgQ0q0HxwvSw4I2CGXVH62VosKAmWZmOPaDhfEjwiMfHaEtrK8Jjoy1jswY8I07Z3rFEfs&#10;HbGJvh0VdDAWTNHWpp46Jd/HN37SeHvjXR2WwhaHxmKhbRZ977Ufvtvv75cxemRrVy/ClHPa42vJ&#10;/iKK52nY70JeF+OrvJ6VzNeGSDROb/vygMovf+p0x/lKh6m79c4tsanNWt9k7W0TDe3Glnuw4fEN&#10;G9Uq7/gpQ/UdrRiYzo6RASwBL8XunTqFfWrK0xw2rG15Hoj9NMgHx4KLkKft85YjT8N+GhJTRAQ4&#10;DXlarMrnXl4ucMNfXCCXPfXpuiiZJDnIty4zFZLrcnL3yZXJfn6t+RmY7/V4MeQQDUSAtpayHPXo&#10;wK9+8+varV9hysR+y4HRIT/IJUdXve+w6Uo3b4r1lEb6BrampUIlvO9sMhva8Y2kaEPYZvvJv/ZV&#10;Np081nm0NEqpivP1Q65otmE3zNhhoT+QaS7M3ymTIN/uKS3VWPH5IhzbYe5szl26NNpdei02XHe9&#10;pnjii9uksofp0NOmxWQNW9MBXWip8ncfLFSwznU027CoxW6E3tbSgCCCP8M9Om/dNF+subojNHve&#10;y8khIfEy+bGt30C14k3rYrykWKJWpifhAyEyC3xYsHbatQ+OFu5Seif6D23PysKitqfiSOTwwASZ&#10;V8XGNUC4jb3KrywuiPGTxyqU9w8W0YT+iNPifeVlK/+MaoyixPulRaD6KJXyyuZNj3Nago8SUyTn&#10;NFSlMMDLd2RSdixCzGJ3Z+Lbf07wlqixt2M3YP1rwKttLMbwKY1F34X+Gm6LICVjL/qlqc3YXbJk&#10;Ac/TgACfLNprL8QHY8dPcvTD91EITsM7Aqw9YwN8sfbk+2mtl89j7enkNFjCZjE3nzoWFhQQ7+19&#10;aMsmiKK/vm9pvhgXnrZw6f5nJ+wNHpM4dfbxP72bt2Rx+PDAgnEj+95hYcwsTyNuhFEdjoaKw/uG&#10;B0Z6/u74d5/hSxSyDbbTQbbggMs1MSOHJ0il5e+9D7pGsON1StaUyfu8ZWlTJ1ua72PtCb+16DoP&#10;LpwXI/cqW7788TxtD3a9nn9WX/8QRI+vN4yXz+9W+CWMHGeoOoMpKe2PK3Z4epa9hy8lOmHZu3U1&#10;mMcPBgdn+wXHj5u002dYZvDEpBGT1ONeiBj93Pejn8389FN8b6O3GvJemgdOOPzmckzxBDY+GIFh&#10;rdbz+/fFTJqcMW5clFwRPmhImKcyISCw5L0/XElJwDAJbaMucc6sAzL3jGVLUYKChvKytMDAUKW8&#10;avMGfKiGj/uxaMB+Qs2WjTs9h6S8sULs7eq+fTVp/JQoqe/NJDVgpsC34EM1/MkBls34c3vcGSLG&#10;j05XKfZMfq7l4R0N4o2Bi4SBSOPrzV+pZFkTRjXhHajVBE4Dh4Bpr6QncI7qL6CcnMbXhpxzaANH&#10;NJ3+ekuklzwrcHj4hAmfjxq1Qxl8auSLu4aODx07Ie25CZEvThfbm89v344kKnHq8NbOFkQuEhJ0&#10;ZxBMOmzr0slydFE49MnH0CchyB9rT1TjnFb15Zd/xWlYe+IdQXLQ0EbkBpjdsO8r2io3fhrjLU9T&#10;+dxKTcLeFLZ3QlXK6ODAW4WZSLRoBwzTuMnebOq+d6YkfMzQPQrZ+U83YsbsxR7y6JHh/r4XNm4A&#10;pJlrPkj2UW33Uz4syBKxbQ89sB4lxrFcys9RD/P7RqmsLy1qP3Fot0ISNtTv7lHs6ZH7YhoCrd07&#10;VLTLW4qdmd6iIlgZkw3c+npm2l5f/5igoMbKo0gvSt96L0Iqq8KKRiBup2948L2EGabqD/7/Vjl6&#10;shj0ZjvWbPiLAHzOxD5yN+i0ZYfObf923/Qp8c+OSlaqUuVKtco3bsRIsb3XZtImbd2wx08V7e3d&#10;mJmCaMOnPphKGbcYOotzdnmr9vgObSgsRiR2njgWFhiEDdiKz9YjcHugtsNxuSgX+2nYJ7yNtSft&#10;FogPLp/HvAkOObtmrdFkQJDARh2nj8cG+YcqZRc2bcQ8hbDHEg+vBvh+GtaeDEL4E06a7LBap0+v&#10;NL2xC5ZgMz926UJ4L+FJn/z9f/bO/C/KK1n4f8D7y73z3pnELYLs+44g7omaGE3GuCQZExNjtonJ&#10;mMUkalyiSdx3FFEUZEdFUETEfQtqFJAdUUBBkbVZu6EbGp73W6fVN3fu5N6YiR+TOzzp4NNPP895&#10;6lTVqapTVaeOCWZH3TVAGGFu8GZubVFZB+0teyY8t8ve9si0V0xGvYyyHg2ZBubxp52Y8xE6zWKn&#10;pTzzjMWfZpFp2Oqxg33CHexOvvsB9pVA0dN99/zhXd4uCdYDM5YswWyobjEqQrcTMa4jWWLe4rQ3&#10;348IGrXR0SnY0TZ13IimO3eRAeDkxzINn+rNsye2e7rt6P/Eue++wqnFqJFCBpg9SOacnB0+nrEO&#10;Nuc/+5R5CpGkribdoWfHIOdjhwfpsVsUSoyN1Uf+i0zLXPqNRaa138aG6uo2t2auWxU2wCZl+gzN&#10;0AgPXEuP3eTmFO7qU5l2GBHXkHdl82BvJrAnxj17aeliJtRnP/niwqdfZs35LM57cPhA69i/fsCU&#10;z2DS7xtLTG1Q+l+maMQeYWyVMNN8JH3f0JEx/a1i3Nw3erkfePXlQ/MX3AjfodWWIfroTnOTUWto&#10;jJ88lbDa3penSdgCZjhzPMHJeR2OygXowR4m9diijZmZCUODQhzscqOjQHV7V+vZuV+G97M78s7b&#10;xrY62INJu8x5kfBGEqSwjCpxXO9xsiU0032zXJSGWi7BHVp7e8GypSvReqMD6pvJ6u1EpmF3IZMt&#10;c0mA+KnB80Cm/b2dppnSFy7cZeua6huY/+UXaV98mvfN8sIPPy+ct+T41GlJAwfFDx1hrr1z+Ltv&#10;dwwatH+Ej/4mGOhqIIFJuBFmxI4wsIDI0j7+K4udlhu/22KnMb154E97ECNApjGO9nr7lOzbC04s&#10;c0/8abGuzhG29jf27aHlvOR9W91dErBID+wjaCVcCqtipWnmxjOHd9pbhzo7py5bBoO1FeRGe7iH&#10;2lid+ehDg0mXtmbZ5kH9w33d8mK2M34E5wYVnTQb644c3mplvdHZoyrjTP6huHgfV6JLBYnxMkY7&#10;yKuGCD03YiLj/D23O1jVpyZzRRJda+tjX5tBtPEcrvWOOkyA3Ki9e2ztI8c/23m9EAJJzolKDERN&#10;/zMHw5AXWvyrRFHNhtbLMTGxr8/CqRju6brV0SrOwz7GbsBOF8ekt14rPbAHwdCk9dRVFO8eMzLR&#10;3v7g1CmGyrIGWTwlk9jbp48mTJ281dZhz8SXyH6pYQZw+sxWZ7c4W7uMZUvI+q5j7Heaqg7sD3O1&#10;ZX5akoY/TaRM9Y3CMC/PMAerU3M+hYHb8Hp0mSvPHIv0917raHPor+8YyNPvIkzWgyjDn2aJEQA6&#10;3CdBbBFdZqbPrfhN9C3RL04Jt7VNemsWeVl4P/XEddBO5vYWnJzQjswDrZMpByRo6SDzQ79/8ksk&#10;QuwbP6G+7m4rqrJH7HB85kyILHFP5q3MPS0xAvxpxspS7qnNz0Km8WDCpKm3a6rVCpWeo1u/2eli&#10;fWiQVeaC+bwBNdzY0l5yq+za+bN1TPOIZZOpUV5y+tM5m6z7hY8Z3F6vk6mxMs948YO5Z/2JUxGu&#10;HgkOtoeXzAUZMrHtYplQN04Zc2ExvtxoO+uU2e+jPAlRaTrd4bHPRLs6h7g43jh7HI8v6rgk62Jk&#10;gN9PxQi6sU8wANrqdr8wMWGQ47G5c3GVNHS2t9fmH/zzhOgnbY4vXIzY0eqqYl98Ds6PnDyhtbqk&#10;TSP/BTvIWJ6yD1V12NGlMiKKTEI4J33SlJ3MNYYNLs28QMeR1BjIjM0NAweGebifWPB55428rppb&#10;BBiQKZ3YU0w3LOqlvTN20tQ4e/Gnoam5duvcyX2ublvtbXO+XUyuAFeQUVWHU8P6P3Vg9DPGayXM&#10;z7Aha5KT4gY57Q4a1qarhKCwggGGMMnkHYczhlN1XOg+V1s4Of3zBZqhub2n4w7Oh+7O7OBtB4eM&#10;3src9vN3xZ+mmS0yTZjq4F5QilHxU2PKInP+a4yAfpUl7Nvs6BHi5tl47BAg68hGAlct9cHv/GW1&#10;vXX0tMmEpIoPHgyzso30tM9bvRFnGwINI1wrLz8zb/H2ya/m7oxoIiCiSQwi2tYmxPqp73cEt3ca&#10;YBB444FM+3GMIMxpEAbw0TWrjc0t9KSltXHvG68T9wxzccmKiWxnaULdnbhhQ0h/ipn05/Kjx6GK&#10;qU1mD5UlhYnTpx0dZBflM7j8aiZ6UJ+Xt8/Li6nxhU/mMInsvHbl0Atj46z77nh9cn1VubiLsQk6&#10;TLqLF2PHT4yydU55/iXCLvUFGSk+LinuDpten6bdqUb2UisMKqS8MyvMZkCYh21VWhJWKM+2FBSv&#10;cvfa4+5ZGRECdWDksh+y0909vrG3uXn8MJoFpEM3yMeM76fw/3Oui2iEHoQDxMtqLgwNCba3TXKy&#10;j3G2jXaxwwiJ8vTcM/bZ3PXrtPpqOAYZ0sGc2tRWFRYW0Wdg4sBBJ9+ZYbpxSTPc0nLPJowfs+WJ&#10;PmE2jhXBW8iPYv7ecj59vatr6FO2RKKZkNQJS/dcSToY4mmzysu57FASkgVbw3TyZISf7w7HQefe&#10;e1Oru91adRsxXnYmhYy1KDfH7bZ2Rzau1NpuazU56Z+9ucNhwE5397qjx2F1UQpgQWlWMZVAi65p&#10;0/MvRdoMjJk1HdTpuAc2wW/UauQcaWlkyKPN78kRJim63dPGH7Fz2mxvF/Lay035mZrubv62Teuc&#10;7Znkpi39thvexJyurYh7ftxmB5tdo8e03SiD87XszPhAvyRnmy2uAxP+Oh2HuT4/J+Np/yNebhv6&#10;WZ1dsRa4MHyLk/fGjB4d4uvecvJAa9P1xpYbTVkn9746iVh2yoihzc3NlmU7vMJCL044ak+nh7k6&#10;J9rZnFVzdiCgNaxhbKvWgquR/h44ytLmfChyGXne1rJ90rhtPu54tCLGjdRuF2gttxI/nAm0UYNs&#10;Uj94n7gJiOpqN/ywahX2ScSzAbdqoGZXUejmVD9fQl15SQm4StBBpI1d+3ZlRB+7I5NfZTwaupq/&#10;37J561MOEQOtLsz7xFSZp7XfMWaejnt+7Ponn8gYO44MNMw5XG1pU6bEeXos97DbM/2FrNlvsIqZ&#10;YX0ueMPafgP327piF5lrS9tNtYbzR1I+ns0chCWcyrFv1hrqoidO3mj3xOEP3jK06+D/a8lx0d6e&#10;8fYuZ+bO02p05XdvIiIOfzRrs50NkTjoxwBE8Wl5hRs9vDb4uJ8JWYVd1spEFsmvZujgip5ojTrc&#10;v6v+2D/Nzv3kpm87G64bmkpbTx7CaIzuY7XBz7fm8mnEgKmh/Pi8OTvJuHBzzdkR3Nl4p1tXTdzB&#10;JMsB1RijOVQhRIG/ZFGDMWnRnGiH/nzKD0Yj5InwoG7MZdc3DwtiApswzN98ZD9ZmrfvFue8/Wo8&#10;NvlTDue+WUsr5ddyN44YevypQfuGDNYlx2j6CkPZlRNz3iVkvHlA3xOvTK6UoW2+uHBBmKPdLhe7&#10;DSMHlx+M04yN+nNp+194PvTJAUnjX9RqqoT99O3lyelrfFxX2lstdxx0ee1Sra3y2pH4LaMC4wYN&#10;2ubsevNISj1eix5zcVjktgE20QP6XHhxZMONbK35tlZacGr2ByF9rTYNtM/eHtIhuYRaR152dKB3&#10;iHX/s58QF6P91is7dib3HbDFflDU7BnV1zI04x1j1qmocSMjbQbt+YP1jdAwjMtmQ0PsWzODn+y/&#10;28359pYVPY1lWtnVA29NTw4I3GfvhOK7dTgR8nVqreVRO3e5em4OGo6iZPUHRoWhXR//3DPRtvbZ&#10;M2cx6htI32UlDCv7ZIn/Lz9EkimrlXCbsaho3yt/2TDIKtzDYfPzz2Zv2pATHdFQkK2vr2bs1BP5&#10;QwGbuzHWAakqLyvtg9kx/gHfPPGnsBFDdgb6RQ8dsuyJPqF+g09+/rlWWoJQovBIy8m0Ta7uIf1t&#10;r379DQxhRB6au8tT0lFD3w20upuaCvbKTp3G5xDj6rrXzz3e12tN0NBN46e0V1Xqss4lergkuTju&#10;HT4sysUn1ndwYlAAAdMQeytSYbUWAmkiIoWT75usivn0CR9+GuNkt3PKRHxlUAvRR7UFEQpksolU&#10;ps8mfVe7CY3Csz3tCRPHxru5Rfn6bvf13+kdkDZiXJLvkJX9+xF51O7cQRpIgkdbc8bIp0/bOsY4&#10;e6OPZCJYci3E2zPGwebE+KdXO9ltCRwaPvzZHe42uEbTXptpzr+GgcGo6Cwpipw2JfLJ/mQdhw0N&#10;jBwWtM/Xb/3//eN6J4eM+Z+RtE9WnQxBgFRluyznNRfOhHq5xzraHl/0JT2kC7RmYspMQKYkPyrA&#10;C5l2+G+zZc6F5dfaeO7pMZgx3497DrcnSY/xw4YS4ieIuc7TIzchliFQR/9Jt/l2ddR/9Lk4NJDl&#10;YMaKm2HPjw/+9z+cmTZVu1NOO1SWRKQ0ph6Os/feNsCxaFe4vLOp9uLWrZE2jsH2jpEjRuAainf1&#10;3NB3wN6Xp949vB8hS/YyCiNmzHPbrWz3jR6Ba4VE2R0vTtLgl/o76R/M3jDAdqW17e6xY1lBkzwk&#10;aMn/+bft06eXXL5o0reIfuwyxk+cfPSpfjETn6crtenHQn19Y709iFfucPfd6BiYNn+Rdjnj8ITn&#10;dg60PvXxJ9gAJOCRk6bdKN//9HOhTz2V+uZftHoJvushkxJCjAvhNK2r6mj63tffJBcrkqjNmHER&#10;o0dtc/da/R99Up7/88X1azHt72acWDti6HYnp0R/P4Ktib4Bwa5e2Uu/U/K2B8dkhxmnipBGsRln&#10;0Kcn4YuPyYIgT7JkTzR+G3H38WJ9c/mx1KS3Zyx/4o/xjs6pQ0fFBo1e7vDUCgeHm8HbtNomrH2A&#10;rD9+JGnSCxF/6ntg5MjwUcOjhgXFOLmEPDUw+sXxrWeP0Ixm0KfN/xzfToSbQ1igT+SoUVHegTH+&#10;/lv6DQx1cjtP8kO3UUYiiWHJRxP7Wx8PCCIYutbRHu5KGj0Kh0CqvQsBC9JgsOGJJmh3a7O+/oac&#10;xhUOfTFr94565sDQUVuftI7zDjz/2dzWwhxSbsmRNl4v3B3ks9VmALF+rGh6ZCy98cMbM6L8/Vb1&#10;6bMvMDBl5Mg9gYEr+vTZ7etzeO4XTUUFOCuQCB25V3MXLSFBmiTMhGeeWe7s9LWtzdU3304fOnqN&#10;nfPNlCTsBgK8iMq1f+i7dwKM0Qw2jVSLamw8NvP19X/sE+0X2JxxDomBs06N03v6/ZfJNdKwoRL+&#10;IlppSjuyytaelIDzM19GP9J4cxe2DTKh52ZhYeGB1Ia0k8wbcMDWod6QTbpq3cGDCRP/vMnRJdbR&#10;K8IvaP+bs0hp7tHV0VNuqNO6bp9MXzNs+Hc2TieZy0h9SzNLLYqTDiEZVnkNLj18BG/S3RMnSdrB&#10;CRDlMijO1XWtu0/o6BeMpaWN2ed3OtsyI8j6eM6NdVuS/jwVsR8a6H/ky0/LT5+A+swbQD0eOc5x&#10;tYlnhDNz5w9RMXEDBzDzajuaCmXAfAMuKV6tBEPbxTO1hxK7qm7RQaZS+DH2jRsT3K/f6RnTzYn7&#10;j735zoaBDrucPE+9/Xb9/niyEZroLMnqupqDE8bHeHpsHz6qvqyc2r+t+QWLAofE/vkFLf1Q9uJF&#10;a9z9tjoPWR7kE/vWG7oTp6Sjnd2Sks7Kzawr37/+1lYv/y3uPjudveh70rMTT6/8Tl9V+kCgQT7U&#10;vUWscV5x9vgmd+dwe+vjS+bDXS00xUpnVUmvriA7JsA33t6GAY5ntbHbVNVcc2D0s6u8/apioq9v&#10;3rx76KgIF+9Ir4Do0WOL42LoYAt8TQyi05zxzUqSYJE8Rn1bbVbmmlGj1jk4XljylSRTCRJlztha&#10;mBszZsJGO/e9sz/qbqknHbHZ1JS7Zm34pClbfIfEOPvucw848dZ7N86frNGMLR3tFMcgvXbri1O3&#10;Dh5atnrV0bfe3OHqvvWFSc3F+RiqZSfTD87+cP3gIWFegxOdfFa6u59++722jO/xBPJGPVZ6iy52&#10;8ispzq7hM2YAQmXiQagc4mIb5+Zy0Ms/wiEw/Z2PsleuXOfiEurpVbx9O/oLwY7VpOn15L+RhbjG&#10;y7MqNYXor1yUTogWayIjQJFbX1J4clvw3sEjdzp573T13REw/OS8r6q/P0uwuE3r0p06tsHdM8be&#10;BY0W6uqS7D8EV/DpJUuAi7ZUHRXhf9rkkIAaDGfWjs5fHG3tmGDvdndfMl/FMMApKv903b1wNund&#10;d3f6Bu108dvlFrh10gRCtAQ0AawduDk622sLMi+8N3uTt/9aRzd0KFzBI1VXvsd5L66gzo7DCxfs&#10;sLVJ8fWpWL40+6sF+0Y9u9XRee9zz19Y/l1DaVGT1lWLvd5hLEpJj7JzPzfrverIyMS33lpt7xLh&#10;5hsZNPLCF182VZUDqMFEFTXBidbcWLI/LmH2zI0ePiG2LvFufocmTL4ZF2usu8NkqoFMG3NPe2nR&#10;Tn+vHXZWCDpKOxJck3631lWlJCdNnhbn5rfLymmXT2DKBx+U7ImFFdGReMBkAGIWlN04On9e2Ijh&#10;4dYuO4c/nbtpk/Z9RtJf3vjSxaPgwAFkZsnJtOBxzwY7eWagoaSah8zXQGprekroyJFf2Toc3byx&#10;y4DPgPGLDfGT9VWEDP/ToaQCJW3RbOaOjIzV5IM52jUs+lzZYz01Eojp0gqLjr42K8zKOcWVXM1G&#10;ioW1Y/+rvvBUZ+kN49UsLSfPXFzS06Sjp/AAto1kJSB5jc2tVzO1nBytugpBx1ob+tLd1Kxdym66&#10;mEkSkXSttbkpIZbwaJyX46VZMw2Zl40F12Hd6gsnV7vaf+Nil7dsKeZWc31NY25Wi8qSEgEFpWRY&#10;wEdigZBp1iyBPL6bawsLUgMCNvXpu/+555qPp4M5oRoWfHv9hc1rdo8dscK6/4lvlpKOKEHtjrak&#10;iS9G2Nklv/82Y7Cpubom92pPcaHWhOSWcAwDhFbrMWDKcytvXGosLWS+L9qkW6u8fLlR3JvM/nR1&#10;9LHkluHqFRzf0nEBSf6CSZG1hrY7+Tm668VN+XltWVlaZUW3vlkiGvcPCPXATuO85tTR7W6uUbY2&#10;p5cs4PXSjmg7sdPqczKjPd32DLT64ePPwCVdRmhrZWVFWT/gE8Ohbigu6rmaaywo6K6rtiQ5EMFn&#10;vDNf09+sMBYXVJXlUEMRX05j9g9aXrap4gYPEkynuwaYzWRo+D5DyyvQKm6BXH5SfmxzXXnpnZyr&#10;hvwCU+ZVra4eat5RVJA+kHqZX9R8JQt21WrudORmGa+XmM2sh+dHPJzNzXlZTZmXtJKi8tI8cWLA&#10;NjIaeu52G5q4oby049rV2tLrTdyt093avXOzpyORtUsff6BlFXRV3jLX3W764XsNNtML/xAFkBIf&#10;vL32jvl6Qd2FM1ojxJK6fDRKYRzi+EhLVuIosUawT99YUkyUQSu+biwqpmwhug+OusPAbWvsyc2+&#10;OPezEEdHLOdLq79tKM2pNdRCApPEHCBzDxV12skgV0u2iS3B2YeXfb12oPUmW/vSxL3cg8YBcgiB&#10;UcfPLE9ouAah8/W5hebSYhn6/IqTCXnbLWv3aEpra6ovKjCWXOssKmrMyzXU3QVUvME8TwuHFszb&#10;0W9AuL19zdGD3fp6Q3mpnulSOYug2yAbtrTo7p4egub67Oza68WQCVHZWVBgzsmtLchT90gRMCQk&#10;Bia6FQC4x3S7rLq0oDHnilaY11NRBrIbyEwgldnYAm90XCsMdXNiPdeFj5h7Cn4YZdwAAzTduaW/&#10;VozDraWwoBungcDQI+UXJPNEI+6mxl2Xdq1Iyy/srLipFJa5paikHlYxU3oLZjE0f39eu5LJxIdm&#10;W6VZ2mf4IR+utFy+ZLhLwiRLE+FlgfZ/klv/3e/CrvjYxcDpMtfcTvzw/RV9n8wYNerklk1kBXSz&#10;HKzoav5nn5Gpsurf/3D5r++0UHSCVyJLoZGJXB9xOoi1QFUZNWqEcJTY6VCCvJP0YLqDliMgb2pC&#10;2lDelTEoee7C7lLDlIZQB+XXVvp7Ycwf/fRvfMXfDtOS0EUgBk67MG9+EzeLDhMZwesggRj89y5w&#10;xsCACmIc8r7u9rZbkbvCxoyZ/+9/2D9tipZ3ubv+VmddefnZY4Rxw636bxs04NSKZQCKAdPaqCN/&#10;m5hyxMzp2FaV3YSi5C267vYKMuUgBi7j9m4CECzMZXrRXXdbIIH5yEk1m3VdHbXCGyLJ6RE95f82&#10;TNkOKuEIgBiQLPyny4QDdfgKLCJIXoHvQGYGFvJw8uOj9djRWE+vvfb2GYu/Ak5BlizMFN9Va37O&#10;/sCA/daDrs75XCPDVEL9hM2IKZvwiYFhRjQGBrNjyb9HrpLnoqrEAwzzGq26mjRXVjOBRku7BhNd&#10;BnXiipcMVjBMMUvQSO3Mrg5iKFCYZxEiRPSFysz7BHzu6wQmUghI/eUGXkY7UsKUJAWZ9aj1fWKP&#10;kWRgbOrB4jVhGoncU9UXeQSZy6jR7lYa2mr0d6txuyDYmy+cXeHh+E2/P11asQQgm7AG76MAqCiM&#10;ACSoPNI2aowUE+kSTzhwCHsgUGTCCCR8oA+zCvoCfhoZhkRnBG6BXD64Hcy4VQHPtH/e52v6DsAF&#10;VBGxg8WtzQ0VhPJVEPberTTWwoC9W6U1k3JWnPbVJ2scrTa62eWHbeyout7ZVF1XUd6kayD/GTSi&#10;PoRDMDmU4CVtGGZm9INEuIYPvFonMXpp3NQBm8A0IBs3tXgX+JY+78t9Lp5bHRwu7I/WKXWDOoMD&#10;m+QpM3kB0rjKhEHywIGgQso0ylYL3Q3d+EXFqCDgIhgR5qBYmNzAqY5cbIVMeImmWKsruCAjSN9p&#10;LiqIDfCPtrO99MEcGJ/CRzzZahJ2QoJhMPD33syQR6SD0jgfTEF4QH034ySFoC1mVfuaXDjkk0Kh&#10;qF2ippQRM7aRPVNvNhKsgT9bkQGKuc0KIdwhbCZZAL/8kCmkrPnuYQjQh8rTJ7aMGrmmX78DHt4x&#10;AYNDBvuKL8vGLtTGds/Mv9zKOAJLC1FUIRrGGdSBBiTwc11GtKRIwC18BJ0YfxRZApnwMBwFJegh&#10;HyCv7pIM2Htjg/Z01alffLHs357YPec9oTBjl8zASxnp9i7Bf3gie8kywQyhEgSmSXS0DHE+3Kkw&#10;xrv4KoNISSGBwNx560Dy1iHD1g203jNieMzIkTHDRu5y8w3+o+Tz3Fy/ov3uTQRjE91pakkeMyFq&#10;gFXy66/BL9BacYKUrpXh1gWfqB7V15HsEezhtuOZ8Z237kofLSKLgUwegbI6QCMHFYdk4CumAioe&#10;5xw5TTMMWKgFofVwijq4/4F5Zrli+WvIOB/i4ralb99TixcI56iGGOD815CfG+rntfnJJ898+LHM&#10;hjgYyJbHFNrhCh2pcup1MDM/yaJ4hkynMWtzyFoHj73jXmyrq2YUMaIt4oCnGcUCk1Q2Ex3NRF7Y&#10;UQwfQTHZX4J8YV0BhwQcQmCwLI4IGT4iwXp0BtLIFT1UaUd6Km2IkoEBILXY/EoRS5OgqKMdlhNH&#10;5aFXZ2x2cT/wzkd0k8b1d8qSvvpkUb9+N+bOl+dxvVCrW+raSU17YTmlyWkREQq00ggf5RqWdQf3&#10;z+WEy+LVVx2jX0aDPCvzROFVeZeIhrazG9dvcCPjyOqQ35DdfgHM8pp1TTSEg71F5QZ2Zl4JGT0u&#10;3DcobPBgFtXGu7umOdmz5C11xNCoEUFbBvuneA9Lfe9vkEPsYdrFnubVvFHWaFvAE7BZtco//ED3&#10;qaaCMLH8iHawnAgde8wnP/4srq81y6yux8fyHYmhvA5mbDy5jx6jcJRMq7OMNN6ouBG9CYokswjq&#10;3i8xJJ0lNGZEXQEJFBSrgEQCAUyBJggxaxj2m73cVvfrI3yFKgQSC3g8AQCCc8GoNCA18EVqNOKE&#10;5z54ELlmRGbLoDbiI5H75fYO7AtMAukv3+VlSGBwLucicqWyBz5VkeOK3+gdwAsJ/4mjiXxGSSUS&#10;SSv41LcVJMQnzf/iwOAg6u9Fevuvd3DdPfb50l0R5H3By4wVxi/d4QNnGKnuqHjJaKkTBeBUyqIK&#10;jZJ19e2IdgEfe0aGmOAEmx7FL2/kiggl0ePC91pN/aUlq8IXzaVgOYyLK6D41LEoX/+vB1ofX7aU&#10;dykkKUUsggLvEKIRuliQJ39RIpgrCsWyBI9ZeWF09LnPPwsNCtjs6rbN1SN+8PDTXy4q2L4NTYJ+&#10;bzGI1YiREjNlKlUyYmbOYEYAiLJejNEmLQKemntiwFfXkIIlsdGho9tKKyCHMpCUsBIgYAJ5P6cI&#10;EHBJOiVDmH4xK4B+0lP6LEpPMMIkRRbTYkr8Z5n2QL5lHTu8Mihgk4/7oeXLJDDK07Al3Nit5Wdd&#10;Wvn0kDU+bgfnz2tsl/wF2hTqQQh4DYhoXIpaC4H4zgkMrrSh6ez6tUsH2MQNG8tEXhClZkNqHNFt&#10;GfvAg0zGFuIp6RQyQtXekXvoGlEp4WcRLJBPfYSHUVvyOuSJWBpcVjKWjsqcWRGIh4CFfY7Ud0LP&#10;zMXUr8yl6w5OenlL//4J09+g9BxCkvFSX1m4/6OPir9aroAUSS42lSpgJXCYOqU8Ka+jeXrGf9Ra&#10;l/eAXBkQUtSTWbgqssIqNokEKXNRAhKKM2kDCWPphbzi7u0za5cHjxy+y8MjxMb+xMuvGhpbaAi7&#10;lFkS9+qzrqwdMXq9o1usuz/LFXe7eRLo2ePtE+nps8PVE9dlvJXj/ldew1UDEDIguoTEeDwUVAI9&#10;H8UMFqwCKxgB+vtaA8NV9rFCjWLTtx1buHCTvdNGN4/rCQncCmdZZnngBmhUP0VCciLdobovBQBl&#10;la1YC0I49cFYEdnHh5GiNLMi9L1fJSaoihxyUUJgZu12dubKkQHf+rimLVjA+hrEEY/eAxKFaNFQ&#10;mPxKPxGCx02BvwIYBDaYXZLGaQx7DBUnIgoqCO7Q46Q24AXF6hclIvDLyOiQdA5BBCIBZKjXSWPK&#10;XuLiLz6opAoCaFKIYcE9Mq5bX1eSQxykIye7/fr1itIytI842cGt3N/FgFVxpXuUwgYDLXzQa4gz&#10;hiq9Y9pCi5g7NIt64roam7yJfGnm0TIMLSIIh2Q9PaY/+u72ymLIhOLnq661tqvgir4wU6u8aaGd&#10;BYWMGSY4SigyOLBTBW+AL+gRhKHUOlT5FL7AR01dVSUt+ZdMpYVtJflglUQ1/KLVSFYhpzylFee1&#10;FF1quH4VXFOLnqYRQ22datyhahFoRhwmPR1FWaaS7M7iAj3+HOx2BbOQQIwlcTs0Igpl+FhQiVgQ&#10;sUZj/IhuwtIQZsMukyotSgKAdy6pw3Ii4lC800RnWowXT2sFmcbyYtigDcwjESXMzV+T8TI/XcYz&#10;VsfcWXmz+Rn+ACrRkvKWHr2aooAZdYWrTP0MuupSfW6WvjiPFQRK4kLM7iZJ/FOsJoALPiwwWGQC&#10;LYgZJlVWUKiiQ5nUiCXA4MDDAIalX3wXySvCRM06G1U6E6TAlQdxm7pxFjH1NpcLnoRETB35iyV8&#10;W2tvKS+uL/2hujiHXzppk1mRyG+yhuvqxGCHhWRDRqZ1uIb4xkf4AVg4J2+RWLACTDoOMVS1CH4B&#10;cmkQuc0404htyXQbzxhNd/AHZjF1gT3FrnSkteXGVVPx5fZrWVrdTXlnl5igoJRVivSpJvtiT0lu&#10;V36BvrCg5UZRdXFuRX4Wa/qaC/JNxcUVZVcqKuAuE8QUmqNFZFcYRIHIADiyjcrikk2PRQYUCsVK&#10;iNG+TGQEcvlItA68VFcYirJq8q8YcOryNEEYsolECGjUiLYoUxgVovEI3ATNIAO6jJfRNVFvCGwh&#10;sKm9Rw/GeSWrCGFONOn/n93IwFGmmnA4TXVqWefhq66CPB0cKNa1uImgO/NE8MVf1DZfeRdPgPpO&#10;Mr55TNVXgTnFP4Mp3kP+p3iBuCJQyQRQOgeL8BI6In1UTCtyAPKyKSQ3cKi5jJiv0qvf38E4FSl3&#10;fyRBJmG/32VXfn/I74W4FwO9GPjVMSCiG4Emti3qSZkHKFiWhvQevRjoxUAvBn6HGBAzXCxxTHxm&#10;E8oARraJhOs9ejHQi4FeDPz+MCDOA/E7yXHvH85UNOf315leiHsx0IuBf3kMIMfwoRHvIJNHkh8k&#10;oiCO6H95xPQioBcDvRj4XWKAvE3EGqArS02CBUQNCGz9LjvTC3QvBnox8C+PATXn7Ln+Q+btzBxi&#10;1yqo2938z+UP/8sjtRcBvRjoxcBjwwBOtIrs3E8mTft8wuTyY2dkP1OV5fLYAOp9cS8GejHQi4Gf&#10;gQHJn+OQTEIyzyUTD+FFEmBH1qXVU19a6TN4rY1r+LTXWMZOchppmz+jyUdyC1mmkgxJmEIdnPCV&#10;01/wMumvmkRb8kBVOrBcsaRtk5UrK1VJd1Tlj35B+72P9GLgV8eA5AnL+OtkBQHptXxI0yWvvlHS&#10;SEnuZRwb6orzSg4dYrlBs3y9dwAJZ786PL/lBvH/q87LMFZLm2Ux1MnEPV+NHvl6v/4r3X1W2rmt&#10;Hv/i7evFpHM/RtzcJxFlA+R48PVhccuDrCywEPpBI5yQWX5PxKk4L11loRz57Q/bfu/9vRh4FBiA&#10;QVkbcF//9uhu3qIGS11eXm5qcvausDMrV8R/+cW6SS8t9Qr4dvS4lJCtwMDNFkj+E58/CuB+Y20y&#10;eOk7S9LUclLGsLlgf/IXQSMWe3gvcXZnz5HFNq6rX3mtuIjVOrIm6HGBj4ZC5rC/fIk6OOErFx8W&#10;HrrAU3SZA+HGOQdN3VvvqchPcIRqlKL5Hl9/H7Zfvff/78YAlgfTB/gUF1DF1ZzQ+Qv/9vTY9/2H&#10;vO/hOdfZ/VN754+c3Ra5ee/yH/6ds0/UXz9kCgOHW3DyLyfTZCEmR4+ssNPMd7Ozv3vuxUUOHitd&#10;vYI9/NbYu68cMupCTCw7lBH3ZEna4+KcB3ShfAHHg68PC4909X4w90EjnLR3yZ59lABAxPGVJW/8&#10;w2setv3e+3sx8Cgw0NZhZFG2cCwzqjZ95cXLBckH8xP2Hd218/LuyMvhEad27Ng4fcYSF8+Frl6n&#10;160DBrlZHY8Cnt9ymwxe1f2etnY9K14vJifP9vBb4RW4cJDjRievb61dgie/2nyjDGdaM+P98Y1x&#10;iPN33jO+cvFhcSsWmTLLLeTm770rapU37Sl7Vd6FmsOEfdj2e+/vxcCjwIAkvqsCEPf+leXXuIk6&#10;qczGGJBzrSs1dBvW2nwPn0PLvrYMFguTA4/FZvsF4+VR9OVRt2mZe6ryK4KZjvrakpRUNu5ZNeLp&#10;5Q7uS+09IijWZKKAktTu4O+jhuen2reQ4wFR/u7rTz31D6/zrEUe8pftBriHK0y6Tc06xRv4LVRN&#10;CZaG4cToPXox8BvAgEWmkQNP6rsqdShVRtkwl/qHVDphu8zOro6c1EPfBgxd5uIR+tJk5jIWZS28&#10;rYbtg5PfQG8eLQgy0ZKDcd3TxibYkl1L7SH9uY0b8TcudveL/3oZEk+AoOLN41sbZSEQUKBxLEpH&#10;IFJGl8D2sw+etXSYvzxuOW9ra7txMOVURDhl4UWwU6wJew07sFem/WzE9t74SDGgBiiFf6TqlCqv&#10;JJ41ds7iazelraU2Wk/L9Wsrho1aZG2fPOttlLXFi2LhcGB7cPJI4fwtNI7LCE+SmK9SQFVyOdjh&#10;nVyOqvPn5/sELg96+vSucMSd3IP58vjWsFso8kCaPRBND4tD2nlAXwvRdTpdVFTUV4HD3/UbXJaR&#10;wc441GulnBrY+AUy82Hh6b2/FwM/BwNiVqjSdKhhquBJIXFsj062B6CqmdT/rJNyiF17P/5koYf3&#10;ztemE/+yTEYsDM+5Zcj8nHf9Xu6hqjOiHszQRywVhJOUhae8JHX7qFTHZcuHYIEqAJuRuHeuq/d3&#10;ASPy0tIoGi8IxNMEMh/TAXhQk1KTbZTBIzeH7lBiH8CVtWahF4Tjq4WIDVLinup1ZormNXfopVCn&#10;/KA+qm4hhRObVCbelf2JK8Y+uzpw6CcOLqc2bmAHEyMVSVRRYRaI/VrdRZ/ikxTMq7KinFC2UXbZ&#10;+ImD0nxiRNJNE3NgiVZImUeqCvCNhxU2aFPuoVP8I03LCyCqqq7Pj6KnfqL5h75M/UY1quQ9ksin&#10;ME6C4EM39Cs9IBmV2CaqCHNHFyTrauxpY1sEyxWpPCuuA2EGFDbhrV/ptb9aM1IBEuAYV8otDHwm&#10;akh2Sv18EgwUq0A8vGTCslLoHbKTMKmID4ktDI/WpWtSNocKw7KHVNOuWW/jT4t6913mnj+WadwP&#10;6Nz7q3XgN9DQPeZXXSNvgWrnFNuEJ7jOB9akvwxkkVsyMsxX01Kx0zY+Pb78e7YAA8fCIfzzuA4Y&#10;oNXYwbZWUBewLZSkCL6FTPzlgIgPppPU5uWCbFgh5UZFmDASLVXlYad6k0FnEWiHD7Ar3Fpbl+DA&#10;4SuHjy4/chg0yKaWqrzwfyNzHhYPAp9l2qtCD/JVHT/VTiOWMR0VdgX17GBuBn4YXFUolSq+gEig&#10;lseFvflQjlSCtVJLRQ0WGRGys+WvdNCmav5e+5a38PdXav6hm+HNygksO4PkXzx/OyfLeLNMa6pX&#10;LC3SH+RQV1ah4l5G4kO/41E+YEHgfS64zxtSc1mAF9Yly1Zq4cpXYUh+ImHy/n4TlsfRLFSuFsWn&#10;UnC7Gmq3vz5jvqtnzLvv/p2d9r9SpqnRD4aEyIgntZ8U46Kzlf13mKHLvgkMfEvUT/RCybkz8/2D&#10;No6dUJVzFWtHcEYlfAbYYzooDwKEFlqznRwCWcBWPPFj8wzo7vFJd1d95pW4xV8f3LSZvdUgOgsE&#10;6DyFp9mXh/rvXaaWHxIT1k2cuNLZI9IncKtP4GLfgPzUg1g6BtkyCCNHtib5tQ7LGJSi4NILsaDk&#10;I7bPPz7YKEJIxb3dUg3+Xmq0FAY31jTevnurpLasWO3OQF1oqXetdJPU2EdbKYUlBINw/7j1h78q&#10;sPwofPbYx4hsutFlMhs7Ci9d+GzK1DfdPTdMmJT/3drOTvaRkY0DGtnPQuXbi17AsvmNHRAGK/fH&#10;Li8wbGhuyUtO/CEuOv/A/raiPNlgR2NzMbahMqHQkWsY3wwERisbUsjOQWoIwP8IcCrdd9VVR82c&#10;tcDZI/zNN2lZlJ06fky43xga/ilw2O5N+ie8L5uUCQaULmBEcGIws+MXV2SkyUDq7qnLz0WmLfYf&#10;WnT2DDer8umy5dbjOgT47p7GwvwryUmlVy4BJD2BxBwWmWYBTF1gp5T2y6E7gie/MrPPwKXPvWCW&#10;dQc97BrG30ZJpDUUH00NfWPGXHePrwMCNr/4wsKhQattnD+2d75yILGTwvgWmWZiyv2rdZdXUz5e&#10;jIf7FeOxlkmH+6kXIE7hebrM8gZkGp2FLLeyclKXLwl9e8bCUSO+HDok/KPZ52IiqsoLUeDAzISc&#10;Op7oKaj5/7j7zqiosu3PtebbrPkw81/vzXsdbJFUUKSiyFlpY9uidrd2MLShjSgIknPOkhQUzKJi&#10;zqIiKmJWFDEhigqoIKEKCqiCoqqomt8+F2jfvOZN0108fXO4q7h1695z99ln7312Oudg7kybSo79&#10;0Yaqf7jXBxmEwzA+uSvDrUdb92OEYmOcWiGR3D5yZNvy1cEWNnEm1ttDQ6UvazBuY8Mj6LQYhbGf&#10;uPa6UVvgEzfSwcQObaIEYpbLr5VeTrNzijSxCDI2TZ88Zf9a3+PpKVdPHGysrWKjOe0+gP3CwIYQ&#10;dhBrIAy0DfWwTesUXa9ebPp2diDP9GhwEAyWwS4bBJqI6P+jQhsakrAiNRUhYKi42F2B7SCjVElE&#10;pLvRnkdsMwhS2dSvrpQFW9qFmttUlpyHpcOhVASz7AMVcOfTk6ezv5+zlG+ycbWXWtQKnZM26xgo&#10;6EGuE+FJqK+vj3BwDtYzTjKxThg78c3NmzRUU/P7NJ3N5zJS4p2cIoU2Gd/PvnNw77sH5TuTY2P0&#10;jYMtrGrOnwUqSNrDfdQNq1VrrSXPHjs61fKOvh7u/F/oUeQOY7oi2ocBGp0nqq2PWuYZ+sknaYa8&#10;LL5ZvK5+jLGpl5FR8ncz90eEPr16qfUpthtuxObLbONg6k0t+gr60Qy0MBOe7WVGyNcagoZZEfkZ&#10;sD0NJUjTEKxpaDweE7/G1inUXLhx9g8vT2Dbd7aFCFkmlHs5zOpH/HYSaAMyjcgSckkmKz1fEiwQ&#10;ZkycnDVxcqhAuHz0mJ8/+9zP1jZ/4YI7Rw6oaSsx6GYqkQqaG2n8KOBrPIyvuN5453aCoyv8aZWH&#10;9oEX0AZ2y699hK8j3rB/4wu4QQ3MwUwVyChl1cWS6xtyt6xYlrlsyZtb13AFObecSgB03dm/P8rK&#10;MUpgV37iBPnTSOh9SD1N+qouZ96iKL4gRNco49vvlLW1jCYY47OeA5EPyrS6urp094kpJsItdm6r&#10;DE0vFu7hdtF6Wlqa8923YZZWMQ5O1/Pz2kVvsUUZNU0s2vjVNMQIipOS1J1tkGlgBDAvtVlLBXsB&#10;g+qAfDY6gCBpdySQ4lDVU0dQPJraxqmj4he1nlOmYwu22M9Hx+rqxxmbZjs4x/LNEvgWCUZmS/hG&#10;iV9Nzpo1K9Fjet5qL+mTKuJ0rYFPcEBjRH0M2QMfHy4nmQ1QxM5AFO1ZDzNT1PL4SlmG2/gYG4dQ&#10;W4cti5c+P31ag70g4Y/CyqYfWSHD859sz7bmlhcVt7DX1dvb1+8V7jnouzYKQzPPNMdpnK+D3cmE&#10;WMmTB3D3okXMnkKjiS2BBLYZqOrevn3+RqZZs2aL66rR3IFOov+DXz8yNPwpcBgS0EwEhGB4Krva&#10;W0D5a/R4fqN0vHm8YxERmkYYaBRwAcrEPT2HExMTrJxSbFwqjh4jvQUHbf08JA/+KeB+x8Mg11D3&#10;CenmNnB8RbmNq7l2BR2L3iTljP7/2nGorLOz85Tn6mS+ZQrPIszJ5fH1K11KaWvty9g5837RGXPQ&#10;e43k5nWgAraJiBsjpT1lKcmrdA3jx375+tpVKLFQ70EtKL8DtN91C6SZqkcqglnUBk+PkrQp+LGH&#10;5rWBJhHGiWNBoh3S7cGRYV/oBhrzD/v5Hk2I3ezrHTV5UpjAOkzXKFJoEW0t9DEwnPv3T/zGjm24&#10;foM9ozXbk7OPCCEqVadEgspxTrt2fqACvLAtlYmpsZ03pC10a+whXl10IvnHH7zMLAL45v4WNkfC&#10;I+V1dUD1BwJzyNcS6RJ9DRSOhmn/SAx2CG0Qx6lbmq9t3Z72zfdBQocUFycfU+PEGdMqD+yjLEpU&#10;zKQi01RRFUIIPXsCgvz0jS9nZSooTv7bZUiA/gN/YMkJ6H+VRNUNmaaWdRR6eScZWRTYO2HE9zI3&#10;x3wxNhJrOtXqNmXfrqDgVBuXNCvn67v3YKNtPIi537Qh7gcqXe8achYszhY6JPPMfGxsn1wrg/jF&#10;Jrnv9xxAg7bGXbkYFBw4SjditOE+L28NbX2MzQu7T0bFnd+Uo3n7hkksCpJi+2Okt0CjeXOuKMoW&#10;eqlNzanT3X3yJuzcDP5F6o+WCrSt8vNnV3tMC5zmkee95sT6bNnberxgqOqpYZAbCF2yrXtJZ1Nq&#10;nh8/G67Pi3F3b39yn3mPu+trHtcUF1ft2rP7p+9i7K3TJ42/GBtdfeyIpgsBYpWYSF87hTRGNTmx&#10;r1y8VLir4PH9Su6Kdmoffi39MgH7TwIzJB8oPgLJBnYWv6y6mJKSN8Ujxdo5QGCbuXxl9bWrw3/D&#10;yD4BWcTR7mCknkYNIJlp1/AbYNNnzrZqf/7iYdG5bVMmZbo4h1oIYIpu9fGtL7+HVhOJMiLBf2lT&#10;Y8qsHxLtnEVXy8TvyTS64b0ysq36c7UPuvShwUJUddEuvZoO5mGCNo5hiUiQdA0cSNqRIb6JMxT8&#10;RMjs0zw+UxI29dtMC9NcJ7twgVns5Il39u7SdHdCS2nR9FwK8otxsg/6cmzDvZtUCSGcbdLNKmY1&#10;saoGxpc/15r/99PwBBalZ4aN0s82EXo5OlZB0UI2CgGDZio65F2kTMK3Tzutw1vVWxy01l9PN1Df&#10;cJ//WsDfDmEOFVX+ayIiJfCo1chSA95a5N2Py2/GjpsYL3R8fr6k30ikiLDWxnd00uVdexZ+OirF&#10;2CTZ1GSNidHuiBC2Kh1MS9YjHH2y4Rs9BT8J3OCEZ7QRdI4/ea/4XVOG3YS1fOuGq0iw6W0nhQ/R&#10;WXKOPq+uvnHtWnVVFVzNpHsySv6/9Ciu17jPoTBOr2M+Z7GyR4Id75nCANmLYKKmrfVIWFiMvXOw&#10;uSB3/jwxydUeZFnRyl4gKWQ5UoFUwdbM+IBdRDEOrkJyf2G756Heqr3rNPZShFDz+Ob19X5r/Zyd&#10;gvgmR7/59n7xqZ7WBvACtoJGDhhyYwAy9gkm8HDKwUmo7kPKCvAPZ9xAVoUafYEN39tBVhChmr62&#10;PmCe/DAkTjEgajTvuroI7QMFVyCyUAkObbVM9ODxkYi4MAu7dAvb9Y4uWd943D5SoOlrxaCH92DT&#10;9Ma7N7yN+ZuXLCFTjLYnpnEcQzYBAdDwSbmp2gJnROphHi7a2RlwUq9wqhTMGewojs6AZoJQGFI1&#10;VN1tqm4JElsYs4C0QFc4p6JQtVY+zl/rmTzDI9bGNkyXFy2wKgqPaHp4r13yLuebmT4Ci61rVvcS&#10;JYBcSWeQIdcS6GHpl2gVdT7jHQwxI9LI9yoFANcKdkfzzNL4gqQfvm+GEYcELGo67B+Ap1K2i8/m&#10;bTqTmnZr67YLuRuy3N3ieEbxhvzc72b1vn2NsEgbctUYBaIJXCHao+3LKWej+n55mKNbip1bbell&#10;iDIkHuONkDbaKngXBtzEmTNDeIaQaWGmJitsrV+WXiKKY4tbwoLmlEygkgX1iFlQIJfg2aNOJobs&#10;uZWYvXyMybYVqzQdbUg/htSg+5C/wJzM5PLiChtrSLt7r/yutsAtCY5mu3tTv0vaGm/crC86U5ST&#10;vdXTM9bOKV1ol+M0NkAgSJz3w8NzJ8DVjBQ1nYic46UkThlJknhALRhyiTZwjgJYfhcMf+ImvB2j&#10;N2EM/st2Mbyma62s/IyMfS2tshctbKi4i13rsR05porQkMGwSmTMYONQhZdDrJGEIoFAzWHLMFKj&#10;GiofadrEsA7JO0EhR1xqKgyPS5u3pPz2bXk3aIYaiHZyXIYty/9EU/7hUYJDJqu/cvV0fFzM+PFr&#10;+Pz0KRO3/DTrfnFJF8X4eovWpczjGYLyYY8wcsGQLe9BmAtp2tDxgRZoPkj6+IgLIATGVGyKRM+7&#10;+qaHd59fOntl9+bDcdFHkuIu5G9sqbhHjaEUHU0naeYkjlDwSQtwsC1U0Gtdiq7bp0/uWrpsnblN&#10;5N++iDMyW//NzO1rViW6jvUxtyzblIfUA0lvN+QYniQGJLVvQCoygYY6QbojjSrkIz0oKoq2sMYU&#10;3cMJcX1y+H5p33tmbhAXvSkvD3D98pe/fRFtah0wxjjY0CDb0mYdzzTGxl5SUQEqwxwELGuJJmB2&#10;AIgWmbdEuhQ4o/L62ZNot/FwIZYfOgyZxqZOaFOmMVmjvnHk0Fobm2xr+wyBtSfP6OnRw/Ru6AYD&#10;wge9wx3AJ3cCzOMEj3OH5l1L+ozZiz8Z/fzokT5lF0uHZr9RRf0FTIrHB779+p/rIyZdhvQh4F2k&#10;u9K0QrVK3Ho4PjHIxjnVyT3czj7Z3inH1nGTufUup7FZdnZ+Zvx1M76uf1oplbQCAhjsYCUk/dJi&#10;mnISdDg4mFHnYBlpOoGTDfKEvZG9vKfr+vatIV9NjhtjHGkmTJv1Q8XJExB3zBVDZPM+nCR8Obyx&#10;5DHuHBonKcOK3oYbt7PmL4HH5uXpk8q6F013y8VlV8riUtbwLQPNbSHTuAEFMhxvx4HXg+lYlVr4&#10;YIFySjjsU8iuHzsY5zEtwsQM5B1u7745OOR0YkL0uHFbAnw1HSJkXzaqeh6cPS6rf6HB1Ary0Wna&#10;lUqxshe65cdcIHhJSqnV7c+r01f+EjppbNrULxNcbGIszcPM+GFCYfzEyTt81r6+fgv4RUdjrAHJ&#10;cahGPyJdDYOKlGWuomel1dVn4hPjXcfFCoSpNjbRJiZZ9uOS7N1qDhyBNGALBZMo6EBKJ9Pb+/WG&#10;AUrliGFE0YW1CBofVKa5T4yxsq04BlHAwkaMcQi8PuXbh49ylq6IdHLPnuyx4etvYq2sMyxtswW2&#10;8DCA/REtwtgqVsrA0ZBm/8BroEGMxS2N62fODjIw2x0XD8qBiosPGBraahTGEZguvd2d2/zXxpsL&#10;0w3NgvWNjgb491s9TE/geAFIJaHEwrjAMzoLNIkDmZbwKkgU0usb81b+5dMCWBl9UD2VkPaa7v5l&#10;3/AsAOY0Iq5zBiXYQF/1/x+qXf3MiAULNOrGZ08zV3guNzJf5zYROQZQ5hMshGlmluv4phmm5utt&#10;bVLMzQInuF3bnq/paFHKuwAt4ORMUeS3w77DAQlJ1tyALjTUe7V1HfBDkkAKIRVQ3sNmmPUpXt66&#10;sWXKzFiBfbiFrb/QLn3u/Gcl52Gj9SqwLEsfAckgJ/nG+WOhz7MZGWgO/FpAqqSqKuuneT76Jst4&#10;hvBowaW5/quv05zHBQqs8pevrLlQ0i2FfUSFED6gp4HMtNUuMpCVCiQCIbAF9fFNZfnZlOS4Lyek&#10;GVkn2LrECawj+KbXc7OJUlQ958suxE4cH/n1V3ujotprngMKMAgGdFDgx1zAhmQgK5QNN2/4jR/r&#10;baibaWO509EuZ5zz5knumydPird18BYICwKCu1/WcyoWMCxTkBOK42h0FQQUug5dgPx22G7NlRWF&#10;IYH+1lZxtnYbzB3iDSyK1ga13r/PlCKy7zBY4GYcINFBxgGW0JUjjSuyG7s6ts6dH2Hv8KT0PLxn&#10;ULFAhOAXCGdKjoXHo7aupbKy49mz3neNxxctCTEwjtDnBxiaJE2fUZyX2/2mDkmvJEMY6XKoICqE&#10;2wcpxRJR7nc/Buqb7oyOkdG0YNxJUWBtFeQ5S1h++6OSEm8DkyQDs1ieadr48eIXtUAoEkMBCEQW&#10;0Er4ZJ4ojPiwj9BN4Djo1Ry7iTTKprLSRDNhuI3Nk9JiibIDwWhO6+a6hvvEKAP8ADn/LNP+dYsA&#10;CW5A44lOFN2vHz24d+RoZeG+Q7HR6Qvnr3FxCnVxibK1jUImiaVVprFpFE8v3Mpiy/JF1w/tVStk&#10;aGaHGlFjUtK4A8QGkAbLv377n/8V74JmBcZmdK5GZBl0i+PtrZtpc+aFmdtkmNuHjDJMm/L1g+NH&#10;gHLCkroP3mZQEW4lgxQFZM6sEqzkQ0qavPtSZjbWkoXRnWxjh4RYHyN+lLPLxh9+urIxt6OhniJQ&#10;rJDo5hgEa0cTJH++Qf01EEnA26NStNH0QMCnkrW1Xis6lTX1m1BdEyTzpFgIN0ycVF6wo/1B5X6f&#10;gCQLYZip2S9jdLJ/nid9UEFMzxhdawCNQEWcIxTNVLx+vTs0OGny5ASh9UZb+8yJ7mlO9mnW1hud&#10;3VJsHMJs7Au9fF4dO6HqgOJJeOfoHBCh9zGGAvOwYbHKK02YxZAk66y9cW1HdNTur2YEfKITZGgC&#10;F9DeqLC7B/b21tdAWSDLAk9CgsBbQloERnRSF0e6EPQK+bafF/oKLO8Vn4ZMI7kKQJREte19cPyC&#10;sCigD8Er1qj2LfzFU5+X9fX0/O9/WmbEX2RkvGPZ8ns5uY2PkLhF8IN6YUTTKYbmPnVz3Qss5J5o&#10;7czZnnIM3ax12moXiBA+HGgFbXWv130/P8zYMtXSFpGs60dPUuiezeNDXwAeKugpONdJtmCxLBU0&#10;tP6LSmRLdzzcsS3FVBBkaBD2zbTbl87g4U421kD/lHZ3U/+CKUH/g6MOq5L7wDXg7V/4CujVYMY+&#10;2JIYMoh3SPMi7UChkrS9unfnSM76bM8VidM8QoXWMebCPCvreCPjABPjkHFup7PT3zy6h6cpXsPq&#10;AW4H2RxQcRJbWyj9zXowYQrkiIOmbCDHEApYn6qjB7F+VXvdq4JV3hm2bpvtx4YY8iMmjL+wCd4n&#10;3ELogrYGQoJ8o/aj3cy5LkZyq0b9rKgoeeKUEEOjdIF1+Ke666dMK8vb+PRaWUttDZmxCKtTeyno&#10;jg/CHssHRp9p0fYEjaJTOMroVchlaBArT+7cyJk7L0ZolWppGfz5KH8b64RJU/J41jl2TmnmwtAx&#10;Y0L5vPyfZl/OXS+prkaQ+DeR9pFcREcgTxytQzNlTY2vSi/v9PWPmjg1Y8HcRI+vgy0skGSeZWWX&#10;Ymkdb2Mb5+xcffKcpqWNozTgHwc6DzINiVugQEa6qJG4m+5Rqq6lp8bY26faOUSYm/nxDKKFFnBI&#10;Hgr3v7WjUFpVw/Ee9AeMxehI3D/SaMFMH0VrM7Jt/W1sKi+eo3XeSJbS6wFDp6YPqhr7TjpGi0p2&#10;dceO4i2b5fW1mg7xvT0FiR7Tln2h462jFzxnwZuKB2A7NB+4AwY4/efVkwdRrl+uc3R/QyFFZnuS&#10;PaK1dhGnQ+IC4K7eh0eKfK0dAwyMYgwNdsQn0zAB3OMOOijXlwZlhlhcgRgkroNEb2i6dfDYZm+v&#10;eHuniL99mmBs5Kk/5kBIEFZjIDuZ6Rik6ZFs//XgKH/wk0YiaCZD0zZHGxzvgCqQrYp0ZQCE/uW8&#10;/QzN6t76+uKcjWk/Lwrgm0RaClPsHEJNTL0MDaMmTSjdtF76tIJkBZqEA03Gs5DPmMgz9PxWbdEP&#10;YAZTMHQSwHgvsAE0QigjaoaQx53N+d4WFnDOJLm6hgkF1RfLKHCM6LEKyawUBydcgaIVRFcYJjSi&#10;tm3LVobyzRLNzOLNzDCT5dnpM+gc0AZc7kRypP/8WtAQDCsD79VWsxBmxXR1OB9UaBUxKUNsbzcm&#10;SyiL8nLW6OrFGhgWzpuTvfjn+bp66wwEgWZmoUa8FBOjHKF5jLnxAgO9bTHRarYCqtZg0npFGAAx&#10;glNMmU3lVmskrxubH1WLGmvf3L9TsXvnCV+ftHFuYRamMQ42gbbmvg7uZzNy31U9IwpFwXiNqSV0&#10;1qvqk3YrpHDLEC9AXcM/ZHqUnFghNEuwEaZZmKfzDDbyeCk8vWhL/nJLx8ubtiP/E0jl3HHUoyQj&#10;R7bA9ux4XZc6fUbipEn1FbdJCEMS490qIlosVktg0FdcJC7CWatc0k7mHuRfV+PF81t+mpPk6LQ1&#10;MFwjRmSe9FW4B6EF4XGA3lRbs27qDLhcHp06jZAW1a9V2xP2EKW8cZPS3onS5i3w55ummJkGzJ6j&#10;fNsEIQYuQMcAGGoCwB/oIMg0XMPYf+fwicUuX67V5yXpG+fxzbN5xtF6+nGOjo2XL1GYG2oG07pR&#10;A6mgTLiBT8HW7+traCmuQHcaqrf6FRVAgJlVFCkAj0OhxUBB6EXluASznRi5TyOpq6/avw8r2yQ7&#10;umywcVgvEMbxjWNsBYkTXXMjY8/v3d/w+CkZCMy/gQdpAB7hgnWoaCkqwM+NzmrkNPTCxcdIAuBj&#10;6YKWXfFRvk72idZW2x2dExevaK54SK0bGOPojOGsmz3WcKs81N4JukGus/P5lctevajBCIRoIvqL&#10;noJU64P8ZpYd82QSwhklct2hrebSS5FaTCF+ejetD4bWgFLUckwuSLdzjBulU74jT9MjvrW34FR4&#10;1Nali3f8OHvnhLGpBjpR+qM3/Tjr1fWrI49+bTX3H+qhbiOWgF+jo+rChYI1fvFO42KMhTv5JtAK&#10;kmZ6PLlSCkzQfg1AD7w4+C/DnH+QKQ1SrJ/AzsqakqIQcws4bUryN1zctbkwJMDT3DTUzHyOvlnJ&#10;+nxNeyc6DjINHMdszxGn1Xb4zN69iRk7YcdST0iANrht0btqwKDpREI1kwYACaBDHEHzpD06Ies6&#10;sP8hQvdwlqgwuaDi4aOOjg5kptFvrAyyPJztJ6Ji/EfziqLicTObDgZkgHKHXQbq7scJ9xW2D9kO&#10;1DPQfuTN9++H2dqt0zOOEFgeWuur6GnH2l9ws+PVYrycSSQEZfB6YhCW5iFubb1XXh7+5eSw//pk&#10;vaVlooVRjpVJEk8v2Vr4smDnsKHU0gOQcfIOqfj125LCvWEzZq7hm6SYWOSZWCT9dXScrlGsve22&#10;+T/eTE28nb+p4e4dabuoWw27oLcHDMpMVG77RVI/RrgQ2hXI36DYB+bDXszb7GPlECV0QLwjccLE&#10;zqfPcZnS98lHi26S9ZCm0ItJc0Ur1iR/apRmapfr7fNO1jHCYA5ZPXErSAFAMucqMyXIMEG6HQbL&#10;5ooH+bN+jrdzrzl5tq8HKrKmQ64Ut4jePnq6OSahICW9820DFveGjTzkCz7iHwA0Wo1eob4DIpqb&#10;H+zbv8PTK8rKMtjc1N/CImXGzGeY4Qt2wSQXrFLCPDngO3A3ywxh8lDR/eJqaYzL2AOeqzUUqe+V&#10;v629vGMrQi1Q0jofPyP0snGNKIDZgCONEuTLtlfeD3N0O+QbiCFY0qeUIBNbrujGRnbQLQE75Zqi&#10;46GIYOOEHggutVQa67UqcdXyesxm7WzHT5BllGrLxbboVgoR4hNtgUw7GR0LmXY8NApkghWrKP3t&#10;D8XiCTWsDOIE30SYykMcAzc6TE1N17s38LcHGujDMxZtZll5cD84Ha5mTsfglGWoTOhNHJxLCpUg&#10;Unc1b0uypV2sg90qS6M1fD1PfZ1FumOSFy0YfNe/+QSEQGEmogGl7MXzm/l5m2Z/H2BkjIlpofpG&#10;cdZWoLq1psZLdcYgVeaQl9+J1OSr27Zpmt71vq5rqXlGJEpzkEccapKgTFoxk1ilaWwsSUn3s3ZI&#10;4puEC60RSutpEmFEhwrK+dWg3svaW85mZ/tb2SePnXwuNkn09BkiICMO6BAvEIGE2CKixNY0bqvY&#10;TBdmrYCAFYqqU2eDbFx9TITF2RvkXZKefm0fvmbMaYZIUGMRGFD1ENV/3JeZ6gvmlaihnUC4gc1V&#10;io62y/sLomdO99Y1iNAxQOzgalZGr+RdByI6zJpgNMmGAfLekAOn/mFl7BSP45GxchlF1uCxQeAb&#10;KdqaLuTq03gBLIBKcCfnjxpppIAeb+wrnKvL2x8YCpnGgY1hhwkP7gPn6FxMmoBEJxWr4949X0eH&#10;pTo6oY4Oe0OD+kTNMKjeu5+aQA1npVkuORgc6vOZ3kH/ECAA7WUq67CbhcrwzOBbuFeQUFJDS4BJ&#10;S4oli9YoN65a4aU3JobH9/7rp7vnLehtqMM8dymSZZBqQv5tLDpCwNExIHhx9uRcSbbHrJLMjNL9&#10;O/cmRG0J9j+QkHDz3JlhA6qlBzCmkE+SxAV0ZNBd75sbV3ynTfE1MI63tEm0sgkRmG/4aVbewgUR&#10;TmP99SwW/o+/pLiMf71z75aVXonLlsvevAXCaPgY4cK5KGEzI6WBBg4YcWLxmawsZHmFGZn5mViV&#10;FxzAkIPYNFQgRBjgQnxVfqvA1y9m+reVZ87IpV0QvH3ay6EdbnOl0EAoEEYpWICeSJ2Sg4BzRiJE&#10;cGrsWenNM0N6SeW+PRwFMrWTboZAwyfoarjv/RjuZ94YkjbgHXRQuxoLLlE3wZhCpOZ0ZOT2qdMx&#10;ZzBQYFa0Lq638Sn9CCmgotAnGA8H5iZAk5GKxDtW+z/efwxYaFZhC3uViNKn+1EIfQMFeAO7cVrE&#10;iLddo3xx6+ahxOTnpVfQOzDQqGdJgMPMBKkxby3X10pF86u6puKSC2ERmMqawzdL4xkHmJoeiI3G&#10;QqBcX3OfHMzcebu6+3RsvN8Xhnu8/SC6IdOIDIZve6K296vFVyATPvmHx49f27+/ueYFaBBI1kg7&#10;dq9YFqWrlzJt6o7lyyLsHM9ER3d3iplkIBsVPUgHm7LBQUijs1p9aXfhaku7y3v2IG8a6W6kfoD/&#10;PuD6GGggjW4kJmjdOcgOedeuvBysZpZs5ZBh65AydVJvbbWsvenV3fKy7QXHF6/MnOwRP2maz/hJ&#10;O2Pie5tbiOPImziyhciUReph2HfRWvTArqq1tiZrxjdYkyqRZ7n7l5XoKjGb9ETJS6LmE2lpVbv3&#10;QVB0iEUYhrACPPptZKEcunbSTeC4E7d3t7Up2GIjcKiRjwWXe2mWFgQcnMTn8zeu4Blluri9fvII&#10;DcSBJTukfZwD9MNBP3S7fs8v/UKH2SxoLygNnClV0mJSNDVM0VN1/OiGn+eGOdsHmvMzJriVbdsG&#10;KwBdDMO8WS6lqRSQ60jTlckOhsQ0ni3FVxh6NADTDxoMFvChQYUAMByvgWfBp78Htj9zDwEGAGBR&#10;KnqRusBm6dIeE9DMEHWH1QbLrkMBRUjd3tK6NSd3tetYb3PB2k9HJYzWjRo9xsfEJN/Pl4a290Dt&#10;lxXsCmzPssxs2J5YXVDZjfRRyHngb9ggD9Y/WDkn07b7B6xwdlvu7H4oLrn95u2W06cRj4787LNz&#10;u/J7e8SZK5YFGJtdWL9B2tWOobcLIwzjun+WaafS05fp8e8cOY4bKC2UyJYQM2xAtfQAU5VhEsig&#10;awH5lKuMPMaertNhkVgZI9zINHWGBxokgdcNKIVYVqre3bp9Mi+v8lIpLCZADnHGkZOWIPrtarju&#10;gEuTmSHkg2KjofzJkaMRArs8gVPul1NhO3fSai3ApqZ0XZaX89ieyoeaNkm3FPRAk2U+IJ7hg31S&#10;Wpb989Lcb+ceWxNwa9vOVw8rkLSAEB8QCEGNtSkQA5XKRGey1sULrdfMnFF9tQxEBM0fvI8bZLQc&#10;4Aejk9/uld93lRIDGJEDfjqo0BmGQnQJJAM2pNB0iu4X7k6dMCHOxHyFiUlxWqpG9A7NJ+UEN4M2&#10;lQh6iwvWBD7dcwhY6MbEX646ZIGSnKRBDuBwteOTM45+H4B/8C4EKCFUQfzoIATSxF1tTU8fd1ZU&#10;vKm83fKiCj52AM1NzwE8dS9rHxQX74mNTfphds78Obt9vJ6dOaluFyE+SBKYlUH4OYAkmp7bm/KD&#10;9Ux2rfIhOxtYoBjTsKEldL+HGZz3q7J9ijuHDm5f4bVu8jdxdm6546fE8PkJfOOsMD+pRv7k3o2M&#10;yVNDhPbFe/egCyAc0FIcnGHBoZew3dd3f8cWb13Dq9t3dsONjR7AHeDOPwDosFv22w/0yVi+M0Ah&#10;qAmzAIZkV0PD+vkLvcboZ02denffbsRFuJgdkkNAoFgdCHEBUBH8VwiFcOT02y/Q0lVIJDLEKHyE&#10;t6FnVWB2GJhYE7nAc02urctGF/dLmCyJ63Bbdckyv/spdcFiTasYqKWMaOIhNOKD+aPw+rtniyM8&#10;vktym5Q1dkqCs3vMhClbPFdXHT5S++h+Lyafoi3QX5Cs2Pj6YHTMfEODgsAATTNMe+ILTMNHoJ96&#10;6T+wUOoKRnqEekFcRPMsH4kCPpSRBWUGqxmTjILqVf0se9lKLJQa6up8ICS48eYNWkCP9R384x2d&#10;bdu8fY9HxGgouw80wCgBeX+MjTA0EPkyAiZeG3lE4b1QSwAEWF7W3Xl02+aVTi7+Ais/K2HCTI/j&#10;6anyd+g+Mps5CKkhmPPVBmMTHY0DkJNBB5gBLMHMCgc4TuFIrdpTGGlsuXeNP+qBqY40J+zL8Ada&#10;1l/1e1jBFcT7CId9Ksnt8niPmb6mZnHm5vGGelhAoPlVFayGK/mbfvrv/yvhx7mSDshnAhUyDXjG&#10;8X6M4Epmgo+e/v0DBzi1Ab2sklL2/h+AUyuPQEyAtjhqA27JwkM7KZ1GdW3vnqW6eliJOszeoely&#10;GbygKMwNQoYq9CXqDqCGkZxWgPkXldCLIDvR9YCNsjpJrEHDx6wHrFqwwX3SRtdxOfPmgoow6jW9&#10;a90TEQW9CLfAzKEWIVENXvmRz8McqgkEuUIhrq/ta23pePigNCMr2NbJj2fy7f/+r4hJ7qfioxuv&#10;XkbCPMOmpqHudYqzS5C93cWc9RQdg23DxkcoykPV/zFfJyWKebdBKmAHGu5ZvA+9Q9l6jNGITRAB&#10;7FM3SSRNu3funDNnrYUgZfq3lzbmIaGoo7unuQ/JHrK8lavCpk57+wzL3WPNbizLoiAdj+wdIhAU&#10;/COxBmyPvPzHtGiQIZpAacZq1buyso0zvs21c93l5IppICuMjXeEhUmQYQsvGLalxkRqWQ/a2KXp&#10;7dAoxbT6EHndmaHEwU6fXD9y32F71hw4FKJvunXZKrhTsKQ/I48/0tWDL3i/fjkNGApEPxFweXL/&#10;zg5/3wgjo5RPP00zMjsTFyPpakEGfpKT+6FVMJABPvH7b+ZyxM+evOLzT5CThrdgBhf1BBKnqas/&#10;TMEqFTAqO+C0wUwsktoaGeaeEm2oJE+frPvaI1loG2dlC40C7Woj1LBBl5Q63ISgDTuhpJWRLUBU&#10;9aPHN84Vn9+7r2jXzrpHDyDTZL1d74hPlGmTvkoUWEW6uVZihjsugFFothr5bSD0MBqR74Vt4DWy&#10;UA5dO5Yfx/CBhB/K+QGaFd0Pi4uwFcuuZfNy7axTdfQiHJ2ObdpUX1vbJcXsqb5LixZjkaVVtjbX&#10;9u+DbwYVQyUA4w79hv+8X4id0a/kgqEOQvSHqEutFmH1MJG4+tzFgiWeIaZWyY4uFwIDu4uLMKk/&#10;b8FCzNV9dOYEDVPYeglahgyhhx7INyxjQiMtkTBzDqNqNtpCxnFKBWgUYzH9PMxCVD/wFHfe/4n6&#10;qUsIajo0mjaR6MGDB1c3bU90nYh5ncGf6SQ4O185XAin+Y2Ss5m/LHl5+xbIoB2LXoCDoKbRH+Vy&#10;UPVYjalXBr4DeUDUdEAZVSlflJT6jDHKnfW9XNIM1wRehuFAWwXvQhQGYLM1rQB8a2F4hPffP1/z&#10;uY6/s1vlufPomvsVlW9fvwZ4NNuU2WVAI53IZACjsuTSMmvn4DGfIY/6yf69QIeol+Q2Ww9De4Bq&#10;qcGwMYH8msq76+f+HK1rvMl1vPjGNVp/FRKDaIPOkIdPXm5qrNb0TKALGiwagRNoXPhEkUgkFWmp&#10;Gc6Oybqjcw11knljkiaOO5uXi1vIcJfKt630gSs11Uiw58d52KYJyqSW0DDsajDk0eqfQBO0Skbw&#10;xLXwb6MpOKMvSuzfytgPyotSJZU2PX50ODYueax7wN8/z7CxvhIZdC4tMmfKV1F8frKpWYaba3ne&#10;RtnrWuAB69gMG6CP+AGiJRpICV/wpQMn4FnkcXUyzydUoPb7lceiYxOmeQS7uGBle2TdZ9o6pdo7&#10;XtqcAwIEfqH5AKUgVChstI0U6QiEeXJTQEjAX8cOUAN+oBgTm/U2XJQAQu4RnHAFXwe0QYhlEpo4&#10;6CdooXB7qjTI9C6MjNq2YAFWgMyY+nVRZMzhRSt/+evft/yyuP1xJcGiwUJj8BZq2nH/r4WEIxrC&#10;dAXyE3Y+qYamlD7Vo+HZIxnUWCa1hwv/UPdjMjXnUALOOOirjh5LtXXMmD69fFeBoqWVrsNjQGQM&#10;3ReaGnElasMVMnzQay9qoz1mx+uPgYJXkpwI5w7icJTST+3oR9pQb//3X6eQDYYLaL9FRbEOLjFC&#10;u/yFix6eOo52gTCwSgz8aYAbWbgQLCAqbUEIRA2KMq5O5FpXV1cHOTiFCSxjDHQzjQ13uDiEmhqH&#10;TXB/dgpbHwJ3qn0BARhconQMw63sKk+fFks/WG4t3MVkIZPTjwgAM0GkcujjRDMgD5abAS4k5qUb&#10;sPRIv3KielNaunPF8mArq5WjRwWbGqeamWMmV7xQ4Kun46mnB+eSUtyGlG5t4fljqIe6jvRPFcIf&#10;zJWBfbWwdSB0L1ppkClX2P5V1l718GRaStjUKeGWwjgdgyQD3sZ5398pOdmrxlbXKmykC6wAn2BP&#10;8gPjCwQGU4HgsGYzEwn5+AE0CtJCtX+s7aiZKh/w2qEq6FpczfRW9hv7pA/Agx0/pY/vb3SfuPYv&#10;nwWMMlz93/5nOt8oeNTnOR5Ta04eAzlAhiN6ixxj3E/blDO3D+qn5/HBYpyKt43rvpqODaeqr5Ui&#10;yx1iBWLwj8H/z09hkUnASeY/IvIkr9Sdd+/mjJtweVs+p89KKTGSIEFoDjJN3kW+Ebb1E1pMa8Wo&#10;ROKCwHDkiHr/7W9+Dnbn9uzAskn0ExLf8O8jKzCRQDAgBE1315mMzEWGPC99I2yA8uhMMWAFBZLW&#10;SuyLuW3azG9HfwIhNAgynHCfIpGoODE90HWcp4Eh2HydtSBZKEi2t8n7+qv7l8+K7t7YvmRBkN6Y&#10;sC9GYz/EK4WF/4Z5qUN1F5AGOuGy30EQEkzxIR0BiISZQWdYopwYENglliYShdwDX+Orqqv98dlT&#10;25cs9ePx/XXHxFla+I/5PIanhwlrofZ2e6KjoRIM9d7/xOsQQZAJDD8k3RDageoFRZeYiCZ+woVN&#10;/lswlaZLgs09z+Sv3/Lj7BQ+P1VoHjl53LHN62XdYtyA5HxgD7jF+jZAKxkR0HXktAI2DlzBdUrG&#10;5ijqD2GKepCVwafxDTXjYGzAZCZxMiYOoCV9ckrXUZ7bsinUxjZ5/KRCX/+CZatDLAwTLU0wLie7&#10;Ol/ZlNP+pha8A9cTAAMeADY0N0BOLYEkgWCHcGhry523ACmLT86cwl2IEJACqqUCJHEyDQAjfxKD&#10;wutLl1IdXS4c24d3YXoy9lYALOgOGMQs9YiMd7jfAR84HxvHE6CNzWVxcYlubkgkTvn+OwRzaZI+&#10;lvhl2NYSpNqphqJQ0MTIyoSjout8Xh62uU83MI92/fLGzp24yGafMaFHCWNa22OREU7/B2jk16/y&#10;vodnS5DfmL1gQaiTYyCfF2VskGkl8HWxSvMYH8TTSdTXSdLXj3d2fV5ygZD+gQonnaCTgVoklILF&#10;UNTVURifcOM0yBI6LeiEpBnkHnQGcvsrMdGX0p2Z3i5vf1336HTR/piQxEnuQZ/9PcNQL4GnH2kt&#10;9LO3v7ou8wM1a0ReC8UJPALugEfpzvHjd0+eBP+09XawJHD6CWvLYFdf2PLk4iDW6rl3aG8slu8W&#10;CLH031pb4eGo8NrjJ5FT3dvwFl0OxGIOOBbEgEKLgxb4Qo2QPExugJbQjD9AGRwRcij4lSBJCv0f&#10;9q77r6ls2/8B75f3+dz37p034whSk5AQIAnFhoqOvfeGBRtKE6RI770jVWzYGeyKDGAv2MCugIgo&#10;IjUk9EBC8r7rHIc383kz8xm8MDpz7zYfPDk5Ze+111579UVMNn1+brikNdOj6G1pCli+1HvipIb7&#10;JWx40fPr5/Y4rA9ACL+hoZ9IFL96JWJ7NdWvSGJj8YTIGfGTbV3d4O3xfHQZ0revifju/r14D3yP&#10;hxC3qeMkbdErgX7YbW8dORwoMi8+lwvLS2s/cpDS6KgXFI3bLe3vbuqDWxTOQQ5RNapRgZeOQWtL&#10;0lO9+AIvA30PPi951arOd7XNg/cNHhYk+8lDaSS00mBaItdBjaLzsNP2EANhvKEwaPzE55dBN8hj&#10;uJ3qZ5Go9ZNb/6lD7Ay4n+AMYDGNPWjvpiAOdEotk/aUvyxJT4FKbQdHJ5BvECHkpooEORJRjLaO&#10;r8DkVHTsENbWGexgaGcjTMRmpm7tg10APIas9OSJjbqckKXLVFTiEzIL8XKgfkAIZG9AKAduwRaP&#10;ezFGnISrDBbih5uXs+bNitLTwSdOJNryzciM+YsG258v+XpW7SWTtxYdPLjNalzSqjWa5iYAgPZT&#10;IBXxPgRKUCT4c8hoL1A1PnrgL7FI5QuRvgA2lEATSap4vOO4secjI3orKxjTHG0iUIaQxQEsD+PG&#10;A5Gf1f98muBJuAi+6SeYyZ5heW/qI3r5o+4Xr2hC4gXMbX9fUWZm2Pz5yvfvwHw298EBBTattyVZ&#10;6ZkLFwWaiXYIeJ4WopQlC45GBOXFRuTGRBbu3QPlKoYOHIDzGwYOZvXm/v0+xmbfe3qqO2RAGwLK&#10;EDUAiqVpeCgYWnhBF+3JRqXRW6eOYxbwahnSmtHYaAvGxXD+JLa5pxNF5EGxcYwzcNTHle1PHyFJ&#10;TrSAF26ot13f4O2Vq7hxiLo5ZI9huAnCKGCXjNHHwqP1hJdPipn5To5R2IJ5L65dYZBHDVUApnWo&#10;XgyUAHvG4h7hCtNA25DDGpV0WrHwcQb96mx/f/PKyaigPQvm+RkbhfAMovR1k4z4QQKhvYXVi8uX&#10;h6o/g30ORftBNUELEqZ3TGzv47Onkpcvg/nYU2zx7koxsAWEDkiLpujoaiTcUCO7Po1KpaYcI2BM&#10;YBbpbsO9+1yd/Ix48fqcnV+NCBg3vvTwkcH250u+nnwcQPmb609ERqOMb4TVhOcHD/d9eEtLh5Hf&#10;4SOB6cYH4IJQBiFdI2/LWLY6TJcbI7bcv9X+qLtnyowFrjyej0SStWJ5UVjoo8M5dSXXqfY3RDco&#10;ilpACxmEwfIloZARnAYJFEwH7vgpTQNCkp0HcoxUrumEDpVewT4fnYTtB0olcN3yN1Whc+bkx8Yx&#10;VRhQSEuJaHFc9+72Ld/pUx30R4VIjL2MdDyFHGf9UdtGaTnyuMm2tqjmiZWFYBlI5TJ1X3lxUaTl&#10;uKjZc+pePAVNY3nCQY7gly9npDCm3yxN6+97dP4cUnPscXFE9SgMCZXCiaZRI8sFeDN1V/uZ2PjE&#10;JSuzHF2kNdWsfbBD0SMtK3XgGoQJuXttxvtwOQccnNWNLb/81s93Fk6eVOADMFT1seklAecPryuj&#10;5s9y4XAcR2hlrlgFx25cQJrSX8/nNtgRsBAE/qCxx+xfGH06qQwWEYweKuPAyHSoGlT9GuVj/GZM&#10;dUDsrZ5+pMBks7bu+YDgwb53qK4n1z52ERF/rmyrr0nbaIeUj8mgaVze9z7eqK0Dcgf5ArbiS0fz&#10;fKbPrLhXgsBtrBBF7bsEO/uC1ExY7giX1GpUtPTkGzt/NQLOKm9uXEf0xFD180t4DkbIkG5V+607&#10;uYtXxxhb+I+zDrZbe/vsme4mMLRU8AtKfsoEhdlGZXJwsPI2LCi/b/W+X2OnrH8HSL5+/vy2s2Oa&#10;9TiYiUPFIn8Lsf8UGxRkuZgUmx0UFu3meb+gCHn0iOwwtBFHg224EdgIOkaPYBoIGhIEHY1PDnFw&#10;OZS0q/VtLZ6PvRhrgSaOSLKmien0CVcPjzHW8soqwlhSniHilYTKmjvXD2xe527wbahQP1XIS4Ll&#10;C7n0DQ2RSe9cSLBGjrHC1KFpgV6rqjJn3mJ3sXlJwQXInoRcQ9XAEVO/SUxAyUKKhqgsj7KZHDRl&#10;iqaqCq/BzyiWQEkIQf6IfUY2wqb4hUu3faUdYGXd/OA+UUWcVCh/SN7laMzzEfN8jPV38gydjEWV&#10;ZwqGqptD9RyIlJgZlqxhRMgpJFN2wZNN9uZJ6rJFYVp60TxTJEJpqKnBZZD9h+q9eM5HvGHmDrjE&#10;nulHrirgBOCPPRvWMBX2wX4KiKZ+qhGTUrY7I3mCte9InWCB6ZFVa4ewP4N6FDwMgCGgvIwCVllx&#10;9/p2c3GyWEK56UzMPCZYV9y8jpBaBHhiIFnuAbH/0M4PDEAK90aMTqU4ERZhh4red+8B/ppmecby&#10;9cFmVrcjolARBvJUw1CCeVDDGpaLCVCMnIV1Kq+rv5CSGTRlrrO+qdt404y1i2+nxlVdLwK7BWU1&#10;cb9wcMV0l9yJNR8bqGN4LjiwT414PTJ2Atrwr/ZZsmyjUIi89NEC4xQOL/brr3cZGcN8HD9x8ll/&#10;/87yl3iZVK2EQyNeh1mC1o4wnNGJkeb213GYcqTgZniPqaBqgZa+p6325R4PxwAex11vlJcx/7iL&#10;U0fZPXQVwVAo80erhnG9g/W2/slzF+upKY5u6KT0o90NlI2Sxcmbmr+PifWZMiWAMzLESA+Gj3ix&#10;eKc+b4/dFrCXhADocG8HdvOijF3uBtxrSYkg7qBynzAZ9DCmsfcOfCMiy1iH8To4BmtaOoOXrkeY&#10;Z1V+PigdFfghZAa8sMmqZFQIRn3E2ydglL6Xpbjyddnzl/cPOjqkLJgBs122WBLE49gZGeyYPB4M&#10;xuWlq9o6pKggQxsSdCmovMMoEH4Dzp8wrl+8hQaFDQiUhOHtGfaAiAYz1UAXRCT2QRtAU44rGX1P&#10;08P73pNtnLV1kRAjc82G3ta2Bho3JSLAwBnSjYuhJyIN2C++dAhPQjeFfYRepOwvytq7+Vtdfy3d&#10;RJHZmYhI6fPnOI3wT5Li2EWBKRnmBhDBVwpAw2p7sXtfzqxFXhxB+NTpsfPmh/JMIo3FsfMXw9kM&#10;XtZwC5ffuedqKUpcsABT8F7V16RSlp85t0F71ClP1zYMqaM7a+ESb5GwubIUIwA9lzH9ZznYAbaB&#10;PRjmYQ3L44EkGCWcvTsYtlTT1fP8QuHBnYEBY1CwWBAiEqOiQXFGRk3FC0ATanQATf6qImHWXPdR&#10;+j9ERWClwauNFh1NLgrx3Lu6dy+cXuLmzg0dPdrPxBgR2TGWo8PAIfONs9fb3T18uOrRA6JnxJlQ&#10;NmNQNjI10rqm9muDBOmj4imMKRP07Mn5UznODu5mwhgjo1RLi0AOZ5v2yNiF8+8fO9TdAPdU1gFC&#10;3dkLfwAshP79Dm7b+JLGomvYj1HPDo9CTVJaaCCVXZ0dDx/e2JOUMG+av55emAEvcuLkmzk5iLSg&#10;sOU+JTSr0FQ8PH7UTUvv0Dan3s4ODPgTGjO+n40RX6SIUVV2dSoRaEyKO4JjR0/ihm2ePEHV+QuQ&#10;c6UfqxMSOaCljUXe25vj7RsjMEM6ssdXCh7cvYYa7h4zbLbzufZ//+/4adPKjh2sv3crfcN6f6FZ&#10;1d3bGCQSZBFBUSmbFEwdI0YJ8AlD+P23AKkgXaLPcJSC+AOJCNEc6nfvFHLUiMbskK4Sdl4aMTAA&#10;CXOJvKkuJMR5mIkCjYSRYyadDglvq36Ln7FIsUkxZA0OQjRp9NxhbsBOvIj2cbWm8tLV8PGTA3UM&#10;YoXG2/nCyPmLCtLSpNXgoonZo5HS/8PbmNnHLCrflZX6TZ7qbmSasXrdtb2739y9GfHdtAiRJTI1&#10;JSxaBo0fAIXpvpSd4j11yqX0dGIf1OprkTF+BryUCdYtr95jUyhM3+UsNMp22KRsa4LQhGTWGCwG&#10;gL9swzGxfMMP5+GAGmslAcVAYg38BX6hgc2pyctLX7A4hCsM0+e76him2K2X11TCGw2l2HHVtZho&#10;Ny73lL8vjhmHIhRkIWsLIQJJ9L3I6VFRXHAtZ1/UyhW+k2yCJVYRAjNkEvYXi4NmTCk9mE2MB3Zr&#10;5AagzQ5eSSTQ/YaeCmgMEYteIJef9g+EkWKHlm6k0CyOz90lMkk1NUUdczdt0oZlbd1UXXAedUto&#10;HFQ7vrejU/7saO6mf2gfX7Cq+91rvIdykrBLg4RZ4gFUmq62l4/Pe3js5AuP2W9jUuD2yqG2xzuJ&#10;n1SU5+c7axkkzl6kgXoQaotBNoLNz3EG2yIoOsNzoqss7InigjPICQ+DI+j9HPJtgPscAEtJFEi3&#10;hmI32A5UmS7uKHK0c5Thy4KLuKa/vrGvqbY4KX751yOKo6MpnZ1G+ermdccx1ofd3DUd7TAiQEWA&#10;J4A+0zQxktcgRzC4y8FXo0A5gjVQtB2mzJqn90NXLfWzGZ/q7X/3XAGb6h8rqRs+x0yVAJhCCNIt&#10;Ted9vCNNxXFcY3897uHlq2sePsAAMY+orw2qBz8QYAICJQbXm8FfDUDhpk6GJ1TW1h3ZYO+va4Ba&#10;D5E6hlFC8Q6e8S5bW9ndu9gm0KumT+LbB9UpbGZQP0K5ffPUyU0Wo/c6OMmePsEsd3RLj3l4OHOM&#10;UhcsTZ+/NHD2/JpX5fXYJHoasx3tt/L5JWkZzVeuJk6dHvStTjLPKNc1AGjQoWxLt1sNE/n7u7cg&#10;+DP0m/ZKUt1QeVsWR2hCBtXJL+RiWi+sPpY5YP3qaS9UqqQvK+4kp++bsSCOZxbKEx7ZtPHtxbPt&#10;jXXQ3twKC/M25GasXln3/CHkGjwEMRrgw0GYENYHWOADPy5KudbUWHb61G57e8SdxY4dlzJhfJhY&#10;mDZt0pOiK6S8YJRsdDGTMx/c/q+CBbE+jG3hzY0b203NgwWSKMlooJa/2CTETBhsoB+uo5PI5ccL&#10;hChCupPLOernX3PtKrwNEc2EjEPNz564mUiQDit1/ZrWF4+wwFF7oK2X9ick8IEjKICACVR8qCtM&#10;ToletKj6ZJ6i9hWpsii7D9Uff/fwwU6RVdikmZr6ZsKCQbYB9MAB28DbA3/gzHzvUE5+WMjd7Mze&#10;imdE3Dqbg5w2uejrHvXaAWJLDCpmg2GnkfMKto/e9q5Me2d/XT6iG55cKiYWF8PQKN9cu7rOyKQk&#10;ex9IFlmc1Zo4KBL5ZvVXr+NX5JTEho0x0qYz/Liq6CWtJgg0eR0o5YXpce6mvNTREgctXTgw30hK&#10;qb97RyWTgl4B8mD1scVIkcpDo7p1YDeS+CWIzMINDAJ19fxnz625eRPn4QcOPhYXAxrwFBok+Ad9&#10;OTnRAat7IU5gAnrzfQI8R47y1Rq5y4CXZiKJM5N46HNCbabcPXgQfWuEUmaYG3rB7ulItVe8f3/r&#10;ixeYUxn8Ezpbdq1cFTlrtqKyQlX9+sbuPbnx8cgIBtR9sCthx9+/9tPRj588GfXZfYx47t98kzZj&#10;SXtdbaOm+/v4CK+vR5amp2P9slInXsE2DIU9AIkb5mENy+MxZbQgiLliyDUzGoSNyEjMpNm8lbE7&#10;xmp8spllEE/gZmwUPG9Brsv29KnTUszEQRLzY1HhgEkL6a6ZB+ExuAn5ZtVqJv0mWCLgILkhPS04&#10;n+Xs4Gs9xt/UOEps5rHGrusdyCMtMnA9LE0D0/hrg6TrQHsVnchvv22sdXFwRHNh8ZtLl6oKzp7w&#10;9/YbN3bHKF2kUgzT1kFitFh9jr+hkTvfeL+LU9W9G2RRVHdeTIpz1jNY+7f/PLbTHZER7OpAb6HV&#10;kYEsw/eDTVfep0h3d7cVGIUumtd19zp2YLwXHlPV5Y89J07cYT624dGTT5A1GBjT4HDANpamJdra&#10;OgiEa//rq62jdJMWLSiOCj8T5GMvEXpwdFJWLYU9Bm+HqAv6gK5iBwUV6GxqSltmizjEXDeP9g4U&#10;LCAowvrZ8fKll/XUixFx+E7qALWm+t5Dd47wiJsnlGkQSdiwI0w0QX24G1yoAFJaXMq3967HLZ0X&#10;IOBkSEyT9PWCR44IM+YlTp+S47T5amZS6emjKNxTee9xY1W1/HXlkaCdXpaicLHQ31AXHu/OOtyL&#10;KKHVBjiokDcG5BugoDRGw9wYx2CS22h/R8rN2HhvA04khxOub+ijZ5iGqEmx+boRWod3eCAJAfjn&#10;Ye4OzSZjWGF6w6wpTCjqoLW/qQybYJPn6AxOA5sH1tuZ6FhoI/d7e6TMnn1AMuagwMx1xIjoFUvO&#10;xkYEzp3tYCAoSk/v0/TeLDq75VutvYuWIcslYIvtFUP4iJoMeuAYtG64xzUczyfjL8GJ+YBbIa89&#10;OkbRVmyd8IV4//xpxLyFXkbCA6ttd2/ZGDRpss+YMTAin5k1B+r05HVr1F1tpAjCP/ihoZYcQ/SJ&#10;VvT2UXVzxhsc8VZgjVrr3l45mHPU0yPLds2BlFQNVO/My3ExFgAI2m+sNYAdTrNKRSfSqsB8Q/fi&#10;4cT49yEBGuzR8I7LWrc2de48cIM+htxIriDAgItCbMlLF1dcL0SZgg8PbiXMmQ3faR9zUXVRAc0j&#10;/AqID+9Dwk82TztMuhh809vqZF/PrZaWh1fZPios7qmpBjlRdDbGrlq2Uc/g8r69uGawjWD8c5yh&#10;7iuV8mfPkMfvqNP2gPETNhsaepiYhJgIEwSCaHOTiKmTmm5dQz9pFVNiW5oXSrVRV7t/8VLXb7Qu&#10;RIZBfIfSjzzHcdmrKkeh5NA2N1wCBSlqesLFJX3VWmeLsfKyh3gOuE2EduAhgNpwN4bOYonhVarT&#10;CbG2BvrBY8eGWZrHigVBfL1wM36wKc/TYJQ33yDUQpw0eWKA5aSU+UswQfiaLDFLM4XSQz/c2NhV&#10;z+hqdALWM8EBQXvAMkSKMIqsYR0CKQOZXR5EGTvepaRkH9i8+Hw/gXHq4sWdN2/UXsxPWb/hTFQM&#10;oP0J+DDYzjO7P5LgQMnFMKtIwYqChBrVi4vnfSWWu1fZIqN4Q10NoH0/78RWM4sdU6ZtMRKGcY33&#10;CcRhxqY3Du8Hq/v6UZnzmDEo1Q1/XUV7814vD2+ReZ6vj6q9GaNEA9lkBU9suOghzgy2n1/C9SAj&#10;cG5kTTwYAhk7WAce+Cdq1I3IHatWYqPfasi/n5UNf9rul88OhQd52oxLGTMmQ2IRPXlKWW4uPBVR&#10;JBEfkB1YmxGEiG2OqBugxKSHAGZjLnCGiBjOdiFZHfg3UqAxBI2YELJ7/joMYfEhjRB5wpLSEysT&#10;iI0vNMnUwO1B0aSAT9f7khsXkhMCp9kEjhsdY2rqPeJbN7FJxNZ1Bz1dQo2N4bDh9F9/i1+woOXZ&#10;M1BRaKmYXqkRPU2PIbsBoWhvuwyREZGr1y7S001YteLtncuwpt5LjA42M93ttE3TLfuEuaPnM23g&#10;XnyjcHsARKWWP3t6LCwYhr/to3QyxeaxIq6fSLDfxUHxvha/UygoeGB5x4u71yCTojCxy//8w8dm&#10;fFnxBdwMkLQgiOr9u20m4oSl8O+SAT7gTREd9vDMaXfrySd9AjTtbbQBAGZMXeaBPgzTATP5BElV&#10;qyzD19dl+sySnEMNd+6WHN53NMg3Y9vm+JXLYxbMT1q8BHmHQM/DJZZOOrqbv/6H24ivwkZpwaMG&#10;G5OjIWeHzZSKwiKMEfslu91i0RESDHMjNGBgLodbvqoPGgkn7VGhOjouepzLcQmEh2AYMXeU/wnq&#10;i1/XmQxRP8m1ADiuUlEUJ7ME0MO+1pZ9dhs26uhnbNm8y8PdeeZM+aPHNWWl1XfvaN42lJw6k2i7&#10;1muk7g59zt3TJzHxKGh+ZV+WPZd7yddfVlUBdC8ID3fgcHNCAyCaschJFIBp6Dj+H6Lu/6GPwXoB&#10;iLCesbqhjgbnhGMk2AEA2vs6KPBTrSoODPc2toIORy1vg75XoWp7+MPJ1DkzsiyswozNPMdPPBUZ&#10;3QHjCWmloH7vhUYaa4fMjZSEFgWwFYhBI9oGqoPij4yTG96L2QFdwusQkAsspfbrrK6UyA2gTesX&#10;3GOziqFBUD8jGLq3H4gnJRsiCuFhCCCOSunrR7td7UMFRul6hrEmws2mPAeO7h6+MNlAJ1pfFxV1&#10;C8AoIiMHpbRBqhs8GX6HZHkkrR0mE5tvf39tc9N5JydUA9k2UZIZ4JxnvzZSwN1pPbr8RtEnTBIz&#10;QvrD3st+BQ0FKIBIQNmuLtnDS/nJ622RHCnBjBtlZeZiZf7iyiX8Sj4D/ZrSy9e9Zk3ZzNXdNWHM&#10;1Y3rwsZaJmxc+/4xCgErZFBnNn8ImDYzYcVqpPsDO1fXIyeI9ffud3KFyPzm1i1MNI0NYbzDHzMF&#10;zAGxJgkOhtr39a3lr9EXzDI6gKCV9laprL6hubqm7d2H+vKqF3cePD977OqelKK0yB8ifK4Ge1+J&#10;CD4TE1V4+GDdozJQjwEbATAKcINF6RPgP6hb6EWMkhVOg+hzycGDXjyjOCMjFx3u+ahYIKGM3Dmw&#10;djSoaAvcG9TDP+FicKjAE8JMwk0miYFSWXHzdixfFDt9VnvF8/63Nf42U49TpSGAGTZu4u1haz7r&#10;6OJqwLuFZKFAMaWmuuSKh7m5y9faIevWodCtRtr0/dr1a4RGx48fb2pqwsOZzejjcIB4n9DVL/YW&#10;kDiSdiCE9imunD7pZmqeMW9Ja3U5o/VFpL/8/eViSBOxZmaRfKMIEz6ysrwtfyYjE5UGgZIUKclg&#10;MDEM/SSRsuDC2gQmkJJomBtNq7y19HRe2OKFLib8ABNBBJ+zSySMEhpH8IwC+cb7NmyBow66Je/X&#10;tChByX9UN9Gqp1hyhtSjCpo0P3OXnYBv94+vUJklUST209c/t25td3f3T1UQnzwagIXl9gfQqaGh&#10;4fTp0wnTpkDMQbjQcRe41VFnEJnY3tKWl5AcuGULUsAhLKLm5g3nKd85ScwbDh8DGUfCgBtXiysf&#10;PcIIIJ9guWEuKFtgaam9Ljdp7Xq8St7egr+K4ddpfzJAvpAbAXCSPSHFo0Oa/ke5uYFiCWpJu/L5&#10;h7w8sdHDtfIjncHMDb8sDETFBz4G2CmQshC7FSKUi0/kxnLEx739ULsNu/v7O3e8Z8/rrq6mPACo&#10;X0z2r542WWtWfGzlg9uQCaBYrrx4PnrKNOSoSVq0rLOxDuYzlbQJNTG3a+s+OncKOxEYBpA1KEKJ&#10;pSfy+ddpNF8MTcOEVT9+GDlzbvDYSe8elCCmoJlJd9P84pmj9fgjW7eWxMdGr1jkYchLWra8PP9i&#10;c0Ul2K3mnh4ZyAUoA6WOAXTJ9xJ/Pn6GH1SMdhrIqGx+UnZtd/p++00+lhIHXS1kXYgzNfHS1g4c&#10;Ow5GK0hGQEnCX5ZPA1NJ3SUZDTczXAElcr+be/RiWFi2ra3/+PEbOJxsu3WIYgAtInxnGjvx9KRB&#10;NtwysDMOEDfER1ScO3nM033HhAkRdnbyxg/gZkGjKKwTcfmUH5JhWfu6nxYWJGzestnC/HZycs/j&#10;xyTfM2gJasYUAScLiKapaf/6LT4Tv+t49pywtL8XvuiD7Oa/3OWw2gMriCwQMVFfzsiw/3YkPCER&#10;SHvA2RmKDtryGGM0QAM8GW4AkUgIWZjEKHVdXzu2YGxqBeGRfjpG5yOjoLhEBW6wxgVZmfsQAtMh&#10;R5cw9WDXaXPrbIV5Xfb6xfvqp3GLFrpJJOGz5xRkptEe1wORU11b9gjZUVJWr+6qQLw2swKY3Ldg&#10;j4d7XH/k88FQMSFmBMb+7o5jbh5ORiZItoOljnSRWGLS5qY98bG1ZQ9QnuVN1bN9i5YE8U0C+aZh&#10;c+dWUmEaVr3FLD0iZyogCYBFBICJXBvusRCXokQKWYqcJwrQLr+6J2vLuNHO+lqhJkjKYbBda6Sz&#10;SLR/p2dlUaGmsYHx6aJ+AjOAriSjMR9MK3Wb9mqVsrYWRcPLLpxrr3hJ0iLDfNKIcCnTBg5+/+hw&#10;C56D6/EXGtof1YM4DfLV9uFpWUXZPcjyUtavTEkdo9UE/wc2OgBSdlVFbkqS3d//x2v06O+DAx9f&#10;LmqTNtCQgZAqZSvczxHcml/sajr6XGAEzrGa9t/fw3/NK0lm7u+HnQtGIzDtBcmJjlra8aYmIXzh&#10;vo2bNB3kFABhBEQPOxF8loYbSngddilMZU+fgiiVsgc+yYFGIo8RozLXrql/XgaJAldIS+9sFpsV&#10;hwQ/PXPmQVFBb0dLT111zbnTgTYTd06y9pz9HTTMYdMmvyu9BV9TED0kVwc3BoNgzelTzlxhyDib&#10;8vPnoaYD8sDK3PIbyqDhHvAwPB88GnksQKVAS1t1a8/eLRxBWc4B2h+gQ6AlBzohx49YZTC91dy7&#10;lTZvfoiOASJqncdanY8Ibbp8CdmlMeeAGRhjGfnXUoEq8M/AhWHo8s8e2QMdHiN8oavgLTGK3uYW&#10;GDGT1i7xtjKNMDMBt4bUBNsMdAOsx6QsnPvoVF7Li8eMQRwbHBNHBDqGfMhq+KkilIBxQyTEgroQ&#10;j2SIM/MVf9gXs99+1onf8QW0EQ0XDtzOfm1CoUICHX1AwdrJhYGoVFc/atT2yfqp8B82604gONZc&#10;V1thdnqM7cqNhoYxk6e+yNqNElnoKZKQwA0P3dW0tmXbOTibjS0vvIJvMB3+jq79S18C5SqwFEgO&#10;moaadxeiIl20tcK5BpE847TFSzWNjUCBbjjhERcHC86nxMoNFr6k3yMmCktOcTsvz1EyOnnyzD2z&#10;5m4XGLuMG5Plvv1YSMDF8FC4o0cai7y1dCKsrfdt2pAwd06EiSgQboFisRufG8Plxs6Yoqp/A3cO&#10;uII0dHUwrAuQQnkuKGTbSB1EAKnfvlbDybufPB8G28kv+XpMGYpHIHsPjD7gXl5dv+ostrwSFg5N&#10;DHw8W7ohBf0oUyICD8p2jeL7AP8omI+NeP4SU1cBzxnpAuyd6h4/UMDEzC5POGMwKxE1B4d77KC9&#10;ELC6ldQ32sDwZowDFKKzMT86xN9UGGFoCJVvCEcvypgHVZudrm7AnFnll37A9gt3I3iKYIC4nFCW&#10;8SWGM0p7j4L0hD8ahvAjGjsQ9njg6+8f3YDgOfAE9oDhD6HPIckdgvBHvhG8A0gVBekTwwb8Rvwr&#10;KB0uQzyCrK4aArKfwGzHSL3EefPuHDvYD/5Oo2mg8vGamsKry0cYJG52wnD+AF+I3w+BL/NKJpqM&#10;UqADDaA9u5Oc5Ko1MoxnEMEVRE+f2VddDTDCI/cPo2mshwDlue1Xn42OdRltfSkmoevhQ01D7dMT&#10;xxPt1iZv3pDt6XbAxzNnu7PfxImxI3WSTMy89Ax8+YIIsXm4pVX87Fmnfbwi50zfaiaIt11RdiKX&#10;cc2FDEK7okzT11BV7mszaZuWdtbmDXWvngG7YNf7Mmfn03rF8mOYT+SMhgt365uqgO+mH1u3gWGA&#10;aVFgmRAXx0wq/KOkvb25YREeOgYp5qKocRb5vp57nRydp07fYj02fOWy0j3ZtRfOv798ufHZE0AQ&#10;lO3TevX776IUHKAATO0Y4nXwlTRkGJbiwdk82K+jjPiROrqIq4oRcCJ5et46OkiXdH/vbowKgwZJ&#10;oWwY8IkjN8+PlI127p+THrY/A+d+f/cGrhwQYCHCwJsFTBoritJ2DGSj95GRCxI0OeOBnNJJphe4&#10;DmfoO8RMpZTZL2BkLjt2LHLhkpWjdNYack56ecoqKxSU77Kvv7EhfNZ87/GT392+jZ1+oAP/PvhF&#10;CLA8MIR3QFj9pqZgh7sPkiiaGvkb8uyFJmX5+ZgY/IacA5g4oMgvPmQIT2LKQV2xlyHVZ+iCJWlr&#10;NyJIEF2ADQi1jRTt0v42Kb4qu+TN9e8uF5zLXL7YTyLZwefnbNpUlJp04UB29dOHuOBhydWrB/Ye&#10;tN8KMTN73cY3BYVwxAIKwTSAx5ce3u8v5Lty9ZNdHd+VlwOzhnAIn/1RwHosGKwxrGOE7PV1t8Ut&#10;W5k5dZaSkbVheYFAxNAIZpXBMaNd+f5OmZeFldcorfTZUzXVLwDA6sqKdDdHz+8mu5qYegmE2zhG&#10;AUsWSatfgWEa7gGSPo+miYpgfhTuiGeHV4BaWv5yu1AcrMcNGqkdY8IPMTMKNOXAzdVDTzdx6eLy&#10;H/KZ0qUkr5JSliFkSGgJlhV9xgOBwAyZo+n+SH9+JGrs10ENje0e+wD2xo8Pg1EFgVAk+4Ow/ciV&#10;YXth3KHZa7DdoCeQkuAwg95SYl76Qd3V8KFwd5bruAnwXAqcaIPkgVh8+OTYbXT+729iZ899XVoy&#10;qE7+C16MzGOwpGCOZZVVRz28gkxEoYYGMRamiMPdbm199eQJGVOEHTSN8ascdgghaXMn1F7whKmv&#10;v3PypObDB6Bmcx+8ypAUlLyb4DcODoP8QplYs15pbfDyJRsNOJXHjmElSqnePdSw2P6AMQp4MJYe&#10;PBQywQYLM9PFUVr9HI52qtq3Rzxc/Mx43rpaOy0t4p1dsakP+8D+wBdgE4LaC77oMKC0UhIvZdbG&#10;LSnjbLqb3kORgEq+sLOQwxlDNygnMJZTp6owPiHFZlKghehwVDB+JUWqqvNZ3tGD69Znz5zjZyoJ&#10;XbSwr7UBqXuGeygw95CcS77WJKORsYAxVLXif4UyfenqCIEIkvJOjn7QWJHXaGGaxAwRW+tGaSdu&#10;3dT+uuojb9ZLCnlmqyZqRgStvxdexBgt+g8KxhIxjJJt7NdBDQ03suzZwBPwEBA6sIdYVHg1OoAg&#10;XPCNjPGClIQD5xnJiApGQJ+JS8GHdkK1RhlOQBD7ZKWlSEkE/Y/PhPGHd8UUnzgUN3XqfmPJjm9G&#10;+q1eOqhO/gteDAzHHlj3sjzLL9BFYhXON90lFiP24fCaNTfS01TyVkwEEyZD8waRcLhBRNgHzoFM&#10;RTgiY1Y7IkWwAOHaiVBEQm+sUWazZdyAYWE6Hhm2Tc/wUXIGLpdB+w0mHyjSTfxeDaMC6r1/79iK&#10;lZsNdQJXLbgSn5a0ZAUS3QRKBEH62lgaZ4Ii5KR++us0Gfxaq6uupySc3emS5+VQkhSds2pV8ugJ&#10;r169gtYUIMLSI90/PmDXerDM4XWGSELluZjYcBPzSJFFw/VLyCJBMwAFe3fP26rXB/fu+/7I0e42&#10;xCZ8Np6WNKJ9fXs83ZGbKMnQIFMi2iEWZvm7If/D2egYFxOJPd8EmbrJukgUe9j5yeHGmJLsffZm&#10;wiBz43iJYZRAG0FJjoaGqNk63O/9sz+/XUnp9RRNLUf8A90EIn+Bib+Jaeqcma2tyPMNZKfGjvGn&#10;x1/OqLFIwa6nrl4VOnZsy72bKL3dCPaMMJp2PDSsW+yStTWvcpPiPOfMsjccsUPvW2S52S0xd/jb&#10;34OmTpO+eEa6279QQxGBwt3Zdjyuo4DjazM6cPL4bd+OzDIf+/rUBU0PbRZITQb+B0yCFDZNdV9H&#10;qxS59LF9vLl6JUBitVOXGzFn9rXcHBSAZiedMABCILOfkCj3mRp2HpDjc4lxXgKjVKEJCmB5Txr3&#10;5v5V2vsa6qvP5T84fFRaXYWBMFzon5731sjb88JCfMdbhpkLoi2E23kG8cuWtd0t+0zg/9O8FqYl&#10;+AJh+avevbuRnoGqUtnODtWF50HQMAYWpbGto32ZQyKyq1SUXzgbPH1q9PKlb+7dwQmpHBFCWLX4&#10;iRxHIcgQbevt+vDofkFMYMT8GZt0taFVDpk6rTgtDSniIat+maP7tF5B+CrO2r3V3Pykj1fnvRu1&#10;F04mTZ8eyTGOFY0tCgxFjCcy2yCiHxCRapQfND23j+YiqzyMi73SxiPunnDhW/vNSO9JE3dnZqIw&#10;OuHAj5jAqrg/rVf//F3AVXTlyt7dXiYmSSKxl75ejO0KjUIOnx+QNdKWwbrNOCsiDyEo2z//xs/7&#10;BFhJkNTih8S4oKkTtxpzMu03a+rqaKD/br8JAZiTmfUPbCGdpVLW2NcjQwlWQp8f25dM0xhuDAZx&#10;RX5qsp0hZ8/q9eq376ELgooQOE3CKxyrFJ1sMQvGLtb9/HpRXkLM6aTEl5cuaTqRV0XT+ufH/59O&#10;Muat/mX59eNH5a/LyeSi7DgZ5O/G4YWMMnTXM3Q15AYbm53duOX9xfMaeWNL89uUJStuHzoEsg/9&#10;f1djXU1xcVVu7pPs7IqXLz+iAHnl01qir59vd5OB/1L3192+hULnCD4Kn2RTdioP3YavDmVyp8km&#10;B2zI0R1U+fdPT9PgYsQAXIUUnScT4CNdim0aEbI/net/H/9/CGDtI/qpS9ENdQrLtKPmYMtPaBp7&#10;Cwtd/P3/T/i8Z9AjxiyuUkgbj3l4IUwV7mcgcTDtwZTwMcoGmtieduiHGRsTs6dDA03JT8DRgKSr&#10;2j/vGIb67XAwZkg9WdzakGa1r61wT8YOCwkqTWQsWLhv5Sq3kTr2//Gffsame21tD2zZHCIU79+8&#10;Bd74iGSH8N4FhymQCFJyU4MaHEz7gJM8Gyk51F3+Xc+jdNwwGnR1pNmtcxQKi6KiwFqS+YDOQiwF&#10;TaNjfGj4v+uRX/RFiLCGsptpNCLk6cSUYAv+ojv9BXQOi5rFf/wFo4bk6kiqCUsNujbAnrFgZf9+&#10;AV3+WRcgXKLn5AIEO/jr1+krbF1FkpK9u5HzmThP7N0fHYHAZGCVkpUBiMF+sOPB9Q4mXWLm/kKN&#10;FjVWOSy8FHSB5aB6cCQnZAwyOoorc49pPtQUZ6cf2O6M8LFgqzEoMhjJN42fMrX6wjkYRbGjIfNn&#10;c28H/KuhQvvp1IOysWc+F6ggPMDcXf/i6XrrsdHr1mhq3mJwiFMGE4lfyAMEOAvvCAYl/gIzCrSE&#10;rhu4Ku/qhoIIiA6MxdfPBf8/y3spowjwH3CCTZPYFmpsgiyWprFnMBzg8xeoVaP+07KlUiM4eJ5/&#10;YTOfFzraMtXTo+E5fESxrJVIT0Gj+Ljl0SHSjv2fSznOo7DSX6iRKwvU6cgVTwtAI31Tc8jFJcHK&#10;ytdYwuQrVrZ2tWLMivr3hbt2UYS70HQnT5A0Z/6LUyeY7PnkxYcC7gARXKABGqAF+2GPPxeokD0R&#10;/jk3C87v3LD+cWEBxtjTrYCANuCqj8ECRRF4Sf38fDLyUMGH2Y5pRDQu0DemFtIfEJ84VP3/XM8h&#10;CxHrFcOQNnLUBIeLtYDVwDQ6Amlg2ufq5G+8FzphNg9/F+XR0ihaGtI2rfXS07IboXUmMFjT2oy+&#10;I0oR40JSNWiMOjs74UHEjIk4NxU8ITFaJFz9CzX4J9MAMUpSkarzDx1ez+Uhs5APT5QXGo6zMASD&#10;7uEvMsA+vXk9d8OGcHOLACNhxLQZr4qLlB0dDOdD64jICJ6EJPk9MJV+XFmfC1TsrHU01Xc2vMdO&#10;hcxjMOK2I0Uzw0+CspFzGNY+uHHscT8i8Ofq7T//XmYKwXIjcQO8AoGlsFr/FWwf/zxkfvsJQGwG&#10;9YlmweWPdEzgW4g8/Iym0WbBtN9+2h//K6x1cJmipBvoIJgyjfJp3qFoK7NoXaOICTa3jh5B1nfI&#10;YuDbKcSGibnDtgfuDi6dyHUI2x8Cu0lv8RdqNH0ILKKEeMhV3nHjf9k7/5iqyjCOX1ZZ//W3/dMf&#10;pgl4YSxFUNLVaE5koeuHNXGttrbbWi6cTQ1raiLlvJKhoyzNmphbm3OZzrVEZAXZcv2QxmiTKNra&#10;CrgEXG5chdvneS/3xpjIX2yc4/dM4d5zzrjn+dzzPud53/f7Ps/xjyjTsC8zmyw9xyo2QKLXxhvH&#10;vk+o/Rr/p+HT45tzc5Fb15WWtJ06Caih4VHG5SxAMKdG/y4Ro3HRwkyg7fltzPrULQ0rtgk7PW+k&#10;DPAmAXyyBRVOjuIWCI4mIt3hl0KvZs2h1sPOgvyvD9XRbHlq95v38kN7nPKLwgu5XNsJqivijyLt&#10;rTVr1ry9qGDXggXvPvcsNVOSTh6lGb2bGIltacyxaOP7dYfXl2/Nyzu4rrzzYpO5tWSox6Ni+F8L&#10;1Wj27nk35QXM/BMmuC/n0v6fTxx/lNcz3xxdoZ8ImAyJYVQ3dhpxda5pxZ/sqdryQNa+osU7g9nh&#10;0lWtZ89wY9IrIb+In2yfzBbn2y286oujVCGSHTy7u+q1hfk1RUuryh7tvfrL2LCYddlMkEzhASc8&#10;u361pSn85GMbsrJfL36k5eiRv//qjHZ3mS7GObeYjVLzfPADw/FeC4xJn8YML53XCQGbfNpkt5n2&#10;TxMB63Ba6R3WZSespIINOgzWb99WWZjDWpIPliyhDFx47dr2lmaCEps4uwU2pktwaAwmM39NXg5+&#10;dDZd3FFatjkY3PjQ8t8uf+fEZhbLAY71s5xCnGuD7QkSEzUcDj1PP7Sm+OG6l0P1Wzadqt7V+sXn&#10;PBA4y2R+dNy9v93QpyFTkU/z/nfreQuIQkxZR88oWaI0fq3js9O1ZavDD+bvzQvi0yrn379t5Yor&#10;jefxfsn1y563eSoDnE9jybZl7kKDiqdC03Xhw6PEYIc2bRz6o8uGTPF6yB+ozukGG5NlCHoHUaZd&#10;H+7qOPjE43tzc94qLHhzaeH6e2YfeDFkMy2MVcfthKk+3wPHb+jTcGiMKnP16aO85tbygD26RB8R&#10;QE3nyrkiqjMJQ/ely++UrK6em71/0cI3MjNfmXvfgfJ1bV+eIx08jdFn85uTfY2mtncSFzRNFPW2&#10;6QDG9nv6+lu/7+9oJ1S1gMzWdzKtaf3JHntjvmqAFRecOzL8zcdHdi9bVlu0fM/iwppVpT+iarMM&#10;RWhirFjeZJ/rof1pr2VsUn3PpPtKH0rv95BdulQfECAOYf213Yc22Td66diJZ2bfu2PO/MqcvOri&#10;Fe+9EGprbOAYo+aWZ9JV1vCB1Tc3gd6mE6CS6zKGf0PbkMrxS1BmKj5qghouvJqTsA2htR1GE2Gi&#10;tgEmENiiAz+cP7f/6ae2l6y8gkNzK9wjI5YRjLRgN/90Txw1G1MbF4w3Szo0Xqd2229P2KKL9BkB&#10;soAycJRWXf7U3FxbUXGycutX9Sd6fm6zVkoDvRanMql1uKLTnvtrJuC1CIwpERy5E2IwdWL5pOI4&#10;tyirn2JWn4jman1OVwScNwOkbIqMJvM4oUi24O13ktV1//ntmdMjTuNH8jrL7s4iDB4P3t+wOb1h&#10;TdKnsSdtWfro+J3po3ohAtNHgLo81j5Ni5Vg2SYC+BjLFaM9LJkh4OBfH2sVnbDK5u580R6nD6b+&#10;sgiIgAiIgAiIgAiIgAiIgAiIgAiIgAiIgAiIgAiIgAiIgAiIgAiIgAiIgAiIgAiIgAiIgAiIgAiI&#10;gAiIgAiIgAiIgAiIgAiIgAiIgAiIgAiIgAiIgAiIgAiIgAiIgAiIgAiIgAiIgAiIgAiIgAiIwC1L&#10;4I5AIHBnRgY/7+L/vFl3B2YFLNdgRuB23gc5cBu/A4H/AAAA//8DAFBLAwQKAAAAAAAAACEAMNXt&#10;YfqBAAD6gQAAFQAAAGRycy9tZWRpYS9pbWFnZTIuanBlZ//Y/+AAEEpGSUYAAQEBANwA3AAA/9sA&#10;QwACAQEBAQECAQEBAgICAgIEAwICAgIFBAQDBAYFBgYGBQYGBgcJCAYHCQcGBggLCAkKCgoKCgYI&#10;CwwLCgwJCgoK/9sAQwECAgICAgIFAwMFCgcGBwoKCgoKCgoKCgoKCgoKCgoKCgoKCgoKCgoKCgoK&#10;CgoKCgoKCgoKCgoKCgoKCgoKCgoK/8AAEQgBHQEWAwEiAAIRAQMRAf/EAB8AAAEFAQEBAQEBAAAA&#10;AAAAAAABAgMEBQYHCAkKC//EALUQAAIBAwMCBAMFBQQEAAABfQECAwAEEQUSITFBBhNRYQcicRQy&#10;gZGhCCNCscEVUtHwJDNicoIJChYXGBkaJSYnKCkqNDU2Nzg5OkNERUZHSElKU1RVVldYWVpjZGVm&#10;Z2hpanN0dXZ3eHl6g4SFhoeIiYqSk5SVlpeYmZqio6Slpqeoqaqys7S1tre4ubrCw8TFxsfIycrS&#10;09TV1tfY2drh4uPk5ebn6Onq8fLz9PX29/j5+v/EAB8BAAMBAQEBAQEBAQEAAAAAAAABAgMEBQYH&#10;CAkKC//EALURAAIBAgQEAwQHBQQEAAECdwABAgMRBAUhMQYSQVEHYXETIjKBCBRCkaGxwQkjM1Lw&#10;FWJy0QoWJDThJfEXGBkaJicoKSo1Njc4OTpDREVGR0hJSlNUVVZXWFlaY2RlZmdoaWpzdHV2d3h5&#10;eoKDhIWGh4iJipKTlJWWl5iZmqKjpKWmp6ipqrKztLW2t7i5usLDxMXGx8jJytLT1NXW19jZ2uLj&#10;5OXm5+jp6vLz9PX29/j5+v/aAAwDAQACEQMRAD8A/fyiiigAooooAKKKKACiiigAooJx1oBHrQAU&#10;UZHrUck8UK75ZVXHXJoAOcYBozjtXiPx9/4KI/se/s0W8n/C1/jlotndRr/yD7e5E9wx9BGmTn2O&#10;K+V/FX/BffSvG2otoP7JH7KHjXx5cNlbe8Ni0Nu5+oBIr1sLkeaYyN6dN27vRfe7Hm183y/Du05q&#10;/Zav7lc/RUvgYxSl415c1+aifHz/AIL3fHpvO+H/AOzj4X+H9lNysmuSbpUXsfnYc49qeP2Iv+C4&#10;XxJHn+Pv2+tL8Pxycta6TZj5PbKxdvrXZ/q9ClrXxVOPdc3M/wAEzk/tqc/4VCcvO1l+Nj9KDLH/&#10;AM9v1pPNgPSQfmK/NtP+CN/7d2tjzPFX/BUTxh5jff8AsTzKv4Ydaef+CJn7W0K77T/gqJ8QPM6/&#10;vJ58f+jqn+ycpj/zGx/8Bl/kH9pZk/8AmFf3o/SIOpXPmCm5561+bn/DqX/gp34RHm/Dz/gp7rEj&#10;R/dXVY5Hz7HcHqL/AIU1/wAHBvwgPn+Hfjv4O8eQw8+XqUEaM6jtyqHNUsjwdT+FjKbfZ3j+asL+&#10;2MVT/iYaa9LP8mfpUGyuKaCRX5rj/gpp/wAFUv2f28v9pn/gn1c6tZw8XGq+FWdgcdSqjcD+dejf&#10;Bv8A4L4/sWeOtQj8O/E4658P9WYgPa+JtPaNEY+rgYH5VjV4bzSnDnhFTj3i1L8nc1o55gKkuWbc&#10;H2kmj7m4H3hQcMOtcp8OfjN8LPjBosevfDTx/pOuWkkYZZtNvkmGD67Tkfjiur3o3U14s6dSnLlm&#10;rPzPWp1KdSN4u46ijI9aMj1qSwooyPWjNABRRRQAUUUUAFFFFABRRRQAUUUUAFFFFABRRRQAUUZ7&#10;0jMAOtADC24ZNVdS1XTtGsJNR1K9ht4IlLzTTyBVRR1JJ6YFfP8A+3H/AMFKv2cf2FfDnm/EPXW1&#10;TxJdRn+x/COkMJb69boPlz+7T1dsAdsnAPx3onwJ/wCClX/BX6/Xxf8AtIeJrv4OfB+4YSWPhHTN&#10;y32pQE5VmDAMwYfxyADoVRhk17eCySdal9YxMlSpfzPr5RW7f4Hj4nNoU6vsaEXOfZdPNvZHtn7U&#10;X/BcH4AfC7xG/wAJ/wBnTw/f/FbxpJIYLfTfDMTS26SdNrSoDvOeyBvqK8lt/wBnf/gsV/wULZdT&#10;+PnxVj+DXgy8+b/hHdDz9seE/wALbTnOOm9sj+7X2p+yt+wL+y/+xx4bj0X4JfDOzs7kx7brWrqM&#10;TX11jvJKwLdf4V2qM8AV7QEAG1RXU83y/L1y5fRu/wCedm/VLZfizBZbjMZ72Mqafyx0Xze7PjX4&#10;Af8ABDr9h/4MTx6/4q8I3XjrXBhptU8WXJuN7/3tn3Rz7V9XeEvh54H8BWCaZ4M8I6dpdvGoVIbC&#10;zSJQP+AgVuZG3GK+Tv8AgpB/wVd+B/8AwT/8MvpN3ND4g8eXlvv0vwnbT4YAnAluGAPkxdeSMsQQ&#10;oPJHBGtnOfYpUoylUk3tf9NkjqlTyvKKDqSiopdev37s+r5CBgqOBXyz8d/+Cpvwp+EP7SHhb9m3&#10;wz4N1TxVqWueLrHw9q2paSR9k0i8uXASKSQghpQuXKDlVU5IPFc/P/wULf41eHPhT8F7HQ9e8B+K&#10;Pj78P5NU8N+KDbQz2ukyC3MsyjMis0qx/NHlNuXiLfxAeA/AfXPhB8Qv26Pgb+zl8J/D9rb6X8M/&#10;FPjrU9cIvvtVxqVxZ79PttRupcZeeWTfKS2cZGDgCu/AZLKPtJ4qDajGTstlZPVv1Vrd/wAeTGZq&#10;pckcNJXcorXztol6O5+pETlo9xp1Io2jApa+aPoAooz3oJA60AQyRRyLsljDA9QVzmvL/jN+xn+z&#10;F8f9Pk074tfBTw/qyyZDTT6egl+odQGz75r1J5Nibya8n+EX7bP7L3xw1bVvD3w8+MOlXGpaFqc2&#10;n6rpNxN9nure4ikMbqYpQrY3KQGA2nsa6sLLHQvUw/MuXdxvp622OTEfU5WhWtr0dtfvPkP4k/8A&#10;BBzTPA2rSeO/2FP2hPE/w21qNvMt7L7dJNZs/XHUMB27gelc3aft8/8ABTr/AIJ73cejft1/AFvH&#10;fhCFtjeOPCq7nRB/HJtG3/vtUz2av0ss9f0TU5mtrDV7aaRRuZIZlYgfgadqOlafrFlJYanYxXEE&#10;oxNDNGGVx6EHrXs08/rVI+yzCkqse70kvSS1PNlk1OPv4Oo6cvLVP1T0PHf2Uf2/v2X/ANsvQf7T&#10;+C/xLs7q8WMG60S6cQ3tvn+9Ex3Y/wBpcr717UGDdK+G/wBrT/giP8E/ihrbfF79lvX7r4T/ABCt&#10;5DNa6p4ed47OeYdDJChHlnP8UZB7kP0ry/4Wf8FPf2sv2B/HFn8AP+CqXw5uZNLkk8nR/ipo9uZI&#10;LlR0eXYu2QepULIv8SHk06mT4PMIOplk7vdwlZSXp0kvTXyFHMsTg5KnjoW6Kcdn69j9OODzQw44&#10;Fc/8OviV4F+LPhOz8dfDrxVYaxpOoQrLZ6hp9yssUqEcEMpIrfUgjrXzc4ypycZKzXRnuU5RqR5o&#10;u6H0UA56UZ7UFBRRRQAUUUUAFFFFABRRRQAUUUUAFGaCw9ahnu4LWB7i4mWNI13OznAUUb7B5g8s&#10;UMbSzOEVepJ6V8Aftsf8FVfGmr/EV/2Nf+Cd3hv/AITL4kXjG2vtat4/NstFJ+8xOdruvU5O1OpJ&#10;6Hkv2w/24vjf+3h8Zrn9gj/gnZeyLaRsYfHnxEgY+RZw52ukUg4AHILDljwvc19Y/sL/ALAfwS/Y&#10;U+HEfhvwFp63WtXUYfX/ABNeIGub+Y8sS38K7jwo/HJr6ejg8Lk1FYjGx5qkleNPt2cuy7Lr1Pna&#10;uLxGZ1nRwr5YL4pfov8AM8e/YT/4I/8AhD4O+Jf+Gi/2sNdb4kfFbUJBc3Wp6wxnt7CY84jV+HZT&#10;0cjC4GxVwDX21HGETy402r2Arnfih8WPh58GvBN18SPiV4rs9J0OxMQudSvJNsaeY6ooz7swA9zW&#10;/aXltfW0d5aTLJDIu6ORGyGHrXjY7G43MZ+2rtvotLJW6JbK3kepg8NhcHH2VK1933fm3uy2OlFJ&#10;uX1pC4BrhO4jYnqa/OX/AILe/sYfsr6B+zR8Vf2sZfC9vH8RNZsdNt4dRu7wsWdbu2TMSMcBzEu0&#10;lf4QemWJ/RzgcGvzd/4OCv2d/AOq/s7a5+0r8QPH+uNd6XYWOkeD/DcNzts0vpbvLzsg++7REg56&#10;CPjrXvcL1JRzqiudwvJJ2vrqtNOnc8XiCKlllR8ilZPfppv6npsv7K/wi/ab/Zp+Bfx2bVNXeL4U&#10;+A/tFnpmixlJtShn0eJJbTKlXjZkChSpDAnAwSCPAP8Ag3R/Y/8ACNhouvftq6xqNwniXUNR1Lw7&#10;b6LJ8qWEKSxSS53ZZpCyqvOMAHOSa+1P+CZXwq8R/Bv9gn4a+CfGFxdSav8A8I1Fean9sctIktxm&#10;cxsTz8gkEYHYIB0Ffnn+xtq9j+yH/wAFOPjV4r/aQ/aQtfD/AIP8HeJL25TRU1Bo7W+1HVv3qlLf&#10;ksEhkOTjhghr6DD1sRiMHj8FQqO0X7vVyipO6SXdtO54dWjRo4jB4ipD4t+iTsrN+iVj9kKDyMVS&#10;0jVdP17S7XWdJu0ntLuBZraeNsrJGwyrA9wQQau5HrXwPw6M+2IvmAwaNwYKGpXI615H+2r+1No/&#10;7Gf7P+qfH3xB4Q1DXLPSbm2juLPTV/ebZZki3+wXcCc1pRo1MTWjTpq8m7Jd2zOtWp0KbqTdktW+&#10;yPWpfnVl3DFfl3/wUB/4J2f8E1f2a/iT4m/bR/aH8a65DD4gvZLy18E6XdrDJd6k7b5PJK/Ptdss&#10;QMbdxJYAcQ+NP+DkHSvF0sfhz9mT9mbxB4i1a4jHlpcA/K5H3dqAsfqK+bL/APZj/wCCqH7avx/s&#10;v2qPjz+zRe+JLGzuDPY+FdZuvslmkYyUgWMkME3YJ4BYDk88ffZHw/mOV1ZVMbVVCLWqckpS/urX&#10;T16Hxmb5xg8fTjDC03Vkno0naN+t/wBD2n/gk5+yp+0T8Yf2qbT9uTw5pOofCz4YW+YtM8M/2lcT&#10;vrdqFZVR/OZi6liGZzgZGE6ZH67RDCY3V5X+xvd/HK//AGetAm/aH8Aab4X8UJG8V5oukODBbxq7&#10;LEFA4HyBTgcDOK9UJI+bFfL59mNTMMe21FKPupR2snpr1b7n0WT4KODwaV23LV33u/yXYH56iuU+&#10;LnwY+GXx28E3nw7+Lfgmx1zR76PZcWN9CHU8cMD1Vh2ZSGHY11pYFcUmMdq8anUqUZKcHZp3TTs1&#10;6HpzpxqR5Zq67PY/LD4j/spftef8Ee/GV18df2J9U1Dxt8I5br7R4j+Hl/I0kljGWyzp34HSRR/v&#10;KeDX3B+xX+3V8Dv24fhuvjj4T64q3cK7dY0O6YLdafLjlJE649GGVPUE17TcW9veQtBcRq8bLhlZ&#10;cgjuCK/Oz9uP/gm38Tf2ffiVL+3d/wAE3JG0bxVYubjxL4Ktc/ZdYh5LhIxwScElPxXB4r6enisL&#10;n0VRxbUa20Z7J9lK3fv954NTD4jKZe0w6cqf2o9V5r07H6LbskHNODg8r9K+a/8Agnf/AMFEfhv+&#10;3V8OmubSP+xvGGihYfFHha6O2a0m6blB5aMnPOOOhwRX0krc18/jMJiMDiHRrRs09f66p9z2MPia&#10;WJoqdN3T2f8AmTUUCjI9a5zoCiiigAooooAKKKKACg9KTcMZzSeYtAEbMq9Tivzf/wCCiv7ZHxe/&#10;a0+OK/8ABMj9hHUd2qXjNH8RfGFs5MOk2ox5kQkXptz85HOSEHzEgem/8Fb/ANvbxP8AADwrpv7M&#10;37OMTan8XviLILDQLWzXfLpsMh2NdEdm/hTPG75jkKRXc/8ABMb/AIJ8eGf2FPgqNP1Fo9U8deIm&#10;W88beIpDvkubk5PlK55MSFiBz8zFmPXA+ky+jRyrCLMMRG8n/Di+r/ma7LourPBxlWtmGI+qUXaK&#10;+OS6L+Veb/A7P9iT9if4S/sPfBuz+Fnwz0pWuCqy61rUyD7RqVzjDSyH+Q6KOPr8Sf8ABdD4+ft7&#10;fsc+JbX4lfBj4o3EXw68ZWLaVeWJsIn/ALLv/JZTtcruUSJl1OeGV+nFfqJg+lfAf/Bc3S7r456Z&#10;8Gf2G9Cu1gvPij8SoBc3Xlh2trK1QmaXHfb5wbggnYRnrVcO4x1uII1sVFTTbcuZXVrXb+SWhnnW&#10;FVLJ3ToNxaty2dtb2S+dzzrxT8QPh142/Yq/ZH/Zh/bE+JO+H4meTd+ILi6um33Fomm3H2MMw5yL&#10;mewXceCyZJ616/8A8E4v2lPGfwb+Jurf8EyP2qNbb/hMPBse7wHrt4do8S6J/wAsWUn70iIMEZzg&#10;HOSrGvmHWdE+HEP7QP7Jv7HPxwikv9a+C/iLW7bxZffZyqx2NuPN0qSQkHEMogt5OeNoYdzX0h+2&#10;R8JfhZ/wU8+DPhz48fsmeO/7N+KXhO1l134dawqNa3VxbxXDxFGDAMYJJYTsZgVzyPldgfax1HC2&#10;VGomqdRyalbSLcnySXk4rVdrPoeXg62I5nVi05wsuXq0kuZPzT2fc+7xIpXIpY+vIr5M/wCCYX/B&#10;RKz/AGx/A158OfifYroPxU8GsbLxl4dmXy2aSM7TcRoedrMOV6q2VORgn6zBwP8AgPFfD4zB18Bi&#10;JUays0/+Ga8n0PrMLiqOMoqpTej/AKs/NClR1Brz39oL9mf4QftP+H9H8JfGXw5/a2m6Lr8GsWtm&#10;0zLG9xCHCbwCN6/Ocqcg8Zr0EMCPu1i+MfH/AIK+H+kya/4z8UWOl2kSlpLi+uVjVQBnqxHas6Pt&#10;o1E6V+a+lt7+RtW9jyNVLW632NSKOGGJbeKNVRVwq+g7Cvl3xv8A8Ecv2EfiT8atW+Onjv4X3Gqa&#10;xrd+97qEd1qszQS3DnLPs3Y9sdAOAMVxfx+/4L2/sF/Bee40jQfF154z1KE7fsvhe1MyE+nmnEef&#10;bdXy38Qv+Dlj4t6zJJb/AAT/AGUoYYc/ur7X9UZmH1jjXH/j9fXZPwvxfWbnhKUocyte/LderaPl&#10;M24m4Vw1o4qrF8rulvb7j9dtG0jTdC0i10LR7OO3tbO3SC2t412rFGihVQDsAoA/CrZKA1+FGuf8&#10;F6v+CnOvOz6TongXS03fKqaPIzfiWn5/IVnw/wDBcT/gqbbS+e2teDpF/wCecmi/L+kw/nXrR8Le&#10;KZx5pKK9Zf5I8aXilwnB8qqfl/mfvMxJGAKzfEnhnQPGOhXXhzxRo9vqFjexNFdWd3EskcqHgqwP&#10;BFfit4T/AODhX/goD4ekUeNvhB4N1yP+IWcM1qzf8C8yT+Ve4/Cj/g5f+Gt3cx6d8ef2d/EHh1mI&#10;El3pc63kK+p5CPj6KTXm4jw/4swcedUW7dYtP523PSwfH/C+Ye5Gste/n07H358E/wBj79m39naO&#10;4Hwb+D2i6G15cNNPNa2a+YzE5+8ckAdlGABwK9NKLjCjFeDfs6/8FL/2MP2oI44PhZ8btJmvnXLa&#10;XfTfZ7pf+2cmG/Svd4Lq3uV3wTK6n7rKc5r5bHU8xp1msWpc3Xmvf8T6jBVMvqUl9Wcbf3bfoT0H&#10;kUm5c4zSeYtcR3DegobBbrShgOK8c/bM/bF8FfsVfDay+KPj/wAKa9qmm3WrpYSf2Fp5uGt2ZXYS&#10;OB0T5cZ6kkYq6NGrXqKnTV29Eu5nWqU6NNzm7Jbs9iYxqck1xHgL4+/Bn4qeNfEnw48BfETS9W1r&#10;wncrb+JNOs7pXksZDuG1wDwQVYexUg818T/Gv/g4Y/ZE0b4Oa9qHwpn1i68bJp7Lofh/UtDnh3XT&#10;LiNnZlChBuDHnJAwMkiuC/4N2fgrour3/jr9sXxh8Xodc8f+K98Or6Pb3weSxhnn89pbpB0lmliL&#10;AEDaqnGNxA+hfDeKwuV1cZjE6fLZRTTTk29fkl17nh/29QxGYU8NhrT5ruTvsl+tzuv+Ckf7BvxL&#10;+DPxJj/4KOfsCQtpvjTQt1z4v8M2MZ8nXLUcyN5Y+820fOo5YcjDDn6c/YC/bl+Gv7d3wPtfij4K&#10;kW11S3xb+JNBkkBm027CjKN/sn7yNwCPQ5A9ykiEqbHxtPWvy9/bV+Dvjv8A4JOftWQ/8FE/2X9D&#10;mm+HPia9S2+K3g+y/wBTD5j/AOvROihmbep4CSkjIV8C8LWhnmHWDrv97Fe5J9f7jf5N+gV6dTKc&#10;Q8RSX7qT96PZ/wAy/VH6kdBRxjNcr8Hvi34G+Ofw30f4rfDbX4dS0XXLFLrT7yFuHjIzz6MOhBwQ&#10;QQcEV1WB1zXzE4ypycZKzWjR71OcakVKDumOooooKCiiigAooooAjGAeTXnX7Uf7RHgP9lX4GeIP&#10;jr8RL7ydP0OxaXytw33MpGI4UHdncqo+teilto3NX5h/txapq/8AwU+/4KM+Hf8Agn74K1CZvh78&#10;OZl1f4m3dqx8ueZcf6OSOMgERj0eR/7lerk+BhjMV+9dqcFzSfZL9XsjzczxksJh/wB2rzk+WK7t&#10;/wCW50n/AASI/Zr8c/Hn4ja5/wAFT/2p7BpvFPjKZx4H0+5BK6XppyqugPTKfIp/u7j1fNfovgYw&#10;B7VR8P8Ah3SfC+g2fh3QdOhs7Gxt0t7S1gQKkUaqFVVHYAAAVfKktnNY5pmFTMcW6lrJaRXRRWiS&#10;9EXl2Djg8Oobt6t9292DHjBr538f/sP3nxO/b18Iftk+LPiGzWfgPRp7Xw34YS2+RJpopY5pmYnq&#10;d4IwONi19EFCDuNDLg7hXNh8RWwspSpuzaa+TVn96OmvQp4iKjNXSaa9Vt+J8b/GyP8AZpH7dviL&#10;wD+0R4pj0+b4lfDWy0HR7OSBraK9gjuZ3lH2oYzMWfbtByExk/NivDfEml/tW/sh/wDBQCXxb4R8&#10;B3t78H/EOmWfgLQLrRdL3N4dskCvC6IMlo45p5CWJw+HORjFfV//AAUs/Ym0H9tz9nTUvBkNukPi&#10;rS4mvvBurL8stpfIMqoYchXxsP1z1Aq7/wAE2/Cn7SvhP9kDwt4c/a1u1uPGFrC6T7m3SpbhsQrK&#10;38UgTqfp7mvo6GOoUMuVZNSbXLKEummko/ceHVwdStjvZ2aS95SXXXVP7zm/2cf+CXPwk+Af7Smp&#10;/tcTeNde8QeNdYhnS+v9QkSNHaUKHYpGApOFAHbucnmvo7xR4u8N+B9CuPEnizW7fT7C0jaS4uru&#10;YJGigZJJNcD+1V+1r8Gv2OvhbdfFP4w+JY7G1hXFpZqwM95LjiKNOrE+3A6nFfh3+2j/AMFC/wBo&#10;n/gof4lkXWNTufDHw/jnP9n+G7OYqZ0HRpiMbycfQZ6Gu3IeGs64yxSqTb5FZObWiS6JbaL5HlcR&#10;cVZLwbgm5tczbfKt2+79T7V/bZ/4ODPDfhi/vPhl+xh4ZXxNqsbNFJ4kulP2KFhxuQdZMH6DtX5v&#10;fGX4t/tGftSa63iT9o34v6rrHmSb10pLgpaw88BYhhRjtwTjqTVLRtA03QrZbTTrRY0UfN7/AFNW&#10;zbgHIr+gch4LyXIaa9nTUp9ZPV/8D5H8ycTeJ2dZ7UcYScIdEjD0rwnoOkDbZaZED08zblj+JrQM&#10;IXoOPSrjQADKCkEB9a+s5Utv+Afns8ZWrS5pyb9WUjCAcE0eUO5FXDb5NO+zH/IpmPtSj5YDZUU2&#10;S1hnjaO4hRlP8LKCK0Ps2f4cU0W+R1oLjiZRd0zmbz4f6JPcpqOmmTT7uJt0dzZyFGRuxGDwR1yM&#10;V9Efst/8FWv23/2PbiDTbzxPJ488KwsFk0zXJWeeKPp8kvLDj+9n0yK8da2Ctij7O3Uj/wCvXlZl&#10;kuV5tRdLFUlJea1+T3Ppsl40zrJKynQqu3ZvQ/cT9hz/AIKs/s0ftt6bHpvhnxCui+KBHm68M6tI&#10;I51bvs5w468ivpDxBqF9peiXWpaZpb31xBbtJBZwsA0zAZ2DPGT0Ga/mWvPC1zY6zb+LfBer3Gj6&#10;1ZyiSz1CxlMbo4OQcr/k96/SL/gmR/wW+1CXWdP/AGcP23dQS11CRlt9F8ZyfLHcnoqTnoCez9M8&#10;H1r8I4u8N6+Vp4rL7zprVx6pfqvxP6T4L8UMDxBGOGxXuVPwZ9T/ABF/a7/b50q6ki8A/sF6heRo&#10;2BJea1CN3uApNeW+PtT/AOC0X7S9gdB0H4S+Cfh7pFyNtw2sXK3kxU99jcccHoa+/LO9sdQtY7y0&#10;mSaOZd0ckbAhh659KsbAB0r8/wAPmkMK04UI8y6tN/g3Y/SK2WzxKfNWlyvorLT1Pyh/Y9/Yh+B2&#10;j/8ABTrWvgl+0Hb2vxK8baJ4Fh8S65rl8qpaQ3zTRRpbJbKoUqkUiNlscMBtPWv0h+En7NfwM+A+&#10;o65rPwg+Gml+Hp/El1Hcay2m2/li4kRSqnA4AGWwAAMsTjmvjPUf2Wvjn+y9/wAFhG/bZVW1zwL8&#10;UJBoGufY42abSPNggjgMij/ln59vEC44AfnHWv0IUCTgV38R5hXxdSnL2znGUI3Seia3VtlZ+RyZ&#10;JgaeHjNOmotSaTa1a6O/W6FxmsH4ifD3wt8U/BGqfDvx1okOoaTrFnJaahZXCblmidcEH+mOQcEc&#10;it4jAp2GU5FfMRlKElKLs07380e/KMZxcZK6Z+X/AOwl418V/wDBLr9t7Uv+CcPxh1mabwD4wu5L&#10;/wCFes3jfLG8hJ+z56At9wqOkgz/AB1+nitkcGvkn/gr7+xPcftZfs0zeIfAVu0XxA8Cyf234Nvr&#10;f5Zmli+d7dSOfnVeP9tUrov+CV37aFv+2v8AsqaP441mdV8UaKf7K8XWfR472JQN5HYSLhx9SOxr&#10;6PNIwzLBQzKC95e7UXn0lbzS180eHl8pYDGSwU37r96Hp1XyPpoZxzRR04oBBGa+cPeCiiigAozT&#10;d/tRvG3JoA8W/b4/ak0b9jr9lLxf8ddSkja603TjHo9tI3/HzfSny4I/fLkE46BWPavDP+CIH7K+&#10;s/Bf9mBvjz8Tkkm8dfFq7PiLXby6X98IZSXgjJPPKuZT05lII4ryz/gqdeXX7bf/AAUI+Dv/AATc&#10;0KeSTQ9OuV8U/EFY2+UQqGKo2OhESyde9yh9K9V/4Kj/ABx/aR/ZM8SfBX4i/CLWLfTvhvbeNrPS&#10;/iBbx2obbbSyxRoD/cjEfmgEdG2fQ/XUcHOGW0sFTaVSveTv/Kvgj82m18j5ariYVMwqYqabhRtF&#10;W7u138lofbGQeMU4e4rwHQP20/Cviz9r+1/Zu8KT291ax6TrCavdBsS2uqWcll/o5X0aG5Zw3Q7e&#10;OhrtP2aP2j/Cf7TngnUfHfguzuorPT/FGpaKxuI9vmSWdy8DyL6qxXcD7+oNfNVcFiKMOacWlZP5&#10;O9vvsz6Cli8PWlyxev8AX+Z6ZRRmjcPWuY6SJky2K8w/ax/ao+F37H/wW1X40fFXWFtbDT48QW6M&#10;POvJz/q4Ih/E7Hp6Dk8Zr0DxF4g0jwroN54l12/jtbGxt3nu7iZtqxRqMlmJ6AAV+An/AAUO/bP8&#10;Tf8ABRz9o241OzvJofhp4QupLfwzp+4ql644a5Yd2bqP7qYHBJz9ZwfwzW4kzJU3pSjrJ+XZebPk&#10;eMuKsLwtlUq8371vdXdnEftKftI/GH9v34uTfG7413MkGkxuy+GfDKSHyLKDdwMd27lsZY+gwBip&#10;BHHF5UabQv3VVcAf5/SrUdoyKqJFtVeAqrwMdAKd9lfb9z/x2v6owOCwuXYeNChFRhHRJH8R59xB&#10;js+x0sRiJXbd0uxT8pf8ijyl/wAirn2SQ/wfpTfssnv/AN812c3meDzMq7E6Zr7R8G/sl/sR6f8A&#10;slfDnxp+0L471bwn4m8dRX09nqsKGSDbDOVXeuMKuxozyR1NfJ3hDwH4q8c6zFonhXQbq+uZZAPL&#10;toCzDnrwK+tv+Cs/w78b+HvG/hH4ZeHPCd//AMIb4B8F2thpt5Has0ZkK/OxYDG7CRg+496+J4kx&#10;kq2ZYbA0q7p3cpNxavZK1tdHdtaeR+hcKYT6vlOKzKrh1VUVGMYyTs22rv5JPXzOB+Kf/BNrxFbe&#10;E7j4lfs1fEvSfiXoNqpa8/sOQG7t1AyWaIE7gBycZOK8p+Av7K/xl/aL8Wt4U+HXhWWRrfJ1C+ul&#10;8u3slBwTK7YC/TqT2ruPBvhT9q/9jGw8KftI+HkudFsPEjp/Z83m5hvFZfMSOVM4Ksvzc9s4xX0h&#10;/wAFC/H37SvhTSvCHwX8H2Hh7Q4/iPH52oQeDW2zahes0asjsADhjIoGPvcjPBFefLOM6wdWOEp1&#10;4VVO6jUeluX4uZLRtfLzPUjk+SYylPG1aM6LhyuVNap83w2b1Sb9bHnWkfsZfsK/B3UrdP2iP2sr&#10;fWL6OZUutB8JxeZ+8JxtLjJAzwTtH1rx79v74EeF/wBnT9qjxJ8KvBFrNDo1qtpNp8dw5ZvLlt43&#10;4buNxYD0xzWN8TP2XPjZ8JviQPhd4q8GXf8Abc1tHdRW9qhlaSJshXBXPGQR9VNfSP8AwU0+F/jr&#10;xz8NvhH+0LqvhK/XW9T8FC08W/6K2YprfyyHk44LF5OvYCqw2Lq5fnWGlUxntY1oyT1SSdk4tJdN&#10;Gr97CxWDp5pkOJjSwPsZ0XGS0bbWzTb6q6f3nxG0QHSgRDPINXPsbA7StNNsw42/+O1+h3Pyu8lu&#10;V/LXZu2Vl+JvCuleKdPNnfxbW/5ZzKvzIw6EGt77O4XBX9KPsrbcbP8Ax2pfvaM3oYqthqiqU21J&#10;PRo+zv8Agjt/wVb8Q/CnxVp37Fv7WPiEy6XdMsHgjxVfSH90xOBayuT9w9FYnKnCngjH6/pPHIok&#10;jIZWGQw9K/mc8X+C7bxVpLWcwaOaM77W4XO6KTsc9frj+eK/Vr/gh1/wUa1P4/eB5v2Vvjpq2fHv&#10;g23VLO7uZP3mr2C8CTn70iDAb1BVu5x+C+I3BccLfM8FG0W/fiujf2ku3f7z+sPCvxB/tqisBjJf&#10;vIrR9z9CJraOXmVFYcHDL3BzmpsDGQaTOThjSGQE4A6V+Oe8fuA9cA4FBJ7U0cfMK5rXfi18PfDm&#10;t6h4f1vxXZ2t5pej/wBq6jDNMFMFmWZfObPRcowyfQ04wlU0irkyqRgryZ0Ukayrhx7V+Yujo3/B&#10;L/8A4LIt4fizZfC/9opC1tG3ywWesbzwOgH75tuOy3Q/ujH6D/AH42eEf2iPhPpHxh8B/aP7H1qO&#10;SSxa4jKu0ayPHuIPQHZkexFfNP8AwXB/Zlufj3+xPqXjbwlA48U/Da6XxL4fuIF/fKIf9einrzFl&#10;+OrRJXu5HU9jjpYOvpCr7kr9HfR+qdvxPGzam62FjiqPxU3zLzS3XzR9lowJ3bqU8DgV4l/wT0/a&#10;WtP2t/2QvBXxuS4je81LSlh1hF/5Z30J8qdf+/iMR7EGvbBxwa8fEYephcROlNWcW0/VaHq4etHE&#10;UY1Y7NXJAcjNFFFYmxGQQ2BVbVtStdI0y41S/mWK3toWllkc4CKq5JPtVnOeTXzT/wAFdPjfJ8Af&#10;+CevxK8Z2V55N9eaJ/ZOnsrfMJrx1tgR7qJC34V0YPDyxeMp0Y7ykl97sc+LrLD4WdV9E2fOP/BF&#10;jSrz9pn9pb48f8FGfE8DSf8ACSeKX0HwrNMvMdlFtdguewjFqmR3VveuB/4LYj/goH4b8SfEC8XQ&#10;o9e+CPiLSdN0/T7WLDPp93ut/LmwPmEn2wcY6hgK+0P+CSfwRT4A/wDBPv4a+CZLPyb670FdW1RW&#10;XDfaLwm5bd7qJAvsFAr6A8Q+FfDvi7TDonifRrfULMzRytbXUIdN8biRGwe4ZQw9CBX0lTOoYPiC&#10;VdQUowfKk/5Y2SafR6XTPCo5VLFZPGk5uMpe82urerT7rU/GT9oH9uaw0n9vf4V/tmfA/wCH91b3&#10;EWm3Nj8SvD6wsL8GDEd4s8GOGSF1dH/iCjn5a+9f+CaHx4+COlfsPXPjG18cad/Zvh/WvE2o6xIk&#10;w328H9q3s/muvUZiIbpyCKyf2gf2QhYf8FP/AIK/tGfDb4PJNp17Z+ILD4jalawjyVV9PKWzzDoc&#10;uxXPUnA7CvnO5/Yb+DXxD+BH7UV98PG1XQPF/gfxp4stmi0HUHhjvrZoTeQW0sQ+VoikvlgY6Div&#10;WxWIyfNsDSoxThpG73+1JWl6X0fmedh6eY5biqlSTUtXZbdE7r1tqj9RvCfivQ/HHhjTvGPhu9W4&#10;0/VLGG7sZl48yGVA6N+KkGtNgOoNflh8Dv2u/wDgoL8FP2I/CP7TfgdPDvxY+HFv4Ztv7Rs4YTb6&#10;lpRhRYpbchc7/KcFOBnjJr76+C37Slv8Rv2WLD9pjx74PvvB9tJoM2qanputLtlsoYlZmZh/dKJv&#10;B/ukZ5r5THZPWwctJKS5nHR3d10a3TPocHmlLFRs04u19VbTvfY+Jv8Agv8A/tnaxoPhfR/2F/hJ&#10;q7R6944Cz+KJbd/mtdLDH92SPumVgc/7CN61+fvhvwBp3hnQrfQ7CD5LeMLnHJP8RPuTWjb/ABA8&#10;Q/tbftC+OP2wfGKS7vEWrSw6FDMc/ZrNCAiD0wgRfwb1rq/7KBP+r/8AHa/onhXK6XD+UU6MV78l&#10;zTf959PlsfzZx5j6nEWayu3yR0S6adTkP7Aj9KP7Bj/u12H9lr/zx/8AHaP7LX/nj/47X0f1uXc+&#10;D/sSj/Kce3h8ZxitLwl8MPEXjrxDa+FfCWiz3+oXsqx29vbxlmf/AAFbw0tR/wAsv/Ha9S/ZM/aG&#10;vv2W/iDL45sPCFnq/wBotvs80d0P3kY3ZyjY+U+vqK4swx2Lp4OcsPHmmlor2uzsy/h/A1cZCOJ9&#10;2m3q7XsjvfiL4ytP+Ce3gLSfgf8ABuOwf4gXlmt5408SeWsj2jvyttGf4SB19vrXGfC7/goZ8fvD&#10;XiRR8UNUTxboN0+zVNI1WFXWSInDbcjg4ORXq/in4E/AP9tmO/8AHnwA8RPofjaRjcal4a126+W6&#10;Ynlkdj6+/p0pPgP/AME6/F/w+8QX3xV/aL8PWv8Awj/hfSLrVH0u3vUmkvXhTese1ednBPvgDvX5&#10;9TxmRxy6f1+N67vzcytPme1uy6K2mx+hTyvPHmFNZfK2HVrcvw8q3uurfW+tzsvjH+y7qf7Qhm+H&#10;WleJtUk8Jz+Bl8Q/Ce08nFvaz4+a2kPqEbaoPRHPcVh63+w/p03iDR/ibe654i+w+E/hJYa4rrcN&#10;NcDVZHl8mOIHptMWceuK4Oz/AOClv7SmmeNI9e0y+sYdKt222ugraL9nihHAiBAyMDjj/wCtXYfG&#10;X/gqn8Q/FOiWmlfB7wpbeG3NlHHf3TIJHOzOETtsBLYz615Ucr4toyp06NuR31TVldWd9N2t99bs&#10;9yWI4QrRqVa13PS6a1dnpbpZP8C1+0f+0B4+/ZT8E+HtPvVg1L4ueJ9Bju9f8RX1sGbTLbLCK3iH&#10;8JB3g++SeteG/D//AIKEftI+Hddjm8b+JR4l0eZ9uo6PqkCvHNET8yjjg46V7L8MdQ13/gor8O/E&#10;nw3+JlrazeNPDmljUPDfiTyxGXQOFeCZum0kj6ZJ7Vy3g/8A4Jj/ABLtNYfU/jdrmleF/DdirS3+&#10;pPfxuWjAyQgB5OO9elgJ5FgcLUw2YRXtot83Vu+q5LapJNWSPIzHDZ5jsVTxGXzfsZJW6JW0fN3u&#10;92zgf2zf2WdB0W4sf2hfgdZfafAPiyBbqFrcbhplwRl7eT+7yTjPbjtXz6fD6FsAV9veNv2u/gr8&#10;I/hNqv7OX7NvgGXUtH1COSO81bXWLrLIybTIkZ6H8uRXyi2k7OqfpX13DeOzCWD5MVFpRdoOXxOP&#10;S66P89z5DiXIsq+vc+Hs21eaXwqXW3kcf/YEfpR/YCeldh/Zg/55f+O0f2WP+eX/AI7X0X1yR83/&#10;AGLR/lOQHh5AdpWsC88QeOv2cvif4e/ao+Elw0GteFL6Oa4RCQtzb5+ZHx1UglT7H6V6d/Zg/wCe&#10;f6VBfeHrTUrOSwvbdXinRkkRl4ZT1FZVp08VSdKqrxkrNPqnod2V4WpleMhiKGji07n7efsy/H7w&#10;f+098CPDPx08C3Yl07xFpiXKLu+aF8Ykib0ZGBU+61xX7W37UPif9lbxV4P8Za14Pmvvh5qE1xZ+&#10;MdWs4Wkm0iUhDbTlV/5ZEiRWPbK18J/8G+f7QV98N/iT44/YI8ZaizQws2veDfNb70ZKieNfqrRv&#10;gdxIa+p/2zv+Cj3wz/ZF+N1x8Hfj74QvNV0bxD4Rtb3wxa6bpjXMl9dGe4iuLZlwR0WBl/3j7V/N&#10;mYZFUy7iCphFDnWrS7xe1vNL8Uf1hludU8wyOniublbsm+0luvn+p7PeftPeDPEXwgb4x/BiaPxp&#10;YRMkk0Oh3CySeTkeYwGeWVctt6nGBX5yft9+D/EGi+GPH37UnhD43X/jjw/45htTrGmWtuUxYwSS&#10;CPSjKpzAimYuykZbYQeteW+Mfhr+1p8DNc1b/goZ8Pvh34n+GfgK78TWd1bfDHRzK009n8omnlRQ&#10;Ut9w+cBhjJI9K9p+Mv7Fv7V/ibxr4P8A2iP2cr6113wD8UhpU3jDw3Npaxtb29yUf7ZJbk7GkWNz&#10;lhg5HI617mX5fg8oxUKirR5Zd7dLNxb1Sa7rdnnYvGYrMaLi6bvHt56JpfoRf8E1v2lP2qLX4ieL&#10;PgNol7peh2Mdra6no2m+MLcwKNQnhQzWVuUO1V3ZkC9g/A7V9c/sq/8ADeXj34qePYf2xvCuhaf4&#10;Pm0uGy8P6dpcnmpcMTJ5z5PJVkYA59q8j+Pv/BMr9ouD4E6t8Mf2f/G/hOc6nfG/M2oaS9vd2t4A&#10;oW4huEcsrrsGO3Hoa+rf2OvAvxp+G37OHhbwR+0J4zTxB4w0/TzFrGrR9Jm3sUGT12oVQnuVJrx8&#10;6xmBrc2Jw/LeTStZ3VknzL1e535ZhcVGUaFbmsk3fo79H6Hxd/wRZ1C//Zq/aX+PX/BOnX7l1h8L&#10;+Jn1zwtHK3LWUrBG2+2w2rfV2NfpFxnJr82/2xUH7K3/AAXC+Cf7Q1r/AKPpPxT0iTwtrjLwstwD&#10;5Ks34zWf/fqv0kVsjpXBxBy161LFr/l7BN/4l7svxV/mdmSuVOnUwz3hJpej1X4aElFAORmivAPc&#10;GMo3YxX5zf8ABwVqN3488P8AwQ/ZN0uVvP8AiJ8VLYTLGfvQwgREEem+8jb6rX6Mkn9K/OH9to/8&#10;LY/4Lr/s3fCeb95beGPD914gkj6hZP8ASZA352cVe5w3FRzL2z+xGUvui2vxseLn0n9SVNfblGP3&#10;tX/A/RHQtKtNF0S10fToFjhtLeOGCNRgKqqFA/IVeCYOSaQgKgUU8k44rxZSlKV2exCKjBJEISNj&#10;0+7X53/AnW/E/wAKf+C3fxu/Zy1vw1cXXhX4s+GrXXkJjYwpJDaojse21988ZP8AeVBX6JbSprNb&#10;wl4bfxIPGB0G0/tYWpt11L7OvniEsGMe/G7aSAducZGa7cDjY4OnVjKN+ePKvJ3TT+TRyYzB/WpQ&#10;aduWV/VWaa+aZi/C/wCCfwr+DHw/t/hd8MfAun6P4dtS5h0m1h/cqWbcxwc5y3JzzXyL/wAF+/j7&#10;cfBn9g6/+Hvhycxat8RtUg0C1jhOGNuT5lxgDsYk8s/9da+5OQcGvyN/4LqeM5fih+3/APCD4ARy&#10;mSz8L6LLr1/B/CZZZDtz/wABtlH/AG0969vhDCPMuIaSqXaTcnfX4VfX1djyOKMRHAZHUdNWuuVW&#10;6X0PBfh34Ch8C+BtL8J28Sr9is1jkZR96THzN+LE1tf2Wf7g/St8aYe8bUn9l/8ATJq/e5Vrtu5/&#10;Pn1N7vqYP9ln+5+oo/ss/wBz9RW9/Zjf88jTv7L/ANg0vaeYfUjn/wCyj/zz/lQdNbH3K6D+yx/c&#10;aj+yx/cal7bzF9TkYtiuo6Xdre6bdy280ZzHLDKVZfxHSvSvgH+0l46+DnxLg8Za9fX2vafJayWW&#10;raZqF28i3FrJ95RuJAbIUj1xjvXG/wBmn/ni1O/s45z5TVyYrDYPGU5U60b3Vr21V+z6HZhJYvB1&#10;FOnK1ne3R+qPp7xX+xN+zR8U/A2jfFD4O+P7jw63iySVNG03VAGt/takk2xfrGeCAOcgE15/8Lv2&#10;Bdcvr64u/jvrx8JabDqi6baq0QkuNQuC20LCncHI56HPsak/Z2+MXhXRvCN/8D/jHBcP4X1S6W6s&#10;7y3z5ul3i8CZPT3x6fWvVvE3xp+FngS6sfiPq/xTuPiBr2i2PkeFLF4SkNq2MLPL2MnPJ65xXw9W&#10;vxDl9SeDpzlJN+67X06Wey7O/a+p9hDC5DjowxM4KLt7yvbXrdeuqscp8fvEvwl/Y+8OeJP2afgH&#10;Y3kniDVoYYPE3ia5mBdImTcYY8dDhsEdtx5yK+ZdV8SeM9dtPsOs+LNSvIR/yxur6SRR0xwxI7Vt&#10;+JdQ1bxf4gvfFHiG5e4vtQupLi6nfq0jkk/Tr+HArP8A7MP/ADyNfVZXl9HB0E6nvVHrKT1blp9y&#10;XRHzeZYiti61oXjTWkYrRWv+u7MEaY46LQ2mO3VK3/7MP/PJqT+zG/55GvY9rLueR9TuYP8AZZ/u&#10;fqKP7LP9z9RXQf2X/sGj+y/9g1XtPMX1M5/+yz/c/UUf2Wf7n6iug/ssf3Go/ssf3Go9t5h9TPKb&#10;3x/e/srftZ/Cn9rTS3aG30XxJFZ+IGT/AJaWMpKyj3zE8wHuB6V+9F/4E+HnjfU9N8a614S0rU7y&#10;zjD6VqN1YxzSQK2GzG7Alc8Hgivwp/ar8E/8JR8BfEMK25aaztRew/7PkneT/wB8B6/Xz/gmD8X5&#10;vjn+wN8L/iFdXRmupPC8FpfSM2S1xbD7NIx+rxE/jX5r4jYaTp0cbDR6wdtOl1+p+qeHuI/iYOa0&#10;VpL8n+h7peadYajaSWF/ZRTQyqVkhmjDKykdCDwQRx9KW1sLWyto7Cyto4YYYwkccShVRQMBQBwA&#10;BxjoKs+X70CP1NfkvNLa5+pqMb3G7NhoEPPAxUlJjPzA0DPz0/4OKPCF/bfsq+D/ANoLw/FjVPhz&#10;8RLDULe4UfNGkhKfgDKID+Ffd3w58W6f4/8AAei+NtJk32usaTb3tq/rHLGHU/kwrwH/AILD+BI/&#10;iH/wTd+K2iGDzGtPDbalH7NayJcZ/wDIZrS/4JQeOm+In/BOj4Q+I5bgvJH4NtbGZ27va5tm/WI1&#10;9BX/AH/DdKT3p1JR+UkpL8Uzw6X7nPqkVtOKfzTt+Vj6Kooor589wb3ya/OLQVPjb/g5H1p5/mXw&#10;j8IE8nvsLpAPw/4/G/Ov0dLfLX5y/s0j7f8A8HFHx0upRk2/wvtUX2+XR693I/cp4qfalJfe4r9T&#10;w8596pho96i/BN/ofo5RRketGQOprwj3AopoY5wRQxbOAaAGnIAyK/E79rHV3+JH/BZv4sapK5kh&#10;8MaDY6ba56R/6NalgP8AgTS/nX7YtkjJPavw6j8zXf8Agpr+0tqsh3NH4u+z/N2VZZEA/KMV+geH&#10;vLHMa0+0Lfe4nwvHfNLL6dNdZa/JHXmyHdf0o+x+1bv9n/8ATMflR/Z//TMflX6d7c/M/qsjC+yL&#10;7UfZF9q3v7OP/PL9KP7OP/PP9KXtvMn6vIwfsi+1H2Rfat3+zj/zzH5Uv9m/7K0vbeYfV5GD9kHt&#10;R9jHpW9/Zx/55/pXY/D34AeNPiT4Q8QeNPD1tG1r4dtvNuVZTul+UsVT1YKC2PpWdbHUcPT56kkl&#10;e136pG1HL61aXLBXe9vLc8v+xDGAtL9hz1H6Vvf2eR8u1fyo/s8/88/0rX23Ux+rdDB+xr2A/Kj7&#10;IvTivRvhF8FPE/xm8YL4M8LpGtx5Ek0kk33Y417n8cD8a5/VvDeoaHqt1oeqW3k3VncNDPEy8o6s&#10;VYfgRWUcdRlWdJSXMldrrY2ll9aNFVGtHs+5zP2MelH2P2re/s3/AGVpP7OfOPLWtvrBl9XkYX2R&#10;faj7IvtW7/Z//TMflR/Z/wD0zH5VPt/MX1eRhfY/aj7GPSt7+zT/AM8v0o/s0/8APL9Kr24/qzOT&#10;8SeHIdd8PX2iTxBo7yxmt29w8ZU/zNfU/wDwbieNLjxD/wAE+5PCl1Nufwz421GwCn+BWEVwB+cx&#10;rwM6f/sCvUf+DbC4e3+C3xe8PA/u7P4qTbV9N1vEv/sgr5zjL99w1Nv7Mov8Wv1PpeEIyo55BL7U&#10;X+j/AEP0sooLDGaCcjg1+KH7EFFGR60Ag9KAPNv2ufDKeMP2WfiN4WdN39oeBdWt9vqWs5QP1NfN&#10;v/Bvr4hfXv8AgmL4Os3kLNperata89h9tlkA/KQV9e/Eq2ju/h1rtpIMrJo10rA9wYWFfDv/AAbe&#10;XUsv/BPKaB2+WHx9qiJ7DZbtj82Ne9Q14brp9KkH+EjxK3u57SfeMvwaP0AooorwT2xrctgV+cf7&#10;Ojf2X/wcXfG60k/5fvhXayR/guj/AP16/RwH5s4r84dw8B/8HIitJ8o8Z/CHbH/tlI8/+2R/Kvey&#10;OPPTxUO9KT+5p/oeHnOksPLtUj+N1+p+j2P0pGK5yTSFwM4r5ps/2lPjv8Uf20da+Dfwq8O6XD4F&#10;+HN9a2vj3WtQkPnT3E1n9oEUA7bVkiJJ9TXj4fDVMRzcv2Vd+m35tHq1sRTocvN1dkfSjScct9ab&#10;FOrcLKrfQ18d+KvjN8X/ANu/42ap8Ev2ZfF83h34c+Ebr7N4z8fWIzLf3g+9ZWbdPl/icdDVH9nm&#10;88SfAH/gof8A8MweGvjlqfjjwzrngO71bVLPVrwXFxoF/a3EES7nH3RKkrDaecpXb/Zc1TfNJKSX&#10;NbyWuvZ26HJ/aEfaLli3G6V/N/nqfa5Py1+JVhpj6T/wVG/aW0CZdskniNLtV/2XYuD+UoP41+2h&#10;/u5r8df2lNBPw6/4LhfEDTJY/Lh8b+CrTULUf32SG3Qn3+a3k/KvqOAKkY46vF9abt8mj5/jSnzY&#10;SlLtL800df8A2d9KP7O+ldB/Zn/TMUf2Z/0zFfe+2Phfq5z/APZ2fT8q2dG+F/izxD4W1Txnpelt&#10;Lp+j+X9tn/u7jx+vX2rR0PRNNutYtbbWZ2htZbhUnmUcxoTgn8K+p/hX8LNL8H/BLX/BWo65M0d4&#10;119vkt4NyFdvysD6FNp9s15GaZxHBU4pfE2u+19fwPSy7KY4yTvokn99tD4tNgAcf0r1qb9nHS4v&#10;2YY/iqL9f7YN557W/mf8uhOzGP7275voadY/Ci08F/FBfCvjLTJ9Q05lENxc2sLHZ5iDDg46qSM/&#10;Q19JzwXNz8D10KTwbbLp76eNN+2bhuUE+R5mPXPzfrXn5tnU6cqPsG7Npt3Wvl8zuy3J4VI1PaLZ&#10;NLyfc+HNE8Iat4ivxpejWL3Fx5bv5Ma5YhRuP4gAmvs39jvwJcaD8B4Y4PEsNs2qyzy3VtNAu6J9&#10;3l7efZO/rXlmu/s+/ELQfiF/wkfwy0eO1t9OmiGnyNdLuk8sBfMb/fPJHoa+hvhZ4U0u70zxFPql&#10;lFJP/bEjZVcKpMELEADgDcSfqTXncQ5pHF4aCg1bR92vJ/gd2SZY8PiJSlF31Xb5o+EfH/w51DwZ&#10;4hvLN7WY2S6hcQWN5JHhbhI5Cm4djxg8dzWGNNJ4AFfZmsfBJ/jB4A8MQ6497Hb2OlxmCO3hXkvG&#10;mWz6nH45zWGP2IPDS4/fax8v/TFa9LC8UYWOHUaz97a3ppf57nDiOHcRKvzU17r/AF/yKP7Bnw61&#10;nw/Nr2vX99/Zd4Vgh+z3VuPnjYFww3c8+orzb9qv4V6vD8adf1HSma/i+zJf6hdxwhY4mYcjj6fX&#10;mvq/wf4dF98RmtPE9mZmh8PoqtNDsLYmI3EDr/SvK/jn8P8Axx4mg1jwr4Bij+xz+JJZNQjMgRtq&#10;xRhEyeq8lsV4eBzapLOpV20uZJO+1tP8j18XlcY5VGiov3W7d3/Vz5r+E/w8j+IHxG0nwhcTrHDe&#10;XircTMcbIxy/44HFbH7RPwj034V/FO88M6FL52nSRpcWL7937sj7pPqCD+nrXvnwH+E8/wAOb/Rd&#10;Y1LwpDJrkk9xYeS0wZJ42RphKfRhsK079qrTdL1R7i+1/wAFsuqWenJbafb2i7lLTM58xsD+FYjj&#10;3r2P7cnLNlGGsLWsmt77nlLI6ccsbmrSve+u1tj5b8HfD/X/AB74ktfCfhq0869u2Plp2AAJYn2A&#10;Gapaj4dvtKvptLv4DHcW0zRTRsOUYEgr+Br6X/ZE+Fb6B4gtfiFqF/LDcXFtdR2tvHBudMMoO4H1&#10;DcVzf7Snwu0fQ/Eut+Mv7YZpNQ1QLaW0ibXaTYJJnI7KN2B7mu6lnkZ5k6C+Gy1872aOKWTOGBVZ&#10;7328ujPBv7O+lH9nfSug/sz/AKZikbS89Er3PrEe55X1cwRpvPOK7b/g2vtDP8Bvit4l/gv/AIq3&#10;IVvXbbQN/wC1K4/4jahD4N+H2u+K7j5Y9N0i5u3Y+kcZf+lezf8ABuv4Dn8J/wDBOfT/ABLeRbZP&#10;FHinU9SZsfeUSC3B/wDIBrx+KayXDc13nFL8/wBD2uG6H/C5BrpFv8kfd2cJg0xJo5BuRs59O9Mv&#10;Hijs5JLmdY41UmSRmwFHrX5/+OP2h/jD/wAE6L6S7ufjvofxQ8DpIztpd/qka61ZR5+7GQT5oHOA&#10;eeQK/K8DgKmOk1TfvdE+vlfY/R8Vi4YRKU1p37H6EKAeTTgB2r5g+Fn/AAVt/Yt+Jel2d7dfE9fD&#10;9xdwq4tdft3tmRj/AA5YYNfQHgb4jeCfiZoY8S+AfFdlq9iW2fatPuBJGGwDtyO+CPzqMRg8VhXa&#10;rBr1RdHFYfEL91JMZ8VL2PT/AIZeIdQlOFg0W6kY+wiY18R/8G4NnLbf8E7vtLrgXXjvVJV9xiFf&#10;/ZTX1Z+2p4oj8G/sifE7xQ8u37B8P9YmDehFnLj9cV4D/wAECfDMnh3/AIJgeBbuRNr6pfareN77&#10;tQuEH/jqCvVoe7w5W86kF9ykzy6/vZ9SXaMvzR9oUUUV4J7hGHPmV+cf/BQ3Hwg/4LQ/st/G918u&#10;38QQ3fhy4m6ZYu8IB/8ABgK/RxeW4r88f+Dh7w5qXh/4EfDX9prQLZjf/DX4mWV55y/8s4ZcnPsD&#10;NDbj8a9zhuSeaKm9pqUf/AotL8bHi59F/UOdbxal9zTP0MVtyZB7V8K/8FEfgZ8M/hN4p1v48P8A&#10;tSeKPh23xAaG117w74Zh8+48R3EcIjQQRAFvN8oBCy9gMnpX2r4J8S6Z408HaX4x0adZLTVNPhu7&#10;WRTkNHJGHU/ka+Z/23/gl8f5P2i/h7+1f8C/hzo/jiXwjpOoaXfeE9au/J2i5MLLd27EECZfKKcj&#10;7rVnlE5YfHtSly6NO9tbbK70V2lr0NMyjGtgU0m9Va26v1+SbPM/2d/iX+114V+Ful/Cf9jX9h2P&#10;wx4V0+IJbat481LyZ7rJ5uGRBuZnOWO7nmq3g7Xv2hv2Hf2gtE8f/Hf4U+BJLP4xeOLfRdZ1rw6z&#10;rfRX92xMbHfkvHvHIHABzjis349/8FB/27PBVtJZeKLP4Q/CmDO1Z9Y199T1KP6WkQ+Y9OMcnviv&#10;NfgyP2m/jn8VtJ+NGlfDnxj8ZPFGjzmbw/4j+IKf2H4Y0ac5Hm21pzI55O1znHbFfRfVqns5zqxg&#10;oyTvq232vK9t7P8AQ8P20VUhCk5Nxt0sl3svQ/WBWDIDX5Zf8Fv/AAwfhF+3D8Av2qUj8ux1Cabw&#10;1rdz0CKX+Td/wC5mP/APav1B0iXUJdLt5NUijjuTCpuEibKrJjkD2z0r5N/4Lffs5XH7Q/7AHir+&#10;w7Eza14N8vxJpIjGZM22TMq+5gMuPUgV4vC+Mjgc8pSm/dbcX6SVvzaPW4gwssVlM4paqzXqtTyE&#10;6e27pjvto/so+tcr+yN8VLb4+fs7+F/iTHMslxdabHFqfzcrdRfJIPxZS30YV6R/Zh67a/Rq/NRr&#10;Sg+jsfC0qcalNTT3OfbTGxivrL4O/wBtD9mLWD4gkLXa2F2NxIyEFv8AJz7Jj8q+bTppAyUr6Q+C&#10;6yRfsua07ncy2uoY3dwIzj8P6V8vxHL2mFh/iX/DHvZJT9nWk/7r0Oza28KmT5xeGTGedm49OetU&#10;H8qP4Dgkbo1u1c+YRyPtw6/hXzfc/ETxtdeLx41bVHW8WTcoX7ir027em3HavoJ9bul/ZdXxI1vG&#10;0zWi3JjK/Ju88Pj6Z7V4WKy+thVS5pXu1byPaw+Mp1+f3bWi7+ex0B8ZeDlfyX06wWTgBTeR556f&#10;nUvw6ntLm18SXFlCsccmsNtWNgw/49oO496+RNR1PWdT1xvEd5eMbpplfzV4weMY9hgV9Pfs2a3f&#10;eI/hpeazqYTz5r5xIY1wpKwxKDj/AIDmjMMr+pUVNSvdpejFgsf9aq8rVrXt6DPBvxIufDngPRLe&#10;/j06GP8AsmBYXubopvAjHPIrR/4XhaHpf6L/AODCvlnxRruveKHtYtVumkhsbdILWHOFjVVVRj3+&#10;XJ96yv7MPX+tenT4fpzhzTau+hxzzmrTdoq59h+F9Z1DWvibNPf20UbJoShfKYkEGY+tU9K13w9o&#10;+q69Hq1pas39tSMJJ7hFJyietcV+yL4k1zxDq99b67dNMdP0yOGCZz8xTzCcE98Hp7VwX7ROuazd&#10;/ELVvC+5Vs7fUPM2xrgyOUU5Y+1eXRy11MfLD3tZLY7amO9ng41rbt7nuk2uaBq3i3wyuk2lurLq&#10;znzIZlfP+iXHp2qTWYtJf4kaqdW887dOsSpjAwvzXHJyffFeJ/swa5q8fxF0jwrIwe1+1SXChl+a&#10;Nhbyjg+h3c1uftZ+Ktf0vxtJ4d0ufyre+0u3a6ZeGba8uBnsBnpVSy2UMcsOpbrf5hHGReD9s112&#10;+R6lpUWkRePdLOlGfm2ud3mbdp4Tpg+1fOH7Wttrdx8W78XrH7EtxiwBxhf3ce/9cV3P7JvinXr/&#10;AMbQ+FtRuPOtrOzuJbfzFy6szLkZ64ya4/8AaWtZbj4163ksR50WF6j/AFSf5969HK6MsJmzhJ3t&#10;F6/M4cxqLFZcpJWvJafI8n/so+tH9lvW9/Zv+zR/ZrddlfWKpc+a+rnzX/wUh8Zp8Pf2S/Eaxylb&#10;rXGh0m1UdWMz/OB/2yV6/TD9gH4Mv8Av2Mvhv8Jbq18m40nwnaDUI8YxcvGJJx9fMdq/Mv4xeDm/&#10;a4/4KOfB39j2xj+0aVoepDxL4yjXlVgjxIEcdt0ceznvciv2UhjEUSxqoAVcDb24rwOMsVyYPD4R&#10;bu8389F+TPb4Vw98TWr20Vor82eNf8FBPi1oXwQ/Yz+IXxI8TaVcX1lZ+HpYp7O1mMckvnkQKA45&#10;X5pBlhyBzXgf7A37CNt4I8Oap4z/AGmvgb4Lhaa3t7rR2tGe6eNGR2mEryE5K/Jhh716L/wUW/aP&#10;+FXhHw1D+yn4p+DuufEXWPiRpN3HH4O8PRgTPZKAJZ2duIwrMNrH+IcciviH4dftp/tZ/sralb/C&#10;Kz8czLo8arbaX4V+OujyWrxR4wIE1OHKSKq/KAQPc9a83K8HjK2VuFK0ZSd7t2vFaaPyd/U78yxO&#10;Hp5hF1FdRXTWzff5WPT9N/4KM/snfED4dWfjz9oz9gfWNH8I31v5un+J08OJdWclsWKrKGQZRe5J&#10;xxX2n+xr4f8A2fdM+Cdn4l/Zk8OLpvhXxJM+qW0fkNEZHbEZYq3K8RgfQDFfLur/ABa/b4+LvwNu&#10;Pgl4A/YO8H2mn67osmnWesQ+JoZtHtoZYyvmIigkoAcgetfYP7N3wouPgb8APBvwcu9T+3TeGPDN&#10;jpst5jHnPDAiM/4kE1y5x7KGH5Y+6+bbn5lZdWujN8q9rKtzPWNt+Wzu/wAzw/8A4LV/EGP4ef8A&#10;BM/4n35uBHJqWkxaVDz95rq4igI/75dvwrtf+CZXgN/hl+wD8I/CM1v5c0fgXT7i4jxjbNPCJ3H1&#10;3yGvmL/g4b1u88X/AAn+FP7KOgTt/aPxK+JlpbLEvVoY/kOfYS3EB/Cv0E8L6LYeG/DtjoGmQiK3&#10;sbOO3gjUYCxooVQPwArPE/7Pw5Qh/POU/VJKK/G5pQ/fZ5Vn/LFR+/V/oadFFFfPnuDUXFeD/wDB&#10;Sv4HH9ov9hn4lfC62tvOvLrw3Lc6bGB1urf9/Dj3Mkaj8a95bpmobuCO5tZIJI1ZZFIZWHBBHI/K&#10;tsLXnhcVCrHeLT+53McTRjiMPKnLqmvvPlH/AIIofHWL46f8E7vAd3dXnmaj4btZPD2pKx+ZJLNv&#10;LTPuYfKb/gVeq/t0+MPiL8P/ANjr4leMvhFDJJ4k03wffz6R5C7pFmWFjvUd2UZYD1Ar4x/4JZXL&#10;/se/8FG/jt/wT+1hzb6Zq2pHxV4Jic4VoX+ZlTPX9zJED/17t6V+kdxbwXlu0FzCskcilWjdcqyn&#10;qCP85r2M5p08JnTqxV4SaqLs1Kzt+h5eVzniMr9k3aUbwb7Naf8ABPzo+CfjP/glB+zZ8OvD/wAQ&#10;0vrf4geONT02G4nvJLd9U1W5unQF8q27yiXz8vAB4r0iP9o3/goF+0ba/Yv2cv2fbH4b+HWXCeJP&#10;G/Ewi/vJbr0IHrxTfi/8WfgL+zF8atQ+E/7M37FU3ij4itGk1wdL0NYrW38xdys9wRgDDZOOc5qj&#10;q3wA/bZ/aK02TxT+2F+0DafDXwiq75/C/hO6EBWL+7NcsRyB6Yr0/wB1UtVkt9nN307Rgjzf3lNu&#10;lF69eVW17uTPSP2Avj5reveJfHn7LHxP+Ja+KfGnw81KGW+1wbAuo2t4nnJLGqcBUctEV6jaPUV9&#10;Kapptnq+mXGmX1qs0FxA0U0Mi5V1YEEEHqMcH61+cvwTl/ZV+GP7aPgiX9gzwz4j8SS2sFxofjrV&#10;NJjaTT7m2uHiInuLh+JGhZC42+uK/SLg8GvEzijCjio1IJpSSeujvs9Ol3r8z1srqSrYV0568ra7&#10;3XTXr2Pxw/Z58K3X7C37dnxA/YR8USNDoOt3j678PJpm+SSF8t5Sk9zGNp/2oW9RX1n/AGbjqtVf&#10;+C237G3if4w/CXS/2n/glaPH8Q/hZcf2np7Wq/vryzUhpYeOWI++o74YfxVzf7H/AO0L4V/as+CG&#10;l/E7QSi3jR+RrdiD81pdqMOhHox+ZfbFff08d/amW08avijaM/Jpb/NHyUsL9RxssM9t4+afT5M7&#10;rRPB+oeJNXt9D0qDzLi5k2Rj0PrX0VpXhW18HfBrxN4XsmJjtLe8VWbuTBkn8ya4T9n/AEO0Hjxd&#10;WvZTGtlC7x+hYjbj8ixr1TU3iuvBXiswurLIt1tK9/3Ar5DOMXKpiFTWys/nc+jy7CxjRc+ruvl/&#10;w58pf2e3XbX0HJDj9k37Pt/5g68f9tK8d/srv5Y/Ovb5IR/wzT9kH/QLA/8AIldeaVOb2P8Aiic+&#10;Ap8rqejPm3+zT/dr6O/Zbg8j4UXEZ/6CE/8A6CteJ/2Xz/q694/Zzh+z/DWaI8f6dN/6CtGd1ebC&#10;Jf3kTllHlxLfkz5pfTR5jYX+I1H/AGZ6rXSNpZZ2Plj71J/ZPYRj869eniPdVzheHfMeg/sf2ot9&#10;f1kkdbWL/wBDNcT8dLLzPi3rknrdL/6AtekfsuWn2XWtWY97eMf+PGuQ+MWnmX4naxLt+9cL/wCg&#10;LXj4eov7ZnK/RfoehVpc2Wwj5lD9nKzMPxh0lyP4Zv8A0U1a37WFj5/xPikA/wCYTF/6HJUnwLsB&#10;B8UdNkKgbfO/9FNWn+0rZJdfEGJ1/wCgbGP/AB96qpW5s7i/7tiY0/8AhNcf7xifsq2Xk/FNpAv/&#10;ADDpRn8Vq/8AtBfDWe+1PVPiBYo0mzUvJvf9lfKj2N+uKsfs32P2b4ib9mP+JfL/ADWvSPEtjp2s&#10;+HPE2iXl35ZnumK49o4yP/Qa48Zip0c2549kvlc6sPho1Mv5X3b+aR8r/wBlnHSsb4jeKfDfwu8C&#10;at8Q/F10tvpuj2Ml1eSMf4VXOB7ngD1zXdf2W3GYsN3U9q+Nf2wLvxV+27+034b/AOCcXwUvmNo1&#10;7Fe/EfVbX5lsraNg3lsRxlRgkd3Kjsa+wwPJWnzzdox1k+yWrPnMVF0Y2jq5aJeb0R7H/wAEG/gd&#10;4i8bT+PP+CiXxP01o9Y+I2pSWvhtZl5g02KTnbnorMqIPaAHvX6RhlTnNc58LPhx4U+EPw70X4Ye&#10;B9KjstJ0HTobLT7aNcCOONNo/HAyT3JNedfty/tJa7+zR8FYvE/g7w/HqviTX/EOn+HvC+n3DbYp&#10;dQvJfLi8w9lHzMfpivgcyxVbPM2lOP2nZLslol9259bl+Hp5Vlqi+iu33b3/ABPJv2idM1b4x/FX&#10;w3+2N+xB4y0PxF4x+HS6hoWu+HZrkY1OwklTzrUnrHIkkW5GPBJPamad+3r+yF8d7aT4P/tc/Dxf&#10;B+tMpivdB8d6WBESeD5crDayk9CCM18u/GjwX8ff2cfiHH8ZPiT4dPwz12+m3t8RPAKPLo00hJOz&#10;ULXsCTzIPfNe0eG/2vPhP8RLfS/hr/wUb+DGg27anGq6H4+gt1udE1gEYDpOAfJZvQkYJx61708v&#10;UKMJK84paOL96Ot7Lo7O/wB546xjlWkvhu9VJe69PvWhd/Z+1X4Z/s0/t7eGPgT+y58U11/wD8Rt&#10;F1O51Dwnb6h9ri8N3VrGssdzG2T5UUo3R7TxnGK+8RhV6V8d/wDBM3wr8H9d8d/FT4kfBr4S6Jo/&#10;hOw8XPoPg/WrODM9/HboFupfMPWI3G5Vxxha+q/HfjHRPh74L1bx54nvVt9P0bT5r28mc4CQxoXY&#10;/gATXgZtapjo04ptpJO9rtvXW3XVJ+h7GV/u8G6krWu3peyS00v00ufnn8aXb9rT/gvt4C+G1sft&#10;GhfBHwm2r6kvVEvnHmg/XfJZf98Gv0m2jG0V+dH/AAQi8J658W9S+MP/AAUI8c2rLqPxQ8aTQ6O0&#10;q5ZLCGRmIU/3d7iP/t3Ffotgscit+IpRp4inhI7UYxi/8W8vxbM8jjKVGeIl/wAvJOS9Nl+CJKKK&#10;K8E9oKD70UUAfm3/AMFp/DGu/syfHn4Qf8FO/AGnu0vg3W4tG8ZLAPmn0+R227vYh54/rKlfoV4K&#10;8XaF488Jab438MajHd6brFjDeafcwtlZoZUDo4PoVYGuS/ak+APhf9p/9n/xR8CfGUKmz8SaTLai&#10;UrkwS4zFMvujhXHutfIX/BDX9oHxTZ+BfE/7AvxtmMPjb4O6rNYQ28zfNcab5hCFc/eVGyo7bGix&#10;X0Uv+FLI1JazoaPvySd0/k9PmeDT/wBgzZxfwVdf+30tvmvyPqb9qTxT8Z/ht4Pj179m/wCCln4s&#10;8WatqkVl/pd0tvHaoyOftMz43NGu0Agc/MMZ6V84/FH/AIJvfHb9pz4VeItR/a9/aUvrvxBfaPON&#10;E0fQZTZ6Ro9wUJjYoDmXawGS3BAzgV9zOSy7TXx/8Sf2Tv2wf2xviHq2kftFfFz/AIRD4X2uqTRa&#10;f4S8F3DR3Os2yuQj3Vx94KygHYvrWGWYuVLacYcurk1eTXRI3zDDRn0cubRJaJebPF/2Tf8Agplo&#10;uh/AHw38Bv2e/wBme48TfF3TrZ9J8RaH4fs1i02yu7aRoGuJ7lRsCSFPMGDyH4PSvuT9mU/tDyfC&#10;q1uf2npNFHiy4uppriDQY2Fvbws2Uhyfvsg+UtgbsD3rzHxr40/Y7/4JgfCez8OeFfB9rp1xdsYt&#10;E8M6DZiXUtYuPRVHzSMe7McDPJrx34ofHn/gqwnwp8QftWf8I/4O8A+F/C+kzaxF4K1lTcX2oWsC&#10;mVkml4ETtGCAFxzxwa7cVThmUnKhBQjKWkpvVvsvL+rnJh6ksvajVbk0torRLz8z7xuraG6t3guI&#10;ldZAQ6sOG46Y9xX5QftO/CTWv+CQf7Yg/ae8FeGrrUPgX8QdQEfjPR7NTt0a6ds+Yqj7oyxZD7sm&#10;Rla/T74QfEOz+Kvwu8OfEi2tnt18QaDaamlrL9+FbiFZApHqA36UnxV+Ffgb41/D7Vfhh8SvDlvq&#10;mi6zaPb39jcoGV0YfoQeQRyDyK4cpzKplOJlCSbhL3ZLuvLzW6Z2ZjgY5jQjKGk1rF/o/Uxvg4vw&#10;q8a+CrH4i/CjXI9Q0fXbOO5s76zuNyTRkfKfr2I6g5B5FdPN4K0yS1uLRri48u6DCZPOODlcH9K/&#10;Lrwv4n+O/wDwQi+NEngXxxFqXiz9nXxLqLPpOpopkl8PyOfun0x3Xo/3hg5Ffox8P/2lPhr8UfCd&#10;n458A6zHqulahCstrd2bqyuuM9c9exB961zLK8VRl7ajLnpy1Uv0fZrsZ4DH4etH2NVctSO6f5ry&#10;ZqH4HeAsZ+wSf9/DWqfAGjf2L/wjvmXH2Py9nk+ccbaon4saPn/jyuOenyikPxX0Y8fYrj/vgf41&#10;5svr07Xu7ao9CLw8b8qRCPgb4C6fYZP+/hrU0f4f6PoNp/Z+ly3MMW4sUWY4Ld6p/wDC2NH/AOfG&#10;4/79j/Gj/ha+j7s/Ybj/AL4/+vTlHHVF712OLw8dUkiH/hRngT/nwk/7+Gj/AIUZ4D/6B8n/AH8N&#10;Tf8AC19H/wCgfcf98ij/AIWvo/8A0D7j/vkU/wDhQ7sXLheyLGifDDw54bd5tH86FpFCyeXMRmq2&#10;ofB3wbq17JqF/byvNK2ZJGlOT/kUv/C19H7afcf98ij/AIWvo/axuP8Av3/9elyY5S5tbhfD8vLZ&#10;WDTPhF4Q0K+XUtMt5Y54922RZjnlcVLrPws8L+Irtb7V4pppVj27mkOdo7frUX/C2NG/58bj/vkU&#10;f8LZ0cHH2K4/IUcmO5ubX1H/ALPy2srD9G+FPhXQLv7fpEU0M2zbuWU5x3rSTwlYxvIy3VxmR90m&#10;6YnPygf0FZR+KujYx9juM/7v/wBevnL9vX/gqj8Mf2RfCf8AYPh7TpPEHxA1ZPK8O+FLT5pZJWOE&#10;eQLkqgPtlug9Rth8FmWOrKEE23pft/wxhWxWCwtFyk0lucn/AMFTf2qfhx+x38PYPAnw00tta+Kv&#10;jNjaeEdBtmMkqM7bPtLIOwY/KD95/YHHSf8ABJb/AIJ93H7HPwouvHXxTP8AaHxM8bOL/wAW6pK2&#10;94dxLLaqx5ITPzHuxJ6YA4D/AIJsf8E8viVffEm6/wCCgf7dlw2sfFDxF++0fS7wbo9AgYYACnhX&#10;2YUAfcXOOSTX34AMYVa9PNMwjhMH/Z2Hnza3qS/mfZeS/FnnZfhJYrFfXayt/LHsu7Xd/gQ3t5b2&#10;NrJeXsywxwqXkkdgAFAyWJ7AV8E/8FN9e8afE7wNb/FHwb4jg8afBW6sbU6tP4RdZ9Q8L6jb3DTQ&#10;a3bMh+fyyVDp1Cr75H0N+3onxa8Ufs167Z/AbRrLxFOGa38S+H2nKyalphjZLu0hkQ5iuCjfKeoI&#10;7E1+Wv7Ong66/Zn1a11/4O/HnWfDPgvxRetbaL4k1CP7Rp9neE/No+u2T/LG6nKiUbc9Tx014dy+&#10;nUjLFcy5ovSLW/fzT7Ged4yUX9XSdpLVr8PXzPtj9mH/AIKJ+D/G2hab8A/23ZdGZ9eswnhnx1tV&#10;tC8X2xGA4dvlhnx9+FsENnpxmn4j/Z/8H/smfHnwn8HUsLXxJ8EfjRrk2kL4R1PFwugaq1vLPHLa&#10;k5IgkETAqOF4I7V8o/FTT/if+xv4muIvjz+ypHrvwh8XXgl8WaDoa/bNHhmb/mJ6a/37NznJjPGe&#10;h6Y+2P2H/wBiH9mu/vPCf7VXwu+Mvizxp4bsbaaf4faXr2sPcWmitMrRStErfMJAN8fzElee4r0M&#10;wo4fL4vEU5WpzT0Wq5raWf2Wn+G3Y4sFUr42SpTS5otavR8t1e/dWPpz4IfBX4e/s8/DPTfhN8Lt&#10;Aj03Q9LWRbO1Q5xvkMjEnuSzGvj/AP4LyftA674R/Zs0f9lv4aSNL4w+MmuRaHYWcDfvDab188jH&#10;OGZoovpK3oa+6L69ttPtZL28lWOOGMvJIzYVQBnJ9BX5m/siR3X/AAUz/wCCrXir9tLVYWuPhz8H&#10;1/sTwD5gzFc3mWUTrng/elmPcb4fSvDyOmpYqeYYjWNJczb6y+yvm/1PUzefLRjg6Wkqmll0XV+l&#10;j7y/ZI+AWh/swfs4eD/gP4fjXyfDmiw200irjzp9oMsp93kLN/wKvSRx0pUB9KM7TgCvBrVZ4irK&#10;pN3bbbfrqe1Roxo0Y047JJL0Q6iiipNAooooAjxuODX5q/8ABV34deMP2Kv2o/B//BVj4I6RLJBZ&#10;3EOlfE7T7Rcfa7J/lErY9U+TJ6MsZ7V+lWCeprm/ix8MfCHxk+HesfC7x9pEd/o+vWMlnqFrKuQ8&#10;brg49DzkHscV6WU4/wCoYxTkrwacZLvF7/8AA80efmWDeMw3LHSSacX5ob8Jvif4Q+M/w50X4oeA&#10;dXjvtI13T4ryxuoWGHjcAjPoRyCOx4rc1K6aw06e8jiZzHCzCNepIGa/M/8A4J5fFXxj/wAE1v2t&#10;dW/4JgftD6vIfC+tXzXvwm8RXjfu5UkZsW+48ZfGMdBKpGPnFfpwTHIuGHDVWa4D+z8Z7vvQlZxf&#10;eL/XuTl+M+uYZp6TjpJdmj4P/wCCfV78GvixeWP7cH7RvxC0fUfiR8Q9ZuLLwzpOoXaE+H7dJ5I4&#10;rC3iJykm1Ms2ASx/PS/4LHftMfs9eFPhPZ/ArxlqNxrXiHUtYtJrfwnpt/5S3Q8wKq3rj/V2rM67&#10;s4zitP8Aab/YisPhXrlv8VP2Lv2dNCuPiN4i8QFV17UpcWvh5pQzSaiIjwWBHQDJYj145X4kfs1/&#10;sm/sXfs3+IB+0y118SPH3xKhaxvZp/3+reIr6T7sFovJiVX2kFcBMAnnAPuYeWBq46nibyauuWCt&#10;fT8opfeeTWjjKeHnQslprLv/AMFnW/ByfUP2CPhZrX7S/wC2X8YptU8SeKorWCHw3pbFrW1CAi30&#10;/T7dfvMN+3IBJ4r618NeIbPxJolprNlHJGt1axzeTcLtkh3oG2uv8JAPSvy08FeGvir8Do/BGjfG&#10;Seb4pftCTaMtp8Nfh/dTedaeD7LG1b29YfKHVSoaVuSQAvv0Gi/tp+I/2I/ivo/7P3gi5vPjF8Sv&#10;G3jmzX4qa090fsdneTjatja4yqMigsQBhFjO7JPE4zJp42o5UmpT1emiaXbslbd7vYMJmkcLGMJx&#10;ajou7u/1d/kfo18UfhX4E+Mvgm++HvxI8MWuraRqURiurO7hDKy+vsQeQeor8y/if+x/+17/AMEn&#10;fGN58Vv2Q/tvjr4UXEzTax4HuGMk1gm7kxgc8Doy89iDX6faP8QPB+teItQ8G6Z4msbjWNJjifVN&#10;Nhulae1EgzGZEByoYcjIHFbE9vDcwtBcxq6suGVhkMO4ryctzjFZVUcHHmhL4ovZr/Ps0eljsvw+&#10;YRU07SW0lv8A8E+N/wBkX9vz9nj9r7SUh8G+JV03xBGu2+8M6q4iuoZAeQFONwB4GPyr3j+ymHzB&#10;a8J/bF/4I1fAL9ozVn+J3wuurj4feOo28yDX/Dx8pZJMcGRFwG5x8wwQK+e1+Lv/AAVp/wCCeUv9&#10;k/HD4Vf8Li8E2rbV8QaIrPeJF0ywXL5I7EOAOpr6CFHA5mufBVEpfyS0d/J7M8v22LwEuXF021/N&#10;Hb5rc++v7JHdTz096P7JB6K1eO/sQ/8ABRH4H/t0XeoeG/hxo2uabrmi2om1rSdVsCv2YF9gBccE&#10;5yMHB4PHBr0PTvib4g1L9qTU/gInhu3/ALP0zwfb61caoszGRZLi4eKGFl6Dd5M7d+FFeXWpYjD1&#10;JU6is4q7XkelTrYetTU4O99rG/8A2Uf7jUf2V/sGuH+KH7RP/CuvHkmknw3HcaHpOuaNpHiTUjMV&#10;ktbjU5Uit2VehRWkgLeglyPunPYfGjWvHHgnwRca54A8L2mp38YeXy9Qu/JgjjjjeRmduoHybf8A&#10;eYE8A1lepeKfXbUq9PXy3LH9kD+41H9kjGQp/Oo/Afj3SvGXwX0X40applxpNnqXhuDWLm2vVxJa&#10;RSW6zsrj1RSQf93pWP8As6fEfVvi58H4/HfizQv7P1W2vr+z1jTY+Tbz2t1LCyY68iMEexB70c1T&#10;lb7NL5v/AIYq1O/4/dY3P7JbG7FU9audF8N6ZNrPiLU7exs4F3T3N1KscaKBnOSRj0r41+KH/Baj&#10;TPE3iO5+GX7Ff7Ovij4g+Io5mt2mk0+SG3t5QcHeByBkfxMuO4rI8Of8E5f+ChP7fGqQ+Kv28vjL&#10;J4R8KuyungXw3Jtdk/uSFflU44P3j7168MtlQgquNqezj5u8n6JHmSx8asuTCwc5fcl8yT9ob/gp&#10;/wCIfiV4xk/Zv/4J3eC7jxt4uumME3iCOEtY6dnhnz0OBzk8fWvYP+Cfn/BJnTfgh4kb9pD9qPXj&#10;44+KeoN50moXzebDpjMPuxBv4h03du2K+jf2bP2QvgD+yb4Kh8GfBTwBZaXHGuJrpIwZ7hv70kh+&#10;ZifevTDIsC5c7cc5rgx+fR9i8NgIuEHo39qXz6J9kdGFyeUqv1jGSUpJ6L7K/wA2OChOFGBXg/7a&#10;37VWufADwloui/CPQrXxB428XeKrfw34e0ua6CxR3ksTzbpyOUVYkZ8dTxjrXGftY/8ABQK10zw3&#10;8RPhb+yO6+KviV4R8Jz6rPDaWzT2dlsdFeJ5E+X7QEZ3WLPJiKnnIryLSP2S7Dxr+wJpXx0+C3xZ&#10;uPFPxM1HXNP+IOh+KtWu8NqetQodtoFJxGrRmS38sdCcHODXJgsujT5a+JWnMkk+rfWXZfmbYvHK&#10;d6VDort+nbuzi/ht8WP2yf2Kfin4w+Pnxe+E+pR+A7/xRt+JWj2kzXMNnNMof+17HOT5J3DzE/hP&#10;04yhofxD+OuqfEf9vT4PfCKz1L4N+IbhLHVPh20H7zxbp8JdLnV406R3Ktgx4GWVDnnFfev7NPx8&#10;+G37Z/7O9p8Q7LSo2g1S1ktPEmgX0YaSxu0Gy4s5kb+JGyCCBkYPQ18i/se/Er/hmn4i2tr8D9N1&#10;jxJ+z/8AEDxjc6Ja6WbNnvPA2vC4aNreWLlktncd/ubgfY+3Sx3Mqs/ZKFWNk+kWlq15S00fY8qr&#10;hP4alU5oO7XdN7fLXU6r9hLWfHXhzVNE+FXhaRvid8B/GlvcP4V16+xLdeGWSMu+n3ivklVIMa55&#10;B46V9qeBfAfhD4a+GLfwf4D8OWmk6Xas5t7CxhEcce5y7YUcDJYn8a5X4Kfs5fDD4B6j4m1H4ZaK&#10;2nR+K9cOq6jZxyHyY7hkCMY06IDt3EDgsxNTftH/ALQHw8/Ze+DWu/Gv4n6qtppOiWbTSfMN879E&#10;hQfxOzYUDuT9a+cxleWYYpQop+81p3b2bW19bXPdwtGOBw7nVa0X3LT8ND5V/wCC1H7Xnij4e/C/&#10;TP2PvgS8l18Svi1cLpWn2tm3721s5G2Sy8cqWDFAe3zH+GvoH9gr9k3w1+xf+zJ4d+B2gxRtcWVu&#10;JtavVTBu76TmaQ+vzcD0ULXyJ/wSg+BfxF/at+Ouvf8ABVv9pvSWW+8QSSQfDXR7hSV0+wBKiZAe&#10;g2/Ih6kbn/jzX6RYyMiu/N6lPAYWOW0Xfl1m+8+3pHb1uceWwni8RLHTW+kb9I/8Fkgz3ooHSivn&#10;D3QooooAKKKKAGP97mkII61JRSWwHy9/wU//AGAND/bo+BjadodwumePPDchv/BOvKxR4LoYbyWc&#10;ciKTGD1wdrgZUVw3/BJ3/gobrf7QXh++/Zi/aShk0f4xeAc2euaffjZLqcUR2/alB6uOBJjjkMOH&#10;4+1iB8wIr4V/4Kh/8E7vGvjrxDp/7bf7HVy2h/F7waRP/oYCDXIE/wCWTju+3KjPDKdrZGMfRZdi&#10;qGNw39n4t2V7wk/st9P8L6ng47D1sLiFjcN5Kcf5kuvqj7oJRl+btXxr+1D8BfiN8JfirfftGfCH&#10;wZqnxO+KfjTVE0bwRceInQ6X4DtDD80pAxtiXY7lsF3YhScnDdN/wTa/4KP+C/23vAsmh+IoV0H4&#10;j+HR9n8VeFbrKSRzKdrSxq2CYyfxXoexr6ilhSYNGT/DiuCUcXk+MdOrHXZ9mv8AJ+W53P6vmmFU&#10;oPfbuvl3PzGg0bxV8PfH+pfsa/sg+MH8YfHfxiFuvjZ8btRTzF8N25+8EYHCSAHbFAD8uc53ZZfE&#10;Ph74v8NeC/2ppPht+xT4YXxd4m8ItdeGvhj9sbzhNrEwH9s+K9Rf+6g2wxnowVgowMH7u/aK/Z21&#10;b9j79j3xx4Y/YI+FVxdeNPHGrNG19HMXukmvZisl3LK53FYUc7eTtwD2Jr5r/Zj/AGdr79lLTZ/2&#10;Nf2Lp7PWvjXrtoj/ABU+KEsXm2nhSFlz5KN3l5OyPqWy7dgPtMvx2FqYOrO929Enpf8AmlLtFLRR&#10;XTRbnyuMwlaniI0+i1bXTsl3b3bF+MXx+vv+Ca3w21f4Mfst3D/EX48eJtUs5fiR49vkEyw6ldSi&#10;OGJs5DTOzlYbbnYgZ2B+Yn9H4/H8Pwz+E+l+L/j34r0nS7qOxsotc1IyCG0+3S7IyFLn5UaZwqgn&#10;jcBnvX5x/sA/AXx34x/ao0v9nT4oeArK1g/Z71K413xtrVrdG4XxZ4lu1/0C8mkb5mdYGeXaxJVs&#10;D5eBX0x+285+P/7WHwX/AGM7QmXTY9Yfx346hXlfsGmsPssLjust2yAg9o/avHzbD4epiKeHXxJO&#10;c591a68krLReaPTy2vWhRlWls7RjHpfr66/kfW2/PTvUM0EFzC0M8aMrZUqwBBr88P23v+Civxs+&#10;C/xs+I3iH4N3sN9pPgWx0XwnpehXUe+31TxLfT/bLgnGG/cWEUgIB4MnPTFfQ1j/AMFD/hn4S8Df&#10;DXW/jBHJp9746+Gtz4vvpLNTJBplra2lvcXDSc5C/vwinBLEV49TJcdTpQqpX5tkt9k9vRo9Onmm&#10;EqTlB6cu7e29vzPcdB+HfgXwnqV9rnhnwlp9je6iqfbri1tVjafaCF3EDnGTj0zXm/7Pvw0+Iujf&#10;GP4ofFT4reHLOzvvFGsafFoq2F/9qjTS7WzWOOPeURt3nNdSMu3A80YJOa7z4efF74efFO3vLvwN&#10;4ottQFg0a36QyfPbM8STIki9VYxyK2DyM+9dJa3tncIs9rcJJGwyrRsGBB78VwupiKfNGd7tJO97&#10;7p2/BHZGnRlyyhayu9NtUfOv7Sv7LE/xw+L2g2/h2w1HT9Pl8QaRq3jrVP7QaO0vbfTJ/tFtbrAG&#10;xLO8yxKXYYWJW5LBAPRv2lb/AEvS/hs2i678GdY8b6XrNx9g1XStEhikkWJo2IkZJXQMu5UU4bIL&#10;g9ASPRwU+9gUrhWHz49ar61UlyRnqo/L8fl+AfV4R5mvtHi/w8+CXxD1z9jrTfg38QfE91pmvXHh&#10;0Wd5fRNHcTWak/LEzSKVmZItsTMwIcqxOd1H7K/7P/jb4F+K/iFbeKPG2peIbHxBr0Gp6bqWp3Cb&#10;md7WNbgeVEiRxfvUZjtUbgwz92vaN6oOTjHvWdrHi/wx4ftprzW9fsrSKCMyzvcXCoI0HVjk8Aet&#10;V9axNSMoRWknfbZ3T0+4n2NCDi5bx0vfytqVPDPw28A+ELi4uPC3g/TdPkupmnuZLOzSMyyMSSzE&#10;Dkknk963gVUYz+Fcj4n+M3w88IeNvCfw91jW1XVvG09xF4ct0Ut9qMEBnlbI6KsfOTxyB3rx/wD4&#10;KDfGD4zeC7T4ffBv4CeILfQ/EnxP8bLoUPiK6thMulwLazXMsyoflaTbDtUHg59uJpYfEYqtGMn8&#10;XV32W7+VmFStRw9Fyj06JdXsj1D49/tJfBH9mLwZJ47+N/xC0/QdPVT5P2qT95cMP4Io1y8reyqT&#10;XFQeIIP+Cgf7JdxeeANe8afDu18Vl4rfUpLP7FqkVtHcYZlV87VmiQgNz8kuetfB37U3i74ufDnx&#10;/o6ftXvY+NPFn7Pfiew8VWetNpaKviXwbfyi0vHMOCvn28hXOB8uxW96+7f2Tv2zvDH7WPiLW4vh&#10;b8Odct/COk2sX9l+LtQsjBaarIWZWSBW+YqAAd2MHPFexiMslgcHDEU05O93LTl6WSXW909fQ82h&#10;mP1zEyoztHok1r5t9rbHg/wE+GPhf/gmJ+2J/wAKDtbaQ/DH41wJJ4X1PUpDM9j4ighVJrOWZyWY&#10;XMSiRNx5dGUCuR8H/staN8C/+CmOhfBH4l+Ntaj+GV5NeeL/AII+G47ry9Nt9bMglvLSQDG5oiWm&#10;hTO0I5GMg19f/tp/sz6d+1V8BNW+GTXRsNWjaPUPC2tR8SaZqkDeZb3CHqCrjn/ZLDvXz7bDxH/w&#10;Uj/Yl8mQroHxy+FuuAE8LJpHijTz972huAPcGObHOK3w+OqYim60pfEuSb3t0jL9G/Xuc9bBqjP2&#10;cVs+aK+5tfqja+NvwE+On7Mfx71L9pT9hjSNN12TxYvm/EL4S3moLax6uy4VdQtGJ2w3AyFcn5WD&#10;Annhu4/4J6/An4qfDXwX4y8f/HPw1YaL4g+I/j688UXPhfT5hNDookjijjgDjh5MQh3YcFnOM45q&#10;fsX/ALJfxR8J+ML79qn9qvxvJrnxQ8Q6ebWS1tpiNP0CzZlf7DbR5xgFV3OeWI69SfpG/v7TTLKb&#10;UL+6jhghjLyySOFVFAySSegxXnY3GS5fq8WpaJOSWrtsvO3R2ud2FwsXP28k42b0vor9fK5Hreta&#10;T4b0i513XNRhtLKzhaW6uriQLHEijLMzHgAAZJPAxX5Z+J9V8X/8F1P2yV8E+G2vLP8AZw+GGqB9&#10;Tvl3RjxFeL/CPXf91e6REsdrSAVqftb/ALSnxb/4Kx/HCX9g39izVriz+Hen3AHxK8fwA+VPGGGY&#10;I2HBTIxtzmRvRASf0A/Zl/Zr+GP7J/wc0f4LfCPQVstJ0m3C7sAyXEvV5pW/jdzkk++BgAAejTpx&#10;4dwvtan+8TXur+Rd2v5n0XQ46kqmcYj2cP4MXq/5mui8jsvDnhnRvCWh2vhvw9psVnY2NukFra28&#10;YRIo1ACqoHAAFaWcZXFOOW6UcN0r5ZycpNt3fU+gjGMYqMVZIdRRRQUFFFFABRRRQAUUUUAN2kNg&#10;U1k3L8y8fzqSigD4H/4KI/8ABMrxnq/j6H9tj9hjVP8AhGfitozfaLq0s28uHXFXqjgcbyMg54bv&#10;Xaf8E7f+CpXg79q0N8HPjHp58H/FjRT9n1rwzqK+T9pkXhngDdcnkp1HbI5H18wyNor5H/4KDf8A&#10;BKj4e/tcyQ/Ff4a6o3gn4oaTibRvFmlr5bSSJyiThcFxnvncvUHsfo8LmGFzDDxwuYPZWhU6x8n3&#10;j+R4OIwWIwVZ4jB9XeUe/p5n1sQjLglfvVx+jfCnwl8KdK8R6t8KvAlja6prVzcaneLCgjN9fOpO&#10;6RsfxNgZ5wO1fBn7N3/BVr4wfsqePrX9k/8A4KpeFbjQdVj/AHWi/ERIi9jqUYOBJKwGGHT96vIJ&#10;+dRya/Rfw74l8P8AjDQrXxJ4Z1m1v9PvIVltLyznWSOWM9GVlJDA+oODXBjsuxmV1LT1jK1mneMl&#10;utf0OzC43C5hF2dpLdNapnhf/BOr9nbxt8B/gdda/wDGLZJ8QvHWvXfiPxzcK2//AEy4f5YVb+7H&#10;EI0A6Dacda8o/Z3+JWgJ42/aV/4KO/EGULpujaneeG9DZ2y0Ol6EjrLsz0M115rY7kLX2y2GXaor&#10;4w8cf8EoNY8U+Pte8P6d+0Pq9h8IfFvi5vEnij4bw2qbLu7eVZpYhN1SCSVdzJg5yeRxW+DxdGtU&#10;qyxEuVzt06JpuK+5JfcY4rDVKVOnGjG6i399rJ/i/mfK3hH4beI/G0OiaP46gaTWLH4W+L/jN8Qg&#10;wz/xN9ZtpbbTonz0eKAuQO2ztWD47lufjN4Um0OykZhH8O/hr8INBYNwbjVHt9Q1Lb7rbKiMB2GK&#10;+vtA+FHjXS/Bn7XXx/8AiR4Sm0e78SWuo6P4btrpQNuh6ZpTw2rpgnCSO80gHfcM180/8E7/AIe6&#10;p4gT9lfwr4nh86+8VeJPEXxU8RK/VYbO0Ww0xiP7u14ivYAV9TRxkZxnWun7O1l0Tac5fk4+lj5u&#10;phpRqRptfFe/yaS/zPWtW+Jl7+z14U/bY1bwerLq3/CX6XpPhiGHhjfXuh6faWqoB3EkqkfSqPwj&#10;/ZN+JPxc/aU8c/BvQf2nvGXhe1+Dfg3wj4fsbjR9SYx3F22nNNcSyI3DOzMGPfkVQgsR8Vv+Ctfj&#10;T9m+MeZZw/F7TPHfiKEfd+zaZ4bsFtg3s15PB/36NdT+yD8Gv2gfiv8Atf8Axm/aW+Gv7Q914c8P&#10;p8dJtK1zwz/ZqTQ6zbaalvA43nlGKhoww+7g4rnrS+qwnPmSlKnGV3ruoJLrrpL7zopRlWqwjytp&#10;SaaTts3d+mqMz4h237cN58bPi94U+FX7XmqWa/A/wD4duobe8s4nh1u6k0+aeZ5+PlL/AGcZxj/W&#10;VueGf2mP2tv2+dS8I+F/2cfiZa/D5YPhHpPi/wAUah9hE7z39880cdqobpEv2aViepDCvFP219W/&#10;aQ0r9of9pjxD8MfibZ+H/BWqeJfBnhPx9J/Zwlu0tryygtzPFIfuCMXTbh1O/OeK+iPit+yL8ev2&#10;afF/h742/wDBPTWNHvtS8J/D3T/CviX4fazMPL1fTrRne2cOpBiny0mCcBgeowclWnh40abqcnPK&#10;K5dNE+WN+f1b09Qp1K0qk+Xm5VJ3V9bJtK3yRxvg74k/tB/thfFP4e/CX4q+PfEHgebxd8IdWbXL&#10;XRWNq6axpWuwwyzxbhkCWPJ9kkGKsfsB/sTfDv4h3Pxt0H4ueJ/E3iTVvD/jzXvBiza1rk03/Erl&#10;to/KO0naXMU/XHBGRWp4K/aP0X9o/wDa2/Za/aB0bwxNocuvab438O61o1xgS6ffwQwvPbP7rJbP&#10;juRjpnFepfsi48Kft+ftOfD5V2Jeat4b8Q28e7732nTPJdgP9+1wfU1yYqtiKOGnCmuS0eayto/a&#10;OLV/Q6sPTo1q0ZSbfvct9f5U7/eeF/skeM/GHjD9tv4R/s2/E65kn8V/ADwr4xsddmmyDeQltMtd&#10;PvPcS2kobP8Ae3e9e+f8FW9M1bQf2ftH/aK8O2sk198I/HGl+LTHCvzPaQy+Xdp+NtNNn6VkfETw&#10;9o3wl/4LA/Dv4jQ6dHF/wtP4X614duplUDfd2E1vfRkn+8Yg6+pCD0r6g8b+D9D8f+ENU8EeKNNj&#10;utN1jT5rO+tpVyssMibXU+xBxXm4zF01i6FeMbR5U7fN833ts7sLh5vD1qTeqbSfyVn9x8ef8FJf&#10;BXgrxd4i+Cvx/aKO80HxBrJ8DeJpIT8t5oniG3NurM3dUnMMin+8c12n/BJfxpq7fszy/s/+NGVf&#10;E3wh1668H60FXBlW2YfZpsf3ZLdoiD35Oa8Qt/2f/wBvHU/B3hX/AIJ6eJvhfbXXgjwh460m7tPi&#10;1JqyZk0DTr6K6t4RB9/7UEiSLPC/L+NfZvw+/Zw8GfDf46eNfj14au7qPUPH1rp8et2Ik/0dpLRH&#10;RJwvaQowVmzyFFbY6tRp5esNKXN1jZ30T0+9N/cjHBUatTHfWIxt0ldeWv4pHpG0fxVzPhT4UeAf&#10;BPi3xD458MeGraz1XxVcQz69eQJta7kijEaM3qQoxXTZGfvV4z+17+3X+zr+xP4Gbxf8a/G0NvcS&#10;RsdO0O3cSX1+w7RxZyR/tHCjua8DC0cTiKnsqMW3LSy6ntYirQw8faVWlbW7PUPF/jDwx4B8N3ni&#10;3xhrlrpum2Nu0t5fXkwjjiRRksWPp096/Mr47ftSftC/8Ffvijd/sp/sSve+H/hXZXIi8bfEJ42j&#10;F5Hn5oojxkHnCA5bq2BiqWjfDn9tv/gtt4pt/FnxkGofC/4BQXCzafoETNHea7H1VjkAsCP+WhG3&#10;+4Odw/SL4F/AL4Wfs4/Dyx+F/wAHvB1ro+j2MeyG3t0A3ccsx6sx7sTk19JGOD4ejzStUxHRbqHr&#10;3l+R4kpYrOm4xvCjffZy7+iOd/ZF/ZC+En7GXwksfhN8I9BS3t4VVr6+kUGe+m/illbuT+QHAr1g&#10;KW5xinYwNtBDY4NfM169bE1nVqtuTd22e9RoUsPTVOmrJbDhxxRRRWZqFFFFABRRRQAUUUUAFFFF&#10;ABRRRQA0K46CjbuGSadRQB5t+0X+y38Ef2rfh/cfDb45+AbPXNNuPmj8+PEttJjAlikHzRuMnDKQ&#10;ccdM5/PzVf2RP+CjH/BJ/Xbjxf8AsQeL7r4ofC8zGe++HutMZbm2T/pmoxlscb4tpOBuRsV+pHzY&#10;6U1okdcOM54PvXrZfnGKwUfYu06b3jLVfLs/NHl4zK6OKn7SPuz/AJlufHf7IP8AwWd/Zb/aSu4v&#10;Avjm+m+HnjZG8m58N+KP3O6boVilbCvz0UhW9q+wLS9tL6FbmzuI5I3AKSRuGVge4I618/8A7W3/&#10;AATH/ZJ/bHtJLn4nfDeC21oqfJ8Q6Oot7yM9iXUYfn+8Dx6V8ly/sU/8FYP2BZ31H9jv4+L8SPCN&#10;r80fhHxSxaZIx0RNx644G1h9K7/qeS5n72Fqeyn/ACz+G/lL/M444rNMC+WvD2ke8d/Vo/S3VtG0&#10;7X9Mn0fV9PiubW6gkguraaMMksbKVZGB4ZSMggggg1xXh79mH4NeEPihpnxb8LeEIrHVtF8H/wDC&#10;L6V9jYx29rpnnLMII4R8iDeq8gA4GM44r4q8Bf8ABeGT4bapH4N/bp/Zh8V/DzUlfy5tQhsXmtC3&#10;qCQDj6Zr6t+DH/BQ39jX4+WyT/DT4/8Ah66kk+9a3F+sMyn0KyEc+wrir5PnGBi7wbj3jqn80ddH&#10;NMtxclaSuuj0a+8o/CD9iTRPhV+2V8Vv2wW8Q/btS+JFnplrb2bWe06dDa26Qugfcd/mGKNs4GNu&#10;Oa8L/Zi8I/8ABSn9krWr/wCHS/s7+C/FHhbxF8RtS1rUvEFh4qaG6gTUL5ppZWSRBvMav90AEhAA&#10;c819y2Wp2Gowrc6ffQ3EbDKyQyBlPuCOtTngcnmsv7TxC5o1oqV1FarZRVlYuWAoS5ZUnazb063d&#10;2fDHxR/ZE+LHxM+Hf7Y2h6j4MnWf4halBdeB/mVjfPaaTai3ZMHIxcwBRnHI9KZbeKf2uf2c/ipH&#10;+0To/wCy9rvji3+KPwz8PW/iLRNNuY4rzQ9csYZVZZVk6RMs2C3UGPp0B+6BGAcgdaCgJ3qBV/2v&#10;Ua5ZxTWis/SK/wDbUT/ZlO/NCTT/AODf9WfC/wAOv2Nvjv4LX9nrx1q3heBvEGl/FvxF4q+IdvZX&#10;C+Vpq6zDfNIisT84iaeGL5c7iua968M/s/eNPD37fPij9pG3nsx4c8S/DjTdHuoFkb7Q1/a3c7q+&#10;MY2eTLjOc5GOle3fKRtA96VmRRnisa+aYiu3e2qa+TfN+ZrRy/D0bNd0/mlb8jzX43fs36H8bPHn&#10;w5+IN9rl1p198OfFh1rT5LNVJuN1tNbyW77gcRusvzYwflHSvSfvNy2axfFnxL+HvgGzbUPGnjbS&#10;9LhUZaS/1COIf+PEV8w/Hf8A4La/sD/BLzNOh+KH/CUaoDtj03wvbtdM7f3cgYooYHMsdGMKdNyS&#10;Vlppq77+rHVxWBwrcpzSb1euvY+uDtzjIziuS+LXx0+EfwJ8Lz+Mvi38QtL0HTbdd0lzqV4sY+gB&#10;5Yn0HNfnxf8A/BRT/gp/+2nO+hfsUfsmzeD9FuG2r4t8YIVZF6bwGwoOP96ug+FX/BDrWfip4mg+&#10;Kf8AwUV/aD1z4j6xv83+w47ySOxiOc7Oo+X1VQor1FkeGwdpZjWUf7sfek/0XzPOebYjFPlwVJv+&#10;89EZ/wAWf+CxHx0/ai8U3HwS/wCCWXwP1DxFfM3lXPjzV7EpZWg6eYivhQP9qU4/2DXV/sk/8EXN&#10;LsfHUf7Sn7fXjyb4rfEaeQXDRanK0un2MnBAVG4lK8bcqFGBhRgGvtP4V/Bz4ZfBLwvb+DPhR4G0&#10;3QdLt1wlnptqsSfUgAZPueT3rpxhegrOtncKFF0Muh7KL0ct5y9X09EaUcplWqqtjZc8lsvsr0X+&#10;ZBaafbWFstrZ2qRxoNqrGoAH4AVbGCvSkHHDClyegFfPu7d27ntRUYxslYWiiigYUUUUAFFFFABR&#10;RRQAUUUUAFFFFABRRRQAUUUUAImccilAA6CiigBu09/Sm7Cf4elSUE4GaAOd8b/C/wCH3xI0ttF8&#10;e+CtM1e1cENDqFikqn/voGvlf4yf8EMP2Avitdyatpfw2uPCuoNyl14Zvnttjf3toyv6V9kRsT1o&#10;U7utd2FzLHYL+DUcfR6fdsceJy/B4r+LBP8AP7z82bn/AIIfftE/Cydrr9l3/gon400NVbdDa6uz&#10;TKvt8rLxUZ/Zs/4L+fDP/R/B37VvhHxTDHwp1qPazj6NG386/SkAE4pHHzcGvUXE+YfDVjCf+KKb&#10;+/Q8/wD1fwal+7lKHkpOx+bH/CZf8HE/hxfLuPAfw/1jb/FC8K5/RaRfi7/wcMXQWBPgJ4Hhzx5k&#10;lxCcf+PGv0qVQRmjyxjApf29SerwtP8A8B/4JP8AYkumIn95+apsv+Di3xn/AKONX+G/h9G6s3ls&#10;y/lEaD/wT0/4LJfFs7fi/wD8FDodDt5eJ7Xw/buePQbdg/Sv0qZRt6U1st0OKI8S14R/c0acfNRV&#10;/wAbh/YNF61Ks5eXMz87/Cv/AAb4fC3XLtdW/aP/AGkvHvjqZmzPb3OqNDCx+gJP619MfA//AIJo&#10;fsU/s9JHJ8N/gJocN1GMDUL22FxOf+Bvk5r3rJamvlB1rjxOfZpiY8tSq7dlovwsdlHKcuw+saa9&#10;Xq/xILWxtbGBbWztkjjQYVI1CgfSpyDjOacrEnBo5HBOa8q/Nqz0IxjGNkh2BnOKay9xTqKCgooo&#10;oAKKKKACiiigAooooAKKKKAP/9lQSwMEFAAGAAgAAAAhAHpWkzrcAAAABQEAAA8AAABkcnMvZG93&#10;bnJldi54bWxMj0FLw0AQhe+C/2EZwZvdjWJs02xKKeqpCLaCeJtmp0lodjdkt0n67x296OXB8B7v&#10;fZOvJtuKgfrQeKchmSkQ5EpvGldp+Ni/3M1BhIjOYOsdabhQgFVxfZVjZvzo3mnYxUpwiQsZaqhj&#10;7DIpQ1mTxTDzHTn2jr63GPnsK2l6HLnctvJeqVRabBwv1NjRpqbytDtbDa8jjuuH5HnYno6by9f+&#10;8e1zm5DWtzfTegki0hT/wvCDz+hQMNPBn50JotXAj8RfZe9JqQWIA4fmaQqyyOV/+uIbAAD//wMA&#10;UEsDBBQABgAIAAAAIQBpHd/AygAAAKYBAAAZAAAAZHJzL19yZWxzL2Uyb0RvYy54bWwucmVsc7yQ&#10;TYvCMBCG7wv+hzB3m7YHkcW0FxG8iv6AIZmm0eaDJOr232+WvVgQ9rbHmeF93ofZ9V92Yg+KyXgn&#10;oKlqYOSkV8ZpAZfzYb0FljI6hZN3JGCmBH23+tidaMJcQmk0IbFCcUnAmHP45DzJkSymygdy5TL4&#10;aDGXMWoeUN5QE2/resPjKwO6BZMdlYB4VC2w8xxK899sPwxG0t7LuyWX31RwY0t3AWLUlAVYUgZ/&#10;l211DaSBv5do/keiqZ52+HHgi+923wAAAP//AwBQSwECLQAUAAYACAAAACEAd897KxgBAABJAgAA&#10;EwAAAAAAAAAAAAAAAAAAAAAAW0NvbnRlbnRfVHlwZXNdLnhtbFBLAQItABQABgAIAAAAIQA4/SH/&#10;1gAAAJQBAAALAAAAAAAAAAAAAAAAAEkBAABfcmVscy8ucmVsc1BLAQItABQABgAIAAAAIQCLGj1V&#10;pwIAALoHAAAOAAAAAAAAAAAAAAAAAEgCAABkcnMvZTJvRG9jLnhtbFBLAQItABQABgAIAAAAIQDz&#10;8iJXx7YAAHyNAgAUAAAAAAAAAAAAAAAAABsFAABkcnMvbWVkaWEvaW1hZ2UxLndtZlBLAQItAAoA&#10;AAAAAAAAIQAw1e1h+oEAAPqBAAAVAAAAAAAAAAAAAAAAABS8AABkcnMvbWVkaWEvaW1hZ2UyLmpw&#10;ZWdQSwECLQAUAAYACAAAACEAelaTOtwAAAAFAQAADwAAAAAAAAAAAAAAAABBPgEAZHJzL2Rvd25y&#10;ZXYueG1sUEsBAi0AFAAGAAgAAAAhAGkd38DKAAAApgEAABkAAAAAAAAAAAAAAAAASj8BAGRycy9f&#10;cmVscy9lMm9Eb2MueG1sLnJlbHNQSwUGAAAAAAcABwC/AQAAS0ABAAAA&#10;">
-                <v:shapetype id="_x0000_t75" coordsize="21600,21600" o:spt="75" o:preferrelative="t" path="m@4@5l@4@11@9@11@9@5xe" filled="f" stroked="f">
-                  <v:stroke joinstyle="miter"/>
-                  <v:formulas>
-                    <v:f eqn="if lineDrawn pixelLineWidth 0"/>
-                    <v:f eqn="sum @0 1 0"/>
-                    <v:f eqn="sum 0 0 @1"/>
-                    <v:f eqn="prod @2 1 2"/>
-                    <v:f eqn="prod @3 21600 pixelWidth"/>
-                    <v:f eqn="prod @3 21600 pixelHeight"/>
-                    <v:f eqn="sum @0 0 1"/>
-                    <v:f eqn="prod @6 1 2"/>
-                    <v:f eqn="prod @7 21600 pixelWidth"/>
-                    <v:f eqn="sum @8 21600 0"/>
-                    <v:f eqn="prod @7 21600 pixelHeight"/>
-                    <v:f eqn="sum @10 21600 0"/>
-                  </v:formulas>
-                  <v:path o:extrusionok="f" gradientshapeok="t" o:connecttype="rect"/>
+              <v:group id="_x0000_s1026" o:spid="_x0000_s1026" o:spt="203" style="height:93.3pt;width:350.45pt;" coordorigin="3780,3468" coordsize="4860,1237" o:gfxdata="UEsDBAoAAAAAAIdO4kAAAAAAAAAAAAAAAAAEAAAAZHJzL1BLAwQUAAAACACHTuJAuLUabdUAAAAF&#10;AQAADwAAAGRycy9kb3ducmV2LnhtbE2PQUvDQBCF74L/YRnBm92NYqwxmyJFPRWhrSDepsk0Cc3O&#10;huw2af+9oxe9PBje471v8sXJdWqkIbSeLSQzA4q49FXLtYWP7evNHFSIyBV2nsnCmQIsisuLHLPK&#10;T7ymcRNrJSUcMrTQxNhnWoeyIYdh5nti8fZ+cBjlHGpdDThJuev0rTGpdtiyLDTY07Kh8rA5Ogtv&#10;E07Pd8nLuDrsl+ev7f375yoha6+vEvMEKtIp/oXhB1/QoRCmnT9yFVRnQR6JvyregzGPoHYSmqcp&#10;6CLX/+mLb1BLAwQUAAAACACHTuJAwn0LpAEDAAAHCQAADgAAAGRycy9lMm9Eb2MueG1s7VbNbhMx&#10;EL4j8Q7W3tP9yeZv1aQqSVshIYj4eQDX69212F1btpO0Qtw4cOTEGd6AO4K3aXkNZrzZtE34qVC5&#10;IA5Jxh57/M0339jZPzirSrLk2ghZj71wL/AIr5lMRZ2PvRfPjztDjxhL65SWsuZj75wb72By/97+&#10;SiU8koUsU64JBKlNslJjr7BWJb5vWMEravak4jU4M6kramGocz/VdAXRq9KPgqDvr6ROlZaMGwOz&#10;s8bprSPq2wSUWSYYn0m2qHhtm6ial9RCSqYQyngThzbLOLNPssxwS8qxB5la9w2HgH2K3/5knya5&#10;pqoQbA2B3gbCVk4VFTUcugk1o5aShRY7oSrBtDQys3tMVn6TiGMEsgiDLW5OtFwol0uerHK1IR0K&#10;tcX6H4dlj5dzTUQKSvBITSso+LfPby7evSUhcrNSeQJLTrR6puZ6PZE3I0z3LNMV/kIi5Myxer5h&#10;lZ9ZwmAyjnvBIOx5hIEvDIe9bjBseGcFFAf3dQdDKAi4u3F/4ztq9w/74HSbo+4Ad/rtwT7i28BR&#10;giXwWdME1g5Nvxcn7LILzYF0jFYv54LNdTO4oipqqQqDyMHFtehuFlNE8Uiyl4bUclrQOueHRoEU&#10;G5LbKa3lquA0NTiNWd2M4oY3AJyWQh2LskTC0b7bliE64dUpByXohymIgcElYEEOSovaOm1DQR8Z&#10;i6djaZ26X0XDwyAYRQ86014w7cTB4KhzOIoHnUFwNIiDeBhOw+lr3B3GycJwYIWWMyXaVgvjnRr9&#10;UMrrdmuaxDUbWVLX0o0cAJCTRQsRFIIMIVaj2VPgHtaBbTW3rEAzAyLX87B443CsXxGNJTGgfNyx&#10;pfXuCGWJmu1HcaNnpMUpvo9ydooNQufbKBa0oY094bIiaADZgM2xS5dAbpNNuwRPrSWWvJVHg8WB&#10;BGiNLsH4+5LvXpP8yCMpNwxu0cv3ny4/fLz4+gXzvynff6AJoM3/NwHcNr9qgt2Lu22CMPrptX3H&#10;TeBeAXgf3Q2wfsvxAb4+Bvv6/5fJd1BLAwQKAAAAAACHTuJAAAAAAAAAAAAAAAAACgAAAGRycy9t&#10;ZWRpYS9QSwMEFAAAAAgAh07iQDDV7WEEggAA+oEAABUAAABkcnMvbWVkaWEvaW1hZ2UyLmpwZWcA&#10;+oEFfv/Y/+AAEEpGSUYAAQEBANwA3AAA/9sAQwACAQEBAQECAQEBAgICAgIEAwICAgIFBAQDBAYF&#10;BgYGBQYGBgcJCAYHCQcGBggLCAkKCgoKCgYICwwLCgwJCgoK/9sAQwECAgICAgIFAwMFCgcGBwoK&#10;CgoKCgoKCgoKCgoKCgoKCgoKCgoKCgoKCgoKCgoKCgoKCgoKCgoKCgoKCgoKCgoK/8AAEQgBHQEW&#10;AwEiAAIRAQMRAf/EAB8AAAEFAQEBAQEBAAAAAAAAAAABAgMEBQYHCAkKC//EALUQAAIBAwMCBAMF&#10;BQQEAAABfQECAwAEEQUSITFBBhNRYQcicRQygZGhCCNCscEVUtHwJDNicoIJChYXGBkaJSYnKCkq&#10;NDU2Nzg5OkNERUZHSElKU1RVVldYWVpjZGVmZ2hpanN0dXZ3eHl6g4SFhoeIiYqSk5SVlpeYmZqi&#10;o6Slpqeoqaqys7S1tre4ubrCw8TFxsfIycrS09TV1tfY2drh4uPk5ebn6Onq8fLz9PX29/j5+v/E&#10;AB8BAAMBAQEBAQEBAQEAAAAAAAABAgMEBQYHCAkKC//EALURAAIBAgQEAwQHBQQEAAECdwABAgMR&#10;BAUhMQYSQVEHYXETIjKBCBRCkaGxwQkjM1LwFWJy0QoWJDThJfEXGBkaJicoKSo1Njc4OTpDREVG&#10;R0hJSlNUVVZXWFlaY2RlZmdoaWpzdHV2d3h5eoKDhIWGh4iJipKTlJWWl5iZmqKjpKWmp6ipqrKz&#10;tLW2t7i5usLDxMXGx8jJytLT1NXW19jZ2uLj5OXm5+jp6vLz9PX29/j5+v/aAAwDAQACEQMRAD8A&#10;/fyiiigAooooAKKKKACiiigAooJx1oBHrQAUUZHrUck8UK75ZVXHXJoAOcYBozjtXiPx9/4KI/se&#10;/s0W8n/C1/jlotndRr/yD7e5E9wx9BGmTn2OK+V/FX/BffSvG2otoP7JH7KHjXx5cNlbe8Ni0Nu5&#10;+oBIr1sLkeaYyN6dN27vRfe7Hm183y/Du05q/Zav7lc/RUvgYxSl415c1+aifHz/AIL3fHpvO+H/&#10;AOzj4X+H9lNysmuSbpUXsfnYc49qeP2Iv+C4XxJHn+Pv2+tL8Pxycta6TZj5PbKxdvrXZ/q9ClrX&#10;xVOPdc3M/wAEzk/tqc/4VCcvO1l+Nj9KDLH/AM9v1pPNgPSQfmK/NtP+CN/7d2tjzPFX/BUTxh5j&#10;ff8AsTzKv4Ydaef+CJn7W0K77T/gqJ8QPM6/vJ58f+jqn+ycpj/zGx/8Bl/kH9pZk/8AmFf3o/SI&#10;OpXPmCm5561+bn/DqX/gp34RHm/Dz/gp7rEjR/dXVY5Hz7HcHqL/AIU1/wAHBvwgPn+Hfjv4O8eQ&#10;w8+XqUEaM6jtyqHNUsjwdT+FjKbfZ3j+asL+2MVT/iYaa9LP8mfpUGyuKaCRX5rj/gpp/wAFUv2f&#10;28v9pn/gn1c6tZw8XGq+FWdgcdSqjcD+dejfBv8A4L4/sWeOtQj8O/E4658P9WYgPa+JtPaNEY+r&#10;gYH5VjV4bzSnDnhFTj3i1L8nc1o55gKkuWbcH2kmj7m4H3hQcMOtcp8OfjN8LPjBosevfDTx/pOu&#10;WkkYZZtNvkmGD67Tkfjiur3o3U14s6dSnLlmrPzPWp1KdSN4u46ijI9aMj1qSwooyPWjNABRRRQA&#10;UUUUAFFFFABRRRQAUUUUAFFFFABRRRQAUUZ70jMAOtADC24ZNVdS1XTtGsJNR1K9ht4IlLzTTyBV&#10;RR1JJ6YFfP8A+3H/AMFKv2cf2FfDnm/EPXW1TxJdRn+x/COkMJb69boPlz+7T1dsAdsnAPx3onwJ&#10;/wCClX/BX6/Xxf8AtIeJrv4OfB+4YSWPhHTNy32pQE5VmDAMwYfxyADoVRhk17eCySdal9YxMlSp&#10;fzPr5RW7f4Hj4nNoU6vsaEXOfZdPNvZHtn7UX/BcH4AfC7xG/wAJ/wBnTw/f/FbxpJIYLfTfDMTS&#10;26SdNrSoDvOeyBvqK8lt/wBnf/gsV/wULZdT+PnxVj+DXgy8+b/hHdDz9seE/wALbTnOOm9sj+7X&#10;2p+yt+wL+y/+xx4bj0X4JfDOzs7kx7brWrqMTX11jvJKwLdf4V2qM8AV7QEAG1RXU83y/L1y5fRu&#10;/wCedm/VLZfizBZbjMZ72Mqafyx0Xze7PjX4Af8ABDr9h/4MTx6/4q8I3XjrXBhptU8WXJuN7/3t&#10;n3Rz7V9XeEvh54H8BWCaZ4M8I6dpdvGoVIbCzSJQP+AgVuZG3GK+Tv8AgpB/wVd+B/8AwT/8MvpN&#10;3ND4g8eXlvv0vwnbT4YAnAluGAPkxdeSMsQQoPJHBGtnOfYpUoylUk3tf9NkjqlTyvKKDqSiopde&#10;v37s+r5CBgqOBXyz8d/+Cpvwp+EP7SHhb9m3wz4N1TxVqWueLrHw9q2paSR9k0i8uXASKSQghpQu&#10;XKDlVU5IPFc/P/wULf41eHPhT8F7HQ9e8B+KPj78P5NU8N+KDbQz2ukyC3MsyjMis0qx/NHlNuXi&#10;LfxAeA/AfXPhB8Qv26Pgb+zl8J/D9rb6X8M/FPjrU9cIvvtVxqVxZ79PttRupcZeeWTfKS2cZGDg&#10;Cu/AZLKPtJ4qDajGTstlZPVv1Vrd/wAeTGZqpckcNJXcorXztol6O5+pETlo9xp1Io2jApa+aPoA&#10;ooz3oJA60AQyRRyLsljDA9QVzmvL/jN+xn+zF8f9Pk074tfBTw/qyyZDTT6egl+odQGz75r1J5Ni&#10;bya8n+EX7bP7L3xw1bVvD3w8+MOlXGpaFqc2n6rpNxN9nure4ikMbqYpQrY3KQGA2nsa6sLLHQvU&#10;w/MuXdxvp622OTEfU5WhWtr0dtfvPkP4k/8ABBzTPA2rSeO/2FP2hPE/w21qNvMt7L7dJNZs/XHU&#10;MB27gelc3aft8/8ABTr/AIJ73cejft1/AFvHfhCFtjeOPCq7nRB/HJtG3/vtUz2av0ss9f0TU5mt&#10;rDV7aaRRuZIZlYgfgadqOlafrFlJYanYxXEEoxNDNGGVx6EHrXs08/rVI+yzCkqse70kvSS1PNlk&#10;1OPv4Oo6cvLVP1T0PHf2Uf2/v2X/ANsvQf7T+C/xLs7q8WMG60S6cQ3tvn+9Ex3Y/wBpcr717UGD&#10;dK+G/wBrT/giP8E/ihrbfF79lvX7r4T/ABCt5DNa6p4ed47OeYdDJChHlnP8UZB7kP0ry/4Wf8FP&#10;f2sv2B/HFn8AP+CqXw5uZNLkk8nR/ipo9uZILlR0eXYu2QepULIv8SHk06mT4PMIOplk7vdwlZSX&#10;p0kvTXyFHMsTg5KnjoW6Kcdn69j9OODzQw44Fc/8OviV4F+LPhOz8dfDrxVYaxpOoQrLZ6hp9yss&#10;UqEcEMpIrfUgjrXzc4ypycZKzXRnuU5RqR5ou6H0UA56UZ7UFBRRRQAUUUUAFFFFABRRRQAUUUUA&#10;FGaCw9ahnu4LWB7i4mWNI13OznAUUb7B5g8sUMbSzOEVepJ6V8Aftsf8FVfGmr/EV/2Nf+Cd3hv/&#10;AITL4kXjG2vtat4/NstFJ+8xOdruvU5O1OpJ6Hkv2w/24vjf+3h8Zrn9gj/gnZeyLaRsYfHnxEgY&#10;+RZw52ukUg4AHILDljwvc19Y/sL/ALAfwS/YU+HEfhvwFp63WtXUYfX/ABNeIGub+Y8sS38K7jwo&#10;/HJr6ejg8Lk1FYjGx5qkleNPt2cuy7Lr1PnauLxGZ1nRwr5YL4pfov8AM8e/YT/4I/8AhD4O+Jf+&#10;Gi/2sNdb4kfFbUJBc3Wp6wxnt7CY84jV+HZT0cjC4GxVwDX21HGETy402r2Arnfih8WPh58GvBN1&#10;8SPiV4rs9J0OxMQudSvJNsaeY6ooz7swA9zW/aXltfW0d5aTLJDIu6ORGyGHrXjY7G43MZ+2rtvo&#10;tLJW6JbK3kepg8NhcHH2VK1933fm3uy2OlFJuX1pC4BrhO4jYnqa/OX/AILe/sYfsr6B+zR8Vf2s&#10;ZfC9vH8RNZsdNt4dRu7wsWdbu2TMSMcBzEu0lf4QemWJ/RzgcGvzd/4OCv2d/AOq/s7a5+0r8QPH&#10;+uNd6XYWOkeD/DcNzts0vpbvLzsg++7REg56CPjrXvcL1JRzqiudwvJJ2vrqtNOnc8XiCKlllR8i&#10;lZPfppv6npsv7K/wi/ab/Zp+Bfx2bVNXeL4U+A/tFnpmixlJtShn0eJJbTKlXjZkChSpDAnAwSCP&#10;AP8Ag3R/Y/8ACNhouvftq6xqNwniXUNR1Lw7b6LJ8qWEKSxSS53ZZpCyqvOMAHOSa+1P+CZXwq8R&#10;/Bv9gn4a+CfGFxdSav8A8I1Fean9sctIktxmcxsTz8gkEYHYIB0Ffnn+xtq9j+yH/wAFOPjV4r/a&#10;Q/aQtfD/AIP8HeJL25TRU1Bo7W+1HVv3qlLfksEhkOTjhghr6DD1sRiMHj8FQqO0X7vVyipO6SXd&#10;tO54dWjRo4jB4ipD4t+iTsrN+iVj9kKDyMVS0jVdP17S7XWdJu0ntLuBZraeNsrJGwyrA9wQQau5&#10;HrXwPw6M+2IvmAwaNwYKGpXI615H+2r+1No/7Gf7P+qfH3xB4Q1DXLPSbm2juLPTV/ebZZki3+wX&#10;cCc1pRo1MTWjTpq8m7Jd2zOtWp0KbqTdktW+yPWpfnVl3DFfl3/wUB/4J2f8E1f2a/iT4m/bR/aH&#10;8a65DD4gvZLy18E6XdrDJd6k7b5PJK/PtdssQMbdxJYAcQ+NP+DkHSvF0sfhz9mT9mbxB4i1a4jH&#10;lpcA/K5H3dqAsfqK+bL/APZj/wCCqH7avx/sv2qPjz+zRe+JLGzuDPY+FdZuvslmkYyUgWMkME3Y&#10;J4BYDk88ffZHw/mOV1ZVMbVVCLWqckpS/urXT16Hxmb5xg8fTjDC03Vkno0naN+t/wBD2n/gk5+y&#10;p+0T8Yf2qbT9uTw5pOofCz4YW+YtM8M/2lcTvrdqFZVR/OZi6liGZzgZGE6ZH67RDCY3V5X+xvd/&#10;HK//AGetAm/aH8Aab4X8UJG8V5oukODBbxq7LEFA4HyBTgcDOK9UJI+bFfL59mNTMMe21FKPupR2&#10;snpr1b7n0WT4KODwaV23LV33u/yXYH56iuU+LnwY+GXx28E3nw7+Lfgmx1zR76PZcWN9CHU8cMD1&#10;Vh2ZSGHY11pYFcUmMdq8anUqUZKcHZp3TTs16HpzpxqR5Zq67PY/LD4j/spftef8Ee/GV18df2J9&#10;U1Dxt8I5br7R4j+Hl/I0kljGWyzp34HSRR/vKeDX3B+xX+3V8Dv24fhuvjj4T64q3cK7dY0O6YLd&#10;afLjlJE649GGVPUE17TcW9veQtBcRq8bLhlZcgjuCK/Oz9uP/gm38Tf2ffiVL+3d/wAE3JG0bxVY&#10;ubjxL4Ktc/ZdYh5LhIxwScElPxXB4r6enisLn0VRxbUa20Z7J9lK3fv954NTD4jKZe0w6cqf2o9V&#10;5r07H6LbskHNODg8r9K+a/8Agnf/AMFEfhv+3V8OmubSP+xvGGihYfFHha6O2a0m6blB5aMnPOOO&#10;hwRX0krc18/jMJiMDiHRrRs09f66p9z2MPiaWJoqdN3T2f8AmTUUCjI9a5zoCiiigAooooAKKKKA&#10;Cg9KTcMZzSeYtAEbMq9Tivzf/wCCiv7ZHxe/a0+OK/8ABMj9hHUd2qXjNH8RfGFs5MOk2ox5kQkX&#10;ptz85HOSEHzEgem/8Fb/ANvbxP8AADwrpv7M37OMTan8XviLILDQLWzXfLpsMh2NdEdm/hTPG75j&#10;kKRXc/8ABMb/AIJ8eGf2FPgqNP1Fo9U8deImW88beIpDvkubk5PlK55MSFiBz8zFmPXA+ky+jRyr&#10;CLMMRG8n/Di+r/ma7LourPBxlWtmGI+qUXaK+OS6L+Veb/A7P9iT9if4S/sPfBuz+Fnwz0pWuCqy&#10;61rUyD7RqVzjDSyH+Q6KOPr8Sf8ABdD4+ft7fsc+JbX4lfBj4o3EXw68ZWLaVeWJsIn/ALLv/JZT&#10;tcruUSJl1OeGV+nFfqJg+lfAf/Bc3S7r456Z8Gf2G9Cu1gvPij8SoBc3Xlh2trK1QmaXHfb5wbgg&#10;nYRnrVcO4x1uII1sVFTTbcuZXVrXb+SWhnnWFVLJ3ToNxaty2dtb2S+dzzrxT8QPh142/Yq/ZH/Z&#10;h/bE+JO+H4meTd+ILi6um33Fomm3H2MMw5yLmewXceCyZJ616/8A8E4v2lPGfwb+Jurf8EyP2qNb&#10;b/hMPBse7wHrt4do8S6J/wAsWUn70iIMEZzgHOSrGvmHWdE+HEP7QP7Jv7HPxwikv9a+C/iLW7bx&#10;ZffZyqx2NuPN0qSQkHEMogt5OeNoYdzX0h+2R8JfhZ/wU8+DPhz48fsmeO/7N+KXhO1l134dawqN&#10;a3VxbxXDxFGDAMYJJYTsZgVzyPldgfax1HC2VGomqdRyalbSLcnySXk4rVdrPoeXg62I5nVi05ws&#10;uXq0kuZPzT2fc+7xIpXIpY+vIr5M/wCCYX/BRKz/AGx/A158OfifYroPxU8GsbLxl4dmXy2aSM7T&#10;cRoedrMOV6q2VORgn6zBwP8AgPFfD4zB18BiJUays0/+Ga8n0PrMLiqOMoqpTej/AKs/NClR1Brz&#10;39oL9mf4QftP+H9H8JfGXw5/a2m6Lr8GsWtm0zLG9xCHCbwCN6/Ocqcg8Zr0EMCPu1i+MfH/AIK+&#10;H+kya/4z8UWOl2kSlpLi+uVjVQBnqxHas6Pto1E6V+a+lt7+RtW9jyNVLW632NSKOGGJbeKNVRVw&#10;q+g7Cvl3xv8A8Ecv2EfiT8atW+Onjv4X3Gqaxrd+97qEd1qszQS3DnLPs3Y9sdAOAMVxfx+/4L2/&#10;sF/Bee40jQfF154z1KE7fsvhe1MyE+nmnEefbdXy38Qv+Dlj4t6zJJb/AAT/AGUoYYc/ur7X9UZm&#10;H1jjXH/j9fXZPwvxfWbnhKUocyte/LderaPlM24m4Vw1o4qrF8rulvb7j9dtG0jTdC0i10LR7OO3&#10;tbO3SC2t412rFGihVQDsAoA/CrZKA1+FGuf8F6v+CnOvOz6TongXS03fKqaPIzfiWn5/IVnw/wDB&#10;cT/gqbbS+e2teDpF/wCecmi/L+kw/nXrR8LeKZx5pKK9Zf5I8aXilwnB8qqfl/mfvMxJGAKzfEnh&#10;nQPGOhXXhzxRo9vqFjexNFdWd3EskcqHgqwPBFfit4T/AODhX/goD4ekUeNvhB4N1yP+IWcM1qzf&#10;8C8yT+Ve4/Cj/g5f+Gt3cx6d8ef2d/EHh1mIEl3pc63kK+p5CPj6KTXm4jw/4swcedUW7dYtP523&#10;PSwfH/C+Ye5Gste/n07H358E/wBj79m39naO4Hwb+D2i6G15cNNPNa2a+YzE5+8ckAdlGABwK9NK&#10;LjCjFeDfs6/8FL/2MP2oI44PhZ8btJmvnXLaXfTfZ7pf+2cmG/Svd4Lq3uV3wTK6n7rKc5r5bHU8&#10;xp1msWpc3Xmvf8T6jBVMvqUl9Wcbf3bfoT0HkUm5c4zSeYtcR3DegobBbrShgOK8c/bM/bF8FfsV&#10;fDay+KPj/wAKa9qmm3WrpYSf2Fp5uGt2ZXYSOB0T5cZ6kkYq6NGrXqKnTV29Eu5nWqU6NNzm7Jbs&#10;9iYxqck1xHgL4+/Bn4qeNfEnw48BfETS9W1rwncrb+JNOs7pXksZDuG1wDwQVYexUg818T/Gv/g4&#10;Y/ZE0b4Oa9qHwpn1i68bJp7Lofh/UtDnh3XTLiNnZlChBuDHnJAwMkiuC/4N2fgrour3/jr9sXxh&#10;8Xodc8f+K98Or6Pb3weSxhnn89pbpB0lmliLAEDaqnGNxA+hfDeKwuV1cZjE6fLZRTTTk29fkl17&#10;nh/29QxGYU8NhrT5ruTvsl+tzuv+Ckf7BvxL+DPxJj/4KOfsCQtpvjTQt1z4v8M2MZ8nXLUcyN5Y&#10;+820fOo5YcjDDn6c/YC/bl+Gv7d3wPtfij4KkW11S3xb+JNBkkBm027CjKN/sn7yNwCPQ5A9ykiE&#10;qbHxtPWvy9/bV+Dvjv8A4JOftWQ/8FE/2X9Dmm+HPia9S2+K3g+y/wBTD5j/AOvROihmbep4CSkj&#10;IV8C8LWhnmHWDrv97Fe5J9f7jf5N+gV6dTKcQ8RSX7qT96PZ/wAy/VH6kdBRxjNcr8Hvi34G+Ofw&#10;30f4rfDbX4dS0XXLFLrT7yFuHjIzz6MOhBwQQQcEV1WB1zXzE4ypycZKzWjR71OcakVKDumOoooo&#10;KCiiigAooooAjGAeTXnX7Uf7RHgP9lX4GeIPjr8RL7ydP0OxaXytw33MpGI4UHdncqo+teilto3N&#10;X5h/txapq/8AwU+/4KM+Hf8Agn74K1CZvh78OZl1f4m3dqx8ueZcf6OSOMgERj0eR/7lerk+BhjM&#10;V+9dqcFzSfZL9XsjzczxksJh/wB2rzk+WK7t/wCW50n/AASI/Zr8c/Hn4ja5/wAFT/2p7BpvFPjK&#10;Zx4H0+5BK6XppyqugPTKfIp/u7j1fNfovgYwB7VR8P8Ah3SfC+g2fh3QdOhs7Gxt0t7S1gQKkUaq&#10;FVVHYAAAVfKktnNY5pmFTMcW6lrJaRXRRWiS9EXl2Djg8Oobt6t9292DHjBr538f/sP3nxO/b18I&#10;ftk+LPiGzWfgPRp7Xw34YS2+RJpopY5pmYnqd4IwONi19EFCDuNDLg7hXNh8RWwspSpuzaa+TVn9&#10;6OmvQp4iKjNXSaa9Vt+J8b/GyP8AZpH7dviLwD+0R4pj0+b4lfDWy0HR7OSBraK9gjuZ3lH2oYzM&#10;WfbtByExk/NivDfEml/tW/sh/wDBQCXxb4R8B3t78H/EOmWfgLQLrRdL3N4dskCvC6IMlo45p5CW&#10;Jw+HORjFfV//AAUs/Ym0H9tz9nTUvBkNukPirS4mvvBurL8stpfIMqoYchXxsP1z1Aq7/wAE2/Cn&#10;7SvhP9kDwt4c/a1u1uPGFrC6T7m3SpbhsQrK38UgTqfp7mvo6GOoUMuVZNSbXLKEummko/ceHVwd&#10;StjvZ2aS95SXXXVP7zm/2cf+CXPwk+Af7Smp/tcTeNde8QeNdYhnS+v9QkSNHaUKHYpGApOFAHbu&#10;cnmvo7xR4u8N+B9CuPEnizW7fT7C0jaS4uruYJGigZJJNcD+1V+1r8Gv2OvhbdfFP4w+JY7G1hXF&#10;pZqwM95LjiKNOrE+3A6nFfh3+2j/AMFC/wBon/gof4lkXWNTufDHw/jnP9n+G7OYqZ0HRpiMbycf&#10;QZ6Gu3IeGs64yxSqTb5FZObWiS6JbaL5HlcRcVZLwbgm5tczbfKt2+79T7V/bZ/4ODPDfhi/vPhl&#10;+xh4ZXxNqsbNFJ4kulP2KFhxuQdZMH6DtX5vfGX4t/tGftSa63iT9o34v6rrHmSb10pLgpaw88BY&#10;hhRjtwTjqTVLRtA03QrZbTTrRY0UfN7/AFNWzbgHIr+gch4LyXIaa9nTUp9ZPV/8D5H8ycTeJ2dZ&#10;7UcYScIdEjD0rwnoOkDbZaZED08zblj+JrQMIXoOPSrjQADKCkEB9a+s5Utv+Afns8ZWrS5pyb9W&#10;UjCAcE0eUO5FXDb5NO+zH/IpmPtSj5YDZUU2S1hnjaO4hRlP8LKCK0Ps2f4cU0W+R1oLjiZRd0zm&#10;bz4f6JPcpqOmmTT7uJt0dzZyFGRuxGDwR1yMV9Efst/8FWv23/2PbiDTbzxPJ488KwsFk0zXJWee&#10;KPp8kvLDj+9n0yK8da2Ctij7O3Uj/wCvXlZlkuV5tRdLFUlJea1+T3Ppsl40zrJKynQqu3ZvQ/cT&#10;9hz/AIKs/s0ftt6bHpvhnxCui+KBHm68M6tII51bvs5w468ivpDxBqF9peiXWpaZpb31xBbtJBZw&#10;sA0zAZ2DPGT0Ga/mWvPC1zY6zb+LfBer3Gj61ZyiSz1CxlMbo4OQcr/k96/SL/gmR/wW+1CXWdP/&#10;AGcP23dQS11CRlt9F8ZyfLHcnoqTnoCez9M8H1r8I4u8N6+Vp4rL7zprVx6pfqvxP6T4L8UMDxBG&#10;OGxXuVPwZ9T/ABF/a7/b50q6ki8A/sF6heRo2BJea1CN3uApNeW+PtT/AOC0X7S9gdB0H4S+Cfh7&#10;pFyNtw2sXK3kxU99jcccHoa+/LO9sdQtY7y0mSaOZd0ckbAhh659KsbAB0r8/wAPmkMK04UI8y6t&#10;N/g3Y/SK2WzxKfNWlyvorLT1Pyh/Y9/Yh+B2j/8ABTrWvgl+0Hb2vxK8baJ4Fh8S65rl8qpaQ3zT&#10;RRpbJbKoUqkUiNlscMBtPWv0h+En7NfwM+A+o65rPwg+Gml+Hp/El1Hcay2m2/li4kRSqnA4AGWw&#10;AAMsTjmvjPUf2Wvjn+y9/wAFhG/bZVW1zwL8UJBoGufY42abSPNggjgMij/ln59vEC44AfnHWv0I&#10;UCTgV38R5hXxdSnL2znGUI3Seia3VtlZ+RyZJgaeHjNOmotSaTa1a6O/W6FxmsH4ifD3wt8U/BGq&#10;fDvx1okOoaTrFnJaahZXCblmidcEH+mOQcEcit4jAp2GU5FfMRlKElKLs07380e/KMZxcZK6Z+X/&#10;AOwl418V/wDBLr9t7Uv+CcPxh1mabwD4wu5L/wCFes3jfLG8hJ+z56At9wqOkgz/AB1+nitkcGvk&#10;n/gr7+xPcftZfs0zeIfAVu0XxA8Cyf234Nvrf5Zmli+d7dSOfnVeP9tUrov+CV37aFv+2v8AsqaP&#10;441mdV8UaKf7K8XWfR472JQN5HYSLhx9SOxr6PNIwzLBQzKC95e7UXn0lbzS180eHl8pYDGSwU37&#10;r96Hp1XyPpoZxzRR04oBBGa+cPeCiiigAozTd/tRvG3JoA8W/b4/ak0b9jr9lLxf8ddSkja603Tj&#10;Ho9tI3/HzfSny4I/fLkE46BWPavDP+CIH7K+s/Bf9mBvjz8Tkkm8dfFq7PiLXby6X98IZSXgjJPP&#10;KuZT05lII4ryz/gqdeXX7bf/AAUI+Dv/AATc0KeSTQ9OuV8U/EFY2+UQqGKo2OhESyde9yh9K9V/&#10;4Kj/ABx/aR/ZM8SfBX4i/CLWLfTvhvbeNrPS/iBbx2obbbSyxRoD/cjEfmgEdG2fQ/XUcHOGW0sF&#10;TaVSveTv/Kvgj82m18j5ariYVMwqYqabhRtFW7u138lofbGQeMU4e4rwHQP20/Cviz9r+1/Zu8KT&#10;291ax6TrCavdBsS2uqWcll/o5X0aG5Zw3Q7eOhrtP2aP2j/Cf7TngnUfHfguzuorPT/FGpaKxuI9&#10;vmSWdy8DyL6qxXcD7+oNfNVcFiKMOacWlZP5O9vvsz6Cli8PWlyxev8AX+Z6ZRRmjcPWuY6SJky2&#10;K8w/ax/ao+F37H/wW1X40fFXWFtbDT48QW6MPOvJz/q4Ih/E7Hp6Dk8Zr0DxF4g0jwroN54l12/j&#10;tbGxt3nu7iZtqxRqMlmJ6AAV+An/AAUO/bP8Tf8ABRz9o241OzvJofhp4QupLfwzp+4ql644a5Yd&#10;2bqP7qYHBJz9ZwfwzW4kzJU3pSjrJ+XZebPkeMuKsLwtlUq8371vdXdnEftKftI/GH9v34uTfG74&#10;13MkGkxuy+GfDKSHyLKDdwMd27lsZY+gwBipBHHF5UabQv3VVcAf5/SrUdoyKqJFtVeAqrwMdAKd&#10;9lfb9z/x2v6owOCwuXYeNChFRhHRJH8R59xBjs+x0sRiJXbd0uxT8pf8ijyl/wAirn2SQ/wfpTfs&#10;snv/AN812c3meDzMq7E6Zr7R8G/sl/sR6f8AslfDnxp+0L471bwn4m8dRX09nqsKGSDbDOVXeuMK&#10;uxozyR1NfJ3hDwH4q8c6zFonhXQbq+uZZAPLtoCzDnrwK+tv+Cs/w78b+HvG/hH4ZeHPCd//AMIb&#10;4B8F2thpt5Has0ZkK/OxYDG7CRg+496+J4kxkq2ZYbA0q7p3cpNxavZK1tdHdtaeR+hcKYT6vlOK&#10;zKrh1VUVGMYyTs22rv5JPXzOB+Kf/BNrxFbeE7j4lfs1fEvSfiXoNqpa8/sOQG7t1AyWaIE7gByc&#10;ZOK8p+Av7K/xl/aL8Wt4U+HXhWWRrfJ1C+ul8u3slBwTK7YC/TqT2ruPBvhT9q/9jGw8KftI+Hku&#10;dFsPEjp/Z83m5hvFZfMSOVM4Ksvzc9s4xX0h/wAFC/H37SvhTSvCHwX8H2Hh7Q4/iPH52oQeDW2z&#10;ahes0asjsADhjIoGPvcjPBFefLOM6wdWOEp14VVO6jUeluX4uZLRtfLzPUjk+SYylPG1aM6LhyuV&#10;Nap83w2b1Sb9bHnWkfsZfsK/B3UrdP2iP2srfWL6OZUutB8JxeZ+8JxtLjJAzwTtH1rx79v74EeF&#10;/wBnT9qjxJ8KvBFrNDo1qtpNp8dw5ZvLlt434buNxYD0xzWN8TP2XPjZ8JviQPhd4q8GXf8Abc1t&#10;HdRW9qhlaSJshXBXPGQR9VNfSP8AwU0+F/jrxz8NvhH+0LqvhK/XW9T8FC08W/6K2YprfyyHk44L&#10;F5OvYCqw2Lq5fnWGlUxntY1oyT1SSdk4tJdNGr97CxWDp5pkOJjSwPsZ0XGS0bbWzTb6q6f3nxG0&#10;QHSgRDPINXPsbA7StNNsw42/+O1+h3Pyu8luV/LXZu2Vl+JvCuleKdPNnfxbW/5ZzKvzIw6EGt77&#10;O4XBX9KPsrbcbP8Ax2pfvaM3oYqthqiqU21JPRo+zv8Agjt/wVb8Q/CnxVp37Fv7WPiEy6XdMsHg&#10;jxVfSH90xOBayuT9w9FYnKnCngjH6/pPHIokjIZWGQw9K/mc8X+C7bxVpLWcwaOaM77W4XO6KTsc&#10;9frj+eK/Vr/gh1/wUa1P4/eB5v2Vvjpq2fHvg23VLO7uZP3mr2C8CTn70iDAb1BVu5x+C+I3BccL&#10;fM8FG0W/fiujf2ku3f7z+sPCvxB/tqisBjJfvIrR9z9CJraOXmVFYcHDL3BzmpsDGQaTOThjSGQE&#10;4A6V+Oe8fuA9cA4FBJ7U0cfMK5rXfi18PfDmt6h4f1vxXZ2t5pej/wBq6jDNMFMFmWZfObPRcowy&#10;fQ04wlU0irkyqRgryZ0Ukayrhx7V+Yujo3/BL/8A4LIt4fizZfC/9opC1tG3ywWesbzwOgH75tuO&#10;y3Q/ujH6D/AH42eEf2iPhPpHxh8B/aP7H1qOSSxa4jKu0ayPHuIPQHZkexFfNP8AwXB/Zlufj3+x&#10;PqXjbwlA48U/Da6XxL4fuIF/fKIf9einrzFl+OrRJXu5HU9jjpYOvpCr7kr9HfR+qdvxPGzam62F&#10;jiqPxU3zLzS3XzR9lowJ3bqU8DgV4l/wT0/aWtP2t/2QvBXxuS4je81LSlh1hF/5Z30J8qdf+/iM&#10;R7EGvbBxwa8fEYephcROlNWcW0/VaHq4etHEUY1Y7NXJAcjNFFFYmxGQQ2BVbVtStdI0y41S/mWK&#10;3toWllkc4CKq5JPtVnOeTXzT/wAFdPjfJ8Af+CevxK8Z2V55N9eaJ/ZOnsrfMJrx1tgR7qJC34V0&#10;YPDyxeMp0Y7ykl97sc+LrLD4WdV9E2fOP/BFjSrz9pn9pb48f8FGfE8DSf8ACSeKX0HwrNMvMdlF&#10;tdguewjFqmR3VveuB/4LYj/goH4b8SfEC8XQo9e+CPiLSdN0/T7WLDPp93ut/LmwPmEn2wcY6hgK&#10;+0P+CSfwRT4A/wDBPv4a+CZLPyb670FdW1RWXDfaLwm5bd7qJAvsFAr6A8Q+FfDvi7TDonifRrfU&#10;LMzRytbXUIdN8biRGwe4ZQw9CBX0lTOoYPiCVdQUowfKk/5Y2SafR6XTPCo5VLFZPGk5uMpe82ur&#10;erT7rU/GT9oH9uaw0n9vf4V/tmfA/wCH91b3EWm3Nj8SvD6wsL8GDEd4s8GOGSF1dH/iCjn5a+9f&#10;+CaHx4+COlfsPXPjG18cad/Zvh/WvE2o6xIkw328H9q3s/muvUZiIbpyCKyf2gf2QhYf8FP/AIK/&#10;tGfDb4PJNp17Z+ILD4jalawjyVV9PKWzzDocuxXPUnA7CvnO5/Yb+DXxD+BH7UV98PG1XQPF/gfx&#10;p4stmi0HUHhjvrZoTeQW0sQ+VoikvlgY6DivWxWIyfNsDSoxThpG73+1JWl6X0fmedh6eY5biqlS&#10;TUtXZbdE7r1tqj9RvCfivQ/HHhjTvGPhu9W40/VLGG7sZl48yGVA6N+KkGtNgOoNflh8Dv2u/wDg&#10;oL8FP2I/CP7TfgdPDvxY+HFv4Ztv7Rs4YTb6lpRhRYpbchc7/KcFOBnjJr76+C37Slv8Rv2WLD9p&#10;jx74PvvB9tJoM2qanputLtlsoYlZmZh/dKJvB/ukZ5r5THZPWwctJKS5nHR3d10a3TPocHmlLFRs&#10;04u19VbTvfY+Jv8Agv8A/tnaxoPhfR/2F/hJq7R6944Cz+KJbd/mtdLDH92SPumVgc/7CN61+fvh&#10;vwBp3hnQrfQ7CD5LeMLnHJP8RPuTWjb/ABA8Q/tbftC+OP2wfGKS7vEWrSw6FDMc/ZrNCAiD0wgR&#10;fwb1rq/7KBP+r/8AHa/onhXK6XD+UU6MV78lzTf959PlsfzZx5j6nEWayu3yR0S6adTkP7Aj9KP7&#10;Bj/u12H9lr/zx/8AHaP7LX/nj/47X0f1uXc+D/sSj/Kce3h8ZxitLwl8MPEXjrxDa+FfCWiz3+oX&#10;sqx29vbxlmf/AAFbw0tR/wAsv/Ha9S/ZM/aGvv2W/iDL45sPCFnq/wBotvs80d0P3kY3ZyjY+U+v&#10;qK4swx2Lp4OcsPHmmlor2uzsy/h/A1cZCOJ92m3q7XsjvfiL4ytP+Ce3gLSfgf8ABuOwf4gXlmt5&#10;408SeWsj2jvyttGf4SB19vrXGfC7/goZ8fvDXiRR8UNUTxboN0+zVNI1WFXWSInDbcjg4ORXq/in&#10;4E/AP9tmO/8AHnwA8RPofjaRjcal4a126+W6Ynlkdj6+/p0pPgP/AME6/F/w+8QX3xV/aL8PWv8A&#10;wj/hfSLrVH0u3vUmkvXhTese1ednBPvgDvX59TxmRxy6f1+N67vzcytPme1uy6K2mx+hTyvPHmFN&#10;ZfK2HVrcvw8q3uurfW+tzsvjH+y7qf7Qhm+HWleJtUk8Jz+Bl8Q/Ce08nFvaz4+a2kPqEbaoPRHP&#10;cVh63+w/p03iDR/ibe654i+w+E/hJYa4rrcNNcDVZHl8mOIHptMWceuK4Oz/AOClv7SmmeNI9e0y&#10;+sYdKt222ugraL9nihHAiBAyMDjj/wCtXYfGX/gqn8Q/FOiWmlfB7wpbeG3NlHHf3TIJHOzOETts&#10;BLYz615Ucr4toyp06NuR31TVldWd9N2t99bs9yWI4QrRqVa13PS6a1dnpbpZP8C1+0f+0B4+/ZT8&#10;E+HtPvVg1L4ueJ9Bju9f8RX1sGbTLbLCK3iH8JB3g++SeteG/D//AIKEftI+Hddjm8b+JR4l0eZ9&#10;uo6PqkCvHNET8yjjg46V7L8MdQ13/gor8O/Enw3+JlrazeNPDmljUPDfiTyxGXQOFeCZum0kj6ZJ&#10;7Vy3g/8A4Jj/ABLtNYfU/jdrmleF/DdirS3+pPfxuWjAyQgB5OO9elgJ5FgcLUw2YRXtot83Vu+q&#10;5LapJNWSPIzHDZ5jsVTxGXzfsZJW6JW0fN3u92zgf2zf2WdB0W4sf2hfgdZfafAPiyBbqFrcbhpl&#10;wRl7eT+7yTjPbjtXz6fD6FsAV9veNv2u/gr8I/hNqv7OX7NvgGXUtH1COSO81bXWLrLIybTIkZ6H&#10;8uRXyi2k7OqfpX13DeOzCWD5MVFpRdoOXxOPS66P89z5DiXIsq+vc+Hs21eaXwqXW3kcf/YEfpR/&#10;YCeldh/Zg/55f+O0f2WP+eX/AI7X0X1yR83/AGLR/lOQHh5AdpWsC88QeOv2cvif4e/ao+Elw0Gt&#10;eFL6Oa4RCQtzb5+ZHx1UglT7H6V6d/Zg/wCef6VBfeHrTUrOSwvbdXinRkkRl4ZT1FZVp08VSdKq&#10;rxkrNPqnod2V4WpleMhiKGji07n7efsy/H7wf+098CPDPx08C3Yl07xFpiXKLu+aF8Ykib0ZGBU+&#10;61xX7W37UPif9lbxV4P8Za14Pmvvh5qE1xZ+MdWs4Wkm0iUhDbTlV/5ZEiRWPbK18J/8G+f7QV98&#10;N/iT44/YI8ZaizQws2veDfNb70ZKieNfqrRvgdxIa+p/2zv+Cj3wz/ZF+N1x8Hfj74QvNV0bxD4R&#10;tb3wxa6bpjXMl9dGe4iuLZlwR0WBl/3j7V/NmYZFUy7iCphFDnWrS7xe1vNL8Uf1hludU8wyOniu&#10;blbsm+0luvn+p7PeftPeDPEXwgb4x/BiaPxpYRMkk0Oh3CySeTkeYwGeWVctt6nGBX5yft9+D/EG&#10;i+GPH37UnhD43X/jjw/45htTrGmWtuUxYwSSCPSjKpzAimYuykZbYQeteW+Mfhr+1p8DNc1b/goZ&#10;8Pvh34n+GfgK78TWd1bfDHRzK009n8omnlRQUt9w+cBhjJI9K9p+Mv7Fv7V/ibxr4P8A2iP2cr61&#10;13wD8UhpU3jDw3Npaxtb29yUf7ZJbk7GkWNzlhg5HI617mX5fg8oxUKirR5Zd7dLNxb1Sa7rdnnY&#10;vGYrMaLi6bvHt56JpfoRf8E1v2lP2qLX4ieLPgNol7peh2Mdra6no2m+MLcwKNQnhQzWVuUO1V3Z&#10;kC9g/A7V9c/sq/8ADeXj34qePYf2xvCuhaf4Pm0uGy8P6dpcnmpcMTJ5z5PJVkYA59q8j+Pv/BMr&#10;9ouD4E6t8Mf2f/G/hOc6nfG/M2oaS9vd2t4AoW4huEcsrrsGO3Hoa+rf2OvAvxp+G37OHhbwR+0J&#10;4zTxB4w0/TzFrGrR9Jm3sUGT12oVQnuVJrx86xmBrc2Jw/LeTStZ3VknzL1e535ZhcVGUaFbmsk3&#10;fo79H6Hxd/wRZ1C//Zq/aX+PX/BOnX7l1h8L+Jn1zwtHK3LWUrBG2+2w2rfV2NfpFxnJr82/2xUH&#10;7K3/AAXC+Cf7Q1r/AKPpPxT0iTwtrjLwstwD5Ks34zWf/fqv0kVsjpXBxBy161LFr/l7BN/4l7sv&#10;xV/mdmSuVOnUwz3hJpej1X4aElFAORmivAPcGMo3YxX5zf8ABwVqN3488P8AwQ/ZN0uVvP8AiJ8V&#10;LYTLGfvQwgREEem+8jb6rX6Mkn9K/OH9to/8LY/4Lr/s3fCeb95beGPD914gkj6hZP8ASZA352cV&#10;e5w3FRzL2z+xGUvui2vxseLn0n9SVNfblGP3tX/A/RHQtKtNF0S10fToFjhtLeOGCNRgKqqFA/IV&#10;eCYOSaQgKgUU8k44rxZSlKV2exCKjBJEISNj0+7X53/AnW/E/wAKf+C3fxu/Zy1vw1cXXhX4s+Gr&#10;XXkJjYwpJDaojse21988ZP8AeVBX6JbSprNbwl4bfxIPGB0G0/tYWpt11L7OvniEsGMe/G7aSAdu&#10;cZGa7cDjY4OnVjKN+ePKvJ3TT+TRyYzB/WpQaduWV/VWaa+aZi/C/wCCfwr+DHw/t/hd8MfAun6P&#10;4dtS5h0m1h/cqWbcxwc5y3JzzXyL/wAF+/j7cfBn9g6/+Hvhycxat8RtUg0C1jhOGNuT5lxgDsYk&#10;8s/9da+5OQcGvyN/4LqeM5fih+3/APCD4ARymSz8L6LLr1/B/CZZZDtz/wABtlH/AG0969vhDCPM&#10;uIaSqXaTcnfX4VfX1djyOKMRHAZHUdNWuuVW6X0PBfh34Ch8C+BtL8J28Sr9is1jkZR96THzN+LE&#10;1tf2Wf7g/St8aYe8bUn9l/8ATJq/e5Vrtu5/Pn1N7vqYP9ln+5+oo/ss/wBz9RW9/Zjf88jTv7L/&#10;ANg0vaeYfUjn/wCyj/zz/lQdNbH3K6D+yx/caj+yx/cal7bzF9TkYtiuo6Xdre6bdy280ZzHLDKV&#10;ZfxHSvSvgH+0l46+DnxLg8Za9fX2vafJayWWraZqF28i3FrJ95RuJAbIUj1xjvXG/wBmn/ni1O/s&#10;45z5TVyYrDYPGU5U60b3Vr21V+z6HZhJYvB1FOnK1ne3R+qPp7xX+xN+zR8U/A2jfFD4O+P7jw63&#10;iySVNG03VAGt/takk2xfrGeCAOcgE15/8Lv2Bdcvr64u/jvrx8JabDqi6baq0QkuNQuC20LCncHI&#10;56HPsak/Z2+MXhXRvCN/8D/jHBcP4X1S6W6s7y3z5ul3i8CZPT3x6fWvVvE3xp+FngS6sfiPq/xT&#10;uPiBr2i2PkeFLF4SkNq2MLPL2MnPJ65xXw9WvxDl9SeDpzlJN+67X06Wey7O/a+p9hDC5DjowxM4&#10;KLt7yvbXrdeuqscp8fvEvwl/Y+8OeJP2afgHY3kniDVoYYPE3ia5mBdImTcYY8dDhsEdtx5yK+Zd&#10;V8SeM9dtPsOs+LNSvIR/yxur6SRR0xwxI7Vt+JdQ1bxf4gvfFHiG5e4vtQupLi6nfq0jkk/Tr+HA&#10;rP8A7MP/ADyNfVZXl9HB0E6nvVHrKT1blp9yXRHzeZYiti61oXjTWkYrRWv+u7MEaY46LQ2mO3VK&#10;3/7MP/PJqT+zG/55GvY9rLueR9TuYP8AZZ/ufqKP7LP9z9RXQf2X/sGj+y/9g1XtPMX1M5/+yz/c&#10;/UUf2Wf7n6iug/ssf3Go/ssf3Go9t5h9TPKb3x/e/srftZ/Cn9rTS3aG30XxJFZ+IGT/AJaWMpKy&#10;j3zE8wHuB6V+9F/4E+HnjfU9N8a614S0rU7yzjD6VqN1YxzSQK2GzG7Alc8Hgivwp/ar8E/8JR8B&#10;fEMK25aaztRew/7PkneT/wB8B6/Xz/gmD8X5vjn+wN8L/iFdXRmupPC8FpfSM2S1xbD7NIx+rxE/&#10;jX5r4jYaTp0cbDR6wdtOl1+p+qeHuI/iYOa0VpL8n+h7peadYajaSWF/ZRTQyqVkhmjDKykdCDwQ&#10;Rx9KW1sLWyto7Cyto4YYYwkccShVRQMBQBwABxjoKs+X70CP1NfkvNLa5+pqMb3G7NhoEPPAxUlJ&#10;jPzA0DPz0/4OKPCF/bfsq+D/ANoLw/FjVPhz8RLDULe4UfNGkhKfgDKID+Ffd3w58W6f4/8AAei+&#10;NtJk32usaTb3tq/rHLGHU/kwrwH/AILD+BI/iH/wTd+K2iGDzGtPDbalH7NayJcZ/wDIZrS/4JQe&#10;Om+In/BOj4Q+I5bgvJH4NtbGZ27va5tm/WI19BX/AH/DdKT3p1JR+UkpL8Uzw6X7nPqkVtOKfzTt&#10;+Vj6Kooor589wb3ya/OLQVPjb/g5H1p5/mXwj8IE8nvsLpAPw/4/G/Ov0dLfLX5y/s0j7f8A8HFH&#10;x0upRk2/wvtUX2+XR693I/cp4qfalJfe4r9Tw8596pho96i/BN/ofo5RRketGQOprwj3AopoY5wR&#10;QxbOAaAGnIAyK/E79rHV3+JH/BZv4sapK5kh8MaDY6ba56R/6NalgP8AgTS/nX7YtkjJPavw6j8z&#10;Xf8Agpr+0tqsh3NH4u+z/N2VZZEA/KMV+geHvLHMa0+0Lfe4nwvHfNLL6dNdZa/JHXmyHdf0o+x+&#10;1bv9n/8ATMflR/Z//TMflX6d7c/M/qsjC+yL7UfZF9q3v7OP/PL9KP7OP/PP9KXtvMn6vIwfsi+1&#10;H2Rfat3+zj/zzH5Uv9m/7K0vbeYfV5GD9kHtR9jHpW9/Zx/55/pXY/D34AeNPiT4Q8QeNPD1tG1r&#10;4dtvNuVZTul+UsVT1YKC2PpWdbHUcPT56kkle136pG1HL61aXLBXe9vLc8v+xDGAtL9hz1H6Vvf2&#10;eR8u1fyo/s8/88/0rX23Ux+rdDB+xr2A/Kj7IvTivRvhF8FPE/xm8YL4M8LpGtx5Ek0kk33Y417n&#10;8cD8a5/VvDeoaHqt1oeqW3k3VncNDPEy8o6sVYfgRWUcdRlWdJSXMldrrY2ll9aNFVGtHs+5zP2M&#10;elH2P2re/s3/AGVpP7OfOPLWtvrBl9XkYX2Rfaj7IvtW7/Z//TMflR/Z/wD0zH5VPt/MX1eRhfY/&#10;aj7GPSt7+zT/AM8v0o/s0/8APL9Kr24/qzOT8SeHIdd8PX2iTxBo7yxmt29w8ZU/zNfU/wDwbieN&#10;LjxD/wAE+5PCl1Nufwz421GwCn+BWEVwB+cxrwM6f/sCvUf+DbC4e3+C3xe8PA/u7P4qTbV9N1vE&#10;v/sgr5zjL99w1Nv7Mov8Wv1PpeEIyo55BL7UX+j/AEP0sooLDGaCcjg1+KH7EFFGR60Ag9KAPNv2&#10;ufDKeMP2WfiN4WdN39oeBdWt9vqWs5QP1NfNv/Bvr4hfXv8AgmL4Os3kLNperata89h9tlkA/KQV&#10;9e/Eq2ju/h1rtpIMrJo10rA9wYWFfDv/AAbeXUsv/BPKaB2+WHx9qiJ7DZbtj82Ne9Q14brp9KkH&#10;+EjxK3u57SfeMvwaP0AooorwT2xrctgV+cf7Ojf2X/wcXfG60k/5fvhXayR/guj/AP16/RwH5s4r&#10;84dw8B/8HIitJ8o8Z/CHbH/tlI8/+2R/KveyOPPTxUO9KT+5p/oeHnOksPLtUj+N1+p+j2P0pGK5&#10;yTSFwM4r5ps/2lPjv8Uf20da+Dfwq8O6XD4F+HN9a2vj3WtQkPnT3E1n9oEUA7bVkiJJ9TXj4fDV&#10;MRzcv2Vd+m35tHq1sRTocvN1dkfSjScct9abFOrcLKrfQ18d+KvjN8X/ANu/42ap8Ev2ZfF83h34&#10;c+Ebr7N4z8fWIzLf3g+9ZWbdPl/icdDVH9nm88SfAH/gof8A8MweGvjlqfjjwzrngO71bVLPVrwX&#10;FxoF/a3EES7nH3RKkrDaecpXb/Zc1TfNJKSXNbyWuvZ26HJ/aEfaLli3G6V/N/nqfa5Py1+JVhpj&#10;6T/wVG/aW0CZdskniNLtV/2XYuD+UoP41+2h/u5r8df2lNBPw6/4LhfEDTJY/Lh8b+CrTULUf32S&#10;G3Qn3+a3k/KvqOAKkY46vF9abt8mj5/jSnzYSlLtL800df8A2d9KP7O+ldB/Zn/TMUf2Z/0zFfe+&#10;2Phfq5z/APZ2fT8q2dG+F/izxD4W1TxnpeltLp+j+X9tn/u7jx+vX2rR0PRNNutYtbbWZ2htZbhU&#10;nmUcxoTgn8K+p/hX8LNL8H/BLX/BWo65M0d4119vkt4NyFdvysD6FNp9s15GaZxHBU4pfE2u+19f&#10;wPSy7KY4yTvokn99tD4tNgAcf0r1qb9nHS4v2YY/iqL9f7YN557W/mf8uhOzGP7275voadY/Ci08&#10;F/FBfCvjLTJ9Q05lENxc2sLHZ5iDDg46qSM/Q19JzwXNz8D10KTwbbLp76eNN+2bhuUE+R5mPXPz&#10;frXn5tnU6cqPsG7Npt3Wvl8zuy3J4VI1PaLZNLyfc+HNE8Iat4ivxpejWL3Fx5bv5Ma5YhRuP4gA&#10;mvs39jvwJcaD8B4Y4PEsNs2qyzy3VtNAu6J93l7efZO/rXlmu/s+/ELQfiF/wkfwy0eO1t9OmiGn&#10;yNdLuk8sBfMb/fPJHoa+hvhZ4U0u70zxFPqllFJP/bEjZVcKpMELEADgDcSfqTXncQ5pHF4aCg1b&#10;R92vJ/gd2SZY8PiJSlF31Xb5o+EfH/w51DwZ4hvLN7WY2S6hcQWN5JHhbhI5Cm4djxg8dzWGNNJ4&#10;AFfZmsfBJ/jB4A8MQ6497Hb2OlxmCO3hXkvGmWz6nH45zWGP2IPDS4/fax8v/TFa9LC8UYWOHUaz&#10;97a3ppf57nDiOHcRKvzU17r/AF/yKP7Bnw61nw/Nr2vX99/Zd4Vgh+z3VuPnjYFww3c8+orzb9qv&#10;4V6vD8adf1HSma/i+zJf6hdxwhY4mYcjj6fXmvq/wf4dF98RmtPE9mZmh8PoqtNDsLYmI3EDr/Sv&#10;K/jn8P8Axx4mg1jwr4Bij+xz+JJZNQjMgRtqxRhEyeq8lsV4eBzapLOpV20uZJO+1tP8j18XlcY5&#10;VGiov3W7d3/Vz5r+E/w8j+IHxG0nwhcTrHDeXircTMcbIxy/44HFbH7RPwj034V/FO88M6FL52nS&#10;RpcWL7937sj7pPqCD+nrXvnwH+E8/wAOb/RdY1LwpDJrkk9xYeS0wZJ42RphKfRhsK079qrTdL1R&#10;7i+1/wAFsuqWenJbafb2i7lLTM58xsD+FYjj3r2P7cnLNlGGsLWsmt77nlLI6ccsbmrSve+u1tj5&#10;b8HfD/X/AB74ktfCfhq0869u2Plp2AAJYn2AGapaj4dvtKvptLv4DHcW0zRTRsOUYEgr+Br6X/ZE&#10;+Fb6B4gtfiFqF/LDcXFtdR2tvHBudMMoO4H1DcVzf7Snwu0fQ/Eut+Mv7YZpNQ1QLaW0ibXaTYJJ&#10;nI7KN2B7mu6lnkZ5k6C+Gy1872aOKWTOGBVZ7328ujPBv7O+lH9nfSug/sz/AKZikbS89Er3PrEe&#10;55X1cwRpvPOK7b/g2vtDP8Bvit4l/gv/AIq3IVvXbbQN/wC1K4/4jahD4N+H2u+K7j5Y9N0i5u3Y&#10;+kcZf+lezf8ABuv4Dn8J/wDBOfT/ABLeRbZPFHinU9SZsfeUSC3B/wDIBrx+KayXDc13nFL8/wBD&#10;2uG6H/C5BrpFv8kfd2cJg0xJo5BuRs59O9MvHijs5JLmdY41UmSRmwFHrX5/+OP2h/jD/wAE6L6S&#10;7ufjvofxQ8DpIztpd/qka61ZR5+7GQT5oHOAeeQK/K8DgKmOk1TfvdE+vlfY/R8Vi4YRKU1p37H6&#10;EKAeTTgB2r5g+Fn/AAVt/Yt+Jel2d7dfE9fD9xdwq4tdft3tmRj/AA5YYNfQHgb4jeCfiZoY8S+A&#10;fFdlq9iW2fatPuBJGGwDtyO+CPzqMRg8VhXarBr1RdHFYfEL91JMZ8VL2PT/AIZeIdQlOFg0W6kY&#10;+wiY18R/8G4NnLbf8E7vtLrgXXjvVJV9xiFf/ZTX1Z+2p4oj8G/sifE7xQ8u37B8P9YmDehFnLj9&#10;cV4D/wAECfDMnh3/AIJgeBbuRNr6pfareN77tQuEH/jqCvVoe7w5W86kF9ykzy6/vZ9SXaMvzR9o&#10;UUUV4J7hGHPmV+cf/BQ3Hwg/4LQ/st/G918u38QQ3fhy4m6ZYu8IB/8ABgK/RxeW4r88f+Dh7w5q&#10;Xh/4EfDX9prQLZjf/DX4mWV55y/8s4ZcnPsDNDbj8a9zhuSeaKm9pqUf/AotL8bHi59F/UOdbxal&#10;9zTP0MVtyZB7V8K/8FEfgZ8M/hN4p1v48P8AtSeKPh23xAaG117w74Zh8+48R3EcIjQQRAFvN8oB&#10;Cy9gMnpX2r4J8S6Z408HaX4x0adZLTVNPhu7WRTkNHJGHU/ka+Z/23/gl8f5P2i/h7+1f8C/hzo/&#10;jiXwjpOoaXfeE9au/J2i5MLLd27EECZfKKcj7rVnlE5YfHtSly6NO9tbbK70V2lr0NMyjGtgU0m9&#10;Va26v1+SbPM/2d/iX+114V+Ful/Cf9jX9h2Pwx4V0+IJbat481LyZ7rJ5uGRBuZnOWO7nmq3g7Xv&#10;2hv2Hf2gtE8f/Hf4U+BJLP4xeOLfRdZ1rw6zrfRX92xMbHfkvHvHIHABzjis349/8FB/27PBVtJZ&#10;eKLP4Q/CmDO1Z9Y199T1KP6WkQ+Y9OMcnvivNfgyP2m/jn8VtJ+NGlfDnxj8ZPFGjzmbw/4j+IKf&#10;2H4Y0ac5Hm21pzI55O1znHbFfRfVqns5zqxgoyTvq232vK9t7P8AQ8P20VUhCk5Nxt0sl3svQ/WB&#10;WDIDX5Zf8Fv/AAwfhF+3D8Av2qUj8ux1Cabw1rdz0CKX+Td/wC5mP/APav1B0iXUJdLt5NUijjuT&#10;CpuEibKrJjkD2z0r5N/4Lffs5XH7Q/7AHir+w7Eza14N8vxJpIjGZM22TMq+5gMuPUgV4vC+Mjgc&#10;8pSm/dbcX6SVvzaPW4gwssVlM4paqzXqtTyE6e27pjvto/so+tcr+yN8VLb4+fs7+F/iTHMslxda&#10;bHFqfzcrdRfJIPxZS30YV6R/Zh67a/Rq/NRrSg+jsfC0qcalNTT3OfbTGxivrL4O/wBtD9mLWD4g&#10;kLXa2F2NxIyEFv8AJz7Jj8q+bTppAyUr6Q+C6yRfsua07ncy2uoY3dwIzj8P6V8vxHL2mFh/iX/D&#10;HvZJT9nWk/7r0Oza28KmT5xeGTGedm49OetUH8qP4Dgkbo1u1c+YRyPtw6/hXzfc/ETxtdeLx41b&#10;VHW8WTcoX7ir027em3HavoJ9bul/ZdXxI1vG0zWi3JjK/Ju88Pj6Z7V4WKy+thVS5pXu1byPaw+M&#10;p1+f3bWi7+ex0B8ZeDlfyX06wWTgBTeR556fnUvw6ntLm18SXFlCsccmsNtWNgw/49oO496+RNR1&#10;PWdT1xvEd5eMbpplfzV4weMY9hgV9Pfs2a3feI/hpeazqYTz5r5xIY1wpKwxKDj/AIDmjMMr+pUV&#10;NSvdpejFgsf9aq8rVrXt6DPBvxIufDngPRLe/j06GP8AsmBYXubopvAjHPIrR/4XhaHpf6L/AODC&#10;vlnxRruveKHtYtVumkhsbdILWHOFjVVVRj3+XJ96yv7MPX+tenT4fpzhzTau+hxzzmrTdoq59h+F&#10;9Z1DWvibNPf20UbJoShfKYkEGY+tU9K13w9o+q69Hq1pas39tSMJJ7hFJyietcV+yL4k1zxDq99b&#10;67dNMdP0yOGCZz8xTzCcE98Hp7VwX7ROuazd/ELVvC+5Vs7fUPM2xrgyOUU5Y+1eXRy11MfLD3tZ&#10;LY7amO9ng41rbt7nuk2uaBq3i3wyuk2lurLqznzIZlfP+iXHp2qTWYtJf4kaqdW887dOsSpjAwvz&#10;XHJyffFeJ/swa5q8fxF0jwrIwe1+1SXChl+aNhbyjg+h3c1uftZ+Ktf0vxtJ4d0ufyre+0u3a6Ze&#10;Gba8uBnsBnpVSy2UMcsOpbrf5hHGReD9s112+R6lpUWkRePdLOlGfm2ud3mbdp4Tpg+1fOH7Wttr&#10;dx8W78XrH7EtxiwBxhf3ce/9cV3P7JvinXr/AMbQ+FtRuPOtrOzuJbfzFy6szLkZ64ya4/8AaWtZ&#10;bj4163ksR50WF6j/AFSf5969HK6MsJmzhJ3tF6/M4cxqLFZcpJWvJafI8n/so+tH9lvW9/Zv+zR/&#10;ZrddlfWKpc+a+rnzX/wUh8Zp8Pf2S/EaxylbrXGh0m1UdWMz/OB/2yV6/TD9gH4Mv8Av2Mvhv8Jb&#10;q18m40nwnaDUI8YxcvGJJx9fMdq/Mv4xeDm/a4/4KOfB39j2xj+0aVoepDxL4yjXlVgjxIEcdt0c&#10;eznvciv2UhjEUSxqoAVcDb24rwOMsVyYPD4Rbu8389F+TPb4Vw98TWr20Vor82eNf8FBPi1oXwQ/&#10;Yz+IXxI8TaVcX1lZ+HpYp7O1mMckvnkQKA45X5pBlhyBzXgf7A37CNt4I8Oap4z/AGmvgb4Lhaa3&#10;t7rR2tGe6eNGR2mEryE5K/Jhh716L/wUW/aP+FXhHw1D+yn4p+DuufEXWPiRpN3HH4O8PRgTPZKA&#10;JZ2duIwrMNrH+IcciviH4dftp/tZ/sralb/CKz8czLo8arbaX4V+OujyWrxR4wIE1OHKSKq/KAQP&#10;c9a83K8HjK2VuFK0ZSd7t2vFaaPyd/U78yxOHp5hF1FdRXTWzff5WPT9N/4KM/snfED4dWfjz9oz&#10;9gfWNH8I31v5un+J08OJdWclsWKrKGQZRe5JxxX2n+xr4f8A2fdM+Cdn4l/Zk8OLpvhXxJM+qW0f&#10;kNEZHbEZYq3K8RgfQDFfLur/ABa/b4+LvwNuPgl4A/YO8H2mn67osmnWesQ+JoZtHtoZYyvmIigk&#10;oAcgetfYP7N3wouPgb8APBvwcu9T+3TeGPDNjpst5jHnPDAiM/4kE1y5x7KGH5Y+6+bbn5lZdWuj&#10;N8q9rKtzPWNt+Wzu/wAzw/8A4LV/EGP4ef8ABM/4n35uBHJqWkxaVDz95rq4igI/75dvwrtf+CZX&#10;gN/hl+wD8I/CM1v5c0fgXT7i4jxjbNPCJ3H13yGvmL/g4b1u88X/AAn+FP7KOgTt/aPxK+JlpbLE&#10;vVoY/kOfYS3EB/Cv0E8L6LYeG/DtjoGmQiK3sbOO3gjUYCxooVQPwArPE/7Pw5Qh/POU/VJKK/G5&#10;pQ/fZ5Vn/LFR+/V/oadFFFfPnuDUXFeD/wDBSv4HH9ov9hn4lfC62tvOvLrw3Lc6bGB1urf9/Dj3&#10;Mkaj8a95bpmobuCO5tZIJI1ZZFIZWHBBHI/KtsLXnhcVCrHeLT+53McTRjiMPKnLqmvvPlH/AIIo&#10;fHWL46f8E7vAd3dXnmaj4btZPD2pKx+ZJLNvLTPuYfKb/gVeq/t0+MPiL8P/ANjr4leMvhFDJJ4k&#10;03wffz6R5C7pFmWFjvUd2UZYD1Ar4x/4JZXL/se/8FG/jt/wT+1hzb6Zq2pHxV4Jic4VoX+ZlTPX&#10;9zJED/17t6V+kdxbwXlu0FzCskcilWjdcqynqCP85r2M5p08JnTqxV4SaqLs1Kzt+h5eVzniMr9k&#10;3aUbwb7Naf8ABPzo+CfjP/glB+zZ8OvD/wAQ0vrf4geONT02G4nvJLd9U1W5unQF8q27yiXz8vAB&#10;4r0iP9o3/goF+0ba/Yv2cv2fbH4b+HWXCeJPG/Ewi/vJbr0IHrxTfi/8WfgL+zF8atQ+E/7M37FU&#10;3ij4itGk1wdL0NYrW38xdys9wRgDDZOOc5qjq3wA/bZ/aK02TxT+2F+0DafDXwiq75/C/hO6EBWL&#10;+7NcsRyB6Yr0/wB1UtVkt9nN307Rgjzf3lNulF69eVW17uTPSP2Avj5reveJfHn7LHxP+Ja+KfGn&#10;w81KGW+1wbAuo2t4nnJLGqcBUctEV6jaPUV9Kapptnq+mXGmX1qs0FxA0U0Mi5V1YEEEHqMcH61+&#10;cvwTl/ZV+GP7aPgiX9gzwz4j8SS2sFxofjrVNJjaTT7m2uHiInuLh+JGhZC42+uK/SLg8GvEzijC&#10;jio1IJpSSeujvs9Ol3r8z1srqSrYV0568ra73XTXr2Pxw/Z58K3X7C37dnxA/YR8USNDoOt3j678&#10;PJpm+SSF8t5Sk9zGNp/2oW9RX1n/AGbjqtVf+C237G3if4w/CXS/2n/glaPH8Q/hZcf2np7Wq/vr&#10;yzUhpYeOWI++o74YfxVzf7H/AO0L4V/as+CGl/E7QSi3jR+RrdiD81pdqMOhHox+ZfbFff08d/am&#10;W08avijaM/Jpb/NHyUsL9RxssM9t4+afT5M7rRPB+oeJNXt9D0qDzLi5k2Rj0PrX0VpXhW18HfBr&#10;xN4XsmJjtLe8VWbuTBkn8ya4T9n/AEO0HjxdWvZTGtlC7x+hYjbj8ixr1TU3iuvBXiswurLIt1tK&#10;9/3Ar5DOMXKpiFTWys/nc+jy7CxjRc+ruvl/w58pf2e3XbX0HJDj9k37Pt/5g68f9tK8d/srv5Y/&#10;Ovb5IR/wzT9kH/QLA/8AIldeaVOb2P8Aiic+Ap8rqejPm3+zT/dr6O/Zbg8j4UXEZ/6CE/8A6Cte&#10;J/2Xz/q694/Zzh+z/DWaI8f6dN/6CtGd1ebCJf3kTllHlxLfkz5pfTR5jYX+I1H/AGZ6rXSNpZZ2&#10;Plj71J/ZPYRj869eniPdVzheHfMeg/sf2ot9f1kkdbWL/wBDNcT8dLLzPi3rknrdL/6AtekfsuWn&#10;2XWtWY97eMf+PGuQ+MWnmX4naxLt+9cL/wCgLXj4eov7ZnK/RfoehVpc2Wwj5lD9nKzMPxh0lyP4&#10;Zv8A0U1a37WFj5/xPikA/wCYTF/6HJUnwLsBB8UdNkKgbfO/9FNWn+0rZJdfEGJ1/wCgbGP/AB96&#10;qpW5s7i/7tiY0/8AhNcf7xifsq2Xk/FNpAv/ADDpRn8Vq/8AtBfDWe+1PVPiBYo0mzUvJvf9lfKj&#10;2N+uKsfs32P2b4ib9mP+JfL/ADWvSPEtjp2s+HPE2iXl35ZnumK49o4yP/Qa48Zip0c2549kvlc6&#10;sPho1Mv5X3b+aR8r/wBlnHSsb4jeKfDfwu8Cat8Q/F10tvpuj2Ml1eSMf4VXOB7ngD1zXdf2W3GY&#10;sN3U9q+Nf2wLvxV+27+034b/AOCcXwUvmNo17Fe/EfVbX5lsraNg3lsRxlRgkd3Kjsa+wwPJWnzz&#10;dox1k+yWrPnMVF0Y2jq5aJeb0R7H/wAEG/gd4i8bT+PP+CiXxP01o9Y+I2pSWvhtZl5g02KTnbno&#10;rMqIPaAHvX6RhlTnNc58LPhx4U+EPw70X4YeB9KjstJ0HTobLT7aNcCOONNo/HAyT3JNedfty/tJ&#10;a7+zR8FYvE/g7w/HqviTX/EOn+HvC+n3DbYpdQvJfLi8w9lHzMfpivgcyxVbPM2lOP2nZLslol92&#10;59bl+Hp5Vlqi+iu33b3/ABPJv2idM1b4x/FXw3+2N+xB4y0PxF4x+HS6hoWu+HZrkY1OwklTzrUn&#10;rHIkkW5GPBJPamad+3r+yF8d7aT4P/tc/DxfB+tMpivdB8d6WBESeD5crDayk9CCM18u/GjwX8ff&#10;2cfiHH8ZPiT4dPwz12+m3t8RPAKPLo00hJOzULXsCTzIPfNe0eG/2vPhP8RLfS/hr/wUb+DGg27a&#10;nGq6H4+gt1udE1gEYDpOAfJZvQkYJx61708vUKMJK84paOL96Ot7Lo7O/wB546xjlWkvhu9VJe69&#10;PvWhd/Z+1X4Z/s0/t7eGPgT+y58U11/wD8RtF1O51Dwnb6h9ri8N3VrGssdzG2T5UUo3R7TxnGK+&#10;8RhV6V8d/wDBM3wr8H9d8d/FT4kfBr4S6Jo/hOw8XPoPg/WrODM9/HboFupfMPWI3G5Vxxha+q/H&#10;fjHRPh74L1bx54nvVt9P0bT5r28mc4CQxoXY/gATXgZtapjo04ptpJO9rtvXW3XVJ+h7GV/u8G6k&#10;rWu3peyS00v00ufnn8aXb9rT/gvt4C+G1sftGhfBHwm2r6kvVEvnHmg/XfJZf98Gv0m2jG0V+dH/&#10;AAQi8J658W9S+MP/AAUI8c2rLqPxQ8aTQ6O0q5ZLCGRmIU/3d7iP/t3Ffotgscit+IpRp4inhI7U&#10;Yxi/8W8vxbM8jjKVGeIl/wAvJOS9Nl+CJKKKK8E9oKD70UUAfm3/AMFp/DGu/syfHn4Qf8FO/AGn&#10;u0vg3W4tG8ZLAPmn0+R227vYh54/rKlfoV4K8XaF488Jab438MajHd6brFjDeafcwtlZoZUDo4Po&#10;VYGuS/ak+APhf9p/9n/xR8CfGUKmz8SaTLaiUrkwS4zFMvujhXHutfIX/BDX9oHxTZ+BfE/7Avxt&#10;mMPjb4O6rNYQ28zfNcab5hCFc/eVGyo7bGixX0Uv+FLI1JazoaPvySd0/k9PmeDT/wBgzZxfwVdf&#10;+30tvmvyPqb9qTxT8Z/ht4Pj179m/wCCln4s8WatqkVl/pd0tvHaoyOftMz43NGu0Agc/MMZ6V84&#10;/FH/AIJvfHb9pz4VeItR/a9/aUvrvxBfaPONE0fQZTZ6Ro9wUJjYoDmXawGS3BAzgV9zOSy7TXx/&#10;8Sf2Tv2wf2xviHq2kftFfFz/AIRD4X2uqTRaf4S8F3DR3Os2yuQj3Vx94KygHYvrWGWYuVLacYcu&#10;rk1eTXRI3zDDRn0cubRJaJebPF/2Tf8Agplouh/AHw38Bv2e/wBme48TfF3TrZ9J8RaH4fs1i02y&#10;u7aRoGuJ7lRsCSFPMGDyH4PSvuT9mU/tDyfCq1uf2npNFHiy4uppriDQY2Fvbws2Uhyfvsg+Utgb&#10;sD3rzHxr40/Y7/4JgfCez8OeFfB9rp1xdsYtE8M6DZiXUtYuPRVHzSMe7McDPJrx34ofHn/gqwnw&#10;p8QftWf8I/4O8A+F/C+kzaxF4K1lTcX2oWsCmVkml4ETtGCAFxzxwa7cVThmUnKhBQjKWkpvVvsv&#10;L+rnJh6ksvajVbk0torRLz8z7xuraG6t3guIldZAQ6sOG46Y9xX5QftO/CTWv+CQf7Yg/ae8FeGr&#10;rUPgX8QdQEfjPR7NTt0a6ds+Yqj7oyxZD7smRla/T74QfEOz+Kvwu8OfEi2tnt18QaDaamlrL9+F&#10;biFZApHqA36UnxV+Ffgb41/D7Vfhh8SvDlvqmi6zaPb39jcoGV0YfoQeQRyDyK4cpzKplOJlCSbh&#10;L3ZLuvLzW6Z2ZjgY5jQjKGk1rF/o/Uxvg4vwq8a+CrH4i/CjXI9Q0fXbOO5s76zuNyTRkfKfr2I6&#10;g5B5FdPN4K0yS1uLRri48u6DCZPOODlcH9K/Lrwv4n+O/wDwQi+NEngXxxFqXiz9nXxLqLPpOpop&#10;kl8PyOfun0x3Xo/3hg5Ffox8P/2lPhr8UfCdn458A6zHqulahCstrd2bqyuuM9c9exB961zLK8VR&#10;l7ajLnpy1Uv0fZrsZ4DH4etH2NVctSO6f5ryZqH4HeAsZ+wSf9/DWqfAGjf2L/wjvmXH2Py9nk+c&#10;cbaon4saPn/jyuOenyikPxX0Y8fYrj/vgf415svr07Xu7ao9CLw8b8qRCPgb4C6fYZP+/hrU0f4f&#10;6PoNp/Z+ly3MMW4sUWY4Ld6p/wDC2NH/AOfG4/79j/Gj/ha+j7s/Ybj/AL4/+vTlHHVF712OLw8d&#10;UkiH/hRngT/nwk/7+Gj/AIUZ4D/6B8n/AH8NTf8AC19H/wCgfcf98ij/AIWvo/8A0D7j/vkU/wDh&#10;Q7sXLheyLGifDDw54bd5tH86FpFCyeXMRmq2ofB3wbq17JqF/byvNK2ZJGlOT/kUv/C19H7afcf9&#10;8ij/AIWvo/axuP8Av3/9elyY5S5tbhfD8vLZWDTPhF4Q0K+XUtMt5Y54922RZjnlcVLrPws8L+Ir&#10;tb7V4pppVj27mkOdo7frUX/C2NG/58bj/vkUf8LZ0cHH2K4/IUcmO5ubX1H/ALPy2srD9G+FPhXQ&#10;Lv7fpEU0M2zbuWU5x3rSTwlYxvIy3VxmR90m6YnPygf0FZR+KujYx9juM/7v/wBevnL9vX/gqj8M&#10;f2RfCf8AYPh7TpPEHxA1ZPK8O+FLT5pZJWOEeQLkqgPtlug9Rth8FmWOrKEE23pft/wxhWxWCwtF&#10;yk0lucn/AMFTf2qfhx+x38PYPAnw00tta+KvjNjaeEdBtmMkqM7bPtLIOwY/KD95/YHHSf8ABJb/&#10;AIJ93H7HPwouvHXxTP8AaHxM8bOL/wAW6pK294dxLLaqx5ITPzHuxJ6YA4D/AIJsf8E8viVffEm6&#10;/wCCgf7dlw2sfFDxF++0fS7wbo9AgYYACnhX2YUAfcXOOSTX34AMYVa9PNMwjhMH/Z2Hnza3qS/m&#10;fZeS/FnnZfhJYrFfXayt/LHsu7Xd/gQ3t5b2NrJeXsywxwqXkkdgAFAyWJ7AV8E/8FN9e8afE7wN&#10;b/FHwb4jg8afBW6sbU6tP4RdZ9Q8L6jb3DTQa3bMh+fyyVDp1Cr75H0N+3onxa8Ufs167Z/AbRrL&#10;xFOGa38S+H2nKyalphjZLu0hkQ5iuCjfKeoI7E1+Wv7Ong66/Zn1a11/4O/HnWfDPgvxRetbaL4k&#10;1CP7Rp9neE/No+u2T/LG6nKiUbc9Tx014dy+nUjLFcy5ovSLW/fzT7Ged4yUX9XSdpLVr8PXzPtj&#10;9mH/AIKJ+D/G2hab8A/23ZdGZ9eswnhnx1tVtC8X2xGA4dvlhnx9+FsENnpxmn4j/Z/8H/smfHnw&#10;n8HUsLXxJ8EfjRrk2kL4R1PFwugaq1vLPHLak5IgkETAqOF4I7V8o/FTT/if+xv4muIvjz+ypHrv&#10;wh8XXgl8WaDoa/bNHhmb/mJ6a/37NznJjPGeh6Y+2P2H/wBiH9mu/vPCf7VXwu+Mvizxp4bsbaaf&#10;4faXr2sPcWmitMrRStErfMJAN8fzElee4r0Mwo4fL4vEU5WpzT0Wq5raWf2Wn+G3Y4sFUr42SpTS&#10;5otavR8t1e/dWPpz4IfBX4e/s8/DPTfhN8LtAj03Q9LWRbO1Q5xvkMjEnuSzGvj/AP4LyftA674R&#10;/Zs0f9lv4aSNL4w+MmuRaHYWcDfvDab188jHOGZoovpK3oa+6L69ttPtZL28lWOOGMvJIzYVQBnJ&#10;9BX5m/siR3X/AAUz/wCCrXir9tLVYWuPhz8H1/sTwD5gzFc3mWUTrng/elmPcb4fSvDyOmpYqeYY&#10;jWNJczb6y+yvm/1PUzefLRjg6Wkqmll0XV+lj7y/ZI+AWh/swfs4eD/gP4fjXyfDmiw200irjzp9&#10;oMsp93kLN/wKvSRx0pUB9KM7TgCvBrVZ4irKpN3bbbfrqe1Roxo0Y047JJL0Q6iiipNAooooAjxu&#10;ODX5q/8ABV34deMP2Kv2o/B//BVj4I6RLJBZ3EOlfE7T7Rcfa7J/lErY9U+TJ6MsZ7V+lWCeprm/&#10;ix8MfCHxk+HesfC7x9pEd/o+vWMlnqFrKuQ8brg49DzkHscV6WU4/wCoYxTkrwacZLvF7/8AA80e&#10;fmWDeMw3LHSSacX5ob8Jvif4Q+M/w50X4oeAdXjvtI13T4ryxuoWGHjcAjPoRyCOx4rc1K6aw06e&#10;8jiZzHCzCNepIGa/M/8A4J5fFXxj/wAE1v2tdW/4JgftD6vIfC+tXzXvwm8RXjfu5UkZsW+48ZfG&#10;MdBKpGPnFfpwTHIuGHDVWa4D+z8Z7vvQlZxfeL/XuTl+M+uYZp6TjpJdmj4P/wCCfV78GvixeWP7&#10;cH7RvxC0fUfiR8Q9ZuLLwzpOoXaE+H7dJ5I4rC3iJykm1Ms2ASx/PS/4LHftMfs9eFPhPZ/Arxlq&#10;NxrXiHUtYtJrfwnpt/5S3Q8wKq3rj/V2rM67s4zitP8Aab/YisPhXrlv8VP2Lv2dNCuPiN4i8QFV&#10;17UpcWvh5pQzSaiIjwWBHQDJYj145X4kfs1/sm/sXfs3+IB+0y118SPH3xKhaxvZp/3+reIr6T7s&#10;FovJiVX2kFcBMAnnAPuYeWBq46nibyauuWCtfT8opfeeTWjjKeHnQslprLv/AMFnW/ByfUP2CPhZ&#10;rX7S/wC2X8YptU8SeKorWCHw3pbFrW1CAi30/T7dfvMN+3IBJ4r618NeIbPxJolprNlHJGt1axze&#10;TcLtkh3oG2uv8JAPSvy08FeGvir8Do/BGjfGSeb4pftCTaMtp8Nfh/dTedaeD7LG1b29YfKHVSoa&#10;VuSQAvv0Gi/tp+I/2I/ivo/7P3gi5vPjF8SvG3jmzX4qa090fsdneTjatja4yqMigsQBhFjO7JPE&#10;4zJp42o5UmpT1emiaXbslbd7vYMJmkcLGMJxajou7u/1d/kfo18UfhX4E+Mvgm++HvxI8MWuraRq&#10;URiurO7hDKy+vsQeQeor8y/if+x/+17/AMEnfGN58Vv2Q/tvjr4UXEzTax4HuGMk1gm7kxgc8Doy&#10;89iDX6faP8QPB+teItQ8G6Z4msbjWNJjifVNNhulae1EgzGZEByoYcjIHFbE9vDcwtBcxq6suGVh&#10;kMO4ryctzjFZVUcHHmhL4ovZr/Ps0eljsvw+YRU07SW0lv8A8E+N/wBkX9vz9nj9r7SUh8G+JV03&#10;xBGu2+8M6q4iuoZAeQFONwB4GPyr3j+ymHzBa8J/bF/4I1fAL9ozVn+J3wuurj4feOo28yDX/Dx8&#10;pZJMcGRFwG5x8wwQK+e1+Lv/AAVp/wCCeUv9k/HD4Vf8Li8E2rbV8QaIrPeJF0ywXL5I7EOAOpr6&#10;CFHA5mufBVEpfyS0d/J7M8v22LwEuXF021/NHb5rc++v7JHdTz096P7JB6K1eO/sQ/8ABRH4H/t0&#10;XeoeG/hxo2uabrmi2om1rSdVsCv2YF9gBccE5yMHB4PHBr0PTvib4g1L9qTU/gInhu3/ALP0zwfb&#10;61caoszGRZLi4eKGFl6Dd5M7d+FFeXWpYjD1JU6is4q7XkelTrYetTU4O99rG/8A2Uf7jUf2V/sG&#10;uH+KH7RP/CuvHkmknw3HcaHpOuaNpHiTUjMVktbjU5Uit2VehRWkgLeglyPunPYfGjWvHHgnwRca&#10;54A8L2mp38YeXy9Qu/JgjjjjeRmduoHybf8AeYE8A1lepeKfXbUq9PXy3LH9kD+41H9kjGQp/Oo/&#10;Afj3SvGXwX0X40applxpNnqXhuDWLm2vVxJaRSW6zsrj1RSQf93pWP8As6fEfVvi58H4/HfizQv7&#10;P1W2vr+z1jTY+Tbz2t1LCyY68iMEexB70c1Tlb7NL5v/AIYq1O/4/dY3P7JbG7FU9audF8N6ZNrP&#10;iLU7exs4F3T3N1KscaKBnOSRj0r41+KH/BajTPE3iO5+GX7Ff7Ovij4g+Io5mt2mk0+SG3t5QcHe&#10;ByBkfxMuO4rI8Of8E5f+ChP7fGqQ+Kv28vjLJ4R8KuyungXw3Jtdk/uSFflU44P3j7168MtlQgqu&#10;Nqezj5u8n6JHmSx8asuTCwc5fcl8yT9ob/gp/wCIfiV4xk/Zv/4J3eC7jxt4uumME3iCOEtY6dnh&#10;nz0OBzk8fWvYP+Cfn/BJnTfgh4kb9pD9qPXj44+KeoN50moXzebDpjMPuxBv4h03du2K+jf2bP2Q&#10;vgD+yb4Kh8GfBTwBZaXHGuJrpIwZ7hv70kh+ZifevTDIsC5c7cc5rgx+fR9i8NgIuEHo39qXz6J9&#10;kdGFyeUqv1jGSUpJ6L7K/wA2OChOFGBXg/7a37VWufADwloui/CPQrXxB428XeKrfw34e0ua6CxR&#10;3ksTzbpyOUVYkZ8dTxjrXGftY/8ABQK10zw38RPhb+yO6+KviV4R8Jz6rPDaWzT2dlsdFeJ5E+X7&#10;QEZ3WLPJiKnnIryLSP2S7Dxr+wJpXx0+C3xZuPFPxM1HXNP+IOh+KtWu8NqetQodtoFJxGrRmS38&#10;sdCcHODXJgsujT5a+JWnMkk+rfWXZfmbYvHKd6VDort+nbuzi/ht8WP2yf2Kfin4w+Pnxe+E+pR+&#10;A7/xRt+JWj2kzXMNnNMof+17HOT5J3DzE/hP04yhofxD+OuqfEf9vT4PfCKz1L4N+IbhLHVPh20H&#10;7zxbp8JdLnV406R3Ktgx4GWVDnnFfev7NPx8+G37Z/7O9p8Q7LSo2g1S1ktPEmgX0YaSxu0Gy4s5&#10;kb+JGyCCBkYPQ18i/se/Er/hmn4i2tr8D9N1jxJ+z/8AEDxjc6Ja6WbNnvPA2vC4aNreWLlktncd&#10;/ubgfY+3Sx3Mqs/ZKFWNk+kWlq15S00fY8qrhP4alU5oO7XdN7fLXU6r9hLWfHXhzVNE+FXhaRvi&#10;d8B/GlvcP4V16+xLdeGWSMu+n3ivklVIMa55B46V9qeBfAfhD4a+GLfwf4D8OWmk6Xas5t7CxhEc&#10;ce5y7YUcDJYn8a5X4Kfs5fDD4B6j4m1H4ZaK2nR+K9cOq6jZxyHyY7hkCMY06IDt3EDgsxNTftH/&#10;ALQHw8/Ze+DWu/Gv4n6qtppOiWbTSfMN879EhQfxOzYUDuT9a+cxleWYYpQop+81p3b2bW19bXPd&#10;wtGOBw7nVa0X3LT8ND5V/wCC1H7Xnij4e/C/TP2PvgS8l18Svi1cLpWn2tm3721s5G2Sy8cqWDFA&#10;e3zH+GvoH9gr9k3w1+xf+zJ4d+B2gxRtcWVuJtavVTBu76TmaQ+vzcD0ULXyJ/wSg+BfxF/at+Ou&#10;vf8ABVv9pvSWW+8QSSQfDXR7hSV0+wBKiZAeg2/Ih6kbn/jzX6RYyMiu/N6lPAYWOW0Xfl1m+8+3&#10;pHb1uceWwni8RLHTW+kb9I/8Fkgz3ooHSivnD3QooooAKKKKAGP97mkII61JRSWwHy9/wU//AGAN&#10;D/bo+BjadodwumePPDchv/BOvKxR4LoYbyWcciKTGD1wdrgZUVw3/BJ3/gobrf7QXh++/Zi/aShk&#10;0f4xeAc2euaffjZLqcUR2/alB6uOBJjjkMOH4+1iB8wIr4V/4Kh/8E7vGvjrxDp/7bf7HVy2h/F7&#10;waRP/oYCDXIE/wCWTju+3KjPDKdrZGMfRZdiqGNw39n4t2V7wk/st9P8L6ng47D1sLiFjcN5Kcf5&#10;kuvqj7oJRl+btXxr+1D8BfiN8JfirfftGfCHwZqnxO+KfjTVE0bwRceInQ6X4DtDD80pAxtiXY7l&#10;sF3YhScnDdN/wTa/4KP+C/23vAsmh+IoV0H4j+HR9n8VeFbrKSRzKdrSxq2CYyfxXoexr6ilhSYN&#10;GT/DiuCUcXk+MdOrHXZ9mv8AJ+W53P6vmmFUoPfbuvl3PzGg0bxV8PfH+pfsa/sg+MH8YfHfxiFu&#10;vjZ8btRTzF8N25+8EYHCSAHbFAD8uc53ZZfEPh74v8NeC/2ppPht+xT4YXxd4m8ItdeGvhj9sbzh&#10;NrEwH9s+K9Rf+6g2wxnowVgowMH7u/aK/Z21b9j79j3xx4Y/YI+FVxdeNPHGrNG19HMXukmvZisl&#10;3LK53FYUc7eTtwD2Jr5r/Zj/AGdr79lLTZ/2Nf2Lp7PWvjXrtoj/ABU+KEsXm2nhSFlz5KN3l5Oy&#10;PqWy7dgPtMvx2FqYOrO929Enpf8AmlLtFLRRXTRbnyuMwlaniI0+i1bXTsl3b3bF+MXx+vv+Ca3w&#10;21f4Mfst3D/EX48eJtUs5fiR49vkEyw6ldSiOGJs5DTOzlYbbnYgZ2B+Yn9H4/H8Pwz+E+l+L/j3&#10;4r0nS7qOxsotc1IyCG0+3S7IyFLn5UaZwqgnjcBnvX5x/sA/AXx34x/ao0v9nT4oeArK1g/Z71K4&#10;13xtrVrdG4XxZ4lu1/0C8mkb5mdYGeXaxJVsD5eBX0x+285+P/7WHwX/AGM7QmXTY9Yfx346hXlf&#10;sGmsPssLjust2yAg9o/avHzbD4epiKeHXxJOc591a68krLReaPTy2vWhRlWls7RjHpfr66/kfW2/&#10;PTvUM0EFzC0M8aMrZUqwBBr88P23v+Civxs+C/xs+I3iH4N3sN9pPgWx0XwnpehXUe+31TxLfT/b&#10;LgnGG/cWEUgIB4MnPTFfQ1j/AMFD/hn4S8DfDXW/jBHJp9746+Gtz4vvpLNTJBplra2lvcXDSc5C&#10;/vwinBLEV49TJcdTpQqpX5tkt9k9vRo9OnmmEqTlB6cu7e29vzPcdB+HfgXwnqV9rnhnwlp9je6i&#10;qfbri1tVjafaCF3EDnGTj0zXm/7Pvw0+IujfGP4ofFT4reHLOzvvFGsafFoq2F/9qjTS7WzWOOPe&#10;URt3nNdSMu3A80YJOa7z4efF74efFO3vLvwN4ottQFg0a36QyfPbM8STIki9VYxyK2DyM+9dJa3t&#10;ncIs9rcJJGwyrRsGBB78VwupiKfNGd7tJO977p2/BHZGnRlyyhayu9NtUfOv7Sv7LE/xw+L2g2/h&#10;2w1HT9Pl8QaRq3jrVP7QaO0vbfTJ/tFtbrAGxLO8yxKXYYWJW5LBAPRv2lb/AEvS/hs2i678GdY8&#10;b6XrNx9g1XStEhikkWJo2IkZJXQMu5UU4bILg9ASPRwU+9gUrhWHz49ar61UlyRnqo/L8fl+AfV4&#10;R5mvtHi/w8+CXxD1z9jrTfg38QfE91pmvXHh0Wd5fRNHcTWak/LEzSKVmZItsTMwIcqxOd1H7K/7&#10;P/jb4F+K/iFbeKPG2peIbHxBr0Gp6bqWp3Cbmd7WNbgeVEiRxfvUZjtUbgwz92vaN6oOTjHvWdrH&#10;i/wx4ftprzW9fsrSKCMyzvcXCoI0HVjk8AetV9axNSMoRWknfbZ3T0+4n2NCDi5bx0vfytqVPDPw&#10;28A+ELi4uPC3g/TdPkupmnuZLOzSMyyMSSzEDkknk963gVUYz+Fcj4n+M3w88IeNvCfw91jW1XVv&#10;G09xF4ct0Ut9qMEBnlbI6KsfOTxyB3rx/wD4KDfGD4zeC7T4ffBv4CeILfQ/EnxP8bLoUPiK6thM&#10;ulwLazXMsyoflaTbDtUHg59uJpYfEYqtGMn8XV32W7+VmFStRw9Fyj06JdXsj1D49/tJfBH9mLwZ&#10;J47+N/xC0/QdPVT5P2qT95cMP4Io1y8reyqTXFQeIIP+Cgf7JdxeeANe8afDu18Vl4rfUpLP7Fqk&#10;VtHcYZlV87VmiQgNz8kuetfB37U3i74ufDnx/o6ftXvY+NPFn7Pfiew8VWetNpaKviXwbfyi0vHM&#10;OCvn28hXOB8uxW96+7f2Tv2zvDH7WPiLW4vhb8Odct/COk2sX9l+LtQsjBaarIWZWSBW+YqAAd2M&#10;HPFexiMslgcHDEU05O93LTl6WSXW909fQ82hmP1zEyoztHok1r5t9rbHg/wE+GPhf/gmJ+2J/wAK&#10;DtbaQ/DH41wJJ4X1PUpDM9j4ighVJrOWZyWYXMSiRNx5dGUCuR8H/staN8C/+CmOhfBH4l+Ntaj+&#10;GV5NeeL/AII+G47ry9Nt9bMglvLSQDG5oiWmhTO0I5GMg19f/tp/sz6d+1V8BNW+GTXRsNWjaPUP&#10;C2tR8SaZqkDeZb3CHqCrjn/ZLDvXz7bDxH/wUj/Yl8mQroHxy+FuuAE8LJpHijTz972huAPcGObH&#10;OK3w+OqYim60pfEuSb3t0jL9G/Xuc9bBqjP2cVs+aK+5tfqja+NvwE+On7Mfx71L9pT9hjSNN12T&#10;xYvm/EL4S3moLax6uy4VdQtGJ2w3AyFcn5WDAnnhu4/4J6/An4qfDXwX4y8f/HPw1YaL4g+I/j68&#10;8UXPhfT5hNDookjijjgDjh5MQh3YcFnOM45qfsX/ALJfxR8J+ML79qn9qvxvJrnxQ8Q6ebWS1tpi&#10;NP0CzZlf7DbR5xgFV3OeWI69SfpG/v7TTLKbUL+6jhghjLyySOFVFAySSegxXnY3GS5fq8WpaJOS&#10;WrtsvO3R2ud2FwsXP28k42b0vor9fK5HretaT4b0i513XNRhtLKzhaW6uriQLHEijLMzHgAAZJPA&#10;xX5Z+J9V8X/8F1P2yV8E+G2vLP8AZw+GGqB9Tvl3RjxFeL/CPXf91e6REsdrSAVqftb/ALSnxb/4&#10;Kx/HCX9g39izVriz+Hen3AHxK8fwA+VPGGGYI2HBTIxtzmRvRASf0A/Zl/Zr+GP7J/wc0f4LfCPQ&#10;VstJ0m3C7sAyXEvV5pW/jdzkk++BgAAejTpx4dwvtan+8TXur+Rd2v5n0XQ46kqmcYj2cP4MXq/5&#10;mui8jsvDnhnRvCWh2vhvw9psVnY2NukFra28YRIo1ACqoHAAFaWcZXFOOW6UcN0r5ZycpNt3fU+g&#10;jGMYqMVZIdRRRQUFFFFABRRRQAUUUUAN2kNgU1k3L8y8fzqSigD4H/4KI/8ABMrxnq/j6H9tj9hj&#10;VP8AhGfitozfaLq0s28uHXFXqjgcbyMg54bvXaf8E7f+CpXg79q0N8HPjHp58H/FjRT9n1rwzqK+&#10;T9pkXhngDdcnkp1HbI5H18wyNor5H/4KDf8ABKj4e/tcyQ/Ff4a6o3gn4oaTibRvFmlr5bSSJyiT&#10;hcFxnvncvUHsfo8LmGFzDDxwuYPZWhU6x8n3j+R4OIwWIwVZ4jB9XeUe/p5n1sQjLglfvVx+jfCn&#10;wl8KdK8R6t8KvAlja6prVzcaneLCgjN9fOpO6RsfxNgZ5wO1fBn7N3/BVr4wfsqePrX9k/8A4Kpe&#10;FbjQdVj/AHWi/ERIi9jqUYOBJKwGGHT96vIJ+dRya/Rfw74l8P8AjDQrXxJ4Z1m1v9PvIVltLyzn&#10;WSOWM9GVlJDA+oODXBjsuxmV1LT1jK1mneMlutf0OzC43C5hF2dpLdNapnhf/BOr9nbxt8B/gdda&#10;/wDGLZJ8QvHWvXfiPxzcK2//AEy4f5YVb+7HEI0A6Dacda8o/Z3+JWgJ42/aV/4KO/EGULpujane&#10;eG9DZ2y0Ol6EjrLsz0M115rY7kLX2y2GXaor4w8cf8EoNY8U+Pte8P6d+0Pq9h8IfFvi5vEnij4b&#10;w2qbLu7eVZpYhN1SCSVdzJg5yeRxW+DxdGtUqyxEuVzt06JpuK+5JfcY4rDVKVOnGjG6i399rJ/i&#10;/mfK3hH4beI/G0OiaP46gaTWLH4W+L/jN8Qgwz/xN9ZtpbbTonz0eKAuQO2ztWD47lufjN4Um0Oy&#10;kZhH8O/hr8INBYNwbjVHt9Q1Lb7rbKiMB2GK+vtA+FHjXS/Bn7XXx/8AiR4Sm0e78SWuo6P4btrp&#10;QNuh6ZpTw2rpgnCSO80gHfcM180/8E7/AIe6p4gT9lfwr4nh86+8VeJPEXxU8RK/VYbO0Ww0xiP7&#10;u14ivYAV9TRxkZxnWun7O1l0Tac5fk4+lj5uphpRqRptfFe/yaS/zPWtW+Jl7+z14U/bY1bwerLq&#10;3/CX6XpPhiGHhjfXuh6faWqoB3EkqkfSqPwj/ZN+JPxc/aU8c/BvQf2nvGXhe1+Dfg3wj4fsbjR9&#10;SYx3F22nNNcSyI3DOzMGPfkVQgsR8Vv+CtfjT9m+MeZZw/F7TPHfiKEfd+zaZ4bsFtg3s15PB/36&#10;NdT+yD8Gv2gfiv8Atf8Axm/aW+Gv7Q914c8Pp8dJtK1zwz/ZqTQ6zbaalvA43nlGKhoww+7g4rnr&#10;S+qwnPmSlKnGV3ruoJLrrpL7zopRlWqwjytpSaaTts3d+mqMz4h237cN58bPi94U+FX7XmqWa/A/&#10;wD4duobe8s4nh1u6k0+aeZ5+PlL/AGcZxj/WVueGf2mP2tv2+dS8I+F/2cfiZa/D5YPhHpPi/wAU&#10;ah9hE7z39880cdqobpEv2aViepDCvFP219W/aQ0r9of9pjxD8MfibZ+H/BWqeJfBnhPx9J/Zwlu0&#10;tryygtzPFIfuCMXTbh1O/OeK+iPit+yL8ev2afF/h742/wDBPTWNHvtS8J/D3T/CviX4fazMPL1f&#10;TrRne2cOpBiny0mCcBgeowclWnh40abqcnPKK5dNE+WN+f1b09Qp1K0qk+Xm5VJ3V9bJtK3yRxvg&#10;74k/tB/thfFP4e/CX4q+PfEHgebxd8IdWbXLXRWNq6axpWuwwyzxbhkCWPJ9kkGKsfsB/sTfDv4h&#10;3Pxt0H4ueJ/E3iTVvD/jzXvBiza1rk03/Erlto/KO0naXMU/XHBGRWp4K/aP0X9o/wDa2/Za/aB0&#10;bwxNocuvab438O61o1xgS6ffwQwvPbP7rJbPjuRjpnFepfsi48Kft+ftOfD5V2Jeat4b8Q28e773&#10;2nTPJdgP9+1wfU1yYqtiKOGnCmuS0eayto/aOLV/Q6sPTo1q0ZSbfvct9f5U7/eeF/skeM/GHjD9&#10;tv4R/s2/E65kn8V/ADwr4xsddmmyDeQltMtdPvPcS2kobP8Ae3e9e+f8FW9M1bQf2ftH/aK8O2sk&#10;198I/HGl+LTHCvzPaQy+Xdp+NtNNn6VkfETw9o3wl/4LA/Dv4jQ6dHF/wtP4X614duplUDfd2E1v&#10;fRkn+8Yg6+pCD0r6g8b+D9D8f+ENU8EeKNNjutN1jT5rO+tpVyssMibXU+xBxXm4zF01i6FeMbR5&#10;U7fN833ts7sLh5vD1qTeqbSfyVn9x8ef8FJfBXgrxd4i+Cvx/aKO80HxBrJ8DeJpIT8t5oniG3Nu&#10;rM3dUnMMin+8c12n/BJfxpq7fszy/s/+NGVfE3wh1668H60FXBlW2YfZpsf3ZLdoiD35Oa8Qt/2f&#10;/wBvHU/B3hX/AIJ6eJvhfbXXgjwh460m7tPi1JqyZk0DTr6K6t4RB9/7UEiSLPC/L+NfZvw+/Zw8&#10;GfDf46eNfj14au7qPUPH1rp8et2Ik/0dpLRHRJwvaQowVmzyFFbY6tRp5esNKXN1jZ30T0+9N/cj&#10;HBUatTHfWIxt0ldeWv4pHpG0fxVzPhT4UeAfBPi3xD458MeGraz1XxVcQz69eQJta7kijEaM3qQo&#10;xXTZGfvV4z+17+3X+zr+xP4Gbxf8a/G0NvcSRsdO0O3cSX1+w7RxZyR/tHCjua8DC0cTiKnsqMW3&#10;LSy6ntYirQw8faVWlbW7PUPF/jDwx4B8N3ni3xhrlrpum2Nu0t5fXkwjjiRRksWPp096/Mr47ftS&#10;ftC/8Ffvijd/sp/sSve+H/hXZXIi8bfEJ42jF5Hn5oojxkHnCA5bq2BiqWjfDn9tv/gtt4pt/Fnx&#10;kGofC/4BQXCzafoETNHea7H1VjkAsCP+WhG3+4Odw/SL4F/AL4Wfs4/Dyx+F/wAHvB1ro+j2MeyG&#10;3t0A3ccsx6sx7sTk19JGOD4ejzStUxHRbqHr3l+R4kpYrOm4xvCjffZy7+iOd/ZF/ZC+En7GXwks&#10;fhN8I9BS3t4VVr6+kUGe+m/illbuT+QHAr1gKW5xinYwNtBDY4NfM169bE1nVqtuTd22e9RoUsPT&#10;VOmrJbDhxxRRRWZqFFFFABRRRQAUUUUAFFFFABRRRQA0K46CjbuGSadRQB5t+0X+y38Ef2rfh/cf&#10;Db45+AbPXNNuPmj8+PEttJjAlikHzRuMnDKQccdM5/PzVf2RP+CjH/BJ/Xbjxf8AsQeL7r4ofC8z&#10;Ge++HutMZbm2T/pmoxlscb4tpOBuRsV+pHzY6U1okdcOM54PvXrZfnGKwUfYu06b3jLVfLs/NHl4&#10;zK6OKn7SPuz/AJlufHf7IP8AwWd/Zb/aSu4vAvjm+m+HnjZG8m58N+KP3O6boVilbCvz0UhW9q+w&#10;LS9tL6FbmzuI5I3AKSRuGVge4I618/8A7W3/AATH/ZJ/bHtJLn4nfDeC21oqfJ8Q6Oot7yM9iXUY&#10;fn+8Dx6V8ly/sU/8FYP2BZ31H9jv4+L8SPCNr80fhHxSxaZIx0RNx644G1h9K7/qeS5n72Fqeyn/&#10;ACz+G/lL/M444rNMC+WvD2ke8d/Vo/S3VtG07X9Mn0fV9PiubW6gkguraaMMksbKVZGB4ZSMgggg&#10;g1xXh79mH4NeEPihpnxb8LeEIrHVtF8H/wDCL6V9jYx29rpnnLMII4R8iDeq8gA4GM44r4q8Bf8A&#10;BeGT4bapH4N/bp/Zh8V/DzUlfy5tQhsXmtC3qCQDj6Zr6t+DH/BQ39jX4+WyT/DT4/8Ah66kk+9a&#10;3F+sMyn0KyEc+wrir5PnGBi7wbj3jqn80ddHNMtxclaSuuj0a+8o/CD9iTRPhV+2V8Vv2wW8Q/bt&#10;S+JFnplrb2bWe06dDa26Qugfcd/mGKNs4GNuOa8L/Zi8I/8ABSn9krWr/wCHS/s7+C/FHhbxF8Rt&#10;S1rUvEFh4qaG6gTUL5ppZWSRBvMav90AEhAAc819y2Wp2Gowrc6ffQ3EbDKyQyBlPuCOtTngcnms&#10;v7TxC5o1oqV1FarZRVlYuWAoS5ZUnazb063d2fDHxR/ZE+LHxM+Hf7Y2h6j4MnWf4halBdeB/mVj&#10;fPaaTai3ZMHIxcwBRnHI9KZbeKf2uf2c/ipH+0To/wCy9rvji3+KPwz8PW/iLRNNuY4rzQ9csYZV&#10;ZZVk6RMs2C3UGPp0B+6BGAcgdaCgJ3qBV/2vUa5ZxTWis/SK/wDbUT/ZlO/NCTT/AODf9WfC/wAO&#10;v2Nvjv4LX9nrx1q3heBvEGl/FvxF4q+IdvZXC+Vpq6zDfNIisT84iaeGL5c7iua968M/s/eNPD37&#10;fPij9pG3nsx4c8S/DjTdHuoFkb7Q1/a3c7q+MY2eTLjOc5GOle3fKRtA96VmRRnisa+aYiu3e2qa&#10;+TfN+ZrRy/D0bNd0/mlb8jzX43fs36H8bPHnw5+IN9rl1p198OfFh1rT5LNVJuN1tNbyW77gcRus&#10;vzYwflHSvSfvNy2axfFnxL+HvgGzbUPGnjbS9LhUZaS/1COIf+PEV8w/Hf8A4La/sD/BLzNOh+KH&#10;/CUaoDtj03wvbtdM7f3cgYooYHMsdGMKdNySVlppq77+rHVxWBwrcpzSb1euvY+uDtzjIziuS+LX&#10;x0+EfwJ8Lz+Mvi38QtL0HTbdd0lzqV4sY+gB5Yn0HNfnxf8A/BRT/gp/+2nO+hfsUfsmzeD9FuG2&#10;r4t8YIVZF6bwGwoOP96ug+FX/BDrWfip4mg+Kf8AwUV/aD1z4j6xv83+w47ySOxiOc7Oo+X1VQor&#10;1FkeGwdpZjWUf7sfek/0XzPOebYjFPlwVJv+89EZ/wAWf+CxHx0/ai8U3HwS/wCCWXwP1DxFfM3l&#10;XPjzV7EpZWg6eYivhQP9qU4/2DXV/sk/8EXNLsfHUf7Sn7fXjyb4rfEaeQXDRanK0un2MnBAVG4l&#10;K8bcqFGBhRgGvtP4V/Bz4ZfBLwvb+DPhR4G03QdLt1wlnptqsSfUgAZPueT3rpxhegrOtncKFF0M&#10;uh7KL0ct5y9X09EaUcplWqqtjZc8lsvsr0X+ZBaafbWFstrZ2qRxoNqrGoAH4AVbGCvSkHHDClye&#10;gFfPu7d27ntRUYxslYWiiigYUUUUAFFFFABRRRQAUUUUAFFFFABRRRQAUUUUAImccilAA6CiigBu&#10;09/Sm7Cf4elSUE4GaAOd8b/C/wCH3xI0ttF8e+CtM1e1cENDqFikqn/voGvlf4yf8EMP2Avitdya&#10;tpfw2uPCuoNyl14Zvnttjf3toyv6V9kRsT1oU7utd2FzLHYL+DUcfR6fdsceJy/B4r+LBP8AP7z8&#10;2bn/AIIfftE/Cydrr9l3/gon400NVbdDa6uzTKvt8rLxUZ/Zs/4L+fDP/R/B37VvhHxTDHwp1qPa&#10;zj6NG386/SkAE4pHHzcGvUXE+YfDVjCf+KKb+/Q8/wD1fwal+7lKHkpOx+bH/CZf8HE/hxfLuPAf&#10;w/1jb/FC8K5/RaRfi7/wcMXQWBPgJ4Hhzx5klxCcf+PGv0qVQRmjyxjApf29SerwtP8A8B/4JP8A&#10;YkumIn95+apsv+Di3xn/AKONX+G/h9G6s3lsy/lEaD/wT0/4LJfFs7fi/wD8FDodDt5eJ7Xw/bue&#10;PQbdg/Sv0qZRt6U1st0OKI8S14R/c0acfNRV/wAbh/YNF61Ks5eXMz87/Cv/AAb4fC3XLtdW/aP/&#10;AGkvHvjqZmzPb3OqNDCx+gJP619MfA//AIJofsU/s9JHJ8N/gJocN1GMDUL22FxOf+Bvk5r3rJam&#10;vlB1rjxOfZpiY8tSq7dlovwsdlHKcuw+saa9Xq/xILWxtbGBbWztkjjQYVI1CgfSpyDjOacrEnBo&#10;5HBOa8q/Nqz0IxjGNkh2BnOKay9xTqKCgooooAKKKKACiiigAooooAKKKKAP/9kBAAD//1BLAwQU&#10;AAAACACHTuJA8/IiVxm3AAB8jQIAFAAAAGRycy9tZWRpYS9pbWFnZTEud21m7P0FYF1HsqgLZ85/&#10;7//+++7/7j3nzJlJYhIzs8wMcQwxBuw4Tpw4MTMzyTJbRhllscwkMzMzySSjmHlv7a293le9ZE3m&#10;TDw3ztiTzBwtL2+tvfZa3dXVVdVV1dXV966cXf2eOh7995a/++xf5PJ6p9+99z/ee+//s7vV7977&#10;l/f+f3y+995/8N/x//u/36vznsbx39T3T4cM//Z/vde+X5/hQ0YM6TvSWr7/d577n6oUufr//0vL&#10;3z3677W4Mv3Lv773f/H3vfcOy68hv/uXf7HtMm7EyO8Gyb3/+z3H9+ZKNar0mCO/f+9/WT6c/N/4&#10;7sFd/f0ETX5/773F6rn/1uS9f+/ab9B3I6w7fDfGuvOQQV8PprYak//Af+vrtSa/9573e/r7v3tP&#10;IPmX38lrP77zPwSOf/l/+PD9v/+Vz9+pX997T/Bgffbj9+SetPiPCqb33vuaAqTtjylOUCKl/l+/&#10;kxIFQ83/t/V7l7me/d5aBV/L343np29+58w9uTObv7977wM+33vv8rx/eS/Y5r33ujqqr+rDUn1U&#10;Y6AaA9UYqMZANQaqMVCNgWoMVGOgGgPVGKjGQDUGqjFQjYFqDFRjoBoD1RioxkA1BqoxUI2BagxU&#10;Y6AaA9UYqMZANQaqMVCNgWoMVGOgGgPVGKjGQDUGqjFQjYFqDFRjoBoD1RioxkA1BqoxUI2BagxU&#10;Y6AaA9UYqMZANQaqMVCNgWoMVGOgGgPVGKjGQDUGqjFQjYFqDFRjoBoD1RioxkA1BqoxUI2BH2FA&#10;s2gVZkuFppkqLKXlpnJN4yzj02yuUIdm4Ql1miu0cpNcm8y8Jaf+gKaZVYHkT+Itk6YZTXzwqzwp&#10;pZlNZrNZ7lACpzq4bzBXUKleFHeNFRaD/pVP3uaBCrOAoer5Ech/dlmkaZwFFnMJD1OIpUJ/BQio&#10;l0+Bx1KhX+jXZRVmg6aVqlMuzCYe4IKTEgQwHqiQhgisAKNg5rpcE0RxmCiYmwpOoAENpooKCpHT&#10;ZAafr/AjRfC13FyhAy3lVehlaOXlVKUVyym18wWAQZ08aTZTFNXpMPAC93iTs9REHwiewTlniamc&#10;hhRpFh6WEjSL3q4Co8GobhYrJCjMUwJv8vafDoqlLapCSpQ+4nUdkzwn8GgWvpZQlOoIIQbpd+kg&#10;QKU8Hfm8RUUAw1tAxa8CsPzRLAACrqhcUUWZ0aiaJtjmpHz5ajbnWirKFF2Bq4IKQQvdJkjhRYMR&#10;hEiBFMlXs2YwSfk/eei1UCDA6wgprDBRGqByVsKvQNPv/GQh3Hzd869rb1V/ASi1C4XoHQ3tWyy0&#10;NNdcnqdVAEmRwtLryqelAqQ6IBUpqgIKshQbDTSHcvT+BdvQLdguBW+QqlCjaqFcVFIYMMjrCsn6&#10;i9DJ6+hZ70GDomFoTK8LysymVMqDNMqpQDpEeoGuUUIDbNBxRRZYD3KFFEt5MstQniOwmLVyBImp&#10;pNxQ/Nrueh36/6b7YM0CbSpqqfoEjzpW9U8qqBRK0iI5qu5XXRjKpc0gkBOBoN/nEyRwp6o4ygHV&#10;fP0zxufGn+QAAkIOegrcUpQ8XFmtqvvPP/TC6bsqqISqLcIpJeVGHR6udahgfEDiSaEWdVS9xQU3&#10;9GYqulJ9J8wojZdfNYvwOK/SQPWkDhjvwN08wVfIT28vreHkDp9UzU1K1gvnU69UB0CeUcMHFamz&#10;sl4dch6l/Cpk6hcCXtWwom4ZDNCsHJSpF67XJXcU9swQqf4KI5XeKfQCzKJzn3pXNVQGMgpRNyo/&#10;Ku+rcvRepgROpJN+AYRcVB069oBch0G+qkPv96rH6CaBSm81d+kZGT5EcCn5oEZGY7lFmFKqE85S&#10;VMoNk6Dqpw/9GXi8ql7AkH7VRY2UIqXJGCQAVY41f1nW657n3Z9sr95f/MqLVW0UsUajGDgqKhhJ&#10;ddoQwGTcU6LvL+DR3wUeagFCPmEBEKLfpx2MCao1lbXQ8YIgKhVaVWjU7/BV73HaC6pVL1CgIO6n&#10;6BlA9GeqAOAOdVEs5euSHCAoCq7kaxnjMGxOjTCZsRx0I87y+WKQQTbTXFKq8bLRoJUDYWFp2V9i&#10;+N3dUfiA/US8C/7BA4Ot4mWFb0UAasguLjfq/aJ3jQgcxUHAxrvc5ETOgwFdEAnPqBe5A+3yqZ+V&#10;JEEt0t2qF/RPVTuv8BidSCE/fut1GPizEvRyaEJF5ThLaRAPJxfUKzRM51LRn1ctN6tg4EInD54p&#10;F2GlN0SHSik/0lI0IjpLRwWFc+qH3jr9Dp+gqNRgkK/q4Bko58fEU1kvNf45SLxIvXIq4aMXLqjm&#10;0GmVS/0VSjdVmKCgPy+BkhEa/MhBKeqvwAnY+ehfr44qwLghgL3Cg7GsTN7Sv4qwUWphuVGGcr03&#10;Vf/KAz8GXiGNm1Sko50L/UQGcqfy+VfFyleagyiFdy3l0J/FWKqZYAuTQTNlM/Qby2Q0ga/RJ43l&#10;mtHMSIWa8Fp6+DESuNa7UsEDGGAB+KU0NTZx53Xl6DD/5fN/pb1SvpIDdFkltuEAvaVVEoOvqujX&#10;la/fl6LUqbMVn3L8GGkKb3QQWp9opIgp6Tvuyos08M86pYpgXk/Pfypcp5ZXr4BzVME8TCH6qRwR&#10;J0phplb2TCsuEVKCQhizsLDoICEeUc/MMAcamrHMUlZCX8J9Atrf7xAlFgGiZBGYlEMnPEXh+tgK&#10;SoGeE1JDz6y8/nNlTjR8syhXVZ1CMzkpD0rmflVFVfd5EnLVe42O0GsvVFzDfZ0j9Hfpo9dh5Ed9&#10;R6+qQ0kwSuMd+vo/CRm9FuFWugA7UVlePKPaLYbYnzAAgahBCvrXxRoFAjwNQSboqOBaSTkLHMeg&#10;9ichoCQFMAsydZaXcisPagFQ+ZVDl+26XgHkivh1IF89XikGeZ77Vadeo7xOQ0TPVaXxDkUZy0UF&#10;eoVSXWrxIm3jLpCLZfejA2Aq5ROFUKA69CbLJb8ZjFSnv673PuXwVeBUaKSZOuQ6wvWf+JXHdBnI&#10;RRXk0nBwUgk536RdxRoWYpnFUJC0L/FJfFxSbFTuvWvYwZAjbJNXjmT7E1NzLa/91AEAHDwrj3Oh&#10;GA1eQ6LqxAa1Y02LZMNYLnut/vC651/XXr3Gqk8dNHBIv9A6/VOIgVbTdpP5deVXjmUKvRCb+BbM&#10;JqClEMqU8mkRJfCXgyFPPalXQduhVZCjY1sHplLW8SqnUXr3J+lZANMJRUFbiUNUAFUpfCBEhrwy&#10;leWdO/80Jvburi33EmLuREU8OXYQIQZR4RBARpgthhenT6Rt3Pg8Li7l6GHR1CBOZe78VHe9k3uY&#10;uvpZKooH4pVRGLQI9qhPWqmQhlQBt/qnjjQdMzxD87F9aNSfMCkIVKoRpQgWBR1VvKAXDqFyQdXY&#10;+Jxc8JWbsBtP8rwc4OIVAK9rvN6n+meVEiWQKOFQRd76Vz514H/8Fnd4UQS7agJfoXYekAa+alQl&#10;dyjAeEBvLJQG1fFMJbQ6zAxKKE1KFQeZtEiISXkUAUa1RrWML+orreakrirgueAU0tXpXxXLi7qQ&#10;waDmVxxcIEoHA8zw+E+2i5tVhEot9CCnzibUjhBWgkoqkPLVobdIL00HSccVbeSEwmE6XhPRoTRY&#10;kKA/zKfexXyCTNQ8bFgIRr9JURzUwR158tVbehV85tAmxGRu1orWbRfWsltcw2rP55/dX71EKyyg&#10;2iILapsaIFC9KsS59Dp6oHBKo3y9ZB142q7D/5efryvnL5/U71RB/p/ayziC5NepXfVYpRyjp3Sd&#10;ARh0yfa6kvX7+rv60MAdHX4+6TgMpaqvXOiQ6H3H89zR2643nGv91B+repGbFPuX9Kw/QC3683QT&#10;dyBLVE8QX1hWgizWDCUpm7dE1m2y6t9rRdawX/N+nZV1bNc2bnInYn15VgYl58pgYjoWMnvk//Pv&#10;c96vE9245f35S7X0bIp6HZ7fxX3Er0l8FiJPSitQLmFtSyFWsbLUpBfUAUyCbcWgcqEO8QgpXwpY&#10;wp0oGOABkCBYk1YUlKKfIv/laXpE15MpTx6jRou5uKI8z1JeqCqVgcBUDqvCdKLw8JYqh4fhvte1&#10;XWcZ8AnegFbKRT175V+SivkJHqzyESmvOM+jcKJbcsHzPEM5XOeXlkASlTKN1yoq8oqL5AEeARjx&#10;jslQiDARO4ib8qpYdrC4XHFD5CGOekuBZsmuMBZWIJhePUcVGIMySvzpoCjAQHOgXkrWfxNopcY/&#10;6XiqcrHfRdYpUEFUoSgwuI4FN/KLkhh0hC7rKitSP/E6hcvrHDJq6ldqrBf5LYeSUjLFAB70A8oH&#10;Er5SJg9RfmVTXjWIqnXRWmAuR2VV7CDSA3Nbf5JKdRGHqHz1rrA2bK7jn7f0Jhcp/Gr5eZv79U/8&#10;pFust19YrdqRfn434jZq5cbSCgO2D2RRWYjqNWn2XxwKXiV7lfDECqIiGgX8ghCwpwOv6JObf1FA&#10;5Y3XPf/X2yvlSxWV4otCwABDgI5PEMhXuEDH50/CU9k7rzqoCjxK0PuC5mAm0CnSHRygDzH/ajpA&#10;wOYnNULpP0oXKNVUx8Pr6JkepExxoOkEo0Z/KBNU8plHHYV5x0eMWWHrEmZtv7NTp13deu3o+nli&#10;584LrKzCHJ1vhczRisoKIdiy0ovLVm3r0HVP87bhNazXO3gcmzS5MC+tqiF/hwtx9MHZGMWcBsZK&#10;WAatonLWjO6QtoJhMMVZipODSalSHZNQiajKashAEFViGCFmpExhHN4QYhKPiFwj/OUOpcGIyFFR&#10;7qQ6TnMZlkcJwDCDiadOnuF2cZlWUskdr0MF8kcXZfJKSZmIUF6E9hEyIjy5Kz0usFFeYaGGz0bE&#10;gMBVyWhlRkXxSnDpEkhaDw2JXEVoK2AsAgztkgaI1JVaSo2CCp1NdFriNxkfzDiFFAqkaVppMTeL&#10;i+EGOXTpBz3rMgScSHs5qBFIGIrVS3LNHXXSBVVWhkgcICotAxAhQhEhmrm0TJrAu6pdXIrIFdik&#10;YJ7g759qKQDVptJSkC+HkLE6dBnIk6JvSEeDILNeJrUApyCTsujNolJBtQIAoQEYgiUOoJWeFQil&#10;BL6qTmc4q/wVkPipXB7mLSmTgyf5S19RL1fF+VpRTur2TWH+fqtsbLf3G6Ll5nK/iFbyq5Arn68j&#10;B5hK1c7oo7BB8bpmq7CpqoaiXo2zMPvrCnrd869tLwhRncUntKf3l/QOGCsqEaio9BVTIOdfV748&#10;Tzm6bNR9g3zK10qUUqaQL8/QRjqIvlCv0H0wI5cc0oM6HqhRL1ARAAh/HT3DR6pexL7OswKgEIOm&#10;ZSvkay9frG7Vdm1Q3aRli7SMh/KDsVgrzbo0Y8Ki998/0LKtdv8Rz0sheUVaWVnOwX2xLVtuqFln&#10;bcN6GTfOvA7P7+L+ve07L8fGX0zYeCo+/sSWzSl3b4twg36U9i4oAkj+FJU+uXjlQFTckbhNJ7fu&#10;SLt7X1BaIf5ziJOhR2curaDoxuFj+zbEHNq0NeVxMm9f2brrUEzC83v3uRYZAsKKis/sO3A6IvLK&#10;tu0595OYGMl5mnx8y+bTsXGZZ86JmIN3zJa8B4+PxCQcSdic/vDxX6NhwOMsM2YlPbywI/FEROzl&#10;uC23N+1EDohYUzJNhBuPlJScOHbsYmTC3f1HhMx4y2QufJl6aeuus+ti7p45L1ILAPOLzu5M3BcV&#10;e3HPfktaFi9mvXh5YsduGvXo3EXhZTUxV3z/8dntu/dExSZduqKYUSxWmPfhlu3X4jcej4x6cu6c&#10;zPy8TAHDVyOiTp06VVLCkKG0BfWpyzTuCMVCP5k51/YfPh4Vfyl+68WYTfs2bXl6557+k/4OBIPN&#10;dS9u2/moBKouTMuQJnCWlJ3df/BS1MaHR06CfymqtOzxtRvnN22/GrulsLAQMuZdnZgLXqSc3777&#10;JLVcuqSLNV3GChS65DdX8O7ZhK0gijP5+BmRjXCPAAq5Ft7Zd/hkzMbbJ06DT25Wvg4YFVrBoycg&#10;83RUAk04GL8pJekBTkYYUA1Rmik3/9L+QxeiN97Ye1AXiXRQSXrmhW27zkXGn1sZbUx6gijO1Mxp&#10;EkxUsq//95HWdvMCGhouXDKWYoKaGRtkyJChio796eNS7GZqPxYZd3XfIVAq+JEBQdRFAE6+dPXo&#10;hthTsZvS7yQx0nHzp0tR0Rc/+fzr2rt34+aq/qJdEJzgHGPk4dOrW3adiow/uSHu6ZkLMiIoR/3r&#10;4GFQuHfx8q7Y+ON79hWlZwr8JnNq8pNz62Pp0KzHTypJotTw7NR5Ov1o/GbaItKSBxWd0/s5aeng&#10;4Uxk/Jn4LcnnLmm5GA10EP/l+El6lgdKyp6ePHc5ehPscGHzDqmLdhhgR0uhqLrGjAc3tJQH2ZeP&#10;XdoZeSl259kTxyHJtINbVnk5L7O3f75nVwrNYwyvEDFYqpU9il69w8d7hbP91ehlr8Pz33IfcsAJ&#10;UmIx5VlKC2VutvjSynkn+nx5wtFjfa1ay+1qrbH9MNauVmK71k/3bylQXgw6RbGhWctIKY1at79Z&#10;wxU1/j3G3mV1zVpHOn6UuWGZVvCClip5Ib4d46WLl/p/H+fvv/oDu+gPHY62/ShjzdxNTYMX1qlz&#10;K3EnyFQjmTF12pT1Pi7xVjXnOLvGf9RVKyrKOXs0okatJf/x4b4xY4T+4aAK890dW9bZWq92sH2Q&#10;uEOqQFECaC5kmJbvRWb8j/gAzVpB3osNEfvadVhbq/aaP34Qa2cf7+S8r9fXeXu2axU5xZqxxKzl&#10;of4Ul+xq/vHiD99P7NIN1yBERZlpVy+udnVdWuf9/QP6iQOXALD8rK2NG6+ws17v71ecnERdaTcu&#10;rXZ3XlqrxqFvf0BwKc3I8vDQtqUONhve/8O+cSOKMQso7emTi5PHJjo4rbSyCq9htSq43pG1S8su&#10;n1rg7Bjh5HT+yDFjkYCvSxhwC60gRsTfhOB9kXRm6pgNfgHra1jH29isqv37tXXsz3buZNm7RSsv&#10;kCg+UYYqMoozNzeot8Kq9no/b+OT+zJEgIri3J1tWq6o+f6eLl3yzMUCiUW7OGXaglo14up5FWZm&#10;UpfIahOyxZx9+tgaD5fI2n889FUvBpkXmnh3eT7bUFiE3CpMPTdpWNzHLZZZWYfVslps57DKze3k&#10;iP4lL6+h+RWVl5SXFe1t+dHiP/x+5+ed6XBqLzaJlV1Ykp1z+tDmLu1X2NeJsqq1y9p28weOZz/u&#10;WHJ0jybT+ozbPFq0ru1HkbU+2NG5C+JCcGEpSZ8ycZ27a6iN1epaH6z65itdM2B205CSFNGu7SpX&#10;3832jrfWraAucIVnLV+MYAjAUAjFQXolWna5cJCQxu2Lp2ZMjna1if/w3/fa1Yx2qn3oq66lh/dq&#10;ZcW5YtcLFg6OGbm6Zo3l1rWvxa4vtxAR+VqZJmjUzAdGj+D5lbZWNxMiRfG2aKnovwK5uezkse2f&#10;tI90dlxbo8baOrXn1qq1tm3jnAv7jFqBvEu3GitunD96sGvHVY52ETVrbndw3BLgd2zkgDuHNlVo&#10;+QJPRfmR8WNWvP/HpXVq3tkco8MDTs9Pnbqwds3NdesWpDwTtrJUPNq8dZltzZVW1s8TdyOaKJ+B&#10;68jwoctqfhhe69/S4qMYO0AOfazlvni2fvmWj9uss68ZZ2UT9aHNxuAGtxfO1ooy+LkQFRVp8+DW&#10;BmfnyFpWp7/ul24yZAsNYXGkPo4Kjwryi7CptcG29mKbDzd2bXtv/SKtMFNcU8SfGanXoL24vrVJ&#10;8FarOpEf1ljj73tx4uiK6PA4H9uVLrWzdm4WuAxizBSYsLnKd/X9frdvwHo7q7MTBmhmesucZZbJ&#10;NQl1q9DKDMUFNO5vOACJCouNEgWHJLgSNm+Zn/dSqzoRPkEbO3WK/KxrbNeOW1s0XWFju6F+3VPD&#10;hwAeEgNJcH3bthUt2yx2cZ/hYL3xs0/WfPZp7Mcfz6rx/hJf9zVfdnt85hjmAEg2GYpPTJ602MZq&#10;lo3Vhk5dN3bpsSoweKrNB7HB3mscnW7t2o7MR415nnRja6sWYVYfRAR5L+3eed2XfQwvUR2ObfX0&#10;WmvjcHLyFJFpFdKPSbu2bXCwW+tkXyXTCvHDgBDGDsZdTFTREM3Pb19NHDlypZPnMjvHjT0/X/JZ&#10;54jOHZe5uIdYO6xr0nDf2KEVOanScLqtoGB3u07L69Ta2+3TKpmWe+dGlK9vuF2tQ4MH0gjkjKEw&#10;Z0ezZtBhZFBg6dMHvJt99/oGX89VttZnh4wQ+SDcYXlx8sBaD7eNNranpk4yVxhznz7b9M03861r&#10;LfdyXdeo/rbPP938SZdFDm476jda7+K6o2G9gtR09aJMwFEIpwhmuteipVw4v+m7nvOd7UPfrxnf&#10;pGX8Z93Wf9d9Q7sO097/Y3iQ364ZU2TaEa61aAWFGTtbNV/jaBfdoG5FypMygtEopSx/R7s2q61q&#10;7u/ePZ+gPIFOuzR1+mKr2psa+WU8e8YAwfSbsjHNd1etXGprvdLZerWL+61N8UhjKUEMDnNW0o2D&#10;E0dvsXdY+h9/PNC05b5Puu3o2OVA/SbratTe1qHN0yvnEYlM7O9p1TbcxmrrZ5+AUYMBXFi0osJt&#10;AwetdvNaY20b2bDh5h5frOvSKbzNR1NrfhjWvMHVlcvoMoHKWJrQoX2kTa19X/QA00QF375wYkvj&#10;hqEfvh/XstnO7p03z5xuzCki8hblIP/swVUBfiud3WMcHDd/00vLyUA5y1KxoKKqoVTCX/g+sYPF&#10;tss7vXRObIe2k6yslwX7IW+39uqytn2T6ba1lvv5bR0x0lKYLwBo5kNjR62rU3uVvc3tTdEw6v9R&#10;ph0eN3q9VR0QzvO6TMujmNKymytWxjVtHm5ju8rB/uxXXyZ+2nVju/bh1tbRbm4Xly4WK85ovrJg&#10;ycpmTRbXrLWuQd0t3Tptbtt6DbitVXtt04bJG8KrZBoyE3jub0/Qy4f+L0ybFmZdZ1uDBoWpzyF4&#10;7iRv3b7Soc4GZ5e0A/t1mUZbTo4ZtdbOZoOv452YtUJLFu3Zwf07+30z19Nlvr3Dqg4tEz7vHtex&#10;S6iTW5i3+9pP2mZcuFiqzMn8u9ciPN032DlcHjSSuTm6/u7eneGNGi718Fzq5Li748d0986PW82t&#10;XXO1h9vKLh1eXrkk0qNCe3bsQHTXj9G7IusFb/qsy9I2rUbY2S71cN7i47TaxzFtz3ZxZkqYPXxq&#10;Nj95GNG05ToHx0V2VrEfNcq9fg2YRZcCVDHxULFwyqgI818q1ug+KUeJn8ydOzYG1Iuzdox09zi9&#10;ai0DqNmIyV9WcP1KbI/PF9nYHKpb7+GBAwyXEGLkJ13WvW83t4799rGjtCeYkBbtQdKOL3sutrOZ&#10;UOOP5xaEauXFGDyPTh9dGui3tuYHxwb307LTtNz81Og4KHytq12Mu8eD3Tt1zTj5+sV1Pt4RrnaH&#10;xw9hCNCy82jhjWOJEAPOk9Pjx4MQ4ESm3d+9PdrZcb2L48M9O/XlBvSvrlwBg5gfjM6lxTcWhCx3&#10;dQ/7tz8e6vWV5flD2KEiM+XC4rD1DRuvq2OV4O+XtX8PVUu4TFHu5g7t19jbHu7xJdNxhM1QRt7d&#10;m9F+fsi0o8OG6DKNx3a3bLnO1Sm6bnDZs4dY11l3rkX4eKy0rnN60DDAk9mnCnPq8aPLHJ0TrO0v&#10;hMwAktLbd+Y6OO13c17drmXqsb3wmZb27N7o8ZusnVAaNzaqZ8rHoy+ePd0DCVuisNGZKAonZ02b&#10;U+f9lY52l8aMM54+p+WkEw2Uc/Pq3q++XF6z5sqmTQ3PX0IJvIKvaXur5uFO9hsaBJc8f1hSXsGI&#10;Zy7N29mhbYS99eEvvigU20a66Mr0mciu7c2DC9PTucPrgtjUlKO9v4308dn0VffNdk77evdhap7b&#10;nOXlxWemT1toa8MAtPXLnoZL50GYVl50L3JDiLv7ypZNTm1NwAApMhbvbtse5XnrF6KnKR3drCUn&#10;nxk5JtzVe22jZrknjgKpoSjf9PTuni8/DfngP2JbtNLSMzH1zfmZm9q1jrCrvbtHD2pE8bp+ZC/M&#10;BSHdGDuSFovtX6Hl8ZspP2lxCJy+/aO2EX6+i9088g8fpqEZeFw5xP2IiBctsaDQXGQwFVy9uNjL&#10;fYOD0zovvzPLVmhl6CwF90/sWdG44ar364R7+hcfPqTLtKMTxm6wsYaokrbFUyDS83X8JDJHM/N8&#10;pK0Nz9/bGsfzMBHcWn7j2vqgBqtr2UQ3bnxz9XKtGE2nuODKlW3du8d5eu0bPSq9MDvz0eOlAYFb&#10;bOqsb9nmaNgCU2E6Q8+tGTPX2rou+dDmcPcexaLOlB+bOC7C2oqBG5mGjAUeuunSjBnL7Gx2NGpU&#10;lPYCmqffn+3YtdrZJtLF9dnuXRgTSj0xnRg9cr2D3ULXOg/2bhEpml+8vvXHG1xcQ2vU2NEF8ydL&#10;K8jVCgsZ8VFdNtja3Jw7l9kWpF/WrSvrfL1W2tmeHzwCGYSXOaZnz822rgut7dFjtfQn2Gfaw9tb&#10;u3VbZeO48sMPziycJySSXxT1UbtYR+cZtetcXbdGY2bv8YMTk6ctc3Hb7uexyN3+SeJOYc8KC8Yg&#10;wupl4q4IN+9NTRondG7HoHBg1iytMB81KV9fjKPQi9P2dfj/OfcNeLxNjHCWwrzMqB/6La9pF+cd&#10;8HDZYlEUYG1NS5FYF0vBpXNzPVzj7ex2jhihVRQ9OLovsVHzvdYeF8dPKUtPoZd5kgZakm5fHjWM&#10;QSq2VXPtcRJmQOapg+EejlvsrY+PF0SJJpxfmrJq3Vpnm3hX9+Q9uxEs3Eu/cx29KMLBauOofoos&#10;RRu8e3JftIc7o/zdkNm6TEO1QKbFuDhtcHN+tHeXkutiusqvzN+Zy0sIyzSWPj97dpu3+1Jbq/Oj&#10;RmgP7gk3QXKwDwphQnSCt/eS//W/Inr31IqK8QYjEeM/boW6deiLnjgLS3A+VFhybl/XZdqx4UN5&#10;HdsTmZbYqlWEu0tMvbrINNZZ5CbdjA7w4cVTA4cibDHhwcCLY8fCHNwibRwPTplEtaV37y339t1u&#10;b3NmQH9I4qVWlsqCLUPOqZHDIm3tYprWzX2RQnQQnhYxOdGtmCVUBmvexbPRrZutd6h1oG8vLRuV&#10;UulNFoKxzYYDe3Z6eYfbOZ5atrKgtCyvrLQsO31b21YYwusb1i169kAN4phW2ds7tdvgYHOkR48f&#10;yzThixZ185+/wG5INZcVlhZcClsSbuOyu2PHc5HLtzm6bg1qYHr8CKWXCejnzx/FN2sRU9NqzUdt&#10;zLev0TUEV+RA8KZi070bWm6KZsCqNeeVFuxs1wGE7+z9mVZRImoafcNneWnhk6Si9KeMKXkFWfRA&#10;6v4d1/p8FedgGxtcr+LFi3xLuakwY/+nXdY522z+7FNIkbeenzke7+Md5mh3bfI4iQTElDQIKWpZ&#10;T0/06h5W84+nRw/d2uOLFbVsL4+diL1JAKfMEVCnBHsbIGkAsBSV3J4/P9rGNsHDKzV8FaIOtOCU&#10;Y2A0Hj96sXuP+b9//3jv3oUIe4vp+KTxUXa2VTLq/yjTkDk8H+HqVCXToKJrK5bN/7DWKjeP59sS&#10;irTCJ5rpvkx3WTKePdCe3tPKcmHV40vCltSpvTvI/XJUNHSViTcRuLKzDg8fO9bO7W7oonyaajbq&#10;5SPT0AN12xMoL8+cucLBbmfjxrqeBrU837l7g6cTetqjbVvBmy6fT40djUxb7m53MW49nFt+816s&#10;Xz1M9Rsjh2l3b1A6AxlCxpLy7ProITvcnFYH+CVt3yoy7c61tcH+C+xtTgwaRkcXnj6F0yOyjvOF&#10;0WPRRnKEdCXg2XDz+onho/Y5WK9q07z42aP0E8dW2jnvcfM9NnxURWExlCGCrqDk2sTJka7OS9yc&#10;X+7dA+bFR2oxEW17dsb0tR9YHej77dn5IeHv1wpv+7F27zZdl10hKwuEZph4koDcX35QCA5YFDJm&#10;/p6dOnl40NBlXbvmpT6i4Xkmmf1nvQlKtfnShTWN6kfY2+4bPJSghoSRg2KtHGJtnO9s2yKe4oKS&#10;0hJLjsSuGJ9uj8f4WuvgWHxgX1lFYeaRXWs9nXe6OZ2bNh5t9gUzLxXa7V27UcmiHJye7UlkFKIp&#10;yDRkyCqrD/ePBp8stBAX5LPTR+K9vHBDXZs4QaSWKFtmbE/0NGTa43276QhMNoK+5DelLcNf/L22&#10;IWqnTa3l9fweH99Hacgofkf/ySPGIOclTuaNLZrFjRlRUVJShO+tLG9T2xa4xfZ/+jkyDc2NqrJv&#10;XYvx94fRdD0N5aGsILtKpontabbk3LsR5e+Ngndm8HA6EjuONx8fOBDm6hHh6LpjwlgoypJfcHTC&#10;+Km1/7DaLzj18D6EYVnmc6A+OX/WQutau1s2rnTpi7Is1IBM40IQcnjPKh/XKBerw9NHGzRjFr+C&#10;p3KzTAAk3dkaFLi+jtXufoP4Rh8ZSvK3tGmx0sUhskmD4ucPiwhhQyPMT9/S4SO8Fn+pp21rFlSW&#10;mgF4WTxYmhf1cUfGsoeLFhdlPNkQ4Jvg4ZOyG/+MKddSdu/BjVXunokOzpvhiJw0U15WVvKj9LQX&#10;jIDFhenPcp/itJQRrbQgsVOXlfY2u3t1NxsLmNylYH5IlTjzYktxZuGN8wcmjj3w3fcrfXwja4uV&#10;F9mhvSErAzLTSnIS2rVe62S95XPkoSjaT48finVzW2BrdXbi6EIeMIuWyRiXcXDXBl/3VYG+hWeP&#10;XVu7ar29+6aGLQsf3RU+UnPEZRI7ai6is+iKjIzIFs13OjlvaNyg4sXjIkxho6XAaBQ3S3H+nXlz&#10;Vri6bAryT8/Jh011mfZjW/J1HKXrafi70OvWOTvc3RKr24YoGmdCpq9xdNnZopXl8llLWW76owda&#10;Skb5s5Ty/AytJLM0LZk+PD5+QqSj/YbmnsVZ6TSsqIKWgSwzk2LJp0/jpxY9zWLCttX1QPxplI+M&#10;RRahpy23t0VPw5+GYgpHINPQ09Y7OiXv2A7eWHGBLnt63JjVNlaxHs5Jm+MpOWnb9uW2DrEuLuk7&#10;NzHeFzMxZNFKRACa0g5tiwxyn/n7f70xYyZDJv6WNUF+82ytjgwabDEVHZg6eX1t61XO7ukJ8YDE&#10;fGeKoSSTGEnNBNtudbGd5eyQcvJo9pEDqx0cI5xd0BWZwi0zlGYZZYFM6u6dC22s0LfzDhwoKCd8&#10;EcK2GLJTt3/66dqa1nfWryy6e21Po9Yh1jYvNwKnqZDBmr6WA1jEVPnFh2IV7FxLqgmjFm9EsSnt&#10;OUwEPUMe2Q/uG65eu71g8daOn8T6+W2wsT06Yzag7Zk8Zl0da0zUsxtjCBCSboGGzeXZFYVPj+xe&#10;5GAf7eqZuWULRm3eqcOrfNyjbOqcmjASDGeoqfyze3atc7Fdb+fwZG+iDOivZNoGZ9tD/X7gMSWi&#10;tCcHEhH1qx0dbk2d/GOZFuXkwBCpyzQeFTZg8h1NqgIjxKDlZkf3+SHK3ioS305FCfZvCVPbGGOE&#10;0hiLc6jv+UMNoVSaT70ytJXm7uveWdfTwIA+WGTeuLLBG4+f1ZGhg7mJTGOOANtzvZsztqfuT0u/&#10;eRnbs0qm0RMmoyH19NFlHm4b7O33T5tMUbL6Pi31asTKhC6frghsuNQ7OLrFx8e/77+je7eVPu67&#10;6vlXzmHRZqWniWykUy2W56cOLvdxX1X7D8fnTCQSRfoGdzrCFhlw89o6f58oa+tjAwcjrmF2plO2&#10;NG+y3N4moUUTY+oTbE/o1liUvbdLx3W2dQ59/vmP9bQleL2aBhY/e4mgJ3qj9OblMDuXKP96JRfP&#10;MSQl9O2xoHbtQwOJlMimZx8nXWMc3+vtvdXFe0O9xgudvDZ7N4rxbRxZr1l4UP25QYGbx40j3qa4&#10;vGRH+47IhIO9P2eIF2QTMELHlpdfXrF8XeMmm+rVW21rt/KDGstqO0S5ue8b+O2tuCiaKdguLYpu&#10;13aNTc1Nn33KHW48P3Yowd19sYPtxanjCVQjuB+jAX/CtWkTFtauEfdVDy0/J/fh7ZgGzVdbO9+P&#10;iQTNwvhGAtVYcoDZzHJ7rkrCGwRtdLRb0qR+2stHBRIyIchFYRChMWvqTEebLQ0DUpgDLS9DpiFD&#10;kLS3NkbpMup1DFUl03TbUJc5dDLD0ZlZ01bVsd3i7rOyYcNJAQELHLxP+7de5Nlgcd2GCfUbrmrd&#10;SstMvTx/PkpUdAuf9Ow0OBeFhOpKzGVFuHXlVDq6Zt4/ajjwRHm4YnvymC7TLk6f/p9kGrYncwSx&#10;Hp4v0A0Y3fD7aqazE8ats7dNcHR6EB+Dbwr3zmJHh7Xe7g92b0bREg8Yw3hZRWpZbvK5fSuDPZfY&#10;2VweN4ERMx8fcpD/SlfnKxPGg9LNI4fEOjnOd3F4uWuLhtseOLBHReIYr+/cFunlMtvB4dmBxMwT&#10;+8PsrJZ5ujw+gk9PMMwwhFhL3p+4yN4az0x+YiK9zGADWd/dnLDU2XWdh8eLs0dQLw58MzDc2ubi&#10;lElgAtkuMTzESxjoqteh/2fdpyZjSbGhApuNFQGEM6kg95KiwkP7L8wPXd6q+YbAgFgHx3hbh0hH&#10;5whffy0z31RWGDNj/BIXx7X29i82x8FthPowlArLWUqy92xbZO+4xNnz+e49cGL2iaPL3D1wwJ6a&#10;OBbGzQNsi+Vm4nb8afgJH2J7irdAe3rzMuMmMuT8yNGlZSUwCYVlnTm+3sN1sYPNlckTGKdge0w8&#10;pgZ0fxq2p0Ih9MQpgx3WuoReFeSv79wdZ/76T7tAvYJPCfkzQuwMd9l0jBA3eDMXFqiog9KCje0+&#10;Wudov6/7Z0ZDsXCZRUOmgXn8aYeHDGJM0/W0XS1a6P40Xaahq8cG+a13cjjStz/6lUBhqUg9tWed&#10;r1uCjdWZKVNQG9IKDKqjS5kxziRYYuzkvb1/iKjfdLGzy1Jn+8TWjfNepiIDwMmPZRo+1ScnDq/y&#10;9lhd6/2Tsybg1IJrJJEBag+S+fr11X7esU52p0YMx05hJsmUl7O7TUvkfGyj+sXoLQolhty0fX8h&#10;0y5Pm6HLtNIX6FCmCnPh5QVz1tS229Wjl1aSCw0k7Y8N83BZ7+73fO8eRFz2zUtLgnwxYA+3bnN+&#10;2mQM6hPDRp8dPubKkBFxvkHrrWxi+/XH5CsxFm9uxZya7f4vumrMPULYKmAmf9/+zQ2axNSyjvHw&#10;XOzjuePzT3ePG/9w/Wot4zGij+bk5xm07Nz4Lt2YVtv0aXeZtoAYjh9KcHFdgKNyPOOgBaMeXTT3&#10;8uWEBvVXODnciI4C1aWmwhMjx6yv6bDvu28NRZmQB0a72LxIeAMBUmhGz3Fcb3SxZ2qm4kmyDBpq&#10;uQRPaKWlt6dPC2XUaxaclU9UbzkyDb0LmazbkgDxOuapkmn/WU/TjPsnTlxn757oX/fWmNF7Rw+/&#10;OSPkzsBRd8ZOOdSt+zYr2/gGjc0ZL/fMmrna1nZrY7/iJ2DAlE0Ak1AjxIgeUcICIr18/Fe6nnYj&#10;foOup2HeVPnTquYIkGnw0SZfv/ubN4ET3fbEnxbr7hph7/hw80ZKvrl983JPtwQ00h2bmbQSKoVU&#10;xV9mzj2+Z62jTbira+L06RBY0e0b0V6e4XbWxwcNLDHm7J03fYltrfX+HjdjVsE/gvMSNTtpNmTu&#10;27Pc2maxq1fKmeO3dsfF+7kzu3R7S7zwaJmKa7dYHsZExgV6r3KyzkrcTkdLoGtGVmzPXsw2nsS1&#10;XpaJCnAjatNGe8fItm3KH9yhgyTmRAUGMkz/LYcoeoCr/KvMoppLCi/GxMR+2Qen4npv9+XO1nFe&#10;jjEOtde6OW/7puejHRsRDHmaJfPZvQ0tm2xxdNzZrWvJ88fZsnhKjNgXxw4kdOuy3N5pY/vORL+k&#10;YwEcO77c1SPO3uHM9ClEfWfC++XGlB1b17jbY5/e34s/TaRM2sM7a3y81zhZHx0yHAIuwuthMj8/&#10;fjAy0He+s93uft+VEKdvkqhCRBn+NH2OANChPpnEFtFlxnwuxG9SXBDdset6e/tt3/QhLgvvZzHz&#10;OoxO5tICnJz0HZEHWjkmB11QUEbkR/HWLp0JhNjctl1WZmohQ6VF9HB85hhE+rwndiu2pz5HgD/N&#10;8PwRz2TcuoJM48WETt1epKepFSqWA8tnrHWz2W1rfXn8OGpgGM4tKL3/9HHSqROZmHnMZROpkXz/&#10;2PAhYTY117cMKs3KEdNYqWdUXGV7Zh0+GuHuleBkv2fKSJAhhq2JZUIVuXDvnXv4cqMdbHYN+IHB&#10;kykqLSdnT6sW0e6uK9ycH544hMeX4fj+lXORwQGvmyOoQD9BASjK3NChfYKt88GRI3GVZJeXlmbc&#10;2vlJu+gP7A5NnIzY0TJTYjt+BOVHdmlXmHa/SCP+BT3IkLxrM0PVHme35xFRRBJCOfs7dV2LrdEw&#10;6NHlszQcSc0AB28usrJa4+V5ePyo8oc3TelPZUpSKy1Hn8Lc0IeX0vLYTt3iHMWfxkjNvacnj2x2&#10;91juaH995mRiBbiDjErZk7imVp0dzVoYku5jn6FDpm/fFmfrsqF+w6Kc53QopFACQRjFeMfhjOKU&#10;Fhe+2d0eSt4/arxWkl9qKXuJ86Gi/OrSlTvrNVuObTuqr/jTNLMu04Sodm4CpSgVr+MpXeb85RwB&#10;7XqcsHmJs9cKD+/cg7sBOYdoJHBVkLX0uy/mOtpEd+/ClNS9nTvXWNtHejvenLsYZxsCDSWcyZTj&#10;Yyev6vL5jbUReUyIaDIHEW1vt8KmzunVS0vLSyAQaKNKpv14jmCNiy0K8IF5cw35EitSUJi76asv&#10;mfdc4+Z2JSaylKUJmS/jGtYj/Cmm0yfJBw7RK8YisR6e37+zpUf3A7YOUX5BydcuMw4W37y52ccH&#10;0/jssCEYkeVJl3Z3aBVnU2P1l12yUpLFXYxOUGbMOXcutm37KHvXXR93Ztol6/aZXX5uuzydwr7s&#10;rr1MQ/aSK4xe2PVdnzV2tdd42afs3YYWyrsFt+/N8fTZ6On9PGIFvQMhP75wdb+n1wxHuyeH9jCy&#10;gHT6je7D4nsd/n/OfRGN9AfTAeJlNd8JX7HU0X6bi2OMq320mwNKSJS398ZWbW4sXKBlpUExyJAy&#10;bGpjUcqaNREfWm2xsj3yXS/jw/NayVPtxomEti2Xvf/hGjvnZ0uXER+F/V5wav9Cd/fwOvbMRGOQ&#10;ZApJWy5t27nC226Oj+vj3duQLOgaxiNHIgL8Vzvbnvy+t5b5ojDlBWL88fFdRKxFeTivsnfYtzhU&#10;K3qhpV/fP6L3aqfaaz09Mw8cgtSRZYIFNbKKqgRacvLCPu4caWcV06cHqMvhGcgEv1GhgWukpQGW&#10;ZzSvlCMYKTkburfd5+CyxNFhRc9P825d1nJSb60MW+DqiJG7d9rMCmgTdTrjWdzHrZc42a1r1rLo&#10;4WMoX7t6Ob5uwDZXu2XuVgn9euAwL751/UzzwH0+HotqWp+YPR+4UHzvbd8U06zZCn/PgiM7CvMe&#10;5BY8zLtyZNPnnZjL3tW4QX5+vr5shyr0/uKCI+PY/jXurlsc7E4omx0IKA1tGN2q8Pa1yEAvHGV7&#10;hwwUuYw8LypY1an1Sj9PPFoRrZtoL25rBU+3DPwaaKNs7RL7/8C8CYgylZZcmDMH/SSiTfDTdHrT&#10;dDd8SWKAP1NdN7cl4CphDCJsLGlmaMSHDvu6fA4/lpjyTy9bsryOU4SV9dmxw4zPb2qlLw2Xj8V9&#10;3GrhB++fadWaCDTUOVxte7t2jfP2CvFy2Nijw5UBX7GKGbY+uXTR/JpWW+3d0YvMGY9KjRklp/bt&#10;GjoAG4QlnMqxb9ayM6Pbd1ns8P6e/t+UlOZA/0nb46J9veMd3Y6PHKul5ySnPkFE7BnUZ4mDHTNx&#10;9B8MyMCn3byz2MtnkZ/n8RVz0MsKMWSR/MpCB1e0RMvNwf075w+19jp4HgmbWZ79oCTvUeGR3SiN&#10;0R9aLwrwT794DDFgzE4+NHbIWiIuPNyvr15anvuyIieNeQejLAdUPEZxDIV0CvQlixoM2yYNiXaq&#10;xZm8k1iOMmZ4GG7Mjx8saVgfAzahYaB531aiNF+k3rv+7efx6OR1nE7OmE8pyUk3FjducKiO7eZ6&#10;QTnbY7TiZyWPLx0e0pcp4yW1axz+rMtzYW3zuYnj1zg7rHNzWNQkKHlnnGbILT65d2uHj8M/qL2t&#10;bUctPUXIr7g0efv+eX7uoY7WIc62F+dP04qeJ+2LX9a0bpyt7UpX9yf7dmXhtbCY762JXFnbLrr2&#10;h2c7Nsl+eFXLf6E9un10QP8VNazDrByvrlpRJrGEWtnNq9F1fVfY1DoxjHkxyi+8tHrt9hq1lzna&#10;Rg3olZZ0RjO8NFw5GtW6SaSd7cZ/t3kYvgblMr8kO/abr5d+UGuDh+uLZbMtuY+1x9d2fNNje3Dd&#10;zY4uDHxP92yh+8q1wuSotevcvZfUb8RAyeoPlIqS0uL4j1pE2zte/boPXJ9N+C4rYVjZJ0v8f/kh&#10;kkxprUy3Ge7e3fzZF4tsrdd7OS35uM3VsEXXoyOyb18tzkqDd7KY+RPdpgJlHZBSbl7Z239ATGDw&#10;jPf/uKZxvbV1A6Ib1Jv+/ofhAUFHRo3SHt1HKJF4pODI3jB3zxW17K9NnQFBGJCH5orkXfsZhmZZ&#10;WacmJoK9x0eP4XOIcXffFOAZ7+8zr36DsLZdS1Oe51w5ucXLbZub86ZGDaPc/GL9g7bUD2bCdIWj&#10;NaGwWgETaSIihZJfqayK+IoTBg6PcXFY27U9vjJ6C9FHtgURCkSyiVSmzcZiU6mREYV3LaUJ7VvF&#10;e3hE+fuv8g9c6xu8t3Hrbf71QmvVZOZRe/kSaSABHkX5Z5o0P2bvHOPqy3gkhuD9pBW+3jFOdofb&#10;Np/r4rCsboP1jdqs9rTDNbq359fmW0koGHBF+f27kd27Rn5Qi6jjNQ3qRjasv9k/YOHv/7DQxenM&#10;uBEE7euLj2iHhNdRkTrSzx4P9/GMdbY/NGkMLaQJlGbEZGZC5v6tqGAfZNqewQPE5kLzK8w92bwl&#10;aszp1h/h9iToMb5hA6b4mcRc4O11IyEWFsik/YTbzJwb9R8fnmtQl+VghmdP1nzcdum//fvx7t20&#10;l8mUQ2ZJREpu4p44R9+VtZ3vrlsvdeZlnFu+PNLOeamjc2TjxriG4t29F9WovenTbql7tiJkiV5m&#10;wIhp+dEqa/vNzRrjWiFQdnXHThr0kvVyf/8Bi2rbh9rYb2jVihU02+vVn/I//3VVjx73L54zFhfI&#10;+GgyxLfvcqBOzZj2H9OUjP0Hw/39Y329mK9c7em/2Lnu3nGTtItn9rT7aK2VzdGhw9ABCMAjJk17&#10;mLy1+Ufhdeok9v5Cy5LJ92Kwp4QQfCGUpplSDuzf9GVvYrEimbVp2TqiWdOVnj5z/+PDXR9/cm7h&#10;fFT71DOH5zdusMrFZUtgAJOtW/yDl7r7XJ02S8lbC47JMjNOFekaRWZqaNEsCaOHEgVBnOT9jdH4&#10;bcTdR8XF+ckHE7d92yvk/T/EO7smNmgaW79ZiFOd2U5OT5au1DLy0PYBMuvQvm2dOkT8scaOJk3W&#10;N20U1bB+jIvbijpW0R3bFp7YRzFaSfHecaPw7UR4OK2p6xfZtGmUb92YwMBlNa3CXTxOEfxQYRBO&#10;JDBs+4EttWwOBddnMnS+syPUta1ZUxwCiY5uTFgQBoMOz2yClppxZeoMYhpnO9VArd3UtMWOBk2X&#10;f2AT51v31IiRhXeuE3JLjLThwZ0N9f2W29Vmrh8tmhYZHj288FWvqMCAOR9+SKzvriZNNtatO/vD&#10;Dzf4++0ZOTrv7m2cFUiEshvXbkyaQoA0QZgJLVqEuLpMtbe71vvb/Q2azXNwfbJrG3oDE7yIyvn/&#10;XmNTOwgjH2wayBaVm3vw6y8X/uHD6IC6+WdOIjFw1ik+rRzff5lcIwybLsNfRCl5e/fNsXckJODU&#10;158yPlJ4vgndBplgeXLnzp0didl7j2A34IDNlPksM8NZzs6dCe0/CXN2i3X2iQiov7V3H0KaLTmZ&#10;tJQHmKp+cWT/vIaNZtm5HJk4WeW3NLPU4t623UiGOT5Bj/bsw5uUevgIQTs4AaLcbOPc3ed7+oU3&#10;62B49Cj36qm1rvZYBFeGDnm4YNm2T7oh9sPrBu4bMzz52GF6H7sB1OOR4xpXm3hGuDKXX4iKibOq&#10;jeVVdCCRngHz2bikGHqUYCg6dzxj9xZTylMaiCmFH2Nz65ZLa9Y81quHecvWg72/W2TltM7F++i3&#10;32ZtjScaIY/GEqyek76zXdsYb69VjZpmPU4m92/hrduT6taL/aSDtn/31cmT5nkGLHetF1LfL/ab&#10;r3IOH6U2fPUSks7KzSuXTn/5zXKfwGWefmtdfWj7tjbtj4XOKk55VCXQ6D6Ge12scf3sxKEwT9f1&#10;jjaHpoyDugooipXOKpNe5u2rMcH+8Y52MDie1dwKY0p++o5mbeb4BqTERD9YsmRDg6YRbr6RPsHR&#10;zVrdi4uhgYTQpDIHUW4+MyOUIFgkj6G4KOPK5XlNmy5wcj47ZYIEUwkSxWYsvHMjpmW7xQ6emwYM&#10;qijIIhwx35h3Y9789Z26LvOvF+Pqv9kz+PA33z88dSRdMxSUlZIcg/Da5R27LQ9q8HjunAPf9F7t&#10;7rm8Q6f8e7dQVHEd7xwwcGFQvTU+QVtc/EI9PY99+33RmdN4AqmRZU3mgpzYLp/tcnVf36sXIDzf&#10;spNeXuFmH+fhttMnMMKp7v7vBl0NDV3g5hbu7XNv1SrGLwQ7WpNWXEz8G1GI83y8UxJ3MfsrN6UR&#10;MorlERGgurv4/p0jK5duCmqy1sV3rbv/6uBGR8ZOSDt9gsniIs2Uc/TgIk/vGEc3RrRwd7ftgfVw&#10;BR+bMgW4KEvlURH6p0wOmVCD4MzagXGTo22cExw9Ujdv56soBjhF5Y8p9eyJbX37rvWvv9YtYJ1H&#10;3eWd2jFFy4QmgJUCN0d5acbty2e/HxDmGzjf2YMxFKrglZRLp3HeiyuovGzPxPGr7e12+fs9C5l2&#10;dcL4zU3bLHd23fTRx2dDZmU/upunmTLQ18sMd3ftj3LwPNnn+7TIyC3ffDPX0S3Cwz+yfpOzo8fk&#10;pSQDaImRLGqCEy0/9/7WuIQBXy/28lth7xbvEbC7XZcncbGGzJcYU9lE2pgtpY/urg30We1gjaAj&#10;tSOTa9LuwsyUXdu3deke5xGwztplnV/dXf37398YCykyRuIBEwZELXj88MC4sWsaN1pv47a2UfMb&#10;YWHa6TPbvvhqjJvX7R07kJn3j+xd2rrNUhfvM4xQks1D7DWQWrh/V3iTJhPsnQ4sWWwqwWcA/6JD&#10;vDa/inTD/+lQUoGUtoxs5rIzZ+YSD+bskD1plNLHLOkyEWPS7tw90LPPGmvXXe7EauaSLKwU/V+1&#10;hbfKHz00XLuiXb9pvnffkpdDS6EBdBuJSkDyGvILr13Wrl/X0lIQdKy1oS0Vefna+at55y4TRCRN&#10;K8zPS4hlejTOx/l8n69LLl803H4A6aadPTLX3XGGm8PN6dNQt/Kz0nNvXClQUVIioOgpYQvoSDQQ&#10;Is3yZSKP7+aMO7cTg4PDPqyx9aOP8g/tB3PSa2jwpVlnl8zb0KrxbJtah2dMIxxRJrXLira17xjh&#10;4LD9h2/hwbz8tPQb1yz37mh5SG6kpuhIlJqFApN84/nD87mP7mDv0zTO5xcv5op7E+svJ5M23n9a&#10;cu0Sjm9puICk5v6wi5G1JUUvb13PeXAv79bNoitXtOfPKorzZUbj1UFHVelpXKcfPbDKwz3K3u7Y&#10;lPFUL9wgo53oaVnXL0d7e2y0sr4wdAS4pMkIbe3x47tXLuATw6Fecu+u5doNw+3bFZlpepADM/jw&#10;O/Za8ZNnhnu3Ux5fJ4civpzcqxe0m1eNzx7yIpPpNLcEYjOWZJ8+o928rT17CnL5SfmxzZnJj15e&#10;v1Zy67bx8jUtM4vefKl6QdpA6OWtu/mXrkCuWvrLshtXDA/um82sh+dHPJz5+Tev5F0+r92/m/zo&#10;pjgxIBvhBktqRUkeDyQ/Kku6lvHoQR5P5+Q83bB2ibczM2vnh/bXrtw2PX9qznyRd+G0BpkVC/0w&#10;CyApPqg946X5we3Ms8e1XDqrMrO6pE5S0pKVOEqsMdlXnHv/HrMM2r0Hhrv3SFvI2AdFvYRxi3It&#10;N66eGzlihbMzmvP5uTOzH13PKMmgC4wy50A3W8ioU0oEuVqyzdwSlL1n+tT5VjZh9o6PtmziGUYc&#10;IKcjUOr4meUJ2Ul09K3iG3fMj+4J6/MrTibkbYWs3aMorSgv6+5tw/2k8rt3c2/eKMlMBVS8wbxP&#10;CbvHj11ds/Z6R8f0AzsrirNKkh8VYy6xIq+8iG5Dl5ax22Jh0rz46tUMFYGJqCy/fdt8/UbG7Zvq&#10;GUkChoREwWRsBQC60vjicdqj27nXL2l3blqePQbZ2UQmEMpsKIA2ypLuhHu4sJ7r7CBsT8EPXMYD&#10;EEDey6fFSfdwuBXcuV2B00BgsEj6BYk80Zh3U3xn0pLuarfulD97ogYsc8Hd+1mQipnUWxBLSf7p&#10;U9qlyxg+FFsoxVI+7Id8uFRw8XxJKgGTLE2ElgXa/5Pc+mu/C7niYxcFx2ROf7Fl4A+za3xwpmnT&#10;I8vCiAqoYDnY3Wu3RowgUmXOv/37xX7fFZB0giqRpfSRkVgfcTqItkBWGcU10nGk2CF9BIK8nPBg&#10;msMox4S8MQ9pQ3pXeFDi3IXcJYcpBTEcJCeFBvqgzB8YPpiv+NshWgK6mIiB0s6OHZfHwzKGicii&#10;OrpAFP7KG1zJ6IxmyEl9FaVFTyPXrWnZcty//fvW7l21mxcrsp6WZyYnnzjINO5661orbWsfnT0d&#10;QFFgCnNziN9mTjni6x7oVs8rmIqSWnIqSp/JWhtzCS7j0gomIFiYi3lRkflCIIH4iEk1m3NMZRlC&#10;GyLJaREt5X8RqmwZmXAEQBRIFv7TZKYDc/AV6CJIqsB3IJaB3j1c/PgoPHgg1ttnk6PjmckTgFOQ&#10;JQszxXdVeOv61rrBW21srw0ZpRFhKlP9TJsxp2zEJwaG4WgUDKxjib9HrhLnorLEAwx2jZaWRpgr&#10;q5lAo15uiaw4BXXiipcIVjBMMkvQSO5MUxlzKPQw7yJEmNGXXsbuE/B5rhyYCCEg9JcHqIxyJIUp&#10;QQpi9aj1faKPEWRgyLOg8RpRjUTuqeyLvILMhWu01OclRenFqWm4XRDs+WdPzPZynlHzj+dnTwHI&#10;PLTBVygAKhIjAAlDHmEb6QaSiZjEEw4cQh4IFDEYgYST/sGqoC3gJxc2ZHZG4BbI5cTtYMatCnjG&#10;rWNHzatRGxfQs4jVLG7Nz37GVL6ahK18lMIKYNjUFC2fkLN7eycMm+dsvdjD4daaxWUpD8rz0jKf&#10;JeflZBP/DBoZPoRCUDmU4CVsGGKG+4UhoFtFq5kyRy+FG8sgE4gGZOOmFu8C3/aPHbPZzXu5k9PZ&#10;rdE5arhhOIMC8+QtM3EBUriKhEHyQIGgQtI0ylYLFWSySldKBRMughEhDpKFyQNc5hCLrZAJLVEU&#10;a3UFF0QEFZeb796ODQ6MdrA/338IhE/iI94sNAo5IcFQGPistAx5RRoohXOiCkID6rsZJykdWmBW&#10;ua+JhUM+KRTKsMusKWnEDEVEz2SZDUzWQJ+FyABF3GaFEJ4QMpMogF9+iAkpa74tsABteH7s8LKm&#10;TebVrLnDyzcmOGhFkL/4suwcwu3sN379xdMz+yBp6RSViAY+Q5LQBwTwc184WkIkoBZOQSfKH0mW&#10;QCY0DEXRE7SQE8jTTBIBW8kblJeTljh69PR/fX/DkO+lh+FdIgPPn9nv6Lb039+/OmW6YIapEgSm&#10;UcZoYXFOnlQYoy6+ChMpKSQQmMuf7ti+vF7DBVY2Gxs3imnSJKZhk3Ue/kv/IPE8TxbOLk19gmDM&#10;ozl5Bdtbtouqbb39y57QC32tKEFS1wq7kYGK0mlRVibBHku9PFa3aFv+NFXu6CILRiaOQGkdoJGD&#10;jEPC+MCrZvF4nWvkNMXAsBKzUVFR/CqlD89XqWc8UHWUnDm1ws1jWY0aRyePF8qheWRukHYRD3wj&#10;PMBnyQcfHB84VKwhDhhZf1OhHarIIVROVQcx85Msiodlyg1XlqyY7+S1qXXHosw0uAiO1sUBb8PF&#10;wEn/gGU4BUNeyBGxp1BM9JcgX0hXwCEAhykwSBZHBBXR0RhXOSWEkav+UKkdaamUIYMMBEBXi86v&#10;BmIpEhSVlUJy4qjc/XmvJW6eO74bRDMpvPjl420Thk2qWfPhyHHyPq4XcnVLXjvJaS8kp0ZySkSE&#10;Aq0Uwqlcw7Lu4NW1XHBbvPqqYbTLUCLvip0otCp1iWgoOrF44SIPIo6sdwfU2xAQjJWXn5NHQTjY&#10;C1RsYPnlSyuatV7vX39NUBCLauM93fe6OLLkLbFxg6jG9ZcFBe7ybZj4/WC6Q/RhykWfpmpqlDXa&#10;OngCNqtW+cMPNJ9sKggT/UdGB/1C+tFiPjJ0RFwNG5ZZPYiP5TsSQ3kdzOh48hwtZsBRMi1T5zRq&#10;VNTIuCmEB87p3VcphqSxTI0ZGK6AhB4UrYBAAgFMgSYIIaPY7dtLfDzm1vxQ6IqhEEh08HgDAATn&#10;glEpQHLgi9TIxQnPc9Agcs2AzBamNuAjkefl8TL0C1QCaS/fpTIkMDiXaxG5ktkDn6rIcUVvtA7g&#10;pQv/hiOPeEYJJRJJK/gsLrqdEL9t3OgdQfXJvxfpG7jQyX1Dq48frYsg7gtahlfgX5rDCWUYyO6o&#10;aMmg54kCcDJlkYVGybqsUkS7gI8+IywmOEGnZ+CXGrkjQknGcaF7LT3r/JQ56yeNJGE5hIsr4N7R&#10;g1H+gVOtbA5Nn0ZdCklqIBb+xjuEaKRfdOTJJ4MI6opCsSzBwyq/Ex19ctSI8PrBS9w9Vrp7xQc1&#10;OjZm0u1VKxlJGN8LSkRrREmJ6dqNLBkxX/fCIgBEWS8Gt0mJgKdsTxT4tHRCsGRutEGzokfP6A6l&#10;IClhJUBABFI/lwgQcEk4JSxMu3Ad0H/SUsEyMAtGMFJkMS2qxJ/LtCr5duXgntD6wWF+nrtDpsvE&#10;KG9DllBjhXbryvnQ5vXm+XnsHDc2t1TiFyhTeo+OgNaAiMIlqbV0EN+5gMDVaGg8sXD+tNp2cQ1b&#10;YcgLopQ1pPiIZgvvAw8yGV2It6RRyAiVe0eeoWnMSqk9HRAsdJ86hYYZtqQ65IloGtxWMpaGis2s&#10;OgjAgIV9jtR3pp6xxdSv2NKZOzt9uqxWrYQeX5F6DiEJv2Q9v7N10KB7E0IUkCLJRadSCawEDmO5&#10;pCelOoqnZfwj17rUA3KFISSpJ1a4SrLCKjaZCVLqokxIKMqkDCSM3gqpIvXF8fkhS5s0WufltcLO&#10;8fCnn5fkFlAQeilWEs8WX7k0v3Gzhc4esZ6BLFfc4OHNRM9GX79Ib7/V7t64LuOtnbd+1hNXDUAo&#10;v5p0MR4PBVUlTSpi0LEKrGBEKEEIRFCNMsWgzzCKTl90cOLEMEeXxR5eDxISeBTK0q08cMPTqp0i&#10;IbmQ5pDdlwSAsspWtAXpOHWirIjs44RT1MisOrryV5kTVEkOuSlTYGbtxdXLoU2CZ/q57x0/nvU1&#10;iCNerQSSAVEfoWQPARmfmILHTYG/AhgENohdgsYpDH2MIU5EFL0guFMpASEROoSvEIC8AmeUSTiH&#10;IELtfKRDKoUpfYmbv/ggkyoIAL/SGTrukXEVxZn3rzMPUnb9aumDB88ePWb0ESc7uJXnTTCsmleS&#10;F+gpdDDQwqnnzIRVaR1mC7+i7lAswxNiTvEmNREvjR0tbKiLIBySWbSY9hRXlD6/Rzcx8PM1pzDD&#10;dPtS8Z3L2vMnet/pKIRnMHCUUIQ5ZGWU3r+CHkEYg1qZSp/CF6DLM6XcL7h13vjoTtH9W2CVQDX8&#10;omlIVulOQap272bB3fPZD66Ba3LRUzRiqKhc8R1DLQLNIFF5ZXevGO9fLb93uxh/jmo1BUgXiLIk&#10;bodcRKGwj45KxIKINQrjR8YmNA0hNvQyydKiJICIIOlTDv1CxKF4p5mdKTCcO6bdvmxIvgcZFIF5&#10;CWBgmptPo+EiP13EM5aJ7ay82fwMfQCVjJJSi6VYmShgRt3hLqZfSU7ao+IbV4rv3WQFgZK4dGZF&#10;ngT+KVITwAUfOgy6TKAEUcMky4psrwAC0T9FEwBkPAxgWNrFd5G8IkyU1ZmrwpnoClx5dG5eBc4i&#10;TG9zsuBJugjTkU804RdaaUHyvaxHF9LuXeeXcsrEKhL5TdRwZqYo7JCQbMiIWYdriG+cQg/AwjVx&#10;i8wFK8Ck4XSGyhbBL0AuBSK34TONuS0xt/GMUXQZH+DcaAJ7ilxpSGHBw2vGexdLk65omU+kTpOo&#10;oKCUVYq0Kf3qOcv9G6Zbt4vv3C54eDft3o1nt66wpi//9i3jvXvPHl969gzqkiQ50ueMIrIrDKJA&#10;ZAAUWURmcYmmRyMDCoViJcQoXwwZgVxOma0DL2nPSu5eSb91qQSnLm8zCYOhIEJAI0e0PphCqHQa&#10;r0BN9BndwFhGZTRNhjcEtnSwsdRCGDm9IjsdQJyMpH+yboRxlKomFE5R5dqVU9CV6fbNHChQtGtx&#10;E9Hv2Ingi0+Gbb5SF2+A+nIivnlN5VeBOMU/gypuIf5TvEDcEajEAJTGQSJUQkOkjYpoRQ7QvWwK&#10;yQMcypYR9VVa9Y93wKci5V5xEt0k5PcP2ZR/PORXQ1yNgWoMvHUMiOhGoCl7RK5QDxhgWRpSfVRj&#10;oBoD1Rj4B8SAqOGiiaPiY00oBRjVW6zH6qMaA9UYqMbAPx4GxHmANFNH5R+lrf3jtaQa4moMVGOg&#10;GgMqwyE+NGK3iOSR4AeZURBHdDVuqjFQjYFqDPwjYoC4TdQzINdVNSYLmDVgYusfsS3VMFdjoBoD&#10;1RgQUVZheXDh8ovL15m7VpO6Ffl/W/xwNVarMVCNgWoM/FoYYDrg2dUbwzp1H9WuS/LB47KfqYpy&#10;+bXgqa63GgPVGKjGwM/BgMTPcUgkIZHnEomH8CIIsOzK+bndOof6Bc23c1/fvSfL2AlOI2zz55T5&#10;Lp4hylSCIZm4UAcXfOXyF9Ql7VVGtB4HqsK95Y4etk1UrqxUJdxRpT/6BeVXv1KNgbeOAYkTFv4r&#10;ZwUB4bWchOkSV58rYaQE98LHJZn3bt7fvZvlBvnytfIAEq7eOjy/5QLx/6vGCxurpc2yGOrIlo0T&#10;mjX5smatUE+/UAePuW07vnhwj3DuXxE3r7qItAFyVH19U9zyIisL9I6uKoQLIssrRZwKM6apLJQj&#10;vv1Ny69+vhoD7wIDEChrA16Nv5acJ0/JwZJ58+aNxO3scHc8dHb8mNELOnWe5hM8s1nrXSuWAwMP&#10;65D8GZ2/C+B+Y2XCvLSdJWlqOSk8bL69dfvo+o0ne/lOcfVkz5HJdu5zP+t57y6rdWRN0K8FPiMU&#10;Mof95e+rgwu+cvNN4aEJvEWTORBuXHNQVOV6T9X9TI6QjVJGvl+vvW/arurn/7kxgOaB+QCd4gJ6&#10;du16+LiJg5u3+iGw3g9e3iNdPYc7ug5y9Zjk4bsusNEsV7+ofgMxYaBwHSf/5WSaLLTlsMgKO82c&#10;evXqrI86TnLyCnX3WeoVMM/RM7Re07MxsexQxrwnS9J+Lcqp6hfSF3BUfX1TeKSpryZzqwrhotQk&#10;e/aRAgARx1eWvPGHat60/OrnqzHwLjBQVGZgUbZQLBZVUfHzcxdvb995K2HzgXVrL26IvLg+4ujq&#10;1Yt79Jri5j3R3efYggXAIA+r413A81suE+ZVzbcUlRaz4vXc9u0DvAJm+9SdaOu82MVnpo3b0i6f&#10;5z98jDMtH37/9XiczvlP3jO+cvNNcSsamVLL9e7ms/KOWuVNeUpflboY5lBh37T86uerMfAuMCDZ&#10;AFQCiMq/svwaN1E5mdngAbnWTInhK9HWxnn57Z4+VWcWnciBR9fZfgG/vIu2vOsyddtTpV8RzJRl&#10;ZdzflcjGPXMaNw9x8pzm6BVBsiYjCZQkdwef7xqe15Wvd0dVp/ynr6976yfv864uD/lkuwGe4Q5G&#10;tzE/R9EGfguVU4KlYTgxqo9qDPwGMKDLNGLgCX1XqQ4lyygb5pL/kIXYbJdZbiq7nrh7ZnCD6W5e&#10;4Z27YMvog7XQtmLbqovfQGveLQhiaMkBX1uK2ARbUnGQe6j45OLF+BsnewbET52OxBMgyHijMt29&#10;W4BeU7reQfzIiKMPOgKRUrpe88ZP3+ZdvcF88rp+XVRU9HDnrqMR60kLL4KdZE3oa+iB1TLtp7FY&#10;fffvjQHFoCT+kaxTKr2SeNbYOYuvFaS2ltxoloIHSbMbNp1k47i9z7cM1roXRadwwK26+HuD/nev&#10;D5cRniRRXyWBqsRysMM7sRwpp06N86sbUr/5MdmciLx2khVYNJhf6dB7pEqaVYmmNwWHcnhFL03v&#10;9JycnKioqAl1G/UNCHp85gw745CvlXRqYOMXyMw3haf6+WoM/BwMiFqhUtMxDJMFTxKJo3uUsz0A&#10;Wc0k/2empEM0bRo6bKKX79qePZj/0o0RneC51lnm59T1j/IMWZ0R9WCGNqKpIJwkLTzpJcnbR6Y6&#10;busnkwUqAeyZLZtGuvvOCm58c+9eksYLAvE0gcxf6QA8epNUk0WkwSM2h+aQYh/Albam9xcdx1e9&#10;E7MlxT3Z68wkzcsvK2aAEzmmt1HlLSRxYp6KxLu0dcvsVm3m1m0wzMnt6OJF7GBiICOJSirMArG3&#10;1VzGU3ySgnmVVpQL0jbKLhuvOUjNJ0okzTRiA8tshaR5JKsA33hZYYMy5RkaxR8pWiqgU1V2fX6U&#10;ceo1xb/xbfI3Kq6SeiSQT2GcAME3LugtvSARlegmKglzmYkuM+VaitgWQb8jmWfFdSDEwIDN9NZb&#10;qvatFSMZIAEOvlJuYeAzkkOyXPLnE2CgSIXOw0smJCuJ3ul2AiZV59PFOsEz6tI0SZtDhmHZQypv&#10;XZ9v8adF9e2L7fljmcbzgM6zb60Bv4GCKolfNY24BbKdk2wTmuA+J6RJe2FkkVvCGeZrexPR0xY3&#10;b5t8mi3AwLFQCH9+rQMCKDSUsa0VvQvYek+SBF/vJj456MQqc5LcvNyQDSsk3agIEzhRzyoPOWUZ&#10;S3J0gbZnB7vCzbd3W1q3UWijZsn79oAG2dRSpRf+KzLnTfEg8Olmr5p6kK/qeF05uWjGNFTIFdSz&#10;g7kZ+CFwlaFUsvgCIhO1vC7kzUk6UpmslVwqilmEI2Rny7d0UKYqvrJ8vRY+31Lxb1wMNSsnsOwM&#10;cuvcqRfXrxiePNbyshRJi/QHOeSVVaiojEh84zre5Qs6Al9RwSvakJzLAryQLlG2kgtXvgpB8hMB&#10;k6/2m9BfZ2Qhc7UMfCoE15SdserLXuPcvWP69v1Peto/pUxT3A+GpJMRT2o/KfiivJD9d7DQZd8E&#10;GF+f9ZNx4f7J4+MC6y9u1S7l+jW0HcEZmfBhsF/pID0IEOp9zXZyCGQBW9HEj9UzoKukkwpT1uVL&#10;cZOn7gxbwt5qdLraZohRm6ENmcBmnAUXtiQsaN8+1NUr0q/ucr+6k/2DbyXuRNMpkS2DUHJka5K3&#10;deg8KEnBpRWiQcmpOyp/qg42ipCu4tkKkopLahRplyQGN6Tnvkh9ej/j8T21OwN5oSXftRqbJMc+&#10;o5UasKTD6LifKvuX3BNYfjR99qvziGy6YTKaDWV3zp8d0bVbb0/vRe063Zo1v7ycfWRk44Bc9rNQ&#10;8fYyLqDZ/MYOOgYt98cuLzBckl9wc/uWC3HRt3ZsLbp7UzbY0dhcjG2ojAzoyDWIAEaAW9mQQnYO&#10;UiwA/SPAyXRvykyL+rrPeFev9b17U7IMdur4ccf9xtDwN4HDdm/SPqF92aRMMKDGAjiCixIzO35x&#10;RzhNGKnCknnrBjJtcmCDuyeO87BKny5bbv1ahwBfYcm9c+vS9m2PLp0HSFqi+FzUsyqo5DE6urT0&#10;YvjqpV0++/pDq2kfdTDLugMLu4bxmSuBtCX3DiSGf9VrpKfX1ODgJR07TGxQf66d61BH10s7trD7&#10;U6VMM2JyVxX8t15QNenjRXl4lTEebZlwuNeViziF5mkyyxuQaTSWbnl65XpiyJTwb3tNbNp4TIN6&#10;6wcNOBkTkZJ8hwEcmDHIyePJOEVvsnYm12xgf7TXlf+m96sYRCFYPvQ7b1rO23qeEUqNcZby/PwL&#10;W7eu+37gWE//Ga5+68ePL378kHGbDY/QaRmF2U/87XXj2wJfuFFOJXZkEyWI2WA4fez4vMB6k109&#10;xzi7LWjdJmH4sB0L5pzauSn1yV01msvuA+wXBhsi7BBrEAZtoxy1aV15UfKjlZ27jXZ02zZ2DAZL&#10;VZdVAU0tVdf/BBeyoaEIK1FTmQJGxWV3BbWDjMmcny26m+x5pDaDEJXNknzyxFjvwPEe/tcPHcTS&#10;0VGajVn2Kx1w571diWHdv/jOxXXFwEGW7Cx0Ttms49VBD+qdiCfh2bNnk4Lrj7V1nu3qN6txyxfn&#10;zslQLc2v0Aoz9i+cM7Nevck+/gu7d7u4KTbtxqUNodOn2TmP9fR9eHAfqBBpj/uoFKv1rbVWPHvq&#10;LLQYCirK9Ou/okeJO0zpirSPAZrOy37ybErf/uM/+GCeg+NiF/eZNnbTnN0GOTmFdvkkYdL4e6eO&#10;Zt1ju+FUNl9WGwdLb75FX0ElmkGLMuHVXmaC/LeGoDcsSPwMbE8jAdIyBGspqTumzRwSUG+8h8+K&#10;bp8+3sm272oLEbFMJPbyDYt/54+LQHsl04QskUslJccOHhrr5bOwZevFLVuP9/L5vo51rxo1RwQE&#10;rOr91cWtGy2ylRi6mTnbjOYmGj8HfM3LfOV+6sULs+o2xJ92fXM8vEAb1CN/6iO+vvOG/R0r0Ac1&#10;mEOZKsgo090jh84sXb7mh76L+n774vxp7hBzq6sEoOtiQsIU37pTvAIv7dwp/jQRer+mnlac/HRZ&#10;z6+nuHiNs3Fa2LmL6ckTRROK8VXPQeRVMu3p06cLmrac4+qzJrDRAAe3I3Ex+i5a944dW9al8wRv&#10;32nB9c6sCs/LfskWZdK0nOwVH7VjjuDA7NmWwlxkGowA80qb39LBXsBQHchXowMEKbsjQYqvK146&#10;QuajpW26Oprz6En/Nh3Ygm16zTrTbexmOLuFBdef7uI+y8VzlpP7ty5OIR+1Xty1a0j7DuEDBxXf&#10;uSuc/tbAFzjQGClPIfvVx68Xk6wGKGFnECV71mNmZmfePnliYaPm0/yDxwcEr/nmuweJiRp7QeKP&#10;IrPpb+wQw/MvbM/cjMxHV8+z19XLC2euxMVsGjZ8CkOzo9uyek2GBQfumjU9/84N3L20SNlTNFrY&#10;EiSozUDNV+LjRzq5Le7aLedpEs191Unyt+rrbwwNfxM4Cgk0kwkhDE9TUV4mlD/E1nFELavBjo7b&#10;J03SUjHQZMIFlOWUlW0JCZnlW2+Of4Or27aL3sIpWz+/lgf/JuB+xsuQ6/imLRZ4+OP4mtKoycPT&#10;J+lYelOUM/n7p46jsMLCwt39B4a6eM9x9JxQr8HtMyeLTMVZTx5P/6JnHyvrTYOH5J87AyqwTbL1&#10;MbK47MSc0AE2DjMbN3t++hRKLOo91MLxM0D7WY8gzcxlxdmYRbl4ekyiTeHHfj2vvWqSYFw4FhIt&#10;KF4/dvKE2jajnV22jBi2bdb01cMGT2ndaoKX3wQbp8k+nlP9fIbaO/R4/4MRjRunnDmr3nlrtqdu&#10;HwlCzObC/HwK51p27fyVDvCitlQWpmY7b6QtujV7iCft2Rn62aeD3D1HuXiM9PTfOnGy4elTUP0r&#10;gfnaaoV0hb5eHToNy/6RDHZMbQjHWTIzTq9dP69T9zE+wXMa1Bvq5hzSsd31jfESRUnBSioqTZWi&#10;mEIoixk1ZoSd8/HFi8plnvynj9cC9A/4gwpOoP/N+eZSZJqlpCBu0ODZTp5RQfUY8Qd5eLBeTI3E&#10;WqHFkmuqiBwzdq5/g3m+9c9Ex7DRNi+y9ls2xP2VjqK0lGVffRPmExzq6D7UP+DO6ROIXzbJ/XHP&#10;ARramn7nyJixo2vZTKrjED9osCZbH7N5YemuKTMOrlymvXyhJJZMkrL9MeEtaDQv9u+ZEoBe6v9w&#10;d2JphSGdnZvhX0J/3tKBtnXp4L6B7duNbtc+fPCQnUvCSl4+o4LXFS8NQ24wdam27hWdzaQ92LFv&#10;op3jtKZN8+5cU97j0mcPbz88cOBuZEz0512mBfktaNX8yPSpSdu3akVMEJtzhPTfziEao0Wc2CeP&#10;HI2LjLp97bp+5+2U/ualVMoE9p8EMyIfZH4EyQY75zy+e2TOnPA27ef41R/lFbDo+35Jp0+9eQ3v&#10;9g1kkU67VTP1MmqAZKVd4zdg02fdtsp78Ojmnv3r2rRa1KD+eE8vTNG1Q4c9u3SFVguJKiLhb3F6&#10;6pyun4YE1s8+dSLnRzJNHvjR8W5b9beVXuXSR4NFVBXJLr1agfIwoY0zLAkJiq7BSdBOCfObXHHw&#10;kyCzQru999CEtp0Xebotrxc40ct9euuWF2MjtdJCtJRMrezomBHT6gWNadY45co5KUQQrjbpVgWr&#10;klRRr8aXv601/+e38QTuWbBoQi27MFefQXXr3kXRIhpFgKGZ5QWGIlEmma+UndbxVhkPjBk+0tZm&#10;tJ1D/MjhwJ+HMEdFNfwpEFECeCwWotTAW6ah9Palc9ObtJzpU/fBwUOVRqLMCL+18Z1OOh4Z0/vD&#10;WnOcXUPdXIe4OkVPGqey0mFaqh7R6VMN3/QUfhLc4IJn2gid889gzElLXxjYYriLX8opAmyMeaLw&#10;MTsrztEHSUlnT59OunsXV7PonoqS/5Mepfea/vk6jEt1yuecYyrLZ8d7pTAge5lM1HKztk6YMC2o&#10;/lgPr+Vf9swRuVpGlJVk9oKkiHKUA6nC1sx8YBfJHIdeoLi/2O75dbW+vfsy9soMoXb73JklI4aP&#10;qF9vjIvrtk6drx3YXZaVAi+wFTQxYMTGADL7BAt4XOpwCqorCFkB/zjjXkVVWOgLNnzPg6wQoVpF&#10;bgWYFz+MiFMGRE1LKyoStL86uIPIohDOt9Wy7Bu3t06aMcEzcIFnwJK6DRZ3an9ha5RWkcWgRz1s&#10;mp56+exgZ5fV336rdoVne2IZxxmyBQhA41NiU98WOO+kHOXhkp2dgVN6RVelMGfYUZzOQDNhKoxQ&#10;DXNprrk0n8AWxSyQFnTFtRzl5qzrt1cN7x/asf10/4AJNo5TvXz3TJyUfvNKXn7ask6fDPXyXDtk&#10;oFEoAXIVnaGEWEvQo8IvaZV0vuIdhph30sgfFQoAp6Oipzq6z3Pxmv1p9wyMOAKwpOnYP4BnNuXl&#10;7AtfuXfuvPNr1x1evnRx00YzHJ1mOrgs79LV+PI50yK5xKopCqQJ+iG0J9uXS8xG0rVLLCWYE9jo&#10;ybHjiDICj6kRafO2DupiwA355JNxjg7ItAlurj8E+D0+dlQoTiW3xILWlUxQqSb1hFk4kEt49qST&#10;hSHLzoeEfW/tuu6HAVpBLuHHSA15jvgF5WQWl5d+qLFGtLsfHT+rLbgl4Wi1u7f0e35u6tlzz/bs&#10;3bMsbG3//tMD6y3wCVxWr/EoL6+Qnp/e3L8TrlakqBUyc06lIk4VSYp4oBSGXKENrjmA5WfB8Dc8&#10;RO2M3oIx/Jd5OXhNh/v6jnByHubtG/Z175Srl9m1nu3IWSoiQ4bCqpCxgk1HFZUj1kRCiUCQ5qg0&#10;jNKolOu3tNwcrEPxTsiUI7fS4ybOmNfz20sXLhhKoRlpIO2kzfQEW5b/DU35s1cFjpKSZydPJc6c&#10;Ma158yEuLgvatFzzeddrBw4VyRyfcc/8OT0dHaB87BFFLgzZhjKmuQjTRscHLWg+BH38hg8gBGNm&#10;tUSiLO1Z+s3LD47uOxm9esuMqVtnzzi8akXm1SvSGAnR0QpFMxdxxMGnJOBQW6jQa0XlRRcSd0V+&#10;13e+h//kP9ae4eS+pNMn64cMCGnYeKiH94mV4YQe5BtLkWO8KQwoat8rqagEGmVCuu8aVcQj3diz&#10;Z6qnH0t0t8yaUWHA9yv73itzQ7joxaVLoxo26/PH2lPd/EZZO491sA/z9p/v6DbNPyj/6lWojDUI&#10;pLWkCawOgGiJvBXSlYkzOZ7fvzO1UXNciJc2b0GmqaUTb1OmKVljObt183B//zC/oIVefv0dne5t&#10;2yJ1oxu8Ej70jn6CT/0CzHPB6/qppWUu6Njtmw/qPNi2tcJUpMKh1W9SUOUBk/L6q29/+qv3kZIu&#10;r/UhUJforrKs0GLOydoyM2SMf/259ZpODAwKDaq3LKDuSg+/yHqNFwcGjnB3md/x42f3rhfnZwEB&#10;BjusRNCvJNM0iKDj1GGmzKrjXdMJTjbkiapRVV5WdGb92nEftZ5h7TzZ3Wde10+v7tqJuFOuGCGb&#10;H8MpwlfHmwoe06/ROEUZLjemnL2w+Mtv8dg8Ttxlevoo/fKlnBMnT8yYM8TFe7RHADJNH1CQ4dTO&#10;SfUwnSryLXyoiXIJOKwoLzmzfdOM9u0mubpD3hODmq4eOy4xZNbUJk3WjBqmFWQTfZlqLruxb0fJ&#10;s0caSyvER6flmUw5JiO65W/5QPCKlLJY8h4kLejXZ3yrxvPaNpvVwH+at8cEd5cJPj4zW7aOGDr8&#10;+Znz4JeOZqyB5HRU04+EqzGoFKvIVXq2OClp78yQmQ2bTPfymevvP9XVdXFQk9lBjR5u3Io0UImC&#10;RRQUENKp9PZKveEVperE8E7RRS6C1BvX5zVtOc034Op2RIGaNlKMI+BVmF7evLXsux8m12sa1rr9&#10;0o87Tff1W+gdEOYVgIcB9me2iLE1x1QCRyPN/ozXoEHG4szUJZ90G2PvHj1jJpSDissHhsbbahTj&#10;CKaLsbRw3cjhMz18Fji4j7Vz2jZqZKXVo/QEnRdAqgglNY0LnuksaJKTSEu8CvnlxWdWhPf7/YdR&#10;WBkVqJ4mpL1WWpn2jXcBWNeI9M6pkmCv+qry7+vaVcmMJCzQLKn37y36of/3Th7zG7UkxgBlfpan&#10;zzx37/kubgvdPJYE+M/xcB/dotHp9au0gkyToQhogVM3RYlvx77jREKKNfdKF3pdvW/rPvAjSZBC&#10;hAIaytQKs4ryx+fPrmnzyXSvoImeASN9Ahf0+PL+oYOyzrmctCwVAqSCXOSb7o9Fn1crMmgOfi2Q&#10;mn/37uLPew61c+3r6IBHC5fmko8+nle/yWgv31Xf93t4+FBpMfaRHILwV3oaZPa22iUGsqmcQCAm&#10;tlAfX1y/tG9O6IxmLeY5+c0KaDDDy2+Si9uZ5WFCKeaygycOT2/ZfPLHH8VOmZL38AFQwCAM6FDg&#10;b/mADcVALjelnDs7onnjwQ42i/y9N9QNXNak/upWTVe3bjUzIHiwl0/UqLGlj5/pKhYYLikXJ5TO&#10;0XQVAoquowuIb8d2y7h+NW7c6JF+vjMCApd6BM+099wzfEzWtWtKKRL7jsGChzkh0SrGAUt05bvG&#10;ldiNRQVre3w5KSj4zrGDeM9QsSBC+AXhLMGxeDyePM28fr3g/n1jWuqOr78dZ+88yc5llIPr7A4d&#10;D4QvL33xlKBXkSGKdHVUCBXi9iGkOD97eZfPRtu5bZg6rUSWBfOkzAK/rYM453wV337r0KHB9q6z&#10;7d2nO7rNa96cCA0QSmAogEj8hh5WpDxRjPjYR3QTHIderbNbtmZKP3EsxN1nor//nWMH8k0FTEbr&#10;WrfeNfonowz4ATl/KdP+eouAhAdovNBJeenzWzeubN12PS5+8/SpC3p/OaRBvfENGkwJCJhCJIm3&#10;7yJntymOthN9Pdd8//WZzbGW8hKaWWBh1liUNP2E2ACp6vjrtf/tv1IXmhWMrejcwswydMv58vy5&#10;eV/0nODhv9AjaFwth3ltPr6xYysoFyxZKvA2Q0U8KgYpB2SurBIy+YiSZig9uiiMXLIY3aH+gQTE&#10;DnVymVK/wYpPPz+5YnlByjOZgVKHiG6dQcgdLZD87Q2qLEGoFHvWXJ4rywOBz1ySm3V6z+7FbTuN&#10;t3ElmGeOp8/Slq0uRUXk3bieMHTUbE+fCW7ufaytwnr1LL5xVZheMfpbA+gdFKQ7Qmlm+fPn0ePH&#10;zm7depaP34qAoEUtm86rFzTPz29F/UZz/IMn+AfFDRqavH2nuQDFU/Cu0zkQ0fuMoWAeG5Ysr7Jg&#10;liGppPDJ2dMRU6dEf9Rx1AdWYxxccQHFTplweWOs8dlDlAWxLHgTCYK3RLQIRnRRF9/1IdCXG9b1&#10;6j3My/vKgURkmshVADEJ1eZV4PiFsGRCH8Gbo5nje/fpb+e4+OMOq7p/3tfJ5Wsn54i+319Ztjz1&#10;FoFbAj/UixEtlwzNFZaMp49I5B7iV1+3PQ0M3ap1b6tdECE+HLSC3KfP53f/coKz91zvAGayzmzb&#10;JVP3ah0ffQE8ctBTONdFtpAsy4yGVnnTRLR0wc2IdXPcvMY42E/o1O7C0b28XKjGGvTP4tJS6V+Y&#10;EvqvGnVUkfoH98DbX/EVSNUwYwW2JEOG8I5oXqIdlJvzc5OvXNy6bElY/x9C2rUf7+M3zcMn3Ndv&#10;ppPzKFfncU0aJYYteHHrCm/LfI0qB9xWsTlQ6RL7baH0J8thwRTkyClLNogxRAGrMBeUMddvznua&#10;HDVg8MKARquDGo9zcJnUovnhlXifeETQhbYGISHfpP20WznXcwhu1Sz39+wJbdlmnIPTAi+/iR/a&#10;LGnT7kT4inunT2Q+eShmLNPq0l6ZdOdDsKfigemzt2h7QqN0ik4ZxnJDCQ1Sx52LZ5f16DnNx3eu&#10;t/fYmrVG+vvNatUm3NFvWWC9eR4+462tx7s4rvq82/HlS/KTkpgk/kmk/UZu0hHEidM6mlmSnpp8&#10;7PiGYSOntGy78KseIe0/HuvpSZD5Yt/AOd5+M/0DZtSvn7Rrv5aZq1Ma+Oek85BpBG5BgYp0KVG4&#10;W54xmU8vmDstKGhuYPAkD/cRjvZTfTxxSG6eOPJ8RFzxXfzzglD0B8ZiOpLn3zVaWOlTnpVBtO1I&#10;f//rR/ZLnjeRpVI9MBRqFahq6rvoGJnmklMREQfWrDY8e6IV5FyJiQpp365vbavBVrZjv/jqxdUb&#10;sB0tAHdgQNd/ku/cmNKw2fy6TV/IlKKyPcUeeWvtEk5H4gJwkfHm1j3D/OqOsnea5mAfMTNUhglw&#10;zxNySqyvDMoKsdxBDArXIdFT0s9v2r568KCZQfUm/fHDWc5O/e2sN44bQzYGsZOVjiGansj2P52K&#10;8P/0ISMRmsnraVunDZ13oAqiVQlXBiD6V/f2KzRbjM+eHVi2Yl6vr0e5uE729pkTGDze1W2Qg8OU&#10;Vi2OrVxSfO+qyAqaxEmTeRf5zEKe169vfVv0A8wwhUKnAEy9YAM0IpSZNWPK4+LqVYM9PXHOzG7Y&#10;cIKPV9KREzJxzOyxmWBWmQcXZEHR5UJXDBNadu66vv3Gu7iHuLvPdHdnJcv9xL10DrSBy11ITvSf&#10;Px00hGHlVb1vq1lMs7JcHeeDmVYJkyrEGktZLGHaE75siI3tdHuHuJ5fhH3T60sb2/n2XqPd3cc7&#10;Oc5xdVrm4zHNw/kre9t106ZaVAbUtwbTWy+IAZARXOaU1VJui5b/PDXjVlJ26pMX1y5ejd6wc9jQ&#10;eU0aTfB0mxbsPzrAY1hw030Ll6fdvS8UysF4zdISuTKaK4pLy4txywgvoK7xh0iPQzt/8HGf5e8z&#10;z9NjgaP9CkfHOY62U71dvveue3zleuI/QarujpMeFRn5bg9sz4LnT+d26BjSqtWzqxdECCOJqdss&#10;REuyWgFDvnJTuIirLEN+nph7yL+i1CMH13z+xey69daOnqjlMDMv+iruQbQgXgf09CcP57ftiMvl&#10;1u5EprSk/Ldqe2IPScibvigtLXtez69GurjNcXcb1e0L08t0hBhcQMcAjDQB8F91EDKNe4z9F7fs&#10;/KZBs+F2jrPtnMNdPMIcnafa2s2oWzf1+FGZ5kbNUFo3JYgKqoQbfApb/1hfo6XcQXd6XW9VKipA&#10;wMoqmSmAx1FoGSgEvRTOLcx2YeQKLf/ps7sJ8WS2Ca3bYKl/8BIvnxkuztMCvEJaNlw+efrB2ISU&#10;2/fEQFD+DV6UAfgdH+ShklRUwK+PzhZiGoy4+BRJAD6pCzIjZ04ZVi8oxM93fd36Id/8kHH1prTu&#10;1RgnVwpnpeq1lPOXxgfVQzdYXr/+wX59kx89ZARiNpH+kreQahXIb2XZKU+mIFxRot4db6u5Uimh&#10;xTLFL3VLfjBaA6VYDCwuWBBYd0Ytq0sR4VpZzvnYqN0Tp6z97puIz7ptaNF4rr3VFLs6Kz/rmnzm&#10;1LtH/9tq7p+VI90mLIFfo+Du4cNRQ0bMrNdkmrPPBhdXtILZn7S/c/IYmJD9GkAPXhz+lrDmHzKV&#10;QUr1E+xsenhozzgPT5w2h1YtPRK5Om7cqP4ebuPdPb6wcz+0ZJWWV0jHIdPgOGV7vnNazcNnlvZi&#10;WuMWEd/1RwLk4raldy3AoBUSUK2kASABOuIIzVP26ETWFbD/IVP3OEvMLC64evNWQUEBkWnymzqq&#10;WB5n+84p00bWcdwzZSYPq+VgIAPKfePjVdmVONG/YvuI7SA9g/ZjyLh2bUJA4Hxb50le3puHDysv&#10;yyP3F252qs6hciWRmJShemEQFeaRk5V15dKlic1aT/i3D5Z4e4d4Oi3zdZ3taBvq5/M4asMbQ/mW&#10;XkDGGQqKc56/PBQXO6HjJ0NcXOe4eoa7es7+jzozbJymBwWs+/Kzc3NDLqxamXL5YnFedqkFu8BY&#10;BoMqE1XfflHUj3d8CNrLid+QuQ/Wwx4JXz3UN3iKTzDzHSEtWhbee8BtCd8XHy3dVFImmoKRRXN7&#10;fhgS+qHTPLfA5YOHppUUvGMwX1u8cCukAJDKuapMCTFMCLdjsMy4emNV114zA5s+3LWvogwVWSsw&#10;mHIys1/eurd62qyoOQsKX6aQ3Bsb+bUV/IZ/AGhaTa9I34GIjIwb8QkR/QdN8fUe6+E20tNzTsdP&#10;7rPCF3ZhkQtZSpQnB76Du1VkiJKH5aWPTh2b1qDxxv4DNZmpNxpePjkesZapFpS0wtv3Bb1qXBMK&#10;UDbgu0YJ8bJ5168RQrZ52GiG4PwKUz6R2IbyUjayQ7cEdok1peNRRNg4oQzBZSkunj5oQMiA75+x&#10;mrUwj5+QZRJqq89tyaMyRcgnbUGm7Zo6HZm2Y/wUyISMVRL+9ovm4gU16qjCCd+yWcojHIMbHVNT&#10;K0p7gb99tL0dnrGp7t7XNyXA6biadR1DV5ZRmehNTt0lRSHM1J0KXxPqHTg9OHCAt9MQF9v+dlZf&#10;21iHfv1VVV1/5wsIQaaZhAZMJY8enFsVvrJb91FOzixMG2/nNMPPF6ob7ub8nZU1oTKbB43YOTf0&#10;1Lp1Wnqa8fnTzIf3hURlDfI7h1okqJJWyiQ2a6mph+YsGOEXPNvFdaKPH1NpZenZjOiooLpfDfW+&#10;JC9zX1jYSN+g0Mat90+fnX3vPjMg7xzQ11SQDQmpJKLC1jJum9VKF2WtQMDl5Xd37xvj33Coq8+B&#10;sKWGovyySm0fXzNrmhEJFpLAQNWvKf63fVupvjBvvgXtBOEGm5vLC3KPJ0RN/aTDYBv7SVb2zB2c&#10;WrzQmJ9WwIyOsiYUTaphQLw34sB5dvP69Dbtd0yebiiRmTU8Nkx8E6KtFRGrL+MFWIBKeFL3R71r&#10;pECPZ+Pjetg4Jowej0zTwWbYUcJD/xBpLCF5qGliF5gLrlwZVjf4Oyur8XWDY8ePqcjOwKD60fPS&#10;BGm4OjIM+ZvGjh9aw3bTyHEggPYqlfWNm0VhvFNVi16FCCULWgImrSiWarbGtGLAD4Nsrac5ugz+&#10;jw+je35lTHnKOvdigmUINRH/NklHBDg5Xwleru7sPxTWvuuhRQuPJWyInTVlzdiRG2fNOrd/7xsD&#10;+pZeYExBvVfKDToydGd8cfbksHZthtk7z/T2D/H1H+flsfTzruG9v5pUr/FIW8/e//P3cxo0f74h&#10;dk2/QSF9vy958RKEyfDxjg/dRYnNTEiDDBwYcTk5excvJsprgpP7CFffS1EbGXKYm0YFYoYBF2Ly&#10;pfNRw0ZM69D5+t69huIiBG/F24uhfdPmFqOByESYhGABvZC6BAeBc0UiQnAW9qwc7OhOeMn1+Bid&#10;ApXaKQ8j0PiErt603t/C88obI9IG3qGD8iwkXJJuwphipiZx8uT1bTuwZnC0l/ue+TOMqffkR6SA&#10;WaY+YTxO1iagyRRn50QMHHk7YTtYyDCzhb05W8KnK1GIvsEB3mA3XYt4523XTI/On9scEvrg2El6&#10;BwNNelYEOGYmpKa8tXpfm8ozkp+mHzh0eMIklrIuc3Gf5+g8ys1t4/SpJALV+1r/1GHWr/MspYnT&#10;Z46o7RAzeASiG5kmZPDmtiel/bhYvoJMfPI3d+w4nZCQ8fARNAiSteKC6B/6TrGxndOubcT3fScF&#10;1t07dWppYY6MQaBUOkLkLzow+Nch5D5FH42OG+gdeDwmhrhpwt1E/YD/fsX8GDRQRjcRE5J3Dtlh&#10;KIoMX0Y2s1Df4IUBwXPatjI+SSrJS0++fOnE+qgd3/Rb1Lr9zFbthjZvtWHaTGNGpnCceBPf7SFk&#10;qmbqMeyLJBc92DVnPXm4uGMnclKFOHpH9+lHV+WoRU8SvJSdsXPevLvR8QiKgpxshiEywNNv7xbK&#10;15cuugmOu5y80tzccpVsBIea+Fi4bZRVWgg4nMQHV634wdFpUYNGz+/cooGcpOwortAdoL8e9K9v&#10;18/5pVLoKJuF9kJpcGaxSZJJydKw8rK7O7Yt7dVjQv2g0R4uC1s0OrFuHVYAXYxhnmEolqUU8BBh&#10;uiUlm8ZNS913jK8YejIAyw8agwU+NFQIgNF5DZ6FT38ObH/LMwIYAGBRlhsJXVCrdFnaxwwXXA14&#10;sJO5oBxFyJKXmbV22fKBDRsP9vAa/mGtWXVsptSxHurqumrEMBnafgRqpaxQd7A9TywKw/Yku6Cp&#10;lPBR5Dz4e2OQq8qvKlyXaetHjvqhfqPv6zfdPCM079yFzMRE5qMn16ixP3KVsSxn0Q99Rzm7H16y&#10;tLgoD6FWxAijuO4vZdruBQv62rpc3LqDByQsVMhWEPPGgL6lF5SqjElQgq4F8iVWmTjGsqLECZPJ&#10;jDHRyW1ux/Y0KB+vGyhFLJvMaecv7AoPv370GBYTkCPOdHJ6SxD9dDF6d+DSVGaI+KDUaGi4s3Xb&#10;JK/AcK96y5u1xXYulGwtYFM7Nn/xoPqNy67f1HLzS4uhB1ks8yviGR/snWMnwnp9t7xzj+1DRp1f&#10;tyH55lWCFpjiA4EIanJTMAdaXJK9d/H8mT5+Qz7pmHTqBESE5g/v80CJpAP81ejkp3vl592VwABF&#10;5MAvpxxyxVBIlyAZ2JBCK8y+Fhc9t0WLGa4eP7i6Hpg3V8tOo/minPAwtGli0jsnasjoezGbwUIp&#10;C3/14ogCFTkpgxzg6KXzqRtHPw/AX/gUE5QIVYifDmIiLacoN/3e7cKrV19cv5D56C4+doDWl+cA&#10;z9PHT24cOBAzffrsT7st+/KL6KGD7u/dZcnLZn5QJLA6quDXAcrXyi6sXDXW1jVywFCxs8GCzDG9&#10;MbSC7h9hhutKVbai/OLmTet/GDS/dacZgY2WN28zzcVllovz4gkjijXDnStnF7ZuO84n6EBsDF2A&#10;cKClnLphoaNXsF1RcS1izWAbh1PrN5TixqYHeALu/AWAvnHLfvqFihIV7wwoArVgFmBEdqWkLPmy&#10;9yBru8Vt216Oj5YVtGrOjuAQCJTsQMwLQEX4r5gK0cnppyt4S3eRSGKIyfQRtclIALNjYJITOar/&#10;kOUBDVY0aHqUxZLcx21VVLKoy+dzv/pGy8oBtRIRLTxEI341fxTVX953YFL7LrMbtVrcuM2s+k2n&#10;tWizpv/Au1u2Prl1zcjiU9qC/kKwYurzTVOnfelgHzV6lJaBaS98wTJ8Jvqll/4BDwldYaRnqhfi&#10;EppX8Ugy4SMRWSgzZDMWGYXqlXQ/rG8/EqWOb1h/47ixqefOSgI91Xf4xwsKc9cNHrZj0jRNovug&#10;AUUJxP0pNmJoEPJVBCy89u4RRb2oJQABy5eUFm5bt7pfvQYjvXxH+PrM+qT9jgVzDWl0n5jNOoTS&#10;ENZ85WJs0tGcQC4GHTADrMCsDh1wLnGk3o2Jm+zsHTtkJOVgqhPmxL4Mv6BllUX/CCvcYb5PcFhh&#10;zr9waWb7T4a5uc/w8JjpYEsCgYzku1gNJ1et/Px//Ousz3rkFyCfBVRkGnjm/PEcwclFs4ba2l3b&#10;uFFXG+hlc7FE7/8CON/KK4gJaEunNnArFh7tlHAa8+nYmO9sbMlEPSEoOP34CbygHMoNIoYq+pJ0&#10;B6hRJPdWgPkrhUhFyE66HtgkqlPEGho+qx7IWrC0aasVDZss69kDKmLUS0/Lipk0Bb2IRzBzpEUE&#10;quGVf/dxmK9rgkBeXp7z7ElFVmbBzRvHFi4eG1BvhKNr5z/826RWTXfPnJp66jgB8wqbWsrT53Pq&#10;NxgTFHhk2RKZHcO2UeMjivLryv8t3xclSnm3IRXYQYZ7Nd9H70i0nmI0YRNmACss6fn56dEbNnzx&#10;xXBPrzkdOh9dEU5AUUFpWUYFwR4l4f0GTGjb7uV90t2Ts5u0LOWi44m9IwTCwR8Ra2D73ct/lkVD&#10;hjRBwowt5rQTJ1Z07Lw8sGFkvYYsA/nB2TliwoR8ImzxgrEtNQupS8poY5FmLNBMOZJ9SLzuylDS&#10;YZdPvR/179ieDzduHmfntrbvANwppPRX5PFLurqqgh+Xb5ABo5zZTyZc7ly7GDFy2CQnpzkffjjP&#10;yX3vjGn5RZlE4M+u13TzAAxkwBd+/8lYjpndWv9Q8wNi0qiFFVzSEwROS1f/OgdZKjAqC3DaqGRW&#10;gF3C2lOhDXP+vTvzP24f6hMwwzcAjYJ25Qpq1KArSh0PMWmjLiRo5d0eICrp1u2z+w8cjI3fE7nh&#10;6a0byLQSY1Ga8IlpXquPQrx8JzdqeJ0V7tyAUWS1mvhtEHqMRuJ7URt4vVsoX1866ccZPgj4kZgf&#10;Bsfy0psH9rAVS2TfnssD/eZa2U6qW2/7ypXPnjwpKmb1VMXRr78hydKAAP/TCfH4ZigYlQDGfX0N&#10;/3i/CDvTr+KCkQ5i9keoy2LJJntYdk7S/iNR3/Yf5+ZL8OTh0aNLD+xhUX/4V71Zq3tr704Zpth6&#10;CS2jhKmHMuQbaUxkpBXlTTmHKVqNtsg4XamARhmL5ec3PITqX72lX1d+Ur50iUAtp6blZmffuHHj&#10;1Mr1IQ1bsq5zbA2rWfXrn9wSh9P87KF9i/p8+/jCecggj6QXcBBqmvyTWA4pnmxMxhL4DvJA1BSg&#10;jJpNjw4dG2rttLxrd0N+Bq4JKmM4eFsHdTELA9gqpxXAZ8VNnDT4/ZpDalqNrN/o+v6DdM21q9df&#10;Pn8OeLLaVNlloFEuSkoA4/qho3396o+1rkEc9Z2EWNCRbRS5rfJhvD1A31KDsTFB/sPrl5f06DXV&#10;xnllw+Y5Z09L/lU11EI6XBGHL15uZTG9pWoFXWiwlMYFGhefHPn5+VfnzV1Yv26oTZ3lDlahjtaz&#10;WzbZF76cR8RwLzas6zcUV+pcJ6+Yz3qyTRPK5NuC503LYciT7J+gCa1SEbxwLf5tmsKVfDGxf6ti&#10;P5QXk7m4OP32rS3TZ4Q2bjrq/ZoL/f1OTh6zf97kZW0+muLiEurmvrBRw0vhK0qePwEP5LF5U3h+&#10;y88LLUk6CsEXvnRwAs8Sx1WoPJ+oQHnXrm+fOn1Wu/ZjGzQgsz1R94sC6s0Nqnt09TIIEPyi+YBS&#10;CBWFTbaREh1BMC9uCoQE/jp1Qg38IHNMatXbm+IECPVXuNAPvr7SBhHLIjQ55Se0UNyeZo1I77jJ&#10;U9Z99RUZIBe2/XjP5Glbvu7X5z/eX9Pnm7zb1wUWjURjeAu1PJ7/0wHZ49eWfEUIHCRd4Z0kNKUF&#10;bdun3L9VghqrpPabwv+651lMrTuUwJkO/d1t2+cG1F3YocOlyKjyzCy5j8dAyBjdF01NuJLSuKOn&#10;QSt49GRq+24z7axR8A6FhuDcYR5OQvqlHZVIe13tf//7MmXDcIH2u2fP9OAG03wCV/X++ubuHbQL&#10;wiBLDP404CYKF8ECUb0tCEFalSjTyyTWOikpaUxwvQle3tPsbRY5O0Q0CB7v5jyhRdP7u9n6ENyZ&#10;40eNYnCZYuUw0TfwemJiTvGvFluLu1gsZHH6CQGwEqTYgD4uNAN5qNgMuFCYVx4g9UilcmJ+cezY&#10;hh++H+vr269OrbFuznPdPVjJNdPHa5itVX9bW5xLppxcQrrfFp5/C+VI14n+aWb6Q7ky2FeLrQPR&#10;vSTToFKu2P61JO/uzV3z5kxo22ait88MK/vZ9o4rena/eGiX0cJW12Y20gUr4BP2FD8wX5AHSgXC&#10;Ya1WJgry+QEahbQo9pe1nZKl8FdeO4pC19JLllrVb+pTPoCHHT+Lb19b0bTl8N/XGFXLYeC//O8F&#10;Lk5ja9Vc1r7tw13bIQdkOLO3xBjzvGxTrtw+lC/v86HmOMtfps7/qMOk4PpJp48R5Y5YQQz+Mvj/&#10;8i2STAKnmP/MyIu8shRevrysSYvj61bp+mwx8xIKEqbmRMYWiW9Ebf1EiyVXjDk7J2r0RGJEB//x&#10;jyOCA/fHRJA2SX4i8I0/v7EDEwmCgRC00qK9Cxd97eA4yM6JDVBu7T0ArFCgaK3Cvqxte5vx7fQn&#10;CJFBUOFE/8zOzj4QsmB0wyb97R1g8/l+XqE+XqFB/uEff3Tt+L7sy2fXf/vVGFvrCbXrsB/iybg4&#10;WVDzKx0gDTrRo98hiHyW+IiOACIxM+SKFOXCgGBXWFpIFLkHX/PVXJR3e9/u9d9+N8LRZaSN9Qxv&#10;z5HWNac52rJgbXxQYMzUqagEv1Kz3km1iCBkgsKPSDemdlC9UHRhZwgAlmfQV0Ro0ory2dxz76ol&#10;az7rNsfFZa6Px+TWTbavXlJSmsMDBOeDPXBLfhvQKkYEuo5BMmBzcof7EoytU9Qvaor0oDqq3uYb&#10;JXMqNlAyUziZhQO0pMIg4Tqm/WtWjvcPCG3eKm7YyKi+A8d5OoR4uzIuhzasf3LlsrwXT+AdXE8A&#10;Bh4AG80NyKUlSBIEO8IhN3d5z68IWbyzd7eIQZNImbd1gCRdpgEw8ZMMCs+PHp2Lpb89nrpYnsze&#10;CsBCd2AQq9AjMd5xvwMfnM/G8QJoasaJGTNCGjUikHhO9y5M5soifVL8Kmy/LVDfSjkyC4UmRiOg&#10;GUPRwfBwtrlfYO8xtWGzsxs2cFOtPlNCTwLG3toei4pwKj+gkT99NVTc3HeI+Mawr74aX6/uaBfH&#10;Kc72i3y9hjXwnde++RhHqxA7q9l2djPrN3xw6LAg/Vc6dOmETga15EsIlkJRUUHczFlnEyFLdFro&#10;RKQZcg+dQdz+Jhb6Sriz0tsNec+f3krckzBtXEirpmNqvL/QwXaWo91kP58RQUGn5i/6lZr1Tqpl&#10;4IFH4A48Shd37Li8axf8k2ssUEHg8hO5ZdjVF1seWccct1kru7I5djrpu718SP03PMBny5SJT3bs&#10;IqbamPKSLgexrAEnIQYKLack+KJEJI+SG9ASzfgFlKEToY6CPxGkSCFRsuX884lL4ZkygzE7c8rn&#10;n45v2iz90jl9edGdk7vXDfxmCkv4nZwm+fkt/LIHa3u15Idisel0IuJM9MmCklJ0e8oHZKzvid7+&#10;Fzaspx5ij98ibQvgKphBWFyNtmfiYqf6BR7evYmZl9wKcpBK6wQKWY1bmlNRmllOWBT3sEPMGRZ2&#10;4JVrZO25lcvHunuMdXQY7e66pGfP4ucvsn49veJ1xCotEU5jaklCBzVDcezgYTMcvRY6eU1r1PTO&#10;UeSGRAwXyv5ZYmq9rpw3vc/IwCs65aDec0gvE4RfKos4AMqSl1OWdO/cyqW41EY62051d5zt5bLc&#10;zyMqwG+ete1ED+/tc+e/xb11fgH8ihIZzCy55cwLoGPkXdm29Ts75xmffmaWLT6xWUSXQ/pBEGRv&#10;YCkHrzDE03bayE1CZWDE1NNHV3/Sbo69LecCP78fatYJ79T1TeH5LT+vu73y8nMPRUcPqNswrOdX&#10;WlYmCJDxFKIS3UeYGolEPEeejAXmjOuXJwcELXf3In0BcyhTvQOW+zca1LBBYuhs44P7ampOBhGc&#10;ITLjgMqjwngw+XX/zy8zPHVq/DFl6nd03VtgBEpFqFxQRSaJF+jbivJDq1bN6tTJ9PI5ymdWOQEo&#10;zGk9O7d65aouXaf6+o30cB0T5Le0e+f42dO2zJ+9aV7owfXrcK7SdGiA4DcajrJ6esOGCZ6+m8eM&#10;sRTlQTaClLd0gChdplEoCi1R0IfWrWWn0TPbN9IOqs4jrZm0TYZgHib4U9TmsmI2kUdic80dAvV5&#10;svDWdZLkzPVwDXGyH+bg+OzYcV58S2C+tWKUNiEUBXXlKX8sEa1bx05Y6hs4ztltVudP7p44pojH&#10;giuAbn1bFUMSqGc67YFO/UCmkcOanXRyYXxuAVdx4cvTx7bNmbau8yeTPN1muDrOcbALc3Of5uHV&#10;L6ju3aNH3xY8b1qOrPbDNSEMydQ7HWu8sWv7ks8/Y/p4jH/Q82OHoRYEHUTLYSgqyRDasJBdX1pl&#10;tkiOERQTpkVKC3g3YvjgSW6uCx2cx31Qa0rDRldi494Unt/y8xLjgOTPStsaOpdtfGfXbXInOrY8&#10;9ZmwjrLfiZGguzlBF0YZRrqWXxD+2Zez7Fzm+Qdv6N8vftSYpW07D3d1nRAQsPqLzw/Nmnk9Nirl&#10;3EnZ+xvTDUdRNrJQEQzsK0ahMpzeECl0B2/8WKZBkDLPgx2Tk68V40OVKvTyAZK5H5xKaN35Tx7N&#10;7NBh7/wFahcGNtIysVqc556fPTPxo9YDHWxmBHiOdbMd4+U8xMFmgI3VIFeXJb16sZsnnMViGazy&#10;PEt50uFDocEN57TvkHL3FjJN1wnfsAU//biywhTcukyrKL+euJvUHOuGDmL3KJrETuEi0+SQmQt0&#10;M0tJ4c75Cxd377F60NCcp8n6/GCRoSzn6pWBLo6zvFzWN280wcU5cuAQS0b2T9f6690lyFM2+ACH&#10;5nI9vSR4Tn38YE6ndkOdnQfVslr1RU8Cu3lAPKWvz+f2pi3QMSgaizLl9a98MulTLNtgicAok20c&#10;lE3HrkHJj9k+ZlLb1gNZe2vvEOrh/b21XeKU6W9a79t6XkL7dCYS/dxUkPZ0xXd9SPm4BJnm4rp5&#10;wnj21kHcYV8Qs3UkfsuEjz6+f/EcC7fhEMOL54v69Nu/fBUzd0JLFgs7Wo5x9xzyQS2CVZ6cOsnq&#10;ibcF52+hHFqoRLe58Mz5Td2+nOcZNLlh4+l9ep/dtbM0E4VWNvzCyS+ZoOhtdiaHDPILYKhJte03&#10;f9XHlPYcTD6+c+fskEErGjdkmnimv9/kIP/JLZuzIcu+sPlrp82aO2LMpf2HyKMnYkfJRq7e9OBF&#10;qFE3GaQUBKzBQIKg+IVLZgwcGhO2LPfZC8pnLIYXpONEJGuZCuitw0ePrt84/8EjoVhxnrHiVYzK&#10;p+dPRn7/9SjH2jO9HJZ7uYYx80UufScnMuntnjFdy6etTHVo2fi1Hj2I+qTbKP/Ac/v3YHsKcb2t&#10;A41Y4BYzgS0LZTXEg6Q5zVtMa9lSe/SIaviZzRIkCSHiT9RnshFmLuzy6YAPrKfUbZx1+ZJIRW4a&#10;TAeWLBvk6TrB33WCp8M4V6fBnn4Pdu5/W2C+rXIwKekZXazRInIK5ZlKiGTLe3Jz+WddZ1nZz3X1&#10;IRFK+tOnPIbt/7bqpRxFNfLBNbSk36lAqkET4J8xm9kwM+NghSyIFjgtrEm5uiZ8SZPGE+vYTvfw&#10;ievZ+y3C80ZFEWEAhSB5lQPWdP/CyWGB/kv8AyQ3nbfv6CaN758+yZJaFnjSkNWjpsx/33rv1Cmk&#10;cM+gdWbD1lmz+7Cj94WL4F/Lyg///JvpvnXPzp7DjjDYU+lvE81v1Kx38rAgStlZ8Gl+Stqepaum&#10;tew4xMFnRCOf8N7dzi5f8OjkIdQtnNWi/RLgSnefOz8/sMFUW6fd06eWW1ivJ5OdYJv46gndP/vO&#10;y4u89HM9PJc6u86vUWOZmyfTxwubttg1eXJx0j0qy7GYCGikOnoJr51QuPKJief29TQsOVJ4megx&#10;M64WvPRlBS/urRs9aIqr8yh7m7Ge7huHDi66ehFQWQzFNn/CNSr0jtnbtJt3hjZuvXTQCIDMqZx3&#10;Q7JJsrj8zKzN8+ZPaNlyinOdGW72THws9Pcf5+C6rs8PqJdCAABsLGI0PxS+bJSjy4mwxQh3pNwv&#10;6AwpTB36u1XfRMiq2WGqIzBYyy6e/uk3LPN8tHcvkk42+BFiBl8MsuY82QjGEjd+whQbh7HB/g8e&#10;X71z71L0oIFLO7dl2m6tf8A0V+c+bo4jWzRCwTj6ac+Cohx2kJEBCV8KO+8oB8JfwfMvaNdPviKN&#10;whWAJFG6vVIPRGioroZcWJFYjjdAulzWt0jzMq9dGt+i+RBrOxJirPrqW2NuQbq0WxIR0HAlunkY&#10;P5F4wH6y0rd4E98U44hUZKo4tHr997XtJlvZLfbz3Tk7NOfOHW6z/FOsOJ0p6JJ3fIAiYqVAGtx2&#10;d01EVLuuY509Qlp/NP+TTjNdvUM9/ed36kawGVHWhIXnn784PNhvcefOdMFLc3mm2ZS0c/e31jbb&#10;xwwvoElFpau7dB/v55X14AotQJ7nKfh1DbZKbdAv3nGz3knxEAmtJNi7SKmlWknZnT0Ho8dNnVKf&#10;DYs9Zvj5s6PB4fDwp/fvgk3c6CAt/+H9Re06jrJxODBnNqRIVJswnXQuG/FcPL5+PUEvCzp2nFmv&#10;3iRvT1ZkzwuuNwsN2d1z7Td9LsTGPrp+WeSZaCaSzRjJJlONwtdyvK6RiD62vVCZB9iIteBm4vao&#10;IQNH+XrNc3NbHhw01dl5gHWd+V06XUqIKU0nPFWmJims2Eg8AIxQsWHgiAHuARmHTjAes58dRbEn&#10;qTAaorKkuOjatVPrwhZ90mayvf0sR9fQpi1OR0Wx0gK6BU48q3gqrm2MH2FlHzNgsLG4iAb/gkO1&#10;78/ayJcc1qiaSopNLDQWx53gsahs8bcDxrh6PErcg52bU7k7oYgDYW2Y3GiMGj9xnocv6chuHNt/&#10;+cIJ9nAf3bb5MHeXfn/8w8I2ba4mRKddPLPy228me/k+unCWRpIgSwSK2ZRpUPsYKSfAL2jCz38F&#10;olKBMBYCpTB/sIhYzWF5/tyQzx7R9I74KpnnlRZDASTMFfFm3rNowWhfv6luXqH1m+2YEVKQ/Iyf&#10;YVIGKSXWCBCSTuP/z4fklz0JdVKRjOMW7cGR4yGNWky1dZzv5TnM3Su0U9f9K1bkJKNFi7InLZW/&#10;7/ZQvU8vmp5fvTKpRetRbj7hX359Yv2aJxdOz27VZrZfMJmaFnX97O7RoyCK7j6ydun41i2PrFwp&#10;6oPFciJ03iRH16VNGmc/fMmgcHDlsiFebmsH9jUVZGI0kcyaxtIAPvWDa1H53j2e3wXW9FkSJAaJ&#10;NfiEvjhQc55u2bKyc7cZLl6zHNyH2zot7fNN/tMHRKOxFTtPnZg3d4SLy/bJE7lWAUVsyCKzLUII&#10;YtEbyelx//D+E1ERc3p8MbFZ8+kBdWd7+JJJeLK//7S2La9ErxXFg9Ga3AAy2BGVJAbdX/FTQcaY&#10;WFJBfv6OyVOZpBhpZRfq5bvA3WWZn/dyHx/2MR9hLd6w1f37Ju9PZN8SaYfsHW8sKs6/Hb+p7/vW&#10;Gzv3LH3+mHokJ4nOGjKtIDqAWSspuHcjcfToce5eCf0GqBS4xnzc9tQp+qQhae/eIVaOi9t31XAP&#10;4rZ4w0Nw8+c0w7CIRFc6J6DquBeJi2YQFTKLQNBLURLbQPgciJUkCuJbY7MbhgPzqqGj2ORonI3T&#10;vf37eKYiLaM888XhsIWf16h1eO5cSWdHUOvpk4PqN44dMUorKmQSARcBJSCfpZvefTwSejUblLNY&#10;g03bmcp8euvSzJ6fTmreaPn4yRd279dT/cNJpcQcq10CmAoRTGdnJk4YH+rjv8DFc7K9S+znXz69&#10;dpkG0o/sr43UIw4ESmChxBui/40fB1G8U6x0QtOLlLhv+022c2Svh1Bbpzle/iNdPZf16pV34QLD&#10;BFBl/iK9/Y1gYjDD/Yhz+/T2bX2D6q0fODjv1k16uag0J2H06CHObss7f7qy06dT23d6+jApjUGi&#10;LGPtoH793d3PrQjPOnZ8ceuPptW2XeLqtmn4FMigyFSwss+XTJG/vHAGw1/JbxkrxXUj29vqNCId&#10;8kZA/kYeFn7R/bHqQo+rl7HQZM65d//8kpURbTsvcPWd6eoV1/e7Z/t2FWak4L05M2vWeCeX8C97&#10;pNy5hl1DIazRQA9HMLGsD1xwEsclKdcyM67u2L6mXz/Wnc1v0HBpk0az/L1WtGl289AxcV4oJ5s8&#10;rHLmo+2/Fi2s9VFzC09OnRrmEzjdI2BOQD1Ia7K/9wxfr+mODiG2totd3Bd6eLEJ6TgX5/hJk5+e&#10;OE60IauZyDiUdfvmCO8A0mEt/+ar3LvXYXD2HigwyvhEAh8CQUECHWhITTm4ZOncrl2Tt20xvHgo&#10;rizJ7iP7jz+/dnmcX91ZzT7W0rKECt7wqCIPLvQD3R76IZj5YkzU3lkzLqxdZbx/W4Rbcda0wX2H&#10;OtjFjx2JsBUFld5Q6jQ5r5j7MBaWrOo3ZLKdO6sbbh45LCouzdBMT04c/9rN+9zaCESWzDhbtAU4&#10;Et19046f5FdySjJg00YZdN49rRqM4tVEQEvUgSn/4MoFo3xcl9cLGGhlRwDzqbClaRfOm/NykFdg&#10;HlWfISaHVB6a+UzkGpL4LfLzDXF0nGpnP7l9x6enT3OfOHD0WB4GG0QKvSH63/hxCaKDqo2YE3SA&#10;ce+EKWPq2Ey0qrPM0XWFd8AC34DRDs4zm7e8EB0NbBk4Zd7xART6mE6qvcMbNuTevUuf5hGfUJzN&#10;/lCh7dobHtw3Jz8+tWbdpoULyQgG6V5etmjkH2tMsnVY2KIF+7NPcHMdVbPmirbdC1NeZGilmxfO&#10;HlujzpWVK+Ff3eqkCv2gKfoFIu4dN+udFE+XCUOIcqXEtWoNy0byxMyU3jwTvmZe3UZLfIOnuXqM&#10;8HSb/knnTUOHrWzdZqmv/7SAwIQ5IeAkW3zXqiCK4SXyzVosKv0mKhE0KGFIt/Ynrh4ycGLj+pN9&#10;POf4+47+qk/Jc8SjMBlajy7TUBpf10h5DtlrKCa//YAGjQ9Pn5118PCTI0ce7d+1dfL4SQ0bjLSx&#10;I5XiLGtbEqPNd3Ce7OQ2yt1zw9DBjy6ekhlFS/G+sAVD7B17//5fE8aNYmWEzh1Ai1cnD7FM7Iee&#10;rrzcsHLUqF4ebjO7flJy4aSs/MfZpZUnJ90Y07TpyMAG6ddv/gJbQ+FYGseFfugybXGvXgM9vHr/&#10;xwf9bezCunY+PCdk57QJ/QK8RjvbLu35KfMx1I6pi3wAVEZQpEBxZuaKz3qxDnHTiNGFRWxYIFhk&#10;9rPo3r2xjVvvm72A77zCv+SL10Y5e8WNGIMzDZNEX3ZERwvW3/VBCBUoFeYyPbt4csGnn0zxcA4P&#10;8AlzsJ9ep9YsT9fFH7WMGvz98VVhV3bEs3HPg4s3Mh4l5z9+EDdt3NhgvxB/r8lOdkS8D7F12ccW&#10;WgXgwUzeGMQ3qJA0Ru/4UIHBYrdRHbUdnb9wvKNzqLNziIPTBHunFaya9A/8upZV7MjRJCFAf37H&#10;4EhvqokVBY3iKTqUfdAKnzyY1aT5lkFD0DRknsNk3Dl3Pt7IDeNHL23fPjKgfrSH7/BateZ+0X3X&#10;/NlTO7Yf6OhxaOXKcs14+tCuH2pbre/6GVkuwS3DK02oJE1FHlzrMynvumlvvXyZ/BU8qRNtRaL2&#10;5JpNWxk6iYV4eefW7E+6jHXzivyy15ofvpvWrMWE+vWZRN7ZrgPu9CVkvC8pEEcQ/4hDYy85JfRF&#10;VhjLZXdzFQ3OeitUo9yUZ8eio+LHjF7d66vIpcs1XO+qch6GARBof4XXQDtBsyZDMWlVmL6Rdylc&#10;FP9yEqAxH0103Oqvey/v+Mn8Bg0nOLmEunhMcXRhI7Yln3a7f/Ig2xSkXj6zqEN7YqcnBPolH9ov&#10;/Uhcgejh5ST81PO0M6VL4zOfJS+ZOKZ/cHBsz17XDx4ue5qMODEUZ8zv+dl39o5HI9bzzJseguM/&#10;pxkB32TKv32bPH7xg4dNadTkeyen0d7eM7y9Fnl4zA30nt26WeaZE8ApXCyJbaVfJNVGyosN3T4d&#10;XtNqT+gszHecfhI5zmMPHw3yCogZMIJHcJCypychLit79h4S1CD/6jXKQdtkaQeFgLV3fSg5C4tR&#10;lXnHovm9HB2mN2gwKzhwvr/HNHf7EF/36T6uYxxtxrs7zgzyD2vRdEpws6WdutNBfF0S4LvCB6eH&#10;Q4in53B7t+NzF8HPggcW7UFlrBRRjqx32gRxBqpRHqHMiHckbMkE5rzc3Sd5eC7v1q349KkX+/Yu&#10;/ebbnXPmge1fQA9vCrwa/UmCg5NLKaukYGVDQs18d1/ixIDgNT17kVE8PeUp2L60ZWt/36CRLdv8&#10;4OY1y8UzwsN/lqfPqdgNqLqPr18dUr8+W3UTr2sozFo/dvR4v8AtEyeYC7NoJQdiUzc8GXCBkDtv&#10;Cudv4XnECMGN+hQPTZDJDj2Ah/hEzZJB7liLiYG+v5P7pdVriactvXc7JmTamOYNl9avHx4QNLdF&#10;y6ubNhGpyCaJnIgdZptZhMgwJ9INLKn0EFA2fcEdEWLcLSFZHfqbONCUQBMlROY9X49DZnzEIySR&#10;sOL0hDMhbL5IJ8sh0ekytVeY//LcqT1LFk1t03xqw3rzfHzG16o9wt97dv+vo8cMnenpScDG4P/4&#10;/cLOnbNv30aK4qVSUFlYPS3FyLyBkKixMI+VEaFf9u5qb7eo5xfPzh9lNvXi4rnTfX3WDB6gleb9&#10;gr6T8tVR9S7fZLk9CDFb8m/fSpg1nYm/YTa2q/wD5/u5TPLz2DB0oOHlC36XpaDowPlFdy+cwCZl&#10;Y+KhH74/oXmjq4f38DIoyWYR1cvnA7z9F31KfFce+EE3ZXXYtZ07RjVusW3CFK2wQAYAcKb2Za6C&#10;4R1dqM4XTJpz88InThz60cfnomLSz184FxsRP21i+IDvF/b4fF7nTmHdupN3CHkeEhA82Nbu+xrv&#10;j6j1wSwbKyJqGJgGOTmPbN7y/sFDtJHxUh9uYTohgnd8CBkonOcTlm8uxyMx2Npmpq3tUHvnowsW&#10;CR2iMNJ3kv8J98XrfSZvCU4JLYDGzWZZxalYAAjLc7Mj+nz7na1D+A/fLxs9asjHH+dfv/H06pXk&#10;C+e1Z+nntu9c3Kv32Dp2Ix2cL+zYRsezofmxiNX9XFyOTJyc9+g+5L4/JGSgs0vUzCmYZjpxigR4&#10;RaX8fUvg/12LgV9AEfwMd+OORnPimgQ7IKCwvAi7DKo8PDVkvGddfDiW/AL8vQZzwbUD25Z3aLs6&#10;qO4sT98xjZpuD51bxOSJeKVwvxvxSMM7Mt0oSWjZANvAGjSRbUgdNn9UQW7US+8gl6iOBblQqRyv&#10;d5PkiLgB28K/aI9ZZiWDJC+I+JkhvByZQ2QjPJqAcDTlPL6+Zni/mR5uK+2d5nt7fe/jOtDZbp27&#10;1xJH27kOduyoux9FkYwcktKGVDeUTNyhzDyK1w5eZPCtqHiRlZk4eDC7gQxoGrBqypAt/XqHeriM&#10;a1wv6dShX9BJqoXyob+rf0WGggoICZItKcm7dmTvkm96kRxpka/LnLq+Q+sG3j12hF8lZqBCu3L0&#10;5Nh2Lb93sVvWpP7x776e1SB40Xe9X95gI2BDHu7MrNQpbT5e9MWXpPtDnUspyxeMVRg3DB6Oyfzk&#10;zBk6WtrGMt53v2YKykFYiwXHRO3LtNykx8BCLwMAi1YKc3Py0tKzkp8WPE9NS3p09/zlO7sSjq9b&#10;emhF6IHZE45PH39s9vSd8+YcjI1OuX4V6VE1R6CvuWBG6Rfg/41ekYqUk5WgQWA+Fx091tVtgZvb&#10;UFuXxDnzIcI8CecQy5QdbaG9Nyr8FzyMhgqdCGUKbaokBibT/dNn57v7zf+oXeH9OxXPnk5u3nrj&#10;6PGVC3mY9KqoYK5516Chwx1dz5AsFBIzacnnjo0ODBxaw3rG11+z0a2Wk7m59zdfeblt3LgxMzOT&#10;wtVgVNkcCO8XgPqbfQURJ9YORmi54diObSN8AsM/6Z6bnKS8vqz0z3959DDWxHxf31B3t9ne7mRl&#10;eZZ0O0+mqDQWSspKSUXBojBUiEWqowvehBLESfSOD3qecPQrO7bM6tZlqLf7FG+P2e7Oy/y85nh5&#10;znZ1m+ruGfHtDwTqAFZ+hZZtQpK/cjcJ18taciXq2QUtZ++qZX083Pu8/wE7syz285/k4LD7696l&#10;paU/dkH84taAFl3bryKn9PT0HTt2LGrTEjOH5UIbhxJWJ8CwMrEwu2DLoiVTf/iBFHAsi3h6+tSQ&#10;lq0GBwSmxyYgxkkYcOr44QfXr9MC7BPYjb6QbIFXrvSzcwnr/Q1V5Rdm82l49z7tX4yQ38iLIFxs&#10;T6x4ANIqrm/aNNU/gL2kh7u7x4wdw0BPaGWlnKHn3r0tDKFyEmPASEHKQkYrVigf3rppvrP/xvGT&#10;2LuN0f3l+fPj239SmpwseQDYv1jmv8oK8nJXL5z/4PJZbAIcyw/2Jc5t2YYcNWFdPyvOSGH6zJyT&#10;yZ6Yw6ztru/ezkiEwoBYwxEqKr2Iz3+eQ/pLyTQ6LPnGtdCPO05v0Oz55XOsKchS6W6y7t4e1LhR&#10;XP/+5xbOn/tF19FOrmGffZ60d1/W/QeoW1llZXmICySDpI4BuxJ7yUfl+e5RpbzTEKMp6+bVE2tW&#10;bujXd0JwwEA7K7IuLPDxHmttPbVBQyatsIwgSaFfXU9DqRRwxUbjZaUVSCL3C5vi982atbZXr8mN&#10;Gn3r7Ly2z9esYkAWCb2rQ+94KekND16pGhmrhBvrI+7v3pYwZtTIJk1m9+mTn5GKNouMkmWdrMuX&#10;/JBKZS0vvXVw/6Lvf/g+KPDskiVlN26Ifa/IEmmmNgGXGRAtM3PDNz9MaNqq6PYdodIKI7Hobwjm&#10;f7nHmbWHKkQsiDCxHA0P71e7DpGQLKSNHDIER4cMeXr6FrSmd7+XnJiE2MJiRllSygsZghnU9oeE&#10;TrJ1Swydg+OSHbhRjfevXhXBEpiifECi61HXZXArzmV6Pe/x3ZfJtxZ07TIiICCkfYf9q1bIGFeG&#10;yWl5cfU62VGWfvllyX3WaysOULlvUY//mToehUotMRM0VpQWJYwYPdjNm2Q7sDrpImGxnKzMdQvn&#10;v7h6me1Znjy6HdG1+zR376nuPrM6dnwgG9Po7i3FeiLOzBAJyBIBQNdw9Y4P0VJMpJCVlfMiAQrz&#10;j69b/UPDekMcrGZ6k5TDcZhVnSF+fhvGjXlw6KCWka5iugROKANyFRtNnXSrgC1jtdn04gWbhl/d&#10;s7vw/j2xFpXyKS3iUXVUXfz8xvEK5fA8n3hoX7kHuY34Kki9dfX+1YvY8jl6XJlJABNuIv5BXx2A&#10;lf3o/qalYX3++OHYevU2T5964+ihgpx0aTIEaTaR2QPgnu89PNyn3u6ps7mne9p/PoT/NZ8Um7mi&#10;gnkuJo1Q2vcvWTzIynqhj/cMd6+I7/pqRRIUgDGC0GMkImbpXWOJ6hil6MqycoNIKlMZMclT3fxG&#10;17JZ1furtDtXsSh4IufK+e/9fQ/PmH5r587Lh/Ybi7LLUpKf7t4xtXnTcc0aj2nfCg/zrDYtnl85&#10;Q6wpQo/k6mhjTAg+3bF9iIvXjIbNkxITcdNBPMwyZ/8VZ9C7bvA7KB8dTSIWcCkIa5vPrFv/g7PH&#10;1ahIGR9kPlSCpgrz8/kRLmPq7enFMys+6TTD1pEVtUMa1E2cPTPz6BGyS9Pn4AzFOE/ia2WDKvRn&#10;aOEdgPxnRZbhw1PGF6CiW9IKY1Y2k5hhvbuPr+sz29cbbY3UBAMc7aY0rr+0S8fr27dk372hJsQZ&#10;4BDaUhr2M0EprDjgpBn6YYQWBCd/OvSK9e9/BsTP+IJs5JC61MGF/jWTjQoFdXICTKFaw4pEKqlg&#10;j9ryvArZ+I/BuhgCh+dKCg6uXTmvV4/vnJzmtWh9d/UatsgC7SQhIQwPcLXcgrV9Bg7xbZB08Bjf&#10;mDr8GaD9l34E5ypUCpEj09jzbs+c0KHWViEujqGuniu6faplZEACpQThiRbHDM4vWSv3pvgV/54o&#10;UbCc4eyWLYMC6i1p8fG6dh2HeXgObVh/9ahhCTOm7AuZSTh6qKffeCvb2Y0bR/T9dlHHDrO9/aYS&#10;FujvP8LdZZ6Ly/y2Lc1pTwjnIBQkvaRIqS4QhWn3tBkD6tiyAsjy7LGFIO8KiXx4UyB/y8/TZWwe&#10;AYMx6YP28vDk8SH+wcdmheCJIcYzuxQr6JVNyQo8nO2aYfOUyXOYPnZznRzgM9zDdQjpAvoNTrlx&#10;2cAUs86eBGMoTmTPwXfddmQvBlapSWCTAYyaaQcSojhj79wZk328Zjs54fKd4Ww/x9MVV1sfO7sp&#10;HdolHTnA8Eu4EZEiNJDHhWRVLDHBKIVlBvETvpoY4kcOvSH6ddXXn9+6KsOzqgT9QumH+HPEcscQ&#10;rtQb0R0QVbJIXxQ26Jv1r6KSmVnGZcxLScZAnuThO7KO/eJPPjmfEF2Bfqdp6bJ9vPb04PHPazku&#10;/n4wzfk7xEL8fAz8Np9Uq8kkBTpkgPfs/JKw4VZ1Zrk6znbxmPvRx+XJyaCRiNy/m0zTIwQkz22F&#10;Zdfc+UPrNT4yb1HJtWta+otbWzcu7tN7yfffrh0zInLCmKhhQyY1bTq/jm2Yt+9Ye8eJ7h6z/QND&#10;gusubN9ux4SxoR0+6u/rsbDXF1e3blKhudggMirmaeXpj5ImNm82wMp69fffpjy8DXUxr/fb7J1f&#10;BpWuj9GfpL0nhDv3yaMprT5K+PpbpQALU8AmosWpTiU+Ksdo3DRr9mhbx6WBfnMaBu2dOGb94EFD&#10;Wn/0Q+MGIT0+u7Ju7Ys9iS+PHs24fRMMItl+GVQ//y1JwYEEUHvHiK7DV/GQ0SzD5V1bmL+e4+Ye&#10;amvHuqp5Hs6hrvbjbW1Jl3Rp/RpaJYo3a4ExBomJkzDPSskmI/efix4dnqp7Px+8qierDFhMGKJZ&#10;UNJ0U1SGY4hN6pNJLixoCcZDnMpNBQXPcUe+Y2aactR4wSTz1YSE0C7de9jY9nZy3jZ2TN6D+wbJ&#10;d1lekZEe0q7T+EYtnp89y0hfBUD1xU9iQNeBMd7BsOXJ0/0jR00giaKP22Qn135e3lf37qVj+I2c&#10;A3QcJPKThbzFm3Q50pWxjFSfMzt3X9H7OxYJAgJzQOxtZCjMqSjI4aupJD8r7fnR/btXfd5tUkDA&#10;SHf3qL59Dy0P2xO5NvnWNR64du748cj10f36Y2au/fq7J/sPEogFCTE1QPFXYjdM9nIf7uKwZPig&#10;50lJUNZbbMKvXhRUD8PAY/AxS/bKSwsWfNZjVet2JmVrM/Mi1pnICMVlBGYUml6evzo2qO5YG6uV&#10;7VtryXdBYPKD+ytHDBrTqsVwb5+xHl4DnN2mdO+ak/wQheldN1D8edJNsglmpXEnOjtRAZacpHvD&#10;vPyn27tMq2M9z9t9hq/bVB9nwlxH29st/rRb0oG9autSsVfFKasEGQktUVmBmQIhYCXmpLsr5c8r&#10;oaZ/faOm6eDpBegvVhbGpAoLocT2B8uvtDKGFxUOrT/DcAMkWEkEzACtJOaVHywl6akH16we3rAJ&#10;kUtTmzYneSDMxxnV57shf6g5v33Hx1fOvRGQ/wUfJvMYMyn0cd6DR/Gjx07z9pvp5DgvyId1uMMa&#10;Nz6+bWue2oQdmabiKt85hkjaXIzbi0iYtLTz27ZpqamQZlY5UWUkBZXoJuLG0TAkLlStNTPmvJj+&#10;effvHJ0fJCTAiTmy371M7kMfEnedn3clOmZGk+Yw5qqhg3KS7xBoZ37xLG700Em+ruPtrMYFBy0c&#10;MpxB/Z037O9YAYMQbi9i0ZlAyZUkXqbV3/2wtGHz0syXOBLYyZd5Fgk4U3JDcgLDTsXmgwsXLW3e&#10;bGqQX+yc6fwqjlRz8e0t8dFff7P24w6TfAJmdu1SnptO6p533RSme8TOlVhrsdFkskBNVOXy12Ba&#10;+emXsz38sJTHOTtMa+A3tp7XigBfVmx9bWO9uH/fwsePREHiNIpDXg3VIs1EoFUYiSKmtcCPBNOF&#10;GK3UD/3rGzWNF3X1rKoECkHQoR7CVFQNACzCRW9UkxfiJKy6rywj2TACfyaPoocW41qTDCcIxPK8&#10;K1dISYT/Z0KTRrHL5h3eGrOgdesNngEja9aZ9OWnbwTkf8GHoXDGwJR7SasnTR0aUDfE3WeZvz9r&#10;H2K/+urUyhXm/Fw6Qi2TkX7DJHzXKBLqQ3OQqSKuZDKrkJUiMCChnSxFFPKGR9Vgq8KAmWHaGDpr&#10;gL3T9SXhPJ6H9xv1AxIpFX3vqXIBGS9dTPiix/dOtlN7dj62cEVY9y9IdDM1wGOagzWssXPa7Hxx&#10;P/3zHHnEtSY/Orl00a5xQ7eMHXgubG5Uz55L6jV5+PAhXlNQBOuJ758Tda0MNifqjJWEpt3z5od4&#10;B4b6BaWfPEIWCekBHOylZc8ePY5eH7E5Lr60gLUJv5pOKx7R8vJ1Y0aRmyjMyXFVgN9If6/Vk0eQ&#10;/2HX3HlDvQP6uXuTqVtmF0Viv3N98l1TDEva+/l6TQv0XBjgNMfDmkVJg5yc2LP1Xdf7j15+oUnS&#10;6xkys+MmTx3h4TfZw3uyt8/yDh/n5pLnG2KXQ2/jj69/O62GSVHXl3/Zc2aDBtkXT7P1dgbqmVC0&#10;jHgc8C2j5IunDzeFLRjToV0/p1oj7WuT5WZNQODA3/9xWus2OXdvy6D+T3SwicDBNWv7uLoM8nCe&#10;2Lze1BaNBtSuszqwwePte7QyGSxITYb+g5KQw5ympbwoN4dc+gwfT44fmxJQd5ydy+wO7U9simID&#10;aL3ThQIwAtV4Iqbcr3Qw8iCOdy9eMNbDbbmXNxtgjW/W8Mml4zL2pacl7957OTae1Fg0RGmh//C6&#10;t5ZfuGXWjImNgmcFeswN8hrm6rjws88KLlz9ldD/D1MtU0vEAsH+5ufPT60MZ1eptUMGJh9MRKDR&#10;Bp2kGdY5fptNErFrMiTt2TX9o9ZzP//0ycXz3MjJZ4UQXMtPEjiKISOyzViSev3S/nlTZ3dq29fO&#10;Gq/yjNZtDq9YQYp4bNXfZut+GVRYXodXr+kfGLhtwtjii6de7NkW9tFHoc6e8/0aHJo6kzWeZLZh&#10;RT8YYdVSqlZ2Nn4TWeWZXDTmZMSNGkMIX++adcY3a7pm1So2RhcaeEUJuov7l0H1t78FrQLKsfVr&#10;xnp7h/n5j3Wwn9frC82QT8wPYk28Zcxuq2BF8hAi2f72Gn/dEpglIanFgcULprVu2t/TeVW/77WU&#10;FGlo9fFXMcB0suJ/qEV8lqa8jPKyPLZgFfJ5dfyWZZrSxpgQN+xdvqSPk/O6L7+xPHuJLwgXITQt&#10;xiuBVYZifTMLNS9WeufkoS2L5u0IW3zvyBGtmLwqWu4/Pv3/uJPpt7R7SSc3xuc/TpIpF1PRtmmT&#10;Rzi7zrBxGmXvNNzJZbqn767vfni5L1HLz8jOera0+xdnY2IQ+/j/SzJSnh4+/GjTpptr196/d6+S&#10;BCQqX3hJvv56o1se+pelIuXsGTY6Z/FRSLPmV7dvAWxidSSTu/JUEIuIHV0kO//+w8s0CU4ThJtJ&#10;0bltETHSVximWSH7476uvv5LDMD7rH4qMZTiTtGVdvYczP6RTNNf0bHL51+W8OveASI1LW425GQk&#10;jB7LMlXCzxBxTO0xlVC5ygZPbFkh/mE1x6TGdDzQkvxEfMlkIS78ddvwtmsnwFiJeplxKyDNannB&#10;wXXhI4MC2GkivHOXiB49R9Sx7fc//3WSp8/6Xr0if/h+hpf/hu9/IBqflewY7yX6vpTi5JYDNzhK&#10;e1WQvL5S8m2D/LPKk3TcTBqUFK3o8/UgL69Dc+agWsr0gdzFLGUAk2tOaf7PKvI3/RArrHF2q0Na&#10;RJ5OuoQh+DcN9G8AOJhap38+UdRIrk5STWZqAK1KPdPRqn/+BkD+MxAwLoFcQoCYB3/8eOUXvYb7&#10;BZxbv4acz6J5MnZXBgKhZMClMssAYegnIx6hd0zpijL3T3QIU8PlzPDKogvYwXw5LmpGfTI6+j/Y&#10;lKClPj28dmXksCEsH5tetz6bDIa6+yxs2Tp5z24mRRnRyPyZZSwivhoX2o+7Hsmm3/m1UIXxwHR3&#10;2t1b3zRuMPfrr7Snz2gc65RRIvlFIkCgWaIjFEn8E/QoZImvG1rNLynFQQShQ7F8/bXw/49Sr2QU&#10;gf7BE3OaorbIoSfI0mWafofmQM+/Qa+awC9sK1uNcHFn757v3V1n1gtePmZ0+h1iRGFrE+kppBWV&#10;Q55cknbsTyHl3GdjpX+iQ0JZcKeTK14YQMt58jRm6NBFdetO9AxQ+YpNuSW5tNmQ9vLgsmWywt3L&#10;Z5yrR1iHTne3b1XZ8yWKjw3cQREh0KAGstBP/frXQhXZE4nPOb0/cdy339w4uJ82lpUaMNCqQvVp&#10;LCTKwkuB89ezkd8WftRwLC2SdiHf1F5If4f1iW8L/l+rHJkh0qNilGiTQE00XHgBblCHXCEa1PFr&#10;AflX6sUnrOfhL5E8WpohO31F395j7a361LLaOXW6lpsF7KxSpF0kVcNjVFxcTASRapNobmYiIWkt&#10;CVf/iQ7ik6WBtFJcpJa9MbHfuLiSWWiCq9+WmSHcZSIYuccnGWBvnT656dtvQwKDprh5zW7T9uHh&#10;Q6aiIqX5CB+JGKEkkuSXyS5mOmf9WqjSe60oM604/aUke0NxNLG/TOWKJySbBIfB+2jjjHGvCPjX&#10;gvZvr1d1ISo3iRuICoRKmbX+Z5j7+Nsx89dLgLAV6YvMIuRPfEzoLSIe/kymyWChjr9e2t//V2br&#10;CJmSpBsAiFKmmW5tiZlb13eundvsJs3PxMeR9R1bDL1dltioNXcMe2h3hHSS65C5PxZ2i9/in+iQ&#10;7mNhkSTEI1d50am4SLZpWOjiRpaemGGDwUSu+Bsr+xOsPSkvOLo5boyXF+HWK9u1vbdjG4gqNVrw&#10;y4mCAGJN2HdaGcwFh0mA9j/8Udn6VyQNrjj+081/+Eb+v+2db0hVZxzHr6y1vet1e9OL1j/tGrIy&#10;LVcsjKhkFvvTRkY0CO4YixVFNSuqZa7o5srC1laLMVmvxlh/kFhl0nSNxWoZYpBYDgabpqi3O2/p&#10;3ef3nLxJZL4SPKfvQa/nnufgPc/nnud3fs/zfJ/fTxXwJwFssjkVTo7iFgj2Jdtbox9HPk0fT66H&#10;nTnZvxytoNny1O406xWE9jjkF4UVcrG2k2RXxB61N9aXLV36xYycXVOnHvlgFTlTPCOP0ozeTZzA&#10;tjTmeKz6q4pjK4o2Z2UdXl7UfKnGzJrn6vGo6PnPXDWavXveDXkBI/+EJ8yXM2mP5xMHlrI/8quj&#10;KwwSAZMhMYzqxk69PNe04u/3lmx6LX1/3syd4YxoweL6s2e4MemVEF8kSHUfrC7Otpt71ZFAqYIn&#10;2312d8nW6dllebNLCt+8d/vWo2ExmwIwQTKJB5zw7OHtuprou2+tSc/Ylj+/7sTxf/9pjrW2mC7G&#10;Gbe4jVLzfAgCw4FWC4yeTWOGl87rEw6bbNpgt5mODxMB63Ba6h3WZSctpYINOnRXbt9SnJvJWpKv&#10;Z80iDVx02bLGulqcEps4ew42pkswaAwmM39NXA5emmsu7Sgo3BgOr3tj7p2rvzuxmflygGP9LKfg&#10;59pguwUmunAsspp+aFn+vIpPIpWb1v9Yuqv+3GkeCJxlMj867v7fnmrTkKnIpvn/u/V9DfBCTFlH&#10;z8hLUZp40PTTqfLCJdHXs/dlhbFpxZMnbVm44Eb1eayft37Z93UeqgLOprFk2yJ3oUHFUqHpuvjN&#10;CXywo+vX3f+rxYZMsXrIH8jO6QYbvTQE97pRKz/saWk6/M7b+6Zl7snN+Xx27opXxh76KGIzLYxV&#10;J+yEoT7fB+VPtWkYNEaVufpUKfvcWj6ojy4xQARQ07l0rojqTMLQeuXqwUVLSidkHJgx/bMpUzZM&#10;ePVQ0fKGn6sIB09jDNj85mBfo6ntncQFTRNJvW06gLH9to7O+j86mxpxVc0hs/WdFkKK/mSbvTFb&#10;1cWKC87t7fn12+O758wpz5u7d2Zu2eKC66jaLEIRmhhLljfY5/roeMpqGZv+vqdnvlJFqeM+qpcu&#10;NQAE8ENYf233oU329V357uTKseN2jJ9cnJlVmr/gyw8jDdUXKGPU3OJMuswaAaj1s6tAb9MJUIl1&#10;Gce+oW3oj/GLU2YqPnKCGi6smpOw3Udr24MmwkRtXUwgsMW6rp2vOvD+e9sXLbyBQXMr3Nt7LSIY&#10;YcGe/em+KLU69m9cMNbMM2js9x+2v76oiy4yYASIAsrAketmcQsm/6ytLV+79ofizZcrT7bdbLBW&#10;SgN9kCAzqXW4YsMe+2sk4DUPjCkRDLkTYjB1YvGkEhi3GKuf4pafyFgxPeCSgPOmi5BN7X1eHCcU&#10;yea83SVYXevfv5051es0fgSvs+juLMLg8eD/jTqnNmrj2TSOpGqWKh14MFWqHREYPgLk5bH2aVqs&#10;JMs2EcDHWa4Ya2PJDA4HPx2sVXTCKpu7C0R7HD6Y+s8iIAIiIAIiIAIiIAIiIAIiIAIiIAIiIAIi&#10;IAIiIAIiIAIiIAIiIAIiIAIiIAIiIAIiIAIiIAIiIAIiIAIiIAIiIAIiIAIiIAIiIAIiIAIiIAIi&#10;IAIiIAIiIAIiIAIiIAIiIAIiIAIiIAIiIAIiIALPLYEXQ6HQS2lpvL7M78TRY0KjQxZrMC00ivdh&#10;Cl7gbyj0P1BLAwQKAAAAAACHTuJAAAAAAAAAAAAAAAAABgAAAF9yZWxzL1BLAwQUAAAACACHTuJA&#10;ihRmPNEAAACUAQAACwAAAF9yZWxzLy5yZWxzpZDBasMwDIbvg72D0X1xmsMYo04vo9Br6R7A2Ipj&#10;GltGMtn69vMOg2X0tqN+oe8T//7wmRa1IkukbGDX9aAwO/IxBwPvl+PTCyipNnu7UEYDNxQ4jI8P&#10;+zMutrYjmWMR1ShZDMy1lletxc2YrHRUMLfNRJxsbSMHXay72oB66Ptnzb8ZMG6Y6uQN8MkPoC63&#10;0sx/2Ck6JqGpdo6SpmmK7h5VB7Zlju7INuEbuUazHLAa8CwaB2pZ134EfV+/+6fe00c+47rVfoeM&#10;649Xb7ocvwBQSwMECgAAAAAAh07iQAAAAAAAAAAAAAAAAAoAAABkcnMvX3JlbHMvUEsDBBQAAAAI&#10;AIdO4kBpHd/AwwAAAKYBAAAZAAAAZHJzL19yZWxzL2Uyb0RvYy54bWwucmVsc72QTYvCMBCG7wv+&#10;hzB3m7YHkcW0FxG8iv6AIZmm0eaDJOr232+WvVgQ9rbHmeF93ofZ9V92Yg+KyXgnoKlqYOSkV8Zp&#10;AZfzYb0FljI6hZN3JGCmBH23+tidaMJcQmk0IbFCcUnAmHP45DzJkSymygdy5TL4aDGXMWoeUN5Q&#10;E2/resPjKwO6BZMdlYB4VC2w8xxK899sPwxG0t7LuyWX31RwY0t3AWLUlAVYUgZ/l211DaSBv5do&#10;/keiqZ52+HHgi+9231BLAwQUAAAACACHTuJA9kXznhwBAAB8AgAAEwAAAFtDb250ZW50X1R5cGVz&#10;XS54bWyVkk1OwzAQhfdI3MHyFsUOXSCEmnRBChILqFA5gOVMEpf4Rx6TprfHSVsJqgSJpf3mezPz&#10;7OWq1y3pwKOyJqO3LKUEjLSlMnVGP7ZPyT0lGIQpRWsNZPQASFf59dVye3CAJNIGM9qE4B44R9mA&#10;FsisAxOVynotQjz6mjshP0UNfJGmd1xaE8CEJAweNF8WUImvNpB1H6+Pk+x1RcnjsW5olVGlB75P&#10;BoVPMjsH9SQ0CtPMy+Z5EmE7V8+08dDiBSOca5UUIYbIO1NeBJCclmeRHGuwUQ5vYkIzHQbl9/I/&#10;G5y4t/hqXpVANsKHV6FjRLz0yEu7Nx469rfJMKXGxFaVksAKj0XE3qE7TzXnDgtbWPlf8/VInb35&#10;+Hfyb1BLAQIUABQAAAAIAIdO4kD2RfOeHAEAAHwCAAATAAAAAAAAAAEAIAAAADtAAQBbQ29udGVu&#10;dF9UeXBlc10ueG1sUEsBAhQACgAAAAAAh07iQAAAAAAAAAAAAAAAAAYAAAAAAAAAAAAQAAAA+z0B&#10;AF9yZWxzL1BLAQIUABQAAAAIAIdO4kCKFGY80QAAAJQBAAALAAAAAAAAAAEAIAAAAB8+AQBfcmVs&#10;cy8ucmVsc1BLAQIUAAoAAAAAAIdO4kAAAAAAAAAAAAAAAAAEAAAAAAAAAAAAEAAAAAAAAABkcnMv&#10;UEsBAhQACgAAAAAAh07iQAAAAAAAAAAAAAAAAAoAAAAAAAAAAAAQAAAAGT8BAGRycy9fcmVscy9Q&#10;SwECFAAUAAAACACHTuJAaR3fwMMAAACmAQAAGQAAAAAAAAABACAAAABBPwEAZHJzL19yZWxzL2Uy&#10;b0RvYy54bWwucmVsc1BLAQIUABQAAAAIAIdO4kC4tRpt1QAAAAUBAAAPAAAAAAAAAAEAIAAAACIA&#10;AABkcnMvZG93bnJldi54bWxQSwECFAAUAAAACACHTuJAwn0LpAEDAAAHCQAADgAAAAAAAAABACAA&#10;AAAkAQAAZHJzL2Uyb0RvYy54bWxQSwECFAAKAAAAAACHTuJAAAAAAAAAAAAAAAAACgAAAAAAAAAA&#10;ABAAAABRBAAAZHJzL21lZGlhL1BLAQIUABQAAAAIAIdO4kDz8iJXGbcAAHyNAgAUAAAAAAAAAAEA&#10;IAAAALCGAABkcnMvbWVkaWEvaW1hZ2UxLndtZlBLAQIUABQAAAAIAIdO4kAw1e1hBIIAAPqBAAAV&#10;AAAAAAAAAAEAIAAAAHkEAABkcnMvbWVkaWEvaW1hZ2UyLmpwZWdQSwUGAAAAAAsACwCVAgAAiEEB&#10;AAAA&#10;">
+                <o:lock v:ext="edit" aspectratio="f"/>
+                <v:shape id="1028" o:spid="_x0000_s1026" o:spt="75" type="#_x0000_t75" style="position:absolute;left:3960;top:3624;height:1014;width:4680;" filled="f" o:preferrelative="t" stroked="f" coordsize="21600,21600" o:gfxdata="UEsDBAoAAAAAAIdO4kAAAAAAAAAAAAAAAAAEAAAAZHJzL1BLAwQUAAAACACHTuJADRtQ470AAADa&#10;AAAADwAAAGRycy9kb3ducmV2LnhtbEWPT2vCQBTE74LfYXmCN90YbC3R1YMotJeA/yjeHtnXJDT7&#10;Nu5uNe2ndwuCx2FmfsMsVp1pxJWcry0rmIwTEMSF1TWXCo6H7egNhA/IGhvLpOCXPKyW/d4CM21v&#10;vKPrPpQiQthnqKAKoc2k9EVFBv3YtsTR+7LOYIjSlVI7vEW4aWSaJK/SYM1xocKW1hUV3/sfo2CW&#10;fryccndmXXeXv+nlM2/Wm1yp4WCSzEEE6sIz/Gi/awUp/F+JN0Au71BLAwQUAAAACACHTuJAMy8F&#10;njsAAAA5AAAAEAAAAGRycy9zaGFwZXhtbC54bWyzsa/IzVEoSy0qzszPs1Uy1DNQUkjNS85PycxL&#10;t1UKDXHTtVBSKC5JzEtJzMnPS7VVqkwtVrK34+UCAFBLAwQKAAAAAACHTuJAAAAAAAAAAAAAAAAA&#10;BgAAAF9yZWxzL1BLAwQUAAAACACHTuJA1VwmKMwAAACPAQAACwAAAF9yZWxzLy5yZWxzpZCxagMx&#10;DIb3QN/BaO/5kqGUEF+2QtaQQldh6+5MzpaxzDV5+7iUQi9ky6BBv9D3Ce32lzCpmbJ4jgbWTQuK&#10;omXn42Dg8/Tx+g5KCkaHE0cycCWBffey2h1pwlKXZPRJVKVEMTCWkrZaix0poDScKNZJzzlgqW0e&#10;dEJ7xoH0pm3fdP7PgG7BVAdnIB/cBtTpmqr5jh28zSzcl8Zy0Nz33j6iahkx0VeYKgbzQMWAy/Kb&#10;1tOaWqAfm9dPmh1/xyPNS/FPmGn+8+rFG7sbUEsDBBQAAAAIAIdO4kBa4xFm9wAAAOIBAAATAAAA&#10;W0NvbnRlbnRfVHlwZXNdLnhtbJWRTU/EIBCG7yb+BzJX01I9GGNK92D1qEbXHzCBaUu2BcJg3f33&#10;0v24GNfEI8y8z/sE6tV2GsVMka13Cq7LCgQ57Y11vYKP9VNxB4ITOoOjd6RgRwyr5vKiXu8Cschp&#10;xwqGlMK9lKwHmpBLH8jlSefjhCkfYy8D6g32JG+q6lZq7xK5VKSFAU3dUoefYxKP23x9MIk0MoiH&#10;w+LSpQBDGK3GlE3l7MyPluLYUObkfocHG/gqa4D8tWGZnC845l7y00RrSLxiTM84ZQ1pIkvjv1yk&#10;ufwbslhOXPius5rKNnKbY280n6zO0XnAQBn9X/z7kjvB5f6Hmm9QSwECFAAUAAAACACHTuJAWuMR&#10;ZvcAAADiAQAAEwAAAAAAAAABACAAAACOAgAAW0NvbnRlbnRfVHlwZXNdLnhtbFBLAQIUAAoAAAAA&#10;AIdO4kAAAAAAAAAAAAAAAAAGAAAAAAAAAAAAEAAAAHUBAABfcmVscy9QSwECFAAUAAAACACHTuJA&#10;1VwmKMwAAACPAQAACwAAAAAAAAABACAAAACZAQAAX3JlbHMvLnJlbHNQSwECFAAKAAAAAACHTuJA&#10;AAAAAAAAAAAAAAAABAAAAAAAAAAAABAAAAAAAAAAZHJzL1BLAQIUABQAAAAIAIdO4kANG1DjvQAA&#10;ANoAAAAPAAAAAAAAAAEAIAAAACIAAABkcnMvZG93bnJldi54bWxQSwECFAAUAAAACACHTuJAMy8F&#10;njsAAAA5AAAAEAAAAAAAAAABACAAAAAMAQAAZHJzL3NoYXBleG1sLnhtbFBLBQYAAAAABgAGAFsB&#10;AAC2AwAAAAA=&#10;">
+                  <v:fill on="f" focussize="0,0"/>
+                  <v:stroke on="f"/>
+                  <v:imagedata r:id="rId4" o:title=""/>
                   <o:lock v:ext="edit" aspectratio="t"/>
-                </v:shapetype>
-                <v:shape id="1028" o:spid="_x0000_s1027" type="#_x0000_t75" style="position:absolute;left:3960;top:3624;width:4680;height:1014;visibility:visible;mso-wrap-style:square" o:gfxdata="UEsDBBQABgAIAAAAIQDb4fbL7gAAAIUBAAATAAAAW0NvbnRlbnRfVHlwZXNdLnhtbHyQz07DMAyH&#10;70i8Q+QralM4IITa7kDhCAiNB7ASt43WOlEcyvb2pNu4IODoPz9/n1xv9vOkForiPDdwXVagiI23&#10;jocG3rdPxR0oScgWJ8/UwIEENu3lRb09BBKV0ywNjCmFe63FjDSjlD4Q50nv44wpl3HQAc0OB9I3&#10;VXWrjedEnIq03oC27qjHjympx31un0wiTQLq4bS4shrAECZnMGVTvbD9QSnOhDInjzsyuiBXWQP0&#10;r4R18jfgnHvJr4nOknrFmJ5xzhraRtHWf3Kkpfz/yGo5S+H73hkquyhdjr3R8m2lj09svwAAAP//&#10;AwBQSwMEFAAGAAgAAAAhAFr0LFu/AAAAFQEAAAsAAABfcmVscy8ucmVsc2zPwWrDMAwG4Ptg72B0&#10;X5TuUMaI01uh19I+gLGVxCy2jGSy9e1nemrHjpL4P0nD4SetZiPRyNnCruvBUPYcYp4tXC/Htw8w&#10;Wl0ObuVMFm6kcBhfX4Yzra62kC6xqGlKVgtLreUTUf1CyWnHhXKbTCzJ1VbKjMX5LzcTvvf9HuXR&#10;gPHJNKdgQU5hB+ZyK23zHztFL6w81c5zQp6m6P9TMfB3PtPWFCczVQtB9N4U2rp2HOA44NMz4y8A&#10;AAD//wMAUEsDBBQABgAIAAAAIQBVmAAfxAAAANoAAAAPAAAAZHJzL2Rvd25yZXYueG1sRI9Ba4NA&#10;FITvgf6H5RV6CXWtB0lsNqEJFAo9aUSS26v7qlL3rbjbaP99NxDIcZiZb5jNbja9uNDoOssKXqIY&#10;BHFtdceNgvL4/rwC4Tyyxt4yKfgjB7vtw2KDmbYT53QpfCMChF2GClrvh0xKV7dk0EV2IA7etx0N&#10;+iDHRuoRpwA3vUziOJUGOw4LLQ50aKn+KX6NgrrIP9fLs/vaV+lpZbCcqiRplHp6nN9eQXia/T18&#10;a39oBQlcr4QbILf/AAAA//8DAFBLAQItABQABgAIAAAAIQDb4fbL7gAAAIUBAAATAAAAAAAAAAAA&#10;AAAAAAAAAABbQ29udGVudF9UeXBlc10ueG1sUEsBAi0AFAAGAAgAAAAhAFr0LFu/AAAAFQEAAAsA&#10;AAAAAAAAAAAAAAAAHwEAAF9yZWxzLy5yZWxzUEsBAi0AFAAGAAgAAAAhAFWYAB/EAAAA2gAAAA8A&#10;AAAAAAAAAAAAAAAABwIAAGRycy9kb3ducmV2LnhtbFBLBQYAAAAAAwADALcAAAD4AgAAAAA=&#10;">
-                  <v:imagedata r:id="rId16" o:title=""/>
                 </v:shape>
-                <v:shape id="1029" o:spid="_x0000_s1028" type="#_x0000_t75" alt="新校徽" style="position:absolute;left:3780;top:3468;width:1260;height:1237;visibility:visible;mso-wrap-style:square" o:gfxdata="UEsDBBQABgAIAAAAIQDb4fbL7gAAAIUBAAATAAAAW0NvbnRlbnRfVHlwZXNdLnhtbHyQz07DMAyH&#10;70i8Q+QralM4IITa7kDhCAiNB7ASt43WOlEcyvb2pNu4IODoPz9/n1xv9vOkForiPDdwXVagiI23&#10;jocG3rdPxR0oScgWJ8/UwIEENu3lRb09BBKV0ywNjCmFe63FjDSjlD4Q50nv44wpl3HQAc0OB9I3&#10;VXWrjedEnIq03oC27qjHjympx31un0wiTQLq4bS4shrAECZnMGVTvbD9QSnOhDInjzsyuiBXWQP0&#10;r4R18jfgnHvJr4nOknrFmJ5xzhraRtHWf3Kkpfz/yGo5S+H73hkquyhdjr3R8m2lj09svwAAAP//&#10;AwBQSwMEFAAGAAgAAAAhAFr0LFu/AAAAFQEAAAsAAABfcmVscy8ucmVsc2zPwWrDMAwG4Ptg72B0&#10;X5TuUMaI01uh19I+gLGVxCy2jGSy9e1nemrHjpL4P0nD4SetZiPRyNnCruvBUPYcYp4tXC/Htw8w&#10;Wl0ObuVMFm6kcBhfX4Yzra62kC6xqGlKVgtLreUTUf1CyWnHhXKbTCzJ1VbKjMX5LzcTvvf9HuXR&#10;gPHJNKdgQU5hB+ZyK23zHztFL6w81c5zQp6m6P9TMfB3PtPWFCczVQtB9N4U2rp2HOA44NMz4y8A&#10;AAD//wMAUEsDBBQABgAIAAAAIQAhdyJ8wwAAANoAAAAPAAAAZHJzL2Rvd25yZXYueG1sRI9La8Mw&#10;EITvhfwHsYHeGjl1KIkTJaSBllJ6yeOS22JtLBNrZSTVj39fFQo9DjPzDbPZDbYRHflQO1Ywn2Ug&#10;iEuna64UXM5vT0sQISJrbByTgpEC7LaThw0W2vV8pO4UK5EgHApUYGJsCylDachimLmWOHk35y3G&#10;JH0ltcc+wW0jn7PsRVqsOS0YbOlgqLyfvq0C68alzFfdZ87X66H5el/Qq18o9Tgd9msQkYb4H/5r&#10;f2gFOfxeSTdAbn8AAAD//wMAUEsBAi0AFAAGAAgAAAAhANvh9svuAAAAhQEAABMAAAAAAAAAAAAA&#10;AAAAAAAAAFtDb250ZW50X1R5cGVzXS54bWxQSwECLQAUAAYACAAAACEAWvQsW78AAAAVAQAACwAA&#10;AAAAAAAAAAAAAAAfAQAAX3JlbHMvLnJlbHNQSwECLQAUAAYACAAAACEAIXcifMMAAADaAAAADwAA&#10;AAAAAAAAAAAAAAAHAgAAZHJzL2Rvd25yZXYueG1sUEsFBgAAAAADAAMAtwAAAPcCAAAAAA==&#10;">
-                  <v:imagedata r:id="rId17" o:title="新校徽"/>
+                <v:shape id="1029" o:spid="_x0000_s1026" o:spt="75" alt="新校徽" type="#_x0000_t75" style="position:absolute;left:3780;top:3468;height:1237;width:1260;" filled="f" o:preferrelative="t" stroked="f" coordsize="21600,21600" o:gfxdata="UEsDBAoAAAAAAIdO4kAAAAAAAAAAAAAAAAAEAAAAZHJzL1BLAwQUAAAACACHTuJAaFzoL7sAAADa&#10;AAAADwAAAGRycy9kb3ducmV2LnhtbEWPT4vCMBTE74LfIbyFvWmqFdFuU0FBWRYv/rl4ezRv27LN&#10;S0li1W+/EQSPw8z8hslXd9OKnpxvLCuYjBMQxKXVDVcKzqftaAHCB2SNrWVS8CAPq2I4yDHT9sYH&#10;6o+hEhHCPkMFdQhdJqUvazLox7Yjjt6vdQZDlK6S2uEtwk0rp0kylwYbjgs1drSpqfw7Xo0CYx8L&#10;mS77n5Qvl027381o7WZKfX5Mki8Qge7hHX61v7WCFJ5X4g2QxT9QSwMEFAAAAAgAh07iQDMvBZ47&#10;AAAAOQAAABAAAABkcnMvc2hhcGV4bWwueG1ss7GvyM1RKEstKs7Mz7NVMtQzUFJIzUvOT8nMS7dV&#10;Cg1x07VQUiguScxLSczJz0u1VapMLVayt+PlAgBQSwMECgAAAAAAh07iQAAAAAAAAAAAAAAAAAYA&#10;AABfcmVscy9QSwMEFAAAAAgAh07iQNVcJijMAAAAjwEAAAsAAABfcmVscy8ucmVsc6WQsWoDMQyG&#10;90DfwWjv+ZKhlBBftkLWkEJXYevuTM6Wscw1efu4lEIvZMugQb/Q9wnt9pcwqZmyeI4G1k0LiqJl&#10;5+Ng4PP08foOSgpGhxNHMnAlgX33stodacJSl2T0SVSlRDEwlpK2WosdKaA0nCjWSc85YKltHnRC&#10;e8aB9KZt33T+z4BuwVQHZyAf3AbU6Zqq+Y4dvM0s3JfGctDc994+omoZMdFXmCoG80DFgMvym9bT&#10;mlqgH5vXT5odf8cjzUvxT5hp/vPqxRu7G1BLAwQUAAAACACHTuJAWuMRZvcAAADiAQAAEwAAAFtD&#10;b250ZW50X1R5cGVzXS54bWyVkU1PxCAQhu8m/gcyV9NSPRhjSvdg9ahG1x8wgWlLtgXCYN3999L9&#10;uBjXxCPMvM/7BOrVdhrFTJGtdwquywoEOe2Ndb2Cj/VTcQeCEzqDo3ekYEcMq+byol7vArHIaccK&#10;hpTCvZSsB5qQSx/I5Unn44QpH2MvA+oN9iRvqupWau8SuVSkhQFN3VKHn2MSj9t8fTCJNDKIh8Pi&#10;0qUAQxitxpRN5ezMj5bi2FDm5H6HBxv4KmuA/LVhmZwvOOZe8tNEa0i8YkzPOGUNaSJL479cpLn8&#10;G7JYTlz4rrOayjZym2NvNJ+sztF5wEAZ/V/8+5I7weX+h5pvUEsBAhQAFAAAAAgAh07iQFrjEWb3&#10;AAAA4gEAABMAAAAAAAAAAQAgAAAAjAIAAFtDb250ZW50X1R5cGVzXS54bWxQSwECFAAKAAAAAACH&#10;TuJAAAAAAAAAAAAAAAAABgAAAAAAAAAAABAAAABzAQAAX3JlbHMvUEsBAhQAFAAAAAgAh07iQNVc&#10;JijMAAAAjwEAAAsAAAAAAAAAAQAgAAAAlwEAAF9yZWxzLy5yZWxzUEsBAhQACgAAAAAAh07iQAAA&#10;AAAAAAAAAAAAAAQAAAAAAAAAAAAQAAAAAAAAAGRycy9QSwECFAAUAAAACACHTuJAaFzoL7sAAADa&#10;AAAADwAAAAAAAAABACAAAAAiAAAAZHJzL2Rvd25yZXYueG1sUEsBAhQAFAAAAAgAh07iQDMvBZ47&#10;AAAAOQAAABAAAAAAAAAAAQAgAAAACgEAAGRycy9zaGFwZXhtbC54bWxQSwUGAAAAAAYABgBbAQAA&#10;tAMAAAAA&#10;">
+                  <v:fill on="f" focussize="0,0"/>
+                  <v:stroke on="f"/>
+                  <v:imagedata r:id="rId5" o:title=""/>
+                  <o:lock v:ext="edit" aspectratio="t"/>
                 </v:shape>
+                <w10:wrap type="none"/>
                 <w10:anchorlock/>
               </v:group>
             </w:pict>
@@ -164,7 +152,7 @@
     </w:p>
     <w:p>
       <w:pPr>
-        <w:spacing w:beforeLines="100" w:before="312" w:afterLines="50" w:after="156" w:line="400" w:lineRule="exact"/>
+        <w:spacing w:before="312" w:beforeLines="100" w:after="156" w:afterLines="50" w:line="400" w:lineRule="exact"/>
         <w:rPr>
           <w:rFonts w:ascii="黑体" w:eastAsia="黑体"/>
           <w:b/>
@@ -178,10 +166,10 @@
       <w:pPr>
         <w:adjustRightInd w:val="0"/>
         <w:snapToGrid w:val="0"/>
-        <w:spacing w:beforeLines="50" w:before="156" w:afterLines="100" w:after="312"/>
+        <w:spacing w:before="156" w:beforeLines="50" w:after="312" w:afterLines="100"/>
         <w:jc w:val="center"/>
         <w:rPr>
-          <w:rFonts w:ascii="方正粗黑宋简体" w:eastAsia="方正粗黑宋简体" w:hAnsi="方正粗黑宋简体" w:hint="eastAsia"/>
+          <w:rFonts w:hint="eastAsia" w:ascii="方正粗黑宋简体" w:hAnsi="方正粗黑宋简体" w:eastAsia="方正粗黑宋简体"/>
           <w:b/>
           <w:bCs/>
           <w:sz w:val="40"/>
@@ -190,102 +178,177 @@
       </w:pPr>
       <w:r>
         <w:rPr>
-          <w:rFonts w:ascii="方正粗黑宋简体" w:eastAsia="方正粗黑宋简体" w:hAnsi="方正粗黑宋简体" w:hint="eastAsia"/>
+          <w:rFonts w:hint="eastAsia" w:ascii="方正粗黑宋简体" w:hAnsi="方正粗黑宋简体" w:eastAsia="方正粗黑宋简体"/>
           <w:b/>
           <w:bCs/>
           <w:sz w:val="40"/>
           <w:szCs w:val="44"/>
         </w:rPr>
-        <w:t>Deep</w:t>
-      </w:r>
-      <w:r>
-        <w:rPr>
-          <w:rFonts w:ascii="方正粗黑宋简体" w:eastAsia="方正粗黑宋简体" w:hAnsi="方正粗黑宋简体" w:hint="eastAsia"/>
+        <w:t>Deep Learning Group Project</w:t>
+      </w:r>
+    </w:p>
+    <w:p>
+      <w:pPr>
+        <w:adjustRightInd w:val="0"/>
+        <w:snapToGrid w:val="0"/>
+        <w:spacing w:before="156" w:beforeLines="50" w:after="312" w:afterLines="100"/>
+        <w:jc w:val="center"/>
+        <w:rPr>
+          <w:rFonts w:hint="eastAsia" w:ascii="方正粗黑宋简体" w:hAnsi="方正粗黑宋简体" w:eastAsia="方正粗黑宋简体"/>
           <w:b/>
           <w:bCs/>
           <w:sz w:val="40"/>
           <w:szCs w:val="44"/>
         </w:rPr>
+      </w:pPr>
+      <w:r>
+        <w:rPr>
+          <w:rFonts w:ascii="Times New Roman" w:hAnsi="Times New Roman" w:eastAsia="楷体" w:cs="Times New Roman"/>
+          <w:b/>
+          <w:bCs/>
+          <w:sz w:val="32"/>
+          <w:szCs w:val="32"/>
+        </w:rPr>
+        <w:t>(20</w:t>
+      </w:r>
+      <w:r>
+        <w:rPr>
+          <w:rFonts w:hint="eastAsia" w:ascii="Times New Roman" w:hAnsi="Times New Roman" w:eastAsia="楷体" w:cs="Times New Roman"/>
+          <w:b/>
+          <w:bCs/>
+          <w:sz w:val="32"/>
+          <w:szCs w:val="32"/>
+        </w:rPr>
+        <w:t>25</w:t>
+      </w:r>
+      <w:r>
+        <w:rPr>
+          <w:rFonts w:ascii="Times New Roman" w:hAnsi="Times New Roman" w:eastAsia="楷体" w:cs="Times New Roman"/>
+          <w:b/>
+          <w:bCs/>
+          <w:sz w:val="32"/>
+          <w:szCs w:val="32"/>
+        </w:rPr>
+        <w:t>-20</w:t>
+      </w:r>
+      <w:r>
+        <w:rPr>
+          <w:rFonts w:hint="eastAsia" w:ascii="Times New Roman" w:hAnsi="Times New Roman" w:eastAsia="楷体" w:cs="Times New Roman"/>
+          <w:b/>
+          <w:bCs/>
+          <w:sz w:val="32"/>
+          <w:szCs w:val="32"/>
+        </w:rPr>
+        <w:t>26</w:t>
+      </w:r>
+      <w:r>
+        <w:rPr>
+          <w:rFonts w:ascii="Times New Roman" w:hAnsi="Times New Roman" w:eastAsia="楷体" w:cs="Times New Roman"/>
+          <w:b/>
+          <w:bCs/>
+          <w:sz w:val="32"/>
+          <w:szCs w:val="32"/>
+        </w:rPr>
+        <w:t>学年</w:t>
+      </w:r>
+      <w:r>
+        <w:rPr>
+          <w:rFonts w:hint="eastAsia" w:ascii="Times New Roman" w:hAnsi="Times New Roman" w:eastAsia="楷体" w:cs="Times New Roman"/>
+          <w:b/>
+          <w:bCs/>
+          <w:sz w:val="32"/>
+          <w:szCs w:val="32"/>
+        </w:rPr>
         <w:t xml:space="preserve"> </w:t>
       </w:r>
       <w:r>
         <w:rPr>
-          <w:rFonts w:ascii="方正粗黑宋简体" w:eastAsia="方正粗黑宋简体" w:hAnsi="方正粗黑宋简体" w:hint="eastAsia"/>
-          <w:b/>
-          <w:bCs/>
-          <w:sz w:val="40"/>
-          <w:szCs w:val="44"/>
-        </w:rPr>
-        <w:t>Learning Group Project</w:t>
+          <w:rFonts w:ascii="Times New Roman" w:hAnsi="Times New Roman" w:eastAsia="楷体" w:cs="Times New Roman"/>
+          <w:b/>
+          <w:bCs/>
+          <w:sz w:val="32"/>
+          <w:szCs w:val="32"/>
+        </w:rPr>
+        <w:t>第</w:t>
+      </w:r>
+      <w:r>
+        <w:rPr>
+          <w:rFonts w:hint="eastAsia" w:ascii="Times New Roman" w:hAnsi="Times New Roman" w:eastAsia="楷体" w:cs="Times New Roman"/>
+          <w:b/>
+          <w:bCs/>
+          <w:sz w:val="32"/>
+          <w:szCs w:val="32"/>
+        </w:rPr>
+        <w:t>二</w:t>
+      </w:r>
+      <w:r>
+        <w:rPr>
+          <w:rFonts w:ascii="Times New Roman" w:hAnsi="Times New Roman" w:eastAsia="楷体" w:cs="Times New Roman"/>
+          <w:b/>
+          <w:bCs/>
+          <w:sz w:val="32"/>
+          <w:szCs w:val="32"/>
+        </w:rPr>
+        <w:t>学期)</w:t>
       </w:r>
     </w:p>
     <w:p>
       <w:pPr>
         <w:adjustRightInd w:val="0"/>
         <w:snapToGrid w:val="0"/>
-        <w:spacing w:beforeLines="50" w:before="156" w:afterLines="100" w:after="312"/>
+        <w:spacing w:before="156" w:beforeLines="50" w:after="312" w:afterLines="100" w:line="480" w:lineRule="auto"/>
         <w:jc w:val="center"/>
         <w:rPr>
-          <w:rFonts w:ascii="方正粗黑宋简体" w:eastAsia="方正粗黑宋简体" w:hAnsi="方正粗黑宋简体" w:hint="eastAsia"/>
-          <w:b/>
-          <w:bCs/>
-          <w:sz w:val="40"/>
-          <w:szCs w:val="44"/>
-        </w:rPr>
-      </w:pPr>
-      <w:r>
-        <w:rPr>
-          <w:rFonts w:ascii="Times New Roman" w:eastAsia="楷体" w:hAnsi="Times New Roman" w:cs="Times New Roman"/>
+          <w:rFonts w:ascii="Times New Roman" w:hAnsi="Times New Roman" w:eastAsia="楷体" w:cs="Times New Roman"/>
           <w:b/>
           <w:bCs/>
           <w:sz w:val="32"/>
           <w:szCs w:val="32"/>
         </w:rPr>
-        <w:t>(20</w:t>
-      </w:r>
-      <w:r>
-        <w:rPr>
-          <w:rFonts w:ascii="Times New Roman" w:eastAsia="楷体" w:hAnsi="Times New Roman" w:cs="Times New Roman" w:hint="eastAsia"/>
+      </w:pPr>
+      <w:r>
+        <w:rPr>
+          <w:rFonts w:hint="eastAsia" w:ascii="Times New Roman" w:hAnsi="Times New Roman" w:eastAsia="楷体" w:cs="Times New Roman"/>
           <w:b/>
           <w:bCs/>
           <w:sz w:val="32"/>
           <w:szCs w:val="32"/>
         </w:rPr>
-        <w:t>25</w:t>
-      </w:r>
-      <w:r>
-        <w:rPr>
-          <w:rFonts w:ascii="Times New Roman" w:eastAsia="楷体" w:hAnsi="Times New Roman" w:cs="Times New Roman"/>
+        <w:t>提</w:t>
+      </w:r>
+      <w:r>
+        <w:rPr>
+          <w:rFonts w:ascii="Times New Roman" w:hAnsi="Times New Roman" w:eastAsia="楷体" w:cs="Times New Roman"/>
           <w:b/>
           <w:bCs/>
           <w:sz w:val="32"/>
           <w:szCs w:val="32"/>
         </w:rPr>
-        <w:t>-20</w:t>
-      </w:r>
-      <w:r>
-        <w:rPr>
-          <w:rFonts w:ascii="Times New Roman" w:eastAsia="楷体" w:hAnsi="Times New Roman" w:cs="Times New Roman" w:hint="eastAsia"/>
+        <w:t>交日期：202</w:t>
+      </w:r>
+      <w:r>
+        <w:rPr>
+          <w:rFonts w:hint="eastAsia" w:ascii="Times New Roman" w:hAnsi="Times New Roman" w:eastAsia="楷体" w:cs="Times New Roman"/>
           <w:b/>
           <w:bCs/>
           <w:sz w:val="32"/>
           <w:szCs w:val="32"/>
         </w:rPr>
-        <w:t>26</w:t>
-      </w:r>
-      <w:r>
-        <w:rPr>
-          <w:rFonts w:ascii="Times New Roman" w:eastAsia="楷体" w:hAnsi="Times New Roman" w:cs="Times New Roman"/>
+        <w:t>6</w:t>
+      </w:r>
+      <w:r>
+        <w:rPr>
+          <w:rFonts w:ascii="Times New Roman" w:hAnsi="Times New Roman" w:eastAsia="楷体" w:cs="Times New Roman"/>
           <w:b/>
           <w:bCs/>
           <w:sz w:val="32"/>
           <w:szCs w:val="32"/>
         </w:rPr>
-        <w:t>学年</w:t>
-      </w:r>
-      <w:r>
-        <w:rPr>
-          <w:rFonts w:ascii="Times New Roman" w:eastAsia="楷体" w:hAnsi="Times New Roman" w:cs="Times New Roman" w:hint="eastAsia"/>
+        <w:t>年</w:t>
+      </w:r>
+      <w:r>
+        <w:rPr>
+          <w:rFonts w:hint="eastAsia" w:ascii="Times New Roman" w:hAnsi="Times New Roman" w:eastAsia="楷体" w:cs="Times New Roman"/>
           <w:b/>
           <w:bCs/>
           <w:sz w:val="32"/>
@@ -295,163 +358,55 @@
       </w:r>
       <w:r>
         <w:rPr>
-          <w:rFonts w:ascii="Times New Roman" w:eastAsia="楷体" w:hAnsi="Times New Roman" w:cs="Times New Roman"/>
+          <w:rFonts w:ascii="Times New Roman" w:hAnsi="Times New Roman" w:eastAsia="楷体" w:cs="Times New Roman"/>
           <w:b/>
           <w:bCs/>
           <w:sz w:val="32"/>
           <w:szCs w:val="32"/>
         </w:rPr>
-        <w:t>第</w:t>
-      </w:r>
-      <w:r>
-        <w:rPr>
-          <w:rFonts w:ascii="Times New Roman" w:eastAsia="楷体" w:hAnsi="Times New Roman" w:cs="Times New Roman" w:hint="eastAsia"/>
+        <w:t>月</w:t>
+      </w:r>
+      <w:r>
+        <w:rPr>
+          <w:rFonts w:hint="eastAsia" w:ascii="Times New Roman" w:hAnsi="Times New Roman" w:eastAsia="楷体" w:cs="Times New Roman"/>
           <w:b/>
           <w:bCs/>
           <w:sz w:val="32"/>
           <w:szCs w:val="32"/>
         </w:rPr>
-        <w:t>二</w:t>
-      </w:r>
-      <w:r>
-        <w:rPr>
-          <w:rFonts w:ascii="Times New Roman" w:eastAsia="楷体" w:hAnsi="Times New Roman" w:cs="Times New Roman"/>
+        <w:t xml:space="preserve"> </w:t>
+      </w:r>
+      <w:r>
+        <w:rPr>
+          <w:rFonts w:ascii="Times New Roman" w:hAnsi="Times New Roman" w:eastAsia="楷体" w:cs="Times New Roman"/>
           <w:b/>
           <w:bCs/>
           <w:sz w:val="32"/>
           <w:szCs w:val="32"/>
         </w:rPr>
-        <w:t>学期</w:t>
-      </w:r>
-      <w:r>
-        <w:rPr>
-          <w:rFonts w:ascii="Times New Roman" w:eastAsia="楷体" w:hAnsi="Times New Roman" w:cs="Times New Roman"/>
-          <w:b/>
-          <w:bCs/>
-          <w:sz w:val="32"/>
-          <w:szCs w:val="32"/>
-        </w:rPr>
-        <w:t>)</w:t>
-      </w:r>
-    </w:p>
-    <w:p>
-      <w:pPr>
-        <w:adjustRightInd w:val="0"/>
-        <w:snapToGrid w:val="0"/>
-        <w:spacing w:beforeLines="50" w:before="156" w:afterLines="100" w:after="312" w:line="480" w:lineRule="auto"/>
-        <w:jc w:val="center"/>
-        <w:rPr>
-          <w:rFonts w:ascii="Times New Roman" w:eastAsia="楷体" w:hAnsi="Times New Roman" w:cs="Times New Roman"/>
-          <w:b/>
-          <w:bCs/>
-          <w:sz w:val="32"/>
-          <w:szCs w:val="32"/>
-        </w:rPr>
-      </w:pPr>
-      <w:r>
-        <w:rPr>
-          <w:rFonts w:ascii="Times New Roman" w:eastAsia="楷体" w:hAnsi="Times New Roman" w:cs="Times New Roman" w:hint="eastAsia"/>
-          <w:b/>
-          <w:bCs/>
-          <w:sz w:val="32"/>
-          <w:szCs w:val="32"/>
-        </w:rPr>
-        <w:t>提</w:t>
-      </w:r>
-      <w:r>
-        <w:rPr>
-          <w:rFonts w:ascii="Times New Roman" w:eastAsia="楷体" w:hAnsi="Times New Roman" w:cs="Times New Roman"/>
-          <w:b/>
-          <w:bCs/>
-          <w:sz w:val="32"/>
-          <w:szCs w:val="32"/>
-        </w:rPr>
-        <w:t>交日期：</w:t>
-      </w:r>
-      <w:r>
-        <w:rPr>
-          <w:rFonts w:ascii="Times New Roman" w:eastAsia="楷体" w:hAnsi="Times New Roman" w:cs="Times New Roman"/>
-          <w:b/>
-          <w:bCs/>
-          <w:sz w:val="32"/>
-          <w:szCs w:val="32"/>
-        </w:rPr>
-        <w:t>202</w:t>
-      </w:r>
-      <w:r>
-        <w:rPr>
-          <w:rFonts w:ascii="Times New Roman" w:eastAsia="楷体" w:hAnsi="Times New Roman" w:cs="Times New Roman" w:hint="eastAsia"/>
-          <w:b/>
-          <w:bCs/>
-          <w:sz w:val="32"/>
-          <w:szCs w:val="32"/>
-        </w:rPr>
-        <w:t>6</w:t>
-      </w:r>
-      <w:r>
-        <w:rPr>
-          <w:rFonts w:ascii="Times New Roman" w:eastAsia="楷体" w:hAnsi="Times New Roman" w:cs="Times New Roman"/>
-          <w:b/>
-          <w:bCs/>
-          <w:sz w:val="32"/>
-          <w:szCs w:val="32"/>
-        </w:rPr>
-        <w:t>年</w:t>
-      </w:r>
-      <w:r>
-        <w:rPr>
-          <w:rFonts w:ascii="Times New Roman" w:eastAsia="楷体" w:hAnsi="Times New Roman" w:cs="Times New Roman" w:hint="eastAsia"/>
-          <w:b/>
-          <w:bCs/>
-          <w:sz w:val="32"/>
-          <w:szCs w:val="32"/>
-        </w:rPr>
-        <w:t xml:space="preserve"> </w:t>
-      </w:r>
-      <w:r>
-        <w:rPr>
-          <w:rFonts w:ascii="Times New Roman" w:eastAsia="楷体" w:hAnsi="Times New Roman" w:cs="Times New Roman"/>
-          <w:b/>
-          <w:bCs/>
-          <w:sz w:val="32"/>
-          <w:szCs w:val="32"/>
-        </w:rPr>
-        <w:t>月</w:t>
-      </w:r>
-      <w:r>
-        <w:rPr>
-          <w:rFonts w:ascii="Times New Roman" w:eastAsia="楷体" w:hAnsi="Times New Roman" w:cs="Times New Roman" w:hint="eastAsia"/>
-          <w:b/>
-          <w:bCs/>
-          <w:sz w:val="32"/>
-          <w:szCs w:val="32"/>
-        </w:rPr>
-        <w:t xml:space="preserve"> </w:t>
-      </w:r>
-      <w:r>
-        <w:rPr>
-          <w:rFonts w:ascii="Times New Roman" w:eastAsia="楷体" w:hAnsi="Times New Roman" w:cs="Times New Roman"/>
-          <w:b/>
-          <w:bCs/>
-          <w:sz w:val="32"/>
-          <w:szCs w:val="32"/>
-        </w:rPr>
         <w:t>日</w:t>
       </w:r>
     </w:p>
     <w:tbl>
       <w:tblPr>
+        <w:tblStyle w:val="6"/>
         <w:tblW w:w="9174" w:type="dxa"/>
+        <w:tblInd w:w="0" w:type="dxa"/>
         <w:tblBorders>
-          <w:top w:val="single" w:sz="4" w:space="0" w:color="auto"/>
-          <w:left w:val="single" w:sz="4" w:space="0" w:color="auto"/>
-          <w:bottom w:val="single" w:sz="4" w:space="0" w:color="auto"/>
-          <w:right w:val="single" w:sz="4" w:space="0" w:color="auto"/>
-          <w:insideH w:val="single" w:sz="4" w:space="0" w:color="auto"/>
-          <w:insideV w:val="single" w:sz="4" w:space="0" w:color="auto"/>
+          <w:top w:val="single" w:color="auto" w:sz="4" w:space="0"/>
+          <w:left w:val="single" w:color="auto" w:sz="4" w:space="0"/>
+          <w:bottom w:val="single" w:color="auto" w:sz="4" w:space="0"/>
+          <w:right w:val="single" w:color="auto" w:sz="4" w:space="0"/>
+          <w:insideH w:val="single" w:color="auto" w:sz="4" w:space="0"/>
+          <w:insideV w:val="single" w:color="auto" w:sz="4" w:space="0"/>
         </w:tblBorders>
         <w:tblLayout w:type="fixed"/>
-        <w:tblLook w:val="04A0" w:firstRow="1" w:lastRow="0" w:firstColumn="1" w:lastColumn="0" w:noHBand="0" w:noVBand="1"/>
+        <w:tblCellMar>
+          <w:top w:w="0" w:type="dxa"/>
+          <w:left w:w="108" w:type="dxa"/>
+          <w:bottom w:w="0" w:type="dxa"/>
+          <w:right w:w="108" w:type="dxa"/>
+        </w:tblCellMar>
       </w:tblPr>
       <w:tblGrid>
         <w:gridCol w:w="1404"/>
@@ -460,17 +415,33 @@
         <w:gridCol w:w="3062"/>
       </w:tblGrid>
       <w:tr>
+        <w:tblPrEx>
+          <w:tblBorders>
+            <w:top w:val="single" w:color="auto" w:sz="4" w:space="0"/>
+            <w:left w:val="single" w:color="auto" w:sz="4" w:space="0"/>
+            <w:bottom w:val="single" w:color="auto" w:sz="4" w:space="0"/>
+            <w:right w:val="single" w:color="auto" w:sz="4" w:space="0"/>
+            <w:insideH w:val="single" w:color="auto" w:sz="4" w:space="0"/>
+            <w:insideV w:val="single" w:color="auto" w:sz="4" w:space="0"/>
+          </w:tblBorders>
+          <w:tblCellMar>
+            <w:top w:w="0" w:type="dxa"/>
+            <w:left w:w="108" w:type="dxa"/>
+            <w:bottom w:w="0" w:type="dxa"/>
+            <w:right w:w="108" w:type="dxa"/>
+          </w:tblCellMar>
+        </w:tblPrEx>
         <w:trPr>
-          <w:trHeight w:val="1133"/>
+          <w:trHeight w:val="1133" w:hRule="atLeast"/>
         </w:trPr>
         <w:tc>
           <w:tcPr>
             <w:tcW w:w="1404" w:type="dxa"/>
             <w:tcBorders>
-              <w:top w:val="single" w:sz="4" w:space="0" w:color="auto"/>
-              <w:left w:val="single" w:sz="4" w:space="0" w:color="auto"/>
-              <w:bottom w:val="single" w:sz="4" w:space="0" w:color="auto"/>
-              <w:right w:val="single" w:sz="4" w:space="0" w:color="auto"/>
+              <w:top w:val="single" w:color="auto" w:sz="4" w:space="0"/>
+              <w:left w:val="single" w:color="auto" w:sz="4" w:space="0"/>
+              <w:bottom w:val="single" w:color="auto" w:sz="4" w:space="0"/>
+              <w:right w:val="single" w:color="auto" w:sz="4" w:space="0"/>
             </w:tcBorders>
             <w:vAlign w:val="center"/>
           </w:tcPr>
@@ -481,7 +452,7 @@
               <w:spacing w:line="400" w:lineRule="exact"/>
               <w:jc w:val="center"/>
               <w:rPr>
-                <w:rFonts w:ascii="宋体" w:hAnsi="宋体" w:hint="eastAsia"/>
+                <w:rFonts w:hint="eastAsia" w:ascii="宋体" w:hAnsi="宋体"/>
                 <w:b/>
                 <w:bCs/>
                 <w:sz w:val="24"/>
@@ -498,7 +469,7 @@
             </w:r>
             <w:r>
               <w:rPr>
-                <w:rFonts w:ascii="宋体" w:hAnsi="宋体" w:hint="eastAsia"/>
+                <w:rFonts w:hint="eastAsia" w:ascii="宋体" w:hAnsi="宋体"/>
                 <w:b/>
                 <w:bCs/>
                 <w:sz w:val="24"/>
@@ -520,10 +491,10 @@
           <w:tcPr>
             <w:tcW w:w="2993" w:type="dxa"/>
             <w:tcBorders>
-              <w:top w:val="single" w:sz="4" w:space="0" w:color="auto"/>
-              <w:left w:val="single" w:sz="4" w:space="0" w:color="auto"/>
-              <w:bottom w:val="single" w:sz="4" w:space="0" w:color="auto"/>
-              <w:right w:val="single" w:sz="4" w:space="0" w:color="auto"/>
+              <w:top w:val="single" w:color="auto" w:sz="4" w:space="0"/>
+              <w:left w:val="single" w:color="auto" w:sz="4" w:space="0"/>
+              <w:bottom w:val="single" w:color="auto" w:sz="4" w:space="0"/>
+              <w:right w:val="single" w:color="auto" w:sz="4" w:space="0"/>
             </w:tcBorders>
             <w:vAlign w:val="center"/>
           </w:tcPr>
@@ -533,7 +504,7 @@
               <w:snapToGrid w:val="0"/>
               <w:spacing w:line="400" w:lineRule="exact"/>
               <w:rPr>
-                <w:rFonts w:ascii="宋体" w:hAnsi="宋体" w:hint="eastAsia"/>
+                <w:rFonts w:hint="eastAsia" w:ascii="宋体" w:hAnsi="宋体"/>
                 <w:b/>
                 <w:bCs/>
                 <w:sz w:val="24"/>
@@ -541,7 +512,7 @@
             </w:pPr>
             <w:r>
               <w:rPr>
-                <w:rFonts w:ascii="宋体" w:hAnsi="宋体" w:hint="eastAsia"/>
+                <w:rFonts w:hint="eastAsia" w:ascii="宋体" w:hAnsi="宋体"/>
                 <w:b/>
                 <w:bCs/>
                 <w:sz w:val="24"/>
@@ -554,10 +525,10 @@
           <w:tcPr>
             <w:tcW w:w="1715" w:type="dxa"/>
             <w:tcBorders>
-              <w:top w:val="single" w:sz="4" w:space="0" w:color="auto"/>
-              <w:left w:val="single" w:sz="4" w:space="0" w:color="auto"/>
-              <w:bottom w:val="single" w:sz="4" w:space="0" w:color="auto"/>
-              <w:right w:val="single" w:sz="4" w:space="0" w:color="auto"/>
+              <w:top w:val="single" w:color="auto" w:sz="4" w:space="0"/>
+              <w:left w:val="single" w:color="auto" w:sz="4" w:space="0"/>
+              <w:bottom w:val="single" w:color="auto" w:sz="4" w:space="0"/>
+              <w:right w:val="single" w:color="auto" w:sz="4" w:space="0"/>
             </w:tcBorders>
             <w:vAlign w:val="center"/>
           </w:tcPr>
@@ -566,10 +537,10 @@
               <w:adjustRightInd w:val="0"/>
               <w:snapToGrid w:val="0"/>
               <w:spacing w:line="400" w:lineRule="exact"/>
-              <w:ind w:rightChars="-47" w:right="-99"/>
+              <w:ind w:right="-99" w:rightChars="-47"/>
               <w:jc w:val="center"/>
               <w:rPr>
-                <w:rFonts w:ascii="宋体" w:hAnsi="宋体" w:hint="eastAsia"/>
+                <w:rFonts w:hint="eastAsia" w:ascii="宋体" w:hAnsi="宋体"/>
                 <w:b/>
                 <w:bCs/>
                 <w:sz w:val="24"/>
@@ -586,7 +557,7 @@
             </w:r>
             <w:r>
               <w:rPr>
-                <w:rFonts w:ascii="宋体" w:hAnsi="宋体" w:hint="eastAsia"/>
+                <w:rFonts w:hint="eastAsia" w:ascii="宋体" w:hAnsi="宋体"/>
                 <w:b/>
                 <w:bCs/>
                 <w:sz w:val="24"/>
@@ -608,10 +579,10 @@
           <w:tcPr>
             <w:tcW w:w="3062" w:type="dxa"/>
             <w:tcBorders>
-              <w:top w:val="single" w:sz="4" w:space="0" w:color="auto"/>
-              <w:left w:val="single" w:sz="4" w:space="0" w:color="auto"/>
-              <w:bottom w:val="single" w:sz="4" w:space="0" w:color="auto"/>
-              <w:right w:val="single" w:sz="4" w:space="0" w:color="auto"/>
+              <w:top w:val="single" w:color="auto" w:sz="4" w:space="0"/>
+              <w:left w:val="single" w:color="auto" w:sz="4" w:space="0"/>
+              <w:bottom w:val="single" w:color="auto" w:sz="4" w:space="0"/>
+              <w:right w:val="single" w:color="auto" w:sz="4" w:space="0"/>
             </w:tcBorders>
             <w:vAlign w:val="center"/>
           </w:tcPr>
@@ -621,7 +592,7 @@
               <w:snapToGrid w:val="0"/>
               <w:spacing w:line="400" w:lineRule="exact"/>
               <w:rPr>
-                <w:rFonts w:ascii="宋体" w:hAnsi="宋体" w:hint="eastAsia"/>
+                <w:rFonts w:hint="eastAsia" w:ascii="宋体" w:hAnsi="宋体"/>
                 <w:b/>
                 <w:bCs/>
                 <w:sz w:val="24"/>
@@ -629,7 +600,7 @@
             </w:pPr>
             <w:r>
               <w:rPr>
-                <w:rFonts w:ascii="宋体" w:hAnsi="宋体" w:hint="eastAsia"/>
+                <w:rFonts w:hint="eastAsia" w:ascii="宋体" w:hAnsi="宋体"/>
                 <w:b/>
                 <w:bCs/>
                 <w:sz w:val="24"/>
@@ -640,17 +611,33 @@
         </w:tc>
       </w:tr>
       <w:tr>
+        <w:tblPrEx>
+          <w:tblBorders>
+            <w:top w:val="single" w:color="auto" w:sz="4" w:space="0"/>
+            <w:left w:val="single" w:color="auto" w:sz="4" w:space="0"/>
+            <w:bottom w:val="single" w:color="auto" w:sz="4" w:space="0"/>
+            <w:right w:val="single" w:color="auto" w:sz="4" w:space="0"/>
+            <w:insideH w:val="single" w:color="auto" w:sz="4" w:space="0"/>
+            <w:insideV w:val="single" w:color="auto" w:sz="4" w:space="0"/>
+          </w:tblBorders>
+          <w:tblCellMar>
+            <w:top w:w="0" w:type="dxa"/>
+            <w:left w:w="108" w:type="dxa"/>
+            <w:bottom w:w="0" w:type="dxa"/>
+            <w:right w:w="108" w:type="dxa"/>
+          </w:tblCellMar>
+        </w:tblPrEx>
         <w:trPr>
-          <w:trHeight w:val="1133"/>
+          <w:trHeight w:val="1133" w:hRule="atLeast"/>
         </w:trPr>
         <w:tc>
           <w:tcPr>
             <w:tcW w:w="1404" w:type="dxa"/>
             <w:tcBorders>
-              <w:top w:val="single" w:sz="4" w:space="0" w:color="auto"/>
-              <w:left w:val="single" w:sz="4" w:space="0" w:color="auto"/>
-              <w:bottom w:val="single" w:sz="4" w:space="0" w:color="auto"/>
-              <w:right w:val="single" w:sz="4" w:space="0" w:color="auto"/>
+              <w:top w:val="single" w:color="auto" w:sz="4" w:space="0"/>
+              <w:left w:val="single" w:color="auto" w:sz="4" w:space="0"/>
+              <w:bottom w:val="single" w:color="auto" w:sz="4" w:space="0"/>
+              <w:right w:val="single" w:color="auto" w:sz="4" w:space="0"/>
             </w:tcBorders>
             <w:vAlign w:val="center"/>
           </w:tcPr>
@@ -661,7 +648,7 @@
               <w:spacing w:line="400" w:lineRule="exact"/>
               <w:jc w:val="center"/>
               <w:rPr>
-                <w:rFonts w:ascii="宋体" w:hAnsi="宋体" w:hint="eastAsia"/>
+                <w:rFonts w:hint="eastAsia" w:ascii="宋体" w:hAnsi="宋体"/>
                 <w:b/>
                 <w:bCs/>
                 <w:sz w:val="24"/>
@@ -678,7 +665,7 @@
             </w:r>
             <w:r>
               <w:rPr>
-                <w:rFonts w:ascii="宋体" w:hAnsi="宋体" w:hint="eastAsia"/>
+                <w:rFonts w:hint="eastAsia" w:ascii="宋体" w:hAnsi="宋体"/>
                 <w:b/>
                 <w:bCs/>
                 <w:sz w:val="24"/>
@@ -700,10 +687,10 @@
           <w:tcPr>
             <w:tcW w:w="2993" w:type="dxa"/>
             <w:tcBorders>
-              <w:top w:val="single" w:sz="4" w:space="0" w:color="auto"/>
-              <w:left w:val="single" w:sz="4" w:space="0" w:color="auto"/>
-              <w:bottom w:val="single" w:sz="4" w:space="0" w:color="auto"/>
-              <w:right w:val="single" w:sz="4" w:space="0" w:color="auto"/>
+              <w:top w:val="single" w:color="auto" w:sz="4" w:space="0"/>
+              <w:left w:val="single" w:color="auto" w:sz="4" w:space="0"/>
+              <w:bottom w:val="single" w:color="auto" w:sz="4" w:space="0"/>
+              <w:right w:val="single" w:color="auto" w:sz="4" w:space="0"/>
             </w:tcBorders>
             <w:vAlign w:val="center"/>
           </w:tcPr>
@@ -713,7 +700,7 @@
               <w:snapToGrid w:val="0"/>
               <w:spacing w:line="400" w:lineRule="exact"/>
               <w:rPr>
-                <w:rFonts w:ascii="宋体" w:hAnsi="宋体" w:hint="eastAsia"/>
+                <w:rFonts w:hint="eastAsia" w:ascii="宋体" w:hAnsi="宋体"/>
                 <w:b/>
                 <w:bCs/>
                 <w:sz w:val="24"/>
@@ -721,7 +708,7 @@
             </w:pPr>
             <w:r>
               <w:rPr>
-                <w:rFonts w:ascii="宋体" w:hAnsi="宋体" w:hint="eastAsia"/>
+                <w:rFonts w:hint="eastAsia" w:ascii="宋体" w:hAnsi="宋体"/>
                 <w:b/>
                 <w:bCs/>
                 <w:sz w:val="24"/>
@@ -734,10 +721,10 @@
           <w:tcPr>
             <w:tcW w:w="1715" w:type="dxa"/>
             <w:tcBorders>
-              <w:top w:val="single" w:sz="4" w:space="0" w:color="auto"/>
-              <w:left w:val="single" w:sz="4" w:space="0" w:color="auto"/>
-              <w:bottom w:val="single" w:sz="4" w:space="0" w:color="auto"/>
-              <w:right w:val="single" w:sz="4" w:space="0" w:color="auto"/>
+              <w:top w:val="single" w:color="auto" w:sz="4" w:space="0"/>
+              <w:left w:val="single" w:color="auto" w:sz="4" w:space="0"/>
+              <w:bottom w:val="single" w:color="auto" w:sz="4" w:space="0"/>
+              <w:right w:val="single" w:color="auto" w:sz="4" w:space="0"/>
             </w:tcBorders>
             <w:vAlign w:val="center"/>
           </w:tcPr>
@@ -746,10 +733,10 @@
               <w:adjustRightInd w:val="0"/>
               <w:snapToGrid w:val="0"/>
               <w:spacing w:line="400" w:lineRule="exact"/>
-              <w:ind w:rightChars="-47" w:right="-99"/>
+              <w:ind w:right="-99" w:rightChars="-47"/>
               <w:jc w:val="center"/>
               <w:rPr>
-                <w:rFonts w:ascii="宋体" w:hAnsi="宋体" w:hint="eastAsia"/>
+                <w:rFonts w:hint="eastAsia" w:ascii="宋体" w:hAnsi="宋体"/>
                 <w:b/>
                 <w:bCs/>
                 <w:sz w:val="24"/>
@@ -766,7 +753,7 @@
             </w:r>
             <w:r>
               <w:rPr>
-                <w:rFonts w:ascii="宋体" w:hAnsi="宋体" w:hint="eastAsia"/>
+                <w:rFonts w:hint="eastAsia" w:ascii="宋体" w:hAnsi="宋体"/>
                 <w:b/>
                 <w:bCs/>
                 <w:sz w:val="24"/>
@@ -788,10 +775,10 @@
           <w:tcPr>
             <w:tcW w:w="3062" w:type="dxa"/>
             <w:tcBorders>
-              <w:top w:val="single" w:sz="4" w:space="0" w:color="auto"/>
-              <w:left w:val="single" w:sz="4" w:space="0" w:color="auto"/>
-              <w:bottom w:val="single" w:sz="4" w:space="0" w:color="auto"/>
-              <w:right w:val="single" w:sz="4" w:space="0" w:color="auto"/>
+              <w:top w:val="single" w:color="auto" w:sz="4" w:space="0"/>
+              <w:left w:val="single" w:color="auto" w:sz="4" w:space="0"/>
+              <w:bottom w:val="single" w:color="auto" w:sz="4" w:space="0"/>
+              <w:right w:val="single" w:color="auto" w:sz="4" w:space="0"/>
             </w:tcBorders>
             <w:vAlign w:val="center"/>
           </w:tcPr>
@@ -801,7 +788,7 @@
               <w:snapToGrid w:val="0"/>
               <w:spacing w:line="400" w:lineRule="exact"/>
               <w:rPr>
-                <w:rFonts w:ascii="宋体" w:hAnsi="宋体" w:hint="eastAsia"/>
+                <w:rFonts w:hint="eastAsia" w:ascii="宋体" w:hAnsi="宋体"/>
                 <w:b/>
                 <w:bCs/>
                 <w:sz w:val="24"/>
@@ -809,55 +796,44 @@
             </w:pPr>
             <w:r>
               <w:rPr>
-                <w:rFonts w:ascii="宋体" w:hAnsi="宋体" w:hint="eastAsia"/>
-                <w:b/>
-                <w:bCs/>
-                <w:sz w:val="24"/>
-              </w:rPr>
-              <w:t>20</w:t>
-            </w:r>
-            <w:r>
-              <w:rPr>
-                <w:rFonts w:ascii="宋体" w:hAnsi="宋体" w:hint="eastAsia"/>
-                <w:b/>
-                <w:bCs/>
-                <w:sz w:val="24"/>
-              </w:rPr>
-              <w:t>99</w:t>
-            </w:r>
-            <w:r>
-              <w:rPr>
-                <w:rFonts w:ascii="宋体" w:hAnsi="宋体" w:hint="eastAsia"/>
-                <w:b/>
-                <w:bCs/>
-                <w:sz w:val="24"/>
-              </w:rPr>
-              <w:t>3044</w:t>
-            </w:r>
-            <w:r>
-              <w:rPr>
-                <w:rFonts w:ascii="宋体" w:hAnsi="宋体" w:hint="eastAsia"/>
-                <w:b/>
-                <w:bCs/>
-                <w:sz w:val="24"/>
-              </w:rPr>
-              <w:t>0002</w:t>
+                <w:rFonts w:hint="eastAsia" w:ascii="宋体" w:hAnsi="宋体"/>
+                <w:b/>
+                <w:bCs/>
+                <w:sz w:val="24"/>
+              </w:rPr>
+              <w:t>209930440002</w:t>
             </w:r>
           </w:p>
         </w:tc>
       </w:tr>
       <w:tr>
+        <w:tblPrEx>
+          <w:tblBorders>
+            <w:top w:val="single" w:color="auto" w:sz="4" w:space="0"/>
+            <w:left w:val="single" w:color="auto" w:sz="4" w:space="0"/>
+            <w:bottom w:val="single" w:color="auto" w:sz="4" w:space="0"/>
+            <w:right w:val="single" w:color="auto" w:sz="4" w:space="0"/>
+            <w:insideH w:val="single" w:color="auto" w:sz="4" w:space="0"/>
+            <w:insideV w:val="single" w:color="auto" w:sz="4" w:space="0"/>
+          </w:tblBorders>
+          <w:tblCellMar>
+            <w:top w:w="0" w:type="dxa"/>
+            <w:left w:w="108" w:type="dxa"/>
+            <w:bottom w:w="0" w:type="dxa"/>
+            <w:right w:w="108" w:type="dxa"/>
+          </w:tblCellMar>
+        </w:tblPrEx>
         <w:trPr>
-          <w:trHeight w:val="1133"/>
+          <w:trHeight w:val="1133" w:hRule="atLeast"/>
         </w:trPr>
         <w:tc>
           <w:tcPr>
             <w:tcW w:w="1404" w:type="dxa"/>
             <w:tcBorders>
-              <w:top w:val="single" w:sz="4" w:space="0" w:color="auto"/>
-              <w:left w:val="single" w:sz="4" w:space="0" w:color="auto"/>
-              <w:bottom w:val="single" w:sz="4" w:space="0" w:color="auto"/>
-              <w:right w:val="single" w:sz="4" w:space="0" w:color="auto"/>
+              <w:top w:val="single" w:color="auto" w:sz="4" w:space="0"/>
+              <w:left w:val="single" w:color="auto" w:sz="4" w:space="0"/>
+              <w:bottom w:val="single" w:color="auto" w:sz="4" w:space="0"/>
+              <w:right w:val="single" w:color="auto" w:sz="4" w:space="0"/>
             </w:tcBorders>
             <w:vAlign w:val="center"/>
           </w:tcPr>
@@ -885,7 +861,7 @@
             </w:r>
             <w:r>
               <w:rPr>
-                <w:rFonts w:ascii="宋体" w:hAnsi="宋体" w:hint="eastAsia"/>
+                <w:rFonts w:hint="eastAsia" w:ascii="宋体" w:hAnsi="宋体"/>
                 <w:b/>
                 <w:bCs/>
                 <w:sz w:val="24"/>
@@ -907,10 +883,10 @@
           <w:tcPr>
             <w:tcW w:w="2993" w:type="dxa"/>
             <w:tcBorders>
-              <w:top w:val="single" w:sz="4" w:space="0" w:color="auto"/>
-              <w:left w:val="single" w:sz="4" w:space="0" w:color="auto"/>
-              <w:bottom w:val="single" w:sz="4" w:space="0" w:color="auto"/>
-              <w:right w:val="single" w:sz="4" w:space="0" w:color="auto"/>
+              <w:top w:val="single" w:color="auto" w:sz="4" w:space="0"/>
+              <w:left w:val="single" w:color="auto" w:sz="4" w:space="0"/>
+              <w:bottom w:val="single" w:color="auto" w:sz="4" w:space="0"/>
+              <w:right w:val="single" w:color="auto" w:sz="4" w:space="0"/>
             </w:tcBorders>
             <w:vAlign w:val="center"/>
           </w:tcPr>
@@ -920,7 +896,7 @@
               <w:snapToGrid w:val="0"/>
               <w:spacing w:line="400" w:lineRule="exact"/>
               <w:rPr>
-                <w:rFonts w:ascii="宋体" w:hAnsi="宋体" w:hint="eastAsia"/>
+                <w:rFonts w:hint="eastAsia" w:ascii="宋体" w:hAnsi="宋体"/>
                 <w:b/>
                 <w:bCs/>
                 <w:sz w:val="24"/>
@@ -928,7 +904,7 @@
             </w:pPr>
             <w:r>
               <w:rPr>
-                <w:rFonts w:ascii="宋体" w:hAnsi="宋体" w:hint="eastAsia"/>
+                <w:rFonts w:hint="eastAsia" w:ascii="宋体" w:hAnsi="宋体"/>
                 <w:b/>
                 <w:bCs/>
                 <w:sz w:val="24"/>
@@ -941,10 +917,10 @@
           <w:tcPr>
             <w:tcW w:w="1715" w:type="dxa"/>
             <w:tcBorders>
-              <w:top w:val="single" w:sz="4" w:space="0" w:color="auto"/>
-              <w:left w:val="single" w:sz="4" w:space="0" w:color="auto"/>
-              <w:bottom w:val="single" w:sz="4" w:space="0" w:color="auto"/>
-              <w:right w:val="single" w:sz="4" w:space="0" w:color="auto"/>
+              <w:top w:val="single" w:color="auto" w:sz="4" w:space="0"/>
+              <w:left w:val="single" w:color="auto" w:sz="4" w:space="0"/>
+              <w:bottom w:val="single" w:color="auto" w:sz="4" w:space="0"/>
+              <w:right w:val="single" w:color="auto" w:sz="4" w:space="0"/>
             </w:tcBorders>
             <w:vAlign w:val="center"/>
           </w:tcPr>
@@ -953,10 +929,10 @@
               <w:adjustRightInd w:val="0"/>
               <w:snapToGrid w:val="0"/>
               <w:spacing w:line="400" w:lineRule="exact"/>
-              <w:ind w:rightChars="-47" w:right="-99"/>
+              <w:ind w:right="-99" w:rightChars="-47"/>
               <w:jc w:val="center"/>
               <w:rPr>
-                <w:rFonts w:ascii="宋体" w:hAnsi="宋体" w:hint="eastAsia"/>
+                <w:rFonts w:hint="eastAsia" w:ascii="宋体" w:hAnsi="宋体"/>
                 <w:b/>
                 <w:bCs/>
                 <w:sz w:val="24"/>
@@ -973,7 +949,7 @@
             </w:r>
             <w:r>
               <w:rPr>
-                <w:rFonts w:ascii="宋体" w:hAnsi="宋体" w:hint="eastAsia"/>
+                <w:rFonts w:hint="eastAsia" w:ascii="宋体" w:hAnsi="宋体"/>
                 <w:b/>
                 <w:bCs/>
                 <w:sz w:val="24"/>
@@ -995,10 +971,10 @@
           <w:tcPr>
             <w:tcW w:w="3062" w:type="dxa"/>
             <w:tcBorders>
-              <w:top w:val="single" w:sz="4" w:space="0" w:color="auto"/>
-              <w:left w:val="single" w:sz="4" w:space="0" w:color="auto"/>
-              <w:bottom w:val="single" w:sz="4" w:space="0" w:color="auto"/>
-              <w:right w:val="single" w:sz="4" w:space="0" w:color="auto"/>
+              <w:top w:val="single" w:color="auto" w:sz="4" w:space="0"/>
+              <w:left w:val="single" w:color="auto" w:sz="4" w:space="0"/>
+              <w:bottom w:val="single" w:color="auto" w:sz="4" w:space="0"/>
+              <w:right w:val="single" w:color="auto" w:sz="4" w:space="0"/>
             </w:tcBorders>
             <w:vAlign w:val="center"/>
           </w:tcPr>
@@ -1008,7 +984,7 @@
               <w:snapToGrid w:val="0"/>
               <w:spacing w:line="400" w:lineRule="exact"/>
               <w:rPr>
-                <w:rFonts w:ascii="宋体" w:hAnsi="宋体" w:hint="eastAsia"/>
+                <w:rFonts w:hint="eastAsia" w:ascii="宋体" w:hAnsi="宋体"/>
                 <w:b/>
                 <w:bCs/>
                 <w:sz w:val="24"/>
@@ -1016,55 +992,44 @@
             </w:pPr>
             <w:r>
               <w:rPr>
-                <w:rFonts w:ascii="宋体" w:hAnsi="宋体" w:hint="eastAsia"/>
-                <w:b/>
-                <w:bCs/>
-                <w:sz w:val="24"/>
-              </w:rPr>
-              <w:t>20</w:t>
-            </w:r>
-            <w:r>
-              <w:rPr>
-                <w:rFonts w:ascii="宋体" w:hAnsi="宋体" w:hint="eastAsia"/>
-                <w:b/>
-                <w:bCs/>
-                <w:sz w:val="24"/>
-              </w:rPr>
-              <w:t>99</w:t>
-            </w:r>
-            <w:r>
-              <w:rPr>
-                <w:rFonts w:ascii="宋体" w:hAnsi="宋体" w:hint="eastAsia"/>
-                <w:b/>
-                <w:bCs/>
-                <w:sz w:val="24"/>
-              </w:rPr>
-              <w:t>3044</w:t>
-            </w:r>
-            <w:r>
-              <w:rPr>
-                <w:rFonts w:ascii="宋体" w:hAnsi="宋体" w:hint="eastAsia"/>
-                <w:b/>
-                <w:bCs/>
-                <w:sz w:val="24"/>
-              </w:rPr>
-              <w:t>0003</w:t>
+                <w:rFonts w:hint="eastAsia" w:ascii="宋体" w:hAnsi="宋体"/>
+                <w:b/>
+                <w:bCs/>
+                <w:sz w:val="24"/>
+              </w:rPr>
+              <w:t>209930440003</w:t>
             </w:r>
           </w:p>
         </w:tc>
       </w:tr>
       <w:tr>
+        <w:tblPrEx>
+          <w:tblBorders>
+            <w:top w:val="single" w:color="auto" w:sz="4" w:space="0"/>
+            <w:left w:val="single" w:color="auto" w:sz="4" w:space="0"/>
+            <w:bottom w:val="single" w:color="auto" w:sz="4" w:space="0"/>
+            <w:right w:val="single" w:color="auto" w:sz="4" w:space="0"/>
+            <w:insideH w:val="single" w:color="auto" w:sz="4" w:space="0"/>
+            <w:insideV w:val="single" w:color="auto" w:sz="4" w:space="0"/>
+          </w:tblBorders>
+          <w:tblCellMar>
+            <w:top w:w="0" w:type="dxa"/>
+            <w:left w:w="108" w:type="dxa"/>
+            <w:bottom w:w="0" w:type="dxa"/>
+            <w:right w:w="108" w:type="dxa"/>
+          </w:tblCellMar>
+        </w:tblPrEx>
         <w:trPr>
-          <w:trHeight w:val="1133"/>
+          <w:trHeight w:val="1133" w:hRule="atLeast"/>
         </w:trPr>
         <w:tc>
           <w:tcPr>
             <w:tcW w:w="1404" w:type="dxa"/>
             <w:tcBorders>
-              <w:top w:val="single" w:sz="4" w:space="0" w:color="auto"/>
-              <w:left w:val="single" w:sz="4" w:space="0" w:color="auto"/>
-              <w:bottom w:val="single" w:sz="4" w:space="0" w:color="auto"/>
-              <w:right w:val="single" w:sz="4" w:space="0" w:color="auto"/>
+              <w:top w:val="single" w:color="auto" w:sz="4" w:space="0"/>
+              <w:left w:val="single" w:color="auto" w:sz="4" w:space="0"/>
+              <w:bottom w:val="single" w:color="auto" w:sz="4" w:space="0"/>
+              <w:right w:val="single" w:color="auto" w:sz="4" w:space="0"/>
             </w:tcBorders>
             <w:vAlign w:val="center"/>
           </w:tcPr>
@@ -1075,7 +1040,7 @@
               <w:spacing w:line="400" w:lineRule="exact"/>
               <w:jc w:val="center"/>
               <w:rPr>
-                <w:rFonts w:ascii="宋体" w:hAnsi="宋体" w:hint="eastAsia"/>
+                <w:rFonts w:hint="eastAsia" w:ascii="宋体" w:hAnsi="宋体"/>
                 <w:b/>
                 <w:bCs/>
                 <w:sz w:val="24"/>
@@ -1083,7 +1048,7 @@
             </w:pPr>
             <w:r>
               <w:rPr>
-                <w:rFonts w:ascii="宋体" w:hAnsi="宋体" w:hint="eastAsia"/>
+                <w:rFonts w:hint="eastAsia" w:ascii="宋体" w:hAnsi="宋体"/>
                 <w:b/>
                 <w:bCs/>
                 <w:sz w:val="24"/>
@@ -1096,10 +1061,10 @@
           <w:tcPr>
             <w:tcW w:w="2993" w:type="dxa"/>
             <w:tcBorders>
-              <w:top w:val="single" w:sz="4" w:space="0" w:color="auto"/>
-              <w:left w:val="single" w:sz="4" w:space="0" w:color="auto"/>
-              <w:bottom w:val="single" w:sz="4" w:space="0" w:color="auto"/>
-              <w:right w:val="single" w:sz="4" w:space="0" w:color="auto"/>
+              <w:top w:val="single" w:color="auto" w:sz="4" w:space="0"/>
+              <w:left w:val="single" w:color="auto" w:sz="4" w:space="0"/>
+              <w:bottom w:val="single" w:color="auto" w:sz="4" w:space="0"/>
+              <w:right w:val="single" w:color="auto" w:sz="4" w:space="0"/>
             </w:tcBorders>
             <w:vAlign w:val="center"/>
           </w:tcPr>
@@ -1109,7 +1074,7 @@
               <w:snapToGrid w:val="0"/>
               <w:spacing w:line="400" w:lineRule="exact"/>
               <w:rPr>
-                <w:rFonts w:ascii="宋体" w:hAnsi="宋体" w:hint="eastAsia"/>
+                <w:rFonts w:hint="eastAsia" w:ascii="宋体" w:hAnsi="宋体"/>
                 <w:b/>
                 <w:bCs/>
                 <w:sz w:val="24"/>
@@ -1121,10 +1086,10 @@
           <w:tcPr>
             <w:tcW w:w="1715" w:type="dxa"/>
             <w:tcBorders>
-              <w:top w:val="single" w:sz="4" w:space="0" w:color="auto"/>
-              <w:left w:val="single" w:sz="4" w:space="0" w:color="auto"/>
-              <w:bottom w:val="single" w:sz="4" w:space="0" w:color="auto"/>
-              <w:right w:val="single" w:sz="4" w:space="0" w:color="auto"/>
+              <w:top w:val="single" w:color="auto" w:sz="4" w:space="0"/>
+              <w:left w:val="single" w:color="auto" w:sz="4" w:space="0"/>
+              <w:bottom w:val="single" w:color="auto" w:sz="4" w:space="0"/>
+              <w:right w:val="single" w:color="auto" w:sz="4" w:space="0"/>
             </w:tcBorders>
             <w:vAlign w:val="center"/>
           </w:tcPr>
@@ -1133,10 +1098,10 @@
               <w:adjustRightInd w:val="0"/>
               <w:snapToGrid w:val="0"/>
               <w:spacing w:line="400" w:lineRule="exact"/>
-              <w:ind w:rightChars="-47" w:right="-99"/>
+              <w:ind w:right="-99" w:rightChars="-47"/>
               <w:jc w:val="center"/>
               <w:rPr>
-                <w:rFonts w:ascii="宋体" w:hAnsi="宋体" w:hint="eastAsia"/>
+                <w:rFonts w:hint="eastAsia" w:ascii="宋体" w:hAnsi="宋体"/>
                 <w:b/>
                 <w:bCs/>
                 <w:sz w:val="24"/>
@@ -1144,7 +1109,7 @@
             </w:pPr>
             <w:r>
               <w:rPr>
-                <w:rFonts w:ascii="宋体" w:hAnsi="宋体" w:hint="eastAsia"/>
+                <w:rFonts w:hint="eastAsia" w:ascii="宋体" w:hAnsi="宋体"/>
                 <w:b/>
                 <w:bCs/>
                 <w:sz w:val="24"/>
@@ -1157,10 +1122,10 @@
           <w:tcPr>
             <w:tcW w:w="3062" w:type="dxa"/>
             <w:tcBorders>
-              <w:top w:val="single" w:sz="4" w:space="0" w:color="auto"/>
-              <w:left w:val="single" w:sz="4" w:space="0" w:color="auto"/>
-              <w:bottom w:val="single" w:sz="4" w:space="0" w:color="auto"/>
-              <w:right w:val="single" w:sz="4" w:space="0" w:color="auto"/>
+              <w:top w:val="single" w:color="auto" w:sz="4" w:space="0"/>
+              <w:left w:val="single" w:color="auto" w:sz="4" w:space="0"/>
+              <w:bottom w:val="single" w:color="auto" w:sz="4" w:space="0"/>
+              <w:right w:val="single" w:color="auto" w:sz="4" w:space="0"/>
             </w:tcBorders>
             <w:vAlign w:val="center"/>
           </w:tcPr>
@@ -1170,7 +1135,7 @@
               <w:snapToGrid w:val="0"/>
               <w:spacing w:line="400" w:lineRule="exact"/>
               <w:rPr>
-                <w:rFonts w:ascii="宋体" w:hAnsi="宋体" w:hint="eastAsia"/>
+                <w:rFonts w:hint="eastAsia" w:ascii="宋体" w:hAnsi="宋体"/>
                 <w:b/>
                 <w:bCs/>
                 <w:sz w:val="24"/>
@@ -1180,17 +1145,33 @@
         </w:tc>
       </w:tr>
       <w:tr>
+        <w:tblPrEx>
+          <w:tblBorders>
+            <w:top w:val="single" w:color="auto" w:sz="4" w:space="0"/>
+            <w:left w:val="single" w:color="auto" w:sz="4" w:space="0"/>
+            <w:bottom w:val="single" w:color="auto" w:sz="4" w:space="0"/>
+            <w:right w:val="single" w:color="auto" w:sz="4" w:space="0"/>
+            <w:insideH w:val="single" w:color="auto" w:sz="4" w:space="0"/>
+            <w:insideV w:val="single" w:color="auto" w:sz="4" w:space="0"/>
+          </w:tblBorders>
+          <w:tblCellMar>
+            <w:top w:w="0" w:type="dxa"/>
+            <w:left w:w="108" w:type="dxa"/>
+            <w:bottom w:w="0" w:type="dxa"/>
+            <w:right w:w="108" w:type="dxa"/>
+          </w:tblCellMar>
+        </w:tblPrEx>
         <w:trPr>
-          <w:trHeight w:val="1133"/>
+          <w:trHeight w:val="1133" w:hRule="atLeast"/>
         </w:trPr>
         <w:tc>
           <w:tcPr>
             <w:tcW w:w="1404" w:type="dxa"/>
             <w:tcBorders>
-              <w:top w:val="single" w:sz="4" w:space="0" w:color="auto"/>
-              <w:left w:val="single" w:sz="4" w:space="0" w:color="auto"/>
-              <w:bottom w:val="single" w:sz="4" w:space="0" w:color="auto"/>
-              <w:right w:val="single" w:sz="4" w:space="0" w:color="auto"/>
+              <w:top w:val="single" w:color="auto" w:sz="4" w:space="0"/>
+              <w:left w:val="single" w:color="auto" w:sz="4" w:space="0"/>
+              <w:bottom w:val="single" w:color="auto" w:sz="4" w:space="0"/>
+              <w:right w:val="single" w:color="auto" w:sz="4" w:space="0"/>
             </w:tcBorders>
             <w:vAlign w:val="center"/>
           </w:tcPr>
@@ -1201,7 +1182,7 @@
               <w:spacing w:line="400" w:lineRule="exact"/>
               <w:jc w:val="center"/>
               <w:rPr>
-                <w:rFonts w:ascii="宋体" w:hAnsi="宋体" w:hint="eastAsia"/>
+                <w:rFonts w:hint="eastAsia" w:ascii="宋体" w:hAnsi="宋体"/>
                 <w:b/>
                 <w:bCs/>
                 <w:sz w:val="24"/>
@@ -1222,10 +1203,10 @@
           <w:tcPr>
             <w:tcW w:w="2993" w:type="dxa"/>
             <w:tcBorders>
-              <w:top w:val="single" w:sz="4" w:space="0" w:color="auto"/>
-              <w:left w:val="single" w:sz="4" w:space="0" w:color="auto"/>
-              <w:bottom w:val="single" w:sz="4" w:space="0" w:color="auto"/>
-              <w:right w:val="single" w:sz="4" w:space="0" w:color="auto"/>
+              <w:top w:val="single" w:color="auto" w:sz="4" w:space="0"/>
+              <w:left w:val="single" w:color="auto" w:sz="4" w:space="0"/>
+              <w:bottom w:val="single" w:color="auto" w:sz="4" w:space="0"/>
+              <w:right w:val="single" w:color="auto" w:sz="4" w:space="0"/>
             </w:tcBorders>
             <w:vAlign w:val="center"/>
           </w:tcPr>
@@ -1235,7 +1216,7 @@
               <w:snapToGrid w:val="0"/>
               <w:spacing w:line="400" w:lineRule="exact"/>
               <w:rPr>
-                <w:rFonts w:ascii="宋体" w:hAnsi="宋体" w:hint="eastAsia"/>
+                <w:rFonts w:hint="eastAsia" w:ascii="宋体" w:hAnsi="宋体"/>
                 <w:b/>
                 <w:bCs/>
                 <w:sz w:val="24"/>
@@ -1243,7 +1224,7 @@
             </w:pPr>
             <w:r>
               <w:rPr>
-                <w:rFonts w:ascii="宋体" w:hAnsi="宋体" w:hint="eastAsia"/>
+                <w:rFonts w:hint="eastAsia" w:ascii="宋体" w:hAnsi="宋体"/>
                 <w:b/>
                 <w:bCs/>
                 <w:sz w:val="24"/>
@@ -1256,10 +1237,10 @@
           <w:tcPr>
             <w:tcW w:w="1715" w:type="dxa"/>
             <w:tcBorders>
-              <w:top w:val="single" w:sz="4" w:space="0" w:color="auto"/>
-              <w:left w:val="single" w:sz="4" w:space="0" w:color="auto"/>
-              <w:bottom w:val="single" w:sz="4" w:space="0" w:color="auto"/>
-              <w:right w:val="single" w:sz="4" w:space="0" w:color="auto"/>
+              <w:top w:val="single" w:color="auto" w:sz="4" w:space="0"/>
+              <w:left w:val="single" w:color="auto" w:sz="4" w:space="0"/>
+              <w:bottom w:val="single" w:color="auto" w:sz="4" w:space="0"/>
+              <w:right w:val="single" w:color="auto" w:sz="4" w:space="0"/>
             </w:tcBorders>
             <w:vAlign w:val="center"/>
           </w:tcPr>
@@ -1268,10 +1249,10 @@
               <w:adjustRightInd w:val="0"/>
               <w:snapToGrid w:val="0"/>
               <w:spacing w:line="400" w:lineRule="exact"/>
-              <w:ind w:rightChars="-47" w:right="-99"/>
+              <w:ind w:right="-99" w:rightChars="-47"/>
               <w:jc w:val="center"/>
               <w:rPr>
-                <w:rFonts w:ascii="宋体" w:hAnsi="宋体" w:hint="eastAsia"/>
+                <w:rFonts w:hint="eastAsia" w:ascii="宋体" w:hAnsi="宋体"/>
                 <w:b/>
                 <w:bCs/>
                 <w:sz w:val="24"/>
@@ -1292,10 +1273,10 @@
           <w:tcPr>
             <w:tcW w:w="3062" w:type="dxa"/>
             <w:tcBorders>
-              <w:top w:val="single" w:sz="4" w:space="0" w:color="auto"/>
-              <w:left w:val="single" w:sz="4" w:space="0" w:color="auto"/>
-              <w:bottom w:val="single" w:sz="4" w:space="0" w:color="auto"/>
-              <w:right w:val="single" w:sz="4" w:space="0" w:color="auto"/>
+              <w:top w:val="single" w:color="auto" w:sz="4" w:space="0"/>
+              <w:left w:val="single" w:color="auto" w:sz="4" w:space="0"/>
+              <w:bottom w:val="single" w:color="auto" w:sz="4" w:space="0"/>
+              <w:right w:val="single" w:color="auto" w:sz="4" w:space="0"/>
             </w:tcBorders>
             <w:vAlign w:val="center"/>
           </w:tcPr>
@@ -1305,7 +1286,7 @@
               <w:snapToGrid w:val="0"/>
               <w:spacing w:line="400" w:lineRule="exact"/>
               <w:rPr>
-                <w:rFonts w:ascii="宋体" w:hAnsi="宋体" w:hint="eastAsia"/>
+                <w:rFonts w:hint="eastAsia" w:ascii="宋体" w:hAnsi="宋体"/>
                 <w:b/>
                 <w:bCs/>
                 <w:sz w:val="24"/>
@@ -1313,7 +1294,7 @@
             </w:pPr>
             <w:r>
               <w:rPr>
-                <w:rFonts w:ascii="宋体" w:hAnsi="宋体" w:hint="eastAsia"/>
+                <w:rFonts w:hint="eastAsia" w:ascii="宋体" w:hAnsi="宋体"/>
                 <w:b/>
                 <w:bCs/>
                 <w:sz w:val="24"/>
@@ -1412,17 +1393,18 @@
       <w:pPr>
         <w:spacing w:line="400" w:lineRule="exact"/>
         <w:rPr>
-          <w:rFonts w:ascii="Times New Roman" w:hAnsi="Times New Roman" w:cs="Times New Roman"/>
+          <w:rFonts w:hint="eastAsia" w:ascii="Times New Roman" w:hAnsi="Times New Roman" w:eastAsia="宋体" w:cs="Times New Roman"/>
           <w:b/>
           <w:bCs/>
           <w:color w:val="000000"/>
           <w:sz w:val="28"/>
           <w:szCs w:val="28"/>
-        </w:rPr>
-      </w:pPr>
-      <w:r>
-        <w:rPr>
-          <w:rFonts w:ascii="宋体" w:hAnsi="宋体" w:hint="eastAsia"/>
+          <w:lang w:val="en-US" w:eastAsia="zh-CN"/>
+        </w:rPr>
+      </w:pPr>
+      <w:r>
+        <w:rPr>
+          <w:rFonts w:hint="eastAsia" w:ascii="宋体" w:hAnsi="宋体"/>
           <w:b/>
           <w:bCs/>
           <w:color w:val="000000"/>
@@ -1430,9 +1412,10 @@
           <w:szCs w:val="28"/>
           <w:lang w:bidi="ar"/>
         </w:rPr>
-        <w:lastRenderedPageBreak/>
         <w:t>Introduction：</w:t>
       </w:r>
+      <w:bookmarkStart w:id="0" w:name="_GoBack"/>
+      <w:bookmarkEnd w:id="0"/>
     </w:p>
     <w:p>
       <w:pPr>
@@ -1462,7 +1445,7 @@
       <w:pPr>
         <w:spacing w:line="400" w:lineRule="exact"/>
         <w:rPr>
-          <w:rFonts w:ascii="宋体" w:hAnsi="宋体" w:hint="eastAsia"/>
+          <w:rFonts w:hint="eastAsia" w:ascii="宋体" w:hAnsi="宋体"/>
           <w:b/>
           <w:bCs/>
           <w:color w:val="000000"/>
@@ -1473,7 +1456,7 @@
       </w:pPr>
       <w:r>
         <w:rPr>
-          <w:rFonts w:ascii="宋体" w:hAnsi="宋体" w:hint="eastAsia"/>
+          <w:rFonts w:hint="eastAsia" w:ascii="宋体" w:hAnsi="宋体"/>
           <w:b/>
           <w:bCs/>
           <w:color w:val="000000"/>
@@ -1512,7 +1495,7 @@
       <w:pPr>
         <w:spacing w:line="400" w:lineRule="exact"/>
         <w:rPr>
-          <w:rFonts w:ascii="宋体" w:hAnsi="宋体" w:hint="eastAsia"/>
+          <w:rFonts w:hint="eastAsia" w:ascii="宋体" w:hAnsi="宋体"/>
           <w:color w:val="000000"/>
           <w:sz w:val="24"/>
           <w:szCs w:val="24"/>
@@ -1521,7 +1504,7 @@
       </w:pPr>
       <w:r>
         <w:rPr>
-          <w:rFonts w:ascii="宋体" w:hAnsi="宋体" w:hint="eastAsia"/>
+          <w:rFonts w:hint="eastAsia" w:ascii="宋体" w:hAnsi="宋体"/>
           <w:b/>
           <w:bCs/>
           <w:color w:val="000000"/>
@@ -1560,7 +1543,7 @@
       <w:pPr>
         <w:spacing w:line="400" w:lineRule="exact"/>
         <w:rPr>
-          <w:rFonts w:ascii="宋体" w:hAnsi="宋体" w:hint="eastAsia"/>
+          <w:rFonts w:hint="eastAsia" w:ascii="宋体" w:hAnsi="宋体"/>
           <w:b/>
           <w:bCs/>
           <w:color w:val="000000"/>
@@ -1571,7 +1554,7 @@
       </w:pPr>
       <w:r>
         <w:rPr>
-          <w:rFonts w:ascii="宋体" w:hAnsi="宋体" w:hint="eastAsia"/>
+          <w:rFonts w:hint="eastAsia" w:ascii="宋体" w:hAnsi="宋体"/>
           <w:b/>
           <w:bCs/>
           <w:color w:val="000000"/>
@@ -1610,7 +1593,7 @@
       <w:pPr>
         <w:spacing w:line="400" w:lineRule="exact"/>
         <w:rPr>
-          <w:rFonts w:ascii="宋体" w:hAnsi="宋体" w:hint="eastAsia"/>
+          <w:rFonts w:hint="eastAsia" w:ascii="宋体" w:hAnsi="宋体"/>
           <w:b/>
           <w:bCs/>
           <w:color w:val="000000"/>
@@ -1621,7 +1604,7 @@
       </w:pPr>
       <w:r>
         <w:rPr>
-          <w:rFonts w:ascii="宋体" w:hAnsi="宋体" w:hint="eastAsia"/>
+          <w:rFonts w:hint="eastAsia" w:ascii="宋体" w:hAnsi="宋体"/>
           <w:b/>
           <w:bCs/>
           <w:color w:val="000000"/>
@@ -1665,9 +1648,37 @@
           <w:sz w:val="24"/>
           <w:szCs w:val="24"/>
         </w:rPr>
-        <w:t>[State the contributions of each members.</w:t>
-      </w:r>
-      <w:r>
+        <w:t>[State the contributions of each members..]</w:t>
+      </w:r>
+    </w:p>
+    <w:p>
+      <w:pPr>
+        <w:spacing w:line="400" w:lineRule="exact"/>
+        <w:rPr>
+          <w:rFonts w:hint="eastAsia" w:ascii="宋体" w:hAnsi="宋体"/>
+          <w:b/>
+          <w:bCs/>
+          <w:color w:val="000000"/>
+          <w:sz w:val="28"/>
+          <w:szCs w:val="28"/>
+        </w:rPr>
+      </w:pPr>
+      <w:r>
+        <w:rPr>
+          <w:rFonts w:hint="eastAsia" w:ascii="宋体" w:hAnsi="宋体"/>
+          <w:b/>
+          <w:bCs/>
+          <w:color w:val="000000"/>
+          <w:sz w:val="28"/>
+          <w:szCs w:val="28"/>
+          <w:lang w:bidi="ar"/>
+        </w:rPr>
+        <w:t>Conclusion：</w:t>
+      </w:r>
+    </w:p>
+    <w:p>
+      <w:pPr>
+        <w:spacing w:line="400" w:lineRule="exact"/>
         <w:rPr>
           <w:rFonts w:ascii="Times New Roman" w:hAnsi="Times New Roman" w:cs="Times New Roman"/>
           <w:i/>
@@ -1676,37 +1687,8 @@
           <w:sz w:val="24"/>
           <w:szCs w:val="24"/>
         </w:rPr>
-        <w:t>.]</w:t>
-      </w:r>
-    </w:p>
-    <w:p>
-      <w:pPr>
-        <w:spacing w:line="400" w:lineRule="exact"/>
-        <w:rPr>
-          <w:rFonts w:ascii="宋体" w:hAnsi="宋体" w:hint="eastAsia"/>
-          <w:b/>
-          <w:bCs/>
-          <w:color w:val="000000"/>
-          <w:sz w:val="28"/>
-          <w:szCs w:val="28"/>
-        </w:rPr>
-      </w:pPr>
-      <w:r>
-        <w:rPr>
-          <w:rFonts w:ascii="宋体" w:hAnsi="宋体" w:hint="eastAsia"/>
-          <w:b/>
-          <w:bCs/>
-          <w:color w:val="000000"/>
-          <w:sz w:val="28"/>
-          <w:szCs w:val="28"/>
-          <w:lang w:bidi="ar"/>
-        </w:rPr>
-        <w:t>Conclusion：</w:t>
-      </w:r>
-    </w:p>
-    <w:p>
-      <w:pPr>
-        <w:spacing w:line="400" w:lineRule="exact"/>
+      </w:pPr>
+      <w:r>
         <w:rPr>
           <w:rFonts w:ascii="Times New Roman" w:hAnsi="Times New Roman" w:cs="Times New Roman"/>
           <w:i/>
@@ -1715,16 +1697,6 @@
           <w:sz w:val="24"/>
           <w:szCs w:val="24"/>
         </w:rPr>
-      </w:pPr>
-      <w:r>
-        <w:rPr>
-          <w:rFonts w:ascii="Times New Roman" w:hAnsi="Times New Roman" w:cs="Times New Roman"/>
-          <w:i/>
-          <w:iCs/>
-          <w:color w:val="808080" w:themeColor="background1" w:themeShade="80"/>
-          <w:sz w:val="24"/>
-          <w:szCs w:val="24"/>
-        </w:rPr>
         <w:t>[Summarize the completed work, main findings, limitations, and future improvements.]</w:t>
       </w:r>
     </w:p>
@@ -1732,7 +1704,7 @@
       <w:pPr>
         <w:spacing w:line="400" w:lineRule="exact"/>
         <w:rPr>
-          <w:rFonts w:ascii="Times New Roman" w:hAnsi="Times New Roman" w:cs="Times New Roman" w:hint="eastAsia"/>
+          <w:rFonts w:hint="eastAsia" w:ascii="Times New Roman" w:hAnsi="Times New Roman" w:cs="Times New Roman"/>
           <w:b/>
           <w:bCs/>
           <w:i/>
@@ -1745,7 +1717,7 @@
       </w:pPr>
       <w:r>
         <w:rPr>
-          <w:rFonts w:ascii="Times New Roman" w:hAnsi="Times New Roman" w:cs="Times New Roman" w:hint="eastAsia"/>
+          <w:rFonts w:hint="eastAsia" w:ascii="Times New Roman" w:hAnsi="Times New Roman" w:cs="Times New Roman"/>
           <w:b/>
           <w:bCs/>
           <w:i/>
@@ -1773,7 +1745,7 @@
       </w:r>
       <w:r>
         <w:rPr>
-          <w:rFonts w:ascii="Times New Roman" w:hAnsi="Times New Roman" w:cs="Times New Roman" w:hint="eastAsia"/>
+          <w:rFonts w:hint="eastAsia" w:ascii="Times New Roman" w:hAnsi="Times New Roman" w:cs="Times New Roman"/>
           <w:b/>
           <w:bCs/>
           <w:i/>
@@ -1820,7 +1792,7 @@
       <w:pPr>
         <w:spacing w:line="400" w:lineRule="exact"/>
         <w:rPr>
-          <w:rFonts w:ascii="Times New Roman" w:hAnsi="Times New Roman" w:cs="Times New Roman" w:hint="eastAsia"/>
+          <w:rFonts w:hint="eastAsia" w:ascii="Times New Roman" w:hAnsi="Times New Roman" w:cs="Times New Roman"/>
           <w:b/>
           <w:bCs/>
           <w:i/>
@@ -1834,589 +1806,302 @@
     <w:sectPr>
       <w:pgSz w:w="11906" w:h="16838"/>
       <w:pgMar w:top="1440" w:right="1800" w:bottom="1440" w:left="1800" w:header="851" w:footer="992" w:gutter="0"/>
-      <w:cols w:space="425"/>
-      <w:docGrid w:type="lines" w:linePitch="312"/>
+      <w:cols w:space="425" w:num="1"/>
+      <w:docGrid w:type="lines" w:linePitch="312" w:charSpace="0"/>
     </w:sectPr>
   </w:body>
 </w:document>
 </file>
 
-<file path=word/endnotes.xml><?xml version="1.0" encoding="utf-8"?>
-<w:endnotes xmlns:wpc="http://schemas.microsoft.com/office/word/2010/wordprocessingCanvas" xmlns:cx="http://schemas.microsoft.com/office/drawing/2014/chartex" xmlns:cx1="http://schemas.microsoft.com/office/drawing/2015/9/8/chartex" xmlns:cx2="http://schemas.microsoft.com/office/drawing/2015/10/21/chartex" xmlns:cx3="http://schemas.microsoft.com/office/drawing/2016/5/9/chartex" xmlns:cx4="http://schemas.microsoft.com/office/drawing/2016/5/10/chartex" xmlns:cx5="http://schemas.microsoft.com/office/drawing/2016/5/11/chartex" xmlns:cx6="http://schemas.microsoft.com/office/drawing/2016/5/12/chartex" xmlns:cx7="http://schemas.microsoft.com/office/drawing/2016/5/13/chartex" xmlns:cx8="http://schemas.microsoft.com/office/drawing/2016/5/14/chartex" xmlns:mc="http://schemas.openxmlformats.org/markup-compatibility/2006" xmlns:aink="http://schemas.microsoft.com/office/drawing/2016/ink" xmlns:am3d="http://schemas.microsoft.com/office/drawing/2017/model3d" xmlns:o="urn:schemas-microsoft-com:office:office" xmlns:oel="http://schemas.microsoft.com/office/2019/extlst" xmlns:r="http://schemas.openxmlformats.org/officeDocument/2006/relationships" xmlns:m="http://schemas.openxmlformats.org/officeDocument/2006/math" xmlns:v="urn:schemas-microsoft-com:vml" xmlns:wp14="http://schemas.microsoft.com/office/word/2010/wordprocessingDrawing" xmlns:wp="http://schemas.openxmlformats.org/drawingml/2006/wordprocessingDrawing" xmlns:w10="urn:schemas-microsoft-com:office:word" xmlns:w="http://schemas.openxmlformats.org/wordprocessingml/2006/main" xmlns:w14="http://schemas.microsoft.com/office/word/2010/wordml" xmlns:w15="http://schemas.microsoft.com/office/word/2012/wordml" xmlns:w16cex="http://schemas.microsoft.com/office/word/2018/wordml/cex" xmlns:w16cid="http://schemas.microsoft.com/office/word/2016/wordml/cid" xmlns:w16="http://schemas.microsoft.com/office/word/2018/wordml" xmlns:w16du="http://schemas.microsoft.com/office/word/2023/wordml/word16du" xmlns:w16sdtdh="http://schemas.microsoft.com/office/word/2020/wordml/sdtdatahash" xmlns:w16sdtfl="http://schemas.microsoft.com/office/word/2024/wordml/sdtformatlock" xmlns:w16se="http://schemas.microsoft.com/office/word/2015/wordml/symex" xmlns:wpg="http://schemas.microsoft.com/office/word/2010/wordprocessingGroup" xmlns:wpi="http://schemas.microsoft.com/office/word/2010/wordprocessingInk" xmlns:wne="http://schemas.microsoft.com/office/word/2006/wordml" xmlns:wps="http://schemas.microsoft.com/office/word/2010/wordprocessingShape" mc:Ignorable="w14 w15 w16se w16cid w16 w16cex w16sdtdh w16sdtfl w16du wp14">
-  <w:endnote w:type="separator" w:id="-1">
-    <w:p>
-      <w:r>
-        <w:separator/>
-      </w:r>
-    </w:p>
-  </w:endnote>
-  <w:endnote w:type="continuationSeparator" w:id="0">
-    <w:p>
-      <w:r>
-        <w:continuationSeparator/>
-      </w:r>
-    </w:p>
-  </w:endnote>
-</w:endnotes>
-</file>
-
-<file path=word/footnotes.xml><?xml version="1.0" encoding="utf-8"?>
-<w:footnotes xmlns:wpc="http://schemas.microsoft.com/office/word/2010/wordprocessingCanvas" xmlns:cx="http://schemas.microsoft.com/office/drawing/2014/chartex" xmlns:cx1="http://schemas.microsoft.com/office/drawing/2015/9/8/chartex" xmlns:cx2="http://schemas.microsoft.com/office/drawing/2015/10/21/chartex" xmlns:cx3="http://schemas.microsoft.com/office/drawing/2016/5/9/chartex" xmlns:cx4="http://schemas.microsoft.com/office/drawing/2016/5/10/chartex" xmlns:cx5="http://schemas.microsoft.com/office/drawing/2016/5/11/chartex" xmlns:cx6="http://schemas.microsoft.com/office/drawing/2016/5/12/chartex" xmlns:cx7="http://schemas.microsoft.com/office/drawing/2016/5/13/chartex" xmlns:cx8="http://schemas.microsoft.com/office/drawing/2016/5/14/chartex" xmlns:mc="http://schemas.openxmlformats.org/markup-compatibility/2006" xmlns:aink="http://schemas.microsoft.com/office/drawing/2016/ink" xmlns:am3d="http://schemas.microsoft.com/office/drawing/2017/model3d" xmlns:o="urn:schemas-microsoft-com:office:office" xmlns:oel="http://schemas.microsoft.com/office/2019/extlst" xmlns:r="http://schemas.openxmlformats.org/officeDocument/2006/relationships" xmlns:m="http://schemas.openxmlformats.org/officeDocument/2006/math" xmlns:v="urn:schemas-microsoft-com:vml" xmlns:wp14="http://schemas.microsoft.com/office/word/2010/wordprocessingDrawing" xmlns:wp="http://schemas.openxmlformats.org/drawingml/2006/wordprocessingDrawing" xmlns:w10="urn:schemas-microsoft-com:office:word" xmlns:w="http://schemas.openxmlformats.org/wordprocessingml/2006/main" xmlns:w14="http://schemas.microsoft.com/office/word/2010/wordml" xmlns:w15="http://schemas.microsoft.com/office/word/2012/wordml" xmlns:w16cex="http://schemas.microsoft.com/office/word/2018/wordml/cex" xmlns:w16cid="http://schemas.microsoft.com/office/word/2016/wordml/cid" xmlns:w16="http://schemas.microsoft.com/office/word/2018/wordml" xmlns:w16du="http://schemas.microsoft.com/office/word/2023/wordml/word16du" xmlns:w16sdtdh="http://schemas.microsoft.com/office/word/2020/wordml/sdtdatahash" xmlns:w16sdtfl="http://schemas.microsoft.com/office/word/2024/wordml/sdtformatlock" xmlns:w16se="http://schemas.microsoft.com/office/word/2015/wordml/symex" xmlns:wpg="http://schemas.microsoft.com/office/word/2010/wordprocessingGroup" xmlns:wpi="http://schemas.microsoft.com/office/word/2010/wordprocessingInk" xmlns:wne="http://schemas.microsoft.com/office/word/2006/wordml" xmlns:wps="http://schemas.microsoft.com/office/word/2010/wordprocessingShape" mc:Ignorable="w14 w15 w16se w16cid w16 w16cex w16sdtdh w16sdtfl w16du wp14">
-  <w:footnote w:type="separator" w:id="-1">
-    <w:p>
-      <w:r>
-        <w:separator/>
-      </w:r>
-    </w:p>
-  </w:footnote>
-  <w:footnote w:type="continuationSeparator" w:id="0">
-    <w:p>
-      <w:r>
-        <w:continuationSeparator/>
-      </w:r>
-    </w:p>
-  </w:footnote>
-</w:footnotes>
-</file>
-
-<file path=word/numbering.xml><?xml version="1.0" encoding="utf-8"?>
-<w:numbering xmlns:wpc="http://schemas.microsoft.com/office/word/2010/wordprocessingCanvas" xmlns:cx="http://schemas.microsoft.com/office/drawing/2014/chartex" xmlns:cx1="http://schemas.microsoft.com/office/drawing/2015/9/8/chartex" xmlns:cx2="http://schemas.microsoft.com/office/drawing/2015/10/21/chartex" xmlns:cx3="http://schemas.microsoft.com/office/drawing/2016/5/9/chartex" xmlns:cx4="http://schemas.microsoft.com/office/drawing/2016/5/10/chartex" xmlns:cx5="http://schemas.microsoft.com/office/drawing/2016/5/11/chartex" xmlns:cx6="http://schemas.microsoft.com/office/drawing/2016/5/12/chartex" xmlns:cx7="http://schemas.microsoft.com/office/drawing/2016/5/13/chartex" xmlns:cx8="http://schemas.microsoft.com/office/drawing/2016/5/14/chartex" xmlns:mc="http://schemas.openxmlformats.org/markup-compatibility/2006" xmlns:aink="http://schemas.microsoft.com/office/drawing/2016/ink" xmlns:am3d="http://schemas.microsoft.com/office/drawing/2017/model3d" xmlns:o="urn:schemas-microsoft-com:office:office" xmlns:oel="http://schemas.microsoft.com/office/2019/extlst" xmlns:r="http://schemas.openxmlformats.org/officeDocument/2006/relationships" xmlns:m="http://schemas.openxmlformats.org/officeDocument/2006/math" xmlns:v="urn:schemas-microsoft-com:vml" xmlns:wp14="http://schemas.microsoft.com/office/word/2010/wordprocessingDrawing" xmlns:wp="http://schemas.openxmlformats.org/drawingml/2006/wordprocessingDrawing" xmlns:w10="urn:schemas-microsoft-com:office:word" xmlns:w="http://schemas.openxmlformats.org/wordprocessingml/2006/main" xmlns:w14="http://schemas.microsoft.com/office/word/2010/wordml" xmlns:w15="http://schemas.microsoft.com/office/word/2012/wordml" xmlns:w16cex="http://schemas.microsoft.com/office/word/2018/wordml/cex" xmlns:w16cid="http://schemas.microsoft.com/office/word/2016/wordml/cid" xmlns:w16="http://schemas.microsoft.com/office/word/2018/wordml" xmlns:w16du="http://schemas.microsoft.com/office/word/2023/wordml/word16du" xmlns:w16sdtdh="http://schemas.microsoft.com/office/word/2020/wordml/sdtdatahash" xmlns:w16sdtfl="http://schemas.microsoft.com/office/word/2024/wordml/sdtformatlock" xmlns:w16se="http://schemas.microsoft.com/office/word/2015/wordml/symex" xmlns:wpg="http://schemas.microsoft.com/office/word/2010/wordprocessingGroup" xmlns:wpi="http://schemas.microsoft.com/office/word/2010/wordprocessingInk" xmlns:wne="http://schemas.microsoft.com/office/word/2006/wordml" xmlns:wps="http://schemas.microsoft.com/office/word/2010/wordprocessingShape" mc:Ignorable="w14 w15 w16se w16cid w16 w16cex w16sdtdh w16sdtfl w16du wp14">
-  <w:abstractNum w:abstractNumId="0" w15:restartNumberingAfterBreak="0">
-    <w:nsid w:val="8661EF14"/>
-    <w:multiLevelType w:val="multilevel"/>
-    <w:tmpl w:val="8661EF14"/>
-    <w:lvl w:ilvl="0">
-      <w:start w:val="1"/>
-      <w:numFmt w:val="decimal"/>
-      <w:suff w:val="space"/>
-      <w:lvlText w:val="%1."/>
-      <w:lvlJc w:val="left"/>
-      <w:pPr>
-        <w:ind w:left="0" w:firstLine="0"/>
-      </w:pPr>
-      <w:rPr>
-        <w:rFonts w:ascii="Times New Roman" w:hAnsi="Times New Roman" w:cs="Times New Roman" w:hint="default"/>
-      </w:rPr>
-    </w:lvl>
-    <w:lvl w:ilvl="1">
-      <w:start w:val="1"/>
-      <w:numFmt w:val="decimal"/>
-      <w:lvlText w:val="%2."/>
-      <w:lvlJc w:val="left"/>
-      <w:pPr>
-        <w:tabs>
-          <w:tab w:val="left" w:pos="1440"/>
-        </w:tabs>
-        <w:ind w:left="1440" w:hanging="360"/>
-      </w:pPr>
-    </w:lvl>
-    <w:lvl w:ilvl="2">
-      <w:start w:val="1"/>
-      <w:numFmt w:val="decimal"/>
-      <w:lvlText w:val="%3."/>
-      <w:lvlJc w:val="left"/>
-      <w:pPr>
-        <w:tabs>
-          <w:tab w:val="left" w:pos="2160"/>
-        </w:tabs>
-        <w:ind w:left="2160" w:hanging="360"/>
-      </w:pPr>
-    </w:lvl>
-    <w:lvl w:ilvl="3">
-      <w:start w:val="1"/>
-      <w:numFmt w:val="decimal"/>
-      <w:lvlText w:val="%4."/>
-      <w:lvlJc w:val="left"/>
-      <w:pPr>
-        <w:tabs>
-          <w:tab w:val="left" w:pos="2880"/>
-        </w:tabs>
-        <w:ind w:left="2880" w:hanging="360"/>
-      </w:pPr>
-    </w:lvl>
-    <w:lvl w:ilvl="4">
-      <w:start w:val="1"/>
-      <w:numFmt w:val="decimal"/>
-      <w:lvlText w:val="%5."/>
-      <w:lvlJc w:val="left"/>
-      <w:pPr>
-        <w:tabs>
-          <w:tab w:val="left" w:pos="3600"/>
-        </w:tabs>
-        <w:ind w:left="3600" w:hanging="360"/>
-      </w:pPr>
-    </w:lvl>
-    <w:lvl w:ilvl="5">
-      <w:start w:val="1"/>
-      <w:numFmt w:val="decimal"/>
-      <w:lvlText w:val="%6."/>
-      <w:lvlJc w:val="left"/>
-      <w:pPr>
-        <w:tabs>
-          <w:tab w:val="left" w:pos="4320"/>
-        </w:tabs>
-        <w:ind w:left="4320" w:hanging="360"/>
-      </w:pPr>
-    </w:lvl>
-    <w:lvl w:ilvl="6">
-      <w:start w:val="1"/>
-      <w:numFmt w:val="decimal"/>
-      <w:lvlText w:val="%7."/>
-      <w:lvlJc w:val="left"/>
-      <w:pPr>
-        <w:tabs>
-          <w:tab w:val="left" w:pos="5040"/>
-        </w:tabs>
-        <w:ind w:left="5040" w:hanging="360"/>
-      </w:pPr>
-    </w:lvl>
-    <w:lvl w:ilvl="7">
-      <w:start w:val="1"/>
-      <w:numFmt w:val="decimal"/>
-      <w:lvlText w:val="%8."/>
-      <w:lvlJc w:val="left"/>
-      <w:pPr>
-        <w:tabs>
-          <w:tab w:val="left" w:pos="5760"/>
-        </w:tabs>
-        <w:ind w:left="5760" w:hanging="360"/>
-      </w:pPr>
-    </w:lvl>
-    <w:lvl w:ilvl="8">
-      <w:start w:val="1"/>
-      <w:numFmt w:val="decimal"/>
-      <w:lvlText w:val="%9."/>
-      <w:lvlJc w:val="left"/>
-      <w:pPr>
-        <w:tabs>
-          <w:tab w:val="left" w:pos="6480"/>
-        </w:tabs>
-        <w:ind w:left="6480" w:hanging="360"/>
-      </w:pPr>
-    </w:lvl>
-  </w:abstractNum>
-  <w:num w:numId="1" w16cid:durableId="71972951">
-    <w:abstractNumId w:val="0"/>
-  </w:num>
-</w:numbering>
-</file>
-
 <file path=word/styles.xml><?xml version="1.0" encoding="utf-8"?>
-<w:styles xmlns:mc="http://schemas.openxmlformats.org/markup-compatibility/2006" xmlns:r="http://schemas.openxmlformats.org/officeDocument/2006/relationships" xmlns:w="http://schemas.openxmlformats.org/wordprocessingml/2006/main" xmlns:w14="http://schemas.microsoft.com/office/word/2010/wordml" xmlns:w15="http://schemas.microsoft.com/office/word/2012/wordml" xmlns:w16cex="http://schemas.microsoft.com/office/word/2018/wordml/cex" xmlns:w16cid="http://schemas.microsoft.com/office/word/2016/wordml/cid" xmlns:w16="http://schemas.microsoft.com/office/word/2018/wordml" xmlns:w16du="http://schemas.microsoft.com/office/word/2023/wordml/word16du" xmlns:w16sdtdh="http://schemas.microsoft.com/office/word/2020/wordml/sdtdatahash" xmlns:w16sdtfl="http://schemas.microsoft.com/office/word/2024/wordml/sdtformatlock" xmlns:w16se="http://schemas.microsoft.com/office/word/2015/wordml/symex" mc:Ignorable="w14 w15 w16se w16cid w16 w16cex w16sdtdh w16sdtfl w16du">
+<w:styles xmlns:mc="http://schemas.openxmlformats.org/markup-compatibility/2006" xmlns:o="urn:schemas-microsoft-com:office:office" xmlns:r="http://schemas.openxmlformats.org/officeDocument/2006/relationships" xmlns:m="http://schemas.openxmlformats.org/officeDocument/2006/math" xmlns:v="urn:schemas-microsoft-com:vml" xmlns:w="http://schemas.openxmlformats.org/wordprocessingml/2006/main" xmlns:w14="http://schemas.microsoft.com/office/word/2010/wordml" xmlns:w10="urn:schemas-microsoft-com:office:word" xmlns:sl="http://schemas.openxmlformats.org/schemaLibrary/2006/main" xmlns:wpsCustomData="http://www.wps.cn/officeDocument/2013/wpsCustomData" mc:Ignorable="w14">
   <w:docDefaults>
     <w:rPrDefault>
       <w:rPr>
-        <w:rFonts w:ascii="Times New Roman" w:eastAsia="宋体" w:hAnsi="Times New Roman" w:cs="Times New Roman"/>
-        <w:lang w:val="en-US" w:eastAsia="zh-CN" w:bidi="ar-SA"/>
+        <w:rFonts w:ascii="Times New Roman" w:hAnsi="Times New Roman" w:eastAsia="宋体" w:cs="Times New Roman"/>
       </w:rPr>
     </w:rPrDefault>
     <w:pPrDefault/>
   </w:docDefaults>
-  <w:latentStyles w:defLockedState="0" w:defUIPriority="99" w:defSemiHidden="0" w:defUnhideWhenUsed="0" w:defQFormat="0" w:count="376">
-    <w:lsdException w:name="Normal" w:uiPriority="0" w:qFormat="1"/>
-    <w:lsdException w:name="heading 1" w:uiPriority="9" w:qFormat="1"/>
-    <w:lsdException w:name="heading 2" w:semiHidden="1" w:uiPriority="9" w:unhideWhenUsed="1" w:qFormat="1"/>
-    <w:lsdException w:name="heading 3" w:semiHidden="1" w:uiPriority="9" w:unhideWhenUsed="1" w:qFormat="1"/>
-    <w:lsdException w:name="heading 4" w:semiHidden="1" w:uiPriority="9" w:unhideWhenUsed="1" w:qFormat="1"/>
-    <w:lsdException w:name="heading 5" w:semiHidden="1" w:uiPriority="9" w:unhideWhenUsed="1" w:qFormat="1"/>
-    <w:lsdException w:name="heading 6" w:semiHidden="1" w:uiPriority="9" w:unhideWhenUsed="1" w:qFormat="1"/>
-    <w:lsdException w:name="heading 7" w:semiHidden="1" w:uiPriority="9" w:unhideWhenUsed="1" w:qFormat="1"/>
-    <w:lsdException w:name="heading 8" w:semiHidden="1" w:uiPriority="9" w:unhideWhenUsed="1" w:qFormat="1"/>
-    <w:lsdException w:name="heading 9" w:semiHidden="1" w:uiPriority="9" w:unhideWhenUsed="1" w:qFormat="1"/>
-    <w:lsdException w:name="index 1" w:semiHidden="1" w:unhideWhenUsed="1"/>
-    <w:lsdException w:name="index 2" w:semiHidden="1" w:unhideWhenUsed="1"/>
-    <w:lsdException w:name="index 3" w:semiHidden="1" w:unhideWhenUsed="1"/>
-    <w:lsdException w:name="index 4" w:semiHidden="1" w:unhideWhenUsed="1"/>
-    <w:lsdException w:name="index 5" w:semiHidden="1" w:unhideWhenUsed="1"/>
-    <w:lsdException w:name="index 6" w:semiHidden="1" w:unhideWhenUsed="1"/>
-    <w:lsdException w:name="index 7" w:semiHidden="1" w:unhideWhenUsed="1"/>
-    <w:lsdException w:name="index 8" w:semiHidden="1" w:unhideWhenUsed="1"/>
-    <w:lsdException w:name="index 9" w:semiHidden="1" w:unhideWhenUsed="1"/>
-    <w:lsdException w:name="toc 1" w:semiHidden="1" w:uiPriority="39" w:unhideWhenUsed="1"/>
-    <w:lsdException w:name="toc 2" w:semiHidden="1" w:uiPriority="39" w:unhideWhenUsed="1"/>
-    <w:lsdException w:name="toc 3" w:semiHidden="1" w:uiPriority="39" w:unhideWhenUsed="1"/>
-    <w:lsdException w:name="toc 4" w:semiHidden="1" w:uiPriority="39" w:unhideWhenUsed="1"/>
-    <w:lsdException w:name="toc 5" w:semiHidden="1" w:uiPriority="39" w:unhideWhenUsed="1"/>
-    <w:lsdException w:name="toc 6" w:semiHidden="1" w:uiPriority="39" w:unhideWhenUsed="1"/>
-    <w:lsdException w:name="toc 7" w:semiHidden="1" w:uiPriority="39" w:unhideWhenUsed="1"/>
-    <w:lsdException w:name="toc 8" w:semiHidden="1" w:uiPriority="39" w:unhideWhenUsed="1"/>
-    <w:lsdException w:name="toc 9" w:semiHidden="1" w:uiPriority="39" w:unhideWhenUsed="1"/>
-    <w:lsdException w:name="Normal Indent" w:semiHidden="1" w:unhideWhenUsed="1"/>
-    <w:lsdException w:name="footnote text" w:semiHidden="1" w:unhideWhenUsed="1"/>
-    <w:lsdException w:name="annotation text" w:uiPriority="0" w:qFormat="1"/>
-    <w:lsdException w:name="header" w:semiHidden="1" w:unhideWhenUsed="1"/>
-    <w:lsdException w:name="footer" w:semiHidden="1" w:unhideWhenUsed="1"/>
-    <w:lsdException w:name="index heading" w:semiHidden="1" w:unhideWhenUsed="1"/>
-    <w:lsdException w:name="caption" w:semiHidden="1" w:uiPriority="35" w:unhideWhenUsed="1" w:qFormat="1"/>
-    <w:lsdException w:name="table of figures" w:semiHidden="1" w:unhideWhenUsed="1"/>
-    <w:lsdException w:name="envelope address" w:semiHidden="1" w:unhideWhenUsed="1"/>
-    <w:lsdException w:name="envelope return" w:semiHidden="1" w:unhideWhenUsed="1"/>
-    <w:lsdException w:name="footnote reference" w:semiHidden="1" w:unhideWhenUsed="1"/>
-    <w:lsdException w:name="annotation reference" w:uiPriority="0" w:qFormat="1"/>
-    <w:lsdException w:name="line number" w:semiHidden="1" w:unhideWhenUsed="1"/>
-    <w:lsdException w:name="page number" w:semiHidden="1" w:unhideWhenUsed="1"/>
-    <w:lsdException w:name="endnote reference" w:semiHidden="1" w:unhideWhenUsed="1"/>
-    <w:lsdException w:name="endnote text" w:semiHidden="1" w:unhideWhenUsed="1"/>
-    <w:lsdException w:name="table of authorities" w:semiHidden="1" w:unhideWhenUsed="1"/>
-    <w:lsdException w:name="macro" w:semiHidden="1" w:unhideWhenUsed="1"/>
-    <w:lsdException w:name="toa heading" w:semiHidden="1" w:unhideWhenUsed="1"/>
-    <w:lsdException w:name="List" w:semiHidden="1" w:unhideWhenUsed="1"/>
-    <w:lsdException w:name="List Bullet" w:semiHidden="1" w:unhideWhenUsed="1"/>
-    <w:lsdException w:name="List Number" w:semiHidden="1" w:unhideWhenUsed="1"/>
-    <w:lsdException w:name="List 2" w:semiHidden="1" w:unhideWhenUsed="1"/>
-    <w:lsdException w:name="List 3" w:semiHidden="1" w:unhideWhenUsed="1"/>
-    <w:lsdException w:name="List 4" w:semiHidden="1" w:unhideWhenUsed="1"/>
-    <w:lsdException w:name="List 5" w:semiHidden="1" w:unhideWhenUsed="1"/>
-    <w:lsdException w:name="List Bullet 2" w:semiHidden="1" w:unhideWhenUsed="1"/>
-    <w:lsdException w:name="List Bullet 3" w:semiHidden="1" w:unhideWhenUsed="1"/>
-    <w:lsdException w:name="List Bullet 4" w:semiHidden="1" w:unhideWhenUsed="1"/>
-    <w:lsdException w:name="List Bullet 5" w:semiHidden="1" w:unhideWhenUsed="1"/>
-    <w:lsdException w:name="List Number 2" w:semiHidden="1" w:unhideWhenUsed="1"/>
-    <w:lsdException w:name="List Number 3" w:semiHidden="1" w:unhideWhenUsed="1"/>
-    <w:lsdException w:name="List Number 4" w:semiHidden="1" w:unhideWhenUsed="1"/>
-    <w:lsdException w:name="List Number 5" w:semiHidden="1" w:unhideWhenUsed="1"/>
-    <w:lsdException w:name="Title" w:uiPriority="10" w:qFormat="1"/>
-    <w:lsdException w:name="Closing" w:semiHidden="1" w:unhideWhenUsed="1"/>
-    <w:lsdException w:name="Signature" w:semiHidden="1" w:unhideWhenUsed="1"/>
-    <w:lsdException w:name="Default Paragraph Font" w:uiPriority="1" w:unhideWhenUsed="1"/>
-    <w:lsdException w:name="Body Text" w:semiHidden="1" w:unhideWhenUsed="1"/>
-    <w:lsdException w:name="Body Text Indent" w:semiHidden="1" w:unhideWhenUsed="1"/>
-    <w:lsdException w:name="List Continue" w:semiHidden="1" w:unhideWhenUsed="1"/>
-    <w:lsdException w:name="List Continue 2" w:semiHidden="1" w:unhideWhenUsed="1"/>
-    <w:lsdException w:name="List Continue 3" w:semiHidden="1" w:unhideWhenUsed="1"/>
-    <w:lsdException w:name="List Continue 4" w:semiHidden="1" w:unhideWhenUsed="1"/>
-    <w:lsdException w:name="List Continue 5" w:semiHidden="1" w:unhideWhenUsed="1"/>
-    <w:lsdException w:name="Message Header" w:semiHidden="1" w:unhideWhenUsed="1"/>
-    <w:lsdException w:name="Subtitle" w:uiPriority="11" w:qFormat="1"/>
-    <w:lsdException w:name="Salutation" w:semiHidden="1" w:unhideWhenUsed="1"/>
-    <w:lsdException w:name="Date" w:semiHidden="1" w:unhideWhenUsed="1"/>
-    <w:lsdException w:name="Body Text First Indent" w:semiHidden="1" w:unhideWhenUsed="1"/>
-    <w:lsdException w:name="Body Text First Indent 2" w:semiHidden="1" w:unhideWhenUsed="1"/>
-    <w:lsdException w:name="Note Heading" w:semiHidden="1" w:unhideWhenUsed="1"/>
-    <w:lsdException w:name="Body Text 2" w:semiHidden="1" w:unhideWhenUsed="1"/>
-    <w:lsdException w:name="Body Text 3" w:semiHidden="1" w:unhideWhenUsed="1"/>
-    <w:lsdException w:name="Body Text Indent 2" w:semiHidden="1" w:unhideWhenUsed="1"/>
-    <w:lsdException w:name="Body Text Indent 3" w:semiHidden="1" w:unhideWhenUsed="1"/>
-    <w:lsdException w:name="Block Text" w:semiHidden="1" w:unhideWhenUsed="1"/>
-    <w:lsdException w:name="Hyperlink" w:semiHidden="1" w:unhideWhenUsed="1"/>
-    <w:lsdException w:name="FollowedHyperlink" w:semiHidden="1" w:unhideWhenUsed="1"/>
-    <w:lsdException w:name="Strong" w:uiPriority="22" w:qFormat="1"/>
-    <w:lsdException w:name="Emphasis" w:uiPriority="20" w:qFormat="1"/>
-    <w:lsdException w:name="Document Map" w:semiHidden="1" w:unhideWhenUsed="1"/>
-    <w:lsdException w:name="Plain Text" w:semiHidden="1" w:unhideWhenUsed="1"/>
-    <w:lsdException w:name="E-mail Signature" w:semiHidden="1" w:unhideWhenUsed="1"/>
-    <w:lsdException w:name="HTML Top of Form" w:semiHidden="1" w:unhideWhenUsed="1"/>
-    <w:lsdException w:name="HTML Bottom of Form" w:semiHidden="1" w:unhideWhenUsed="1"/>
-    <w:lsdException w:name="Normal (Web)" w:semiHidden="1" w:unhideWhenUsed="1"/>
-    <w:lsdException w:name="HTML Acronym" w:semiHidden="1" w:unhideWhenUsed="1"/>
-    <w:lsdException w:name="HTML Address" w:semiHidden="1" w:unhideWhenUsed="1"/>
-    <w:lsdException w:name="HTML Cite" w:semiHidden="1" w:unhideWhenUsed="1"/>
-    <w:lsdException w:name="HTML Code" w:semiHidden="1" w:unhideWhenUsed="1"/>
-    <w:lsdException w:name="HTML Definition" w:semiHidden="1" w:unhideWhenUsed="1"/>
-    <w:lsdException w:name="HTML Keyboard" w:semiHidden="1" w:unhideWhenUsed="1"/>
-    <w:lsdException w:name="HTML Preformatted" w:semiHidden="1" w:unhideWhenUsed="1"/>
-    <w:lsdException w:name="HTML Sample" w:semiHidden="1" w:unhideWhenUsed="1"/>
-    <w:lsdException w:name="HTML Typewriter" w:semiHidden="1" w:unhideWhenUsed="1"/>
-    <w:lsdException w:name="HTML Variable" w:semiHidden="1" w:unhideWhenUsed="1"/>
-    <w:lsdException w:name="Normal Table" w:semiHidden="1" w:unhideWhenUsed="1" w:qFormat="1"/>
-    <w:lsdException w:name="annotation subject" w:semiHidden="1" w:unhideWhenUsed="1"/>
-    <w:lsdException w:name="No List" w:semiHidden="1" w:unhideWhenUsed="1"/>
-    <w:lsdException w:name="Outline List 1" w:semiHidden="1" w:unhideWhenUsed="1"/>
-    <w:lsdException w:name="Outline List 2" w:semiHidden="1" w:unhideWhenUsed="1"/>
-    <w:lsdException w:name="Outline List 3" w:semiHidden="1" w:unhideWhenUsed="1"/>
-    <w:lsdException w:name="Table Simple 1" w:semiHidden="1" w:unhideWhenUsed="1"/>
-    <w:lsdException w:name="Table Simple 2" w:semiHidden="1" w:unhideWhenUsed="1"/>
-    <w:lsdException w:name="Table Simple 3" w:semiHidden="1" w:unhideWhenUsed="1"/>
-    <w:lsdException w:name="Table Classic 1" w:semiHidden="1" w:unhideWhenUsed="1"/>
-    <w:lsdException w:name="Table Classic 2" w:semiHidden="1" w:unhideWhenUsed="1"/>
-    <w:lsdException w:name="Table Classic 3" w:semiHidden="1" w:unhideWhenUsed="1"/>
-    <w:lsdException w:name="Table Classic 4" w:semiHidden="1" w:unhideWhenUsed="1"/>
-    <w:lsdException w:name="Table Colorful 1" w:semiHidden="1" w:unhideWhenUsed="1"/>
-    <w:lsdException w:name="Table Colorful 2" w:semiHidden="1" w:unhideWhenUsed="1"/>
-    <w:lsdException w:name="Table Colorful 3" w:semiHidden="1" w:unhideWhenUsed="1"/>
-    <w:lsdException w:name="Table Columns 1" w:semiHidden="1" w:unhideWhenUsed="1"/>
-    <w:lsdException w:name="Table Columns 2" w:semiHidden="1" w:unhideWhenUsed="1"/>
-    <w:lsdException w:name="Table Columns 3" w:semiHidden="1" w:unhideWhenUsed="1"/>
-    <w:lsdException w:name="Table Columns 4" w:semiHidden="1" w:unhideWhenUsed="1"/>
-    <w:lsdException w:name="Table Columns 5" w:semiHidden="1" w:unhideWhenUsed="1"/>
-    <w:lsdException w:name="Table Grid 1" w:semiHidden="1" w:unhideWhenUsed="1"/>
-    <w:lsdException w:name="Table Grid 2" w:semiHidden="1" w:unhideWhenUsed="1"/>
-    <w:lsdException w:name="Table Grid 3" w:semiHidden="1" w:unhideWhenUsed="1"/>
-    <w:lsdException w:name="Table Grid 4" w:semiHidden="1" w:unhideWhenUsed="1"/>
-    <w:lsdException w:name="Table Grid 5" w:semiHidden="1" w:unhideWhenUsed="1"/>
-    <w:lsdException w:name="Table Grid 6" w:semiHidden="1" w:unhideWhenUsed="1"/>
-    <w:lsdException w:name="Table Grid 7" w:semiHidden="1" w:unhideWhenUsed="1"/>
-    <w:lsdException w:name="Table Grid 8" w:semiHidden="1" w:unhideWhenUsed="1"/>
-    <w:lsdException w:name="Table List 1" w:semiHidden="1" w:unhideWhenUsed="1"/>
-    <w:lsdException w:name="Table List 2" w:semiHidden="1" w:unhideWhenUsed="1"/>
-    <w:lsdException w:name="Table List 3" w:semiHidden="1" w:unhideWhenUsed="1"/>
-    <w:lsdException w:name="Table List 4" w:semiHidden="1" w:unhideWhenUsed="1"/>
-    <w:lsdException w:name="Table List 5" w:semiHidden="1" w:unhideWhenUsed="1"/>
-    <w:lsdException w:name="Table List 6" w:semiHidden="1" w:unhideWhenUsed="1"/>
-    <w:lsdException w:name="Table List 7" w:semiHidden="1" w:unhideWhenUsed="1"/>
-    <w:lsdException w:name="Table List 8" w:semiHidden="1" w:unhideWhenUsed="1"/>
-    <w:lsdException w:name="Table 3D effects 1" w:semiHidden="1" w:unhideWhenUsed="1"/>
-    <w:lsdException w:name="Table 3D effects 2" w:semiHidden="1" w:unhideWhenUsed="1"/>
-    <w:lsdException w:name="Table 3D effects 3" w:semiHidden="1" w:unhideWhenUsed="1"/>
-    <w:lsdException w:name="Table Contemporary" w:semiHidden="1" w:unhideWhenUsed="1"/>
-    <w:lsdException w:name="Table Elegant" w:semiHidden="1" w:unhideWhenUsed="1"/>
-    <w:lsdException w:name="Table Professional" w:semiHidden="1" w:unhideWhenUsed="1"/>
-    <w:lsdException w:name="Table Subtle 1" w:semiHidden="1" w:unhideWhenUsed="1"/>
-    <w:lsdException w:name="Table Subtle 2" w:semiHidden="1" w:unhideWhenUsed="1"/>
-    <w:lsdException w:name="Table Web 1" w:semiHidden="1" w:unhideWhenUsed="1"/>
-    <w:lsdException w:name="Table Web 2" w:semiHidden="1" w:unhideWhenUsed="1"/>
-    <w:lsdException w:name="Table Web 3" w:semiHidden="1" w:unhideWhenUsed="1"/>
-    <w:lsdException w:name="Balloon Text" w:qFormat="1"/>
-    <w:lsdException w:name="Table Grid" w:uiPriority="39"/>
-    <w:lsdException w:name="Table Theme" w:semiHidden="1" w:unhideWhenUsed="1"/>
-    <w:lsdException w:name="Placeholder Text" w:semiHidden="1" w:unhideWhenUsed="1"/>
-    <w:lsdException w:name="No Spacing" w:semiHidden="1" w:unhideWhenUsed="1"/>
-    <w:lsdException w:name="Light Shading" w:uiPriority="60"/>
-    <w:lsdException w:name="Light List" w:uiPriority="61"/>
-    <w:lsdException w:name="Light Grid" w:uiPriority="62"/>
-    <w:lsdException w:name="Medium Shading 1" w:uiPriority="63"/>
-    <w:lsdException w:name="Medium Shading 2" w:uiPriority="64"/>
-    <w:lsdException w:name="Medium List 1" w:uiPriority="65"/>
-    <w:lsdException w:name="Medium List 2" w:uiPriority="66"/>
-    <w:lsdException w:name="Medium Grid 1" w:uiPriority="67"/>
-    <w:lsdException w:name="Medium Grid 2" w:uiPriority="68"/>
-    <w:lsdException w:name="Medium Grid 3" w:uiPriority="69"/>
-    <w:lsdException w:name="Dark List" w:uiPriority="70"/>
-    <w:lsdException w:name="Colorful Shading" w:uiPriority="71"/>
-    <w:lsdException w:name="Colorful List" w:uiPriority="72"/>
-    <w:lsdException w:name="Colorful Grid" w:uiPriority="73"/>
-    <w:lsdException w:name="Light Shading Accent 1" w:uiPriority="60"/>
-    <w:lsdException w:name="Light List Accent 1" w:uiPriority="61"/>
-    <w:lsdException w:name="Light Grid Accent 1" w:uiPriority="62"/>
-    <w:lsdException w:name="Medium Shading 1 Accent 1" w:uiPriority="63"/>
-    <w:lsdException w:name="Medium Shading 2 Accent 1" w:uiPriority="64"/>
-    <w:lsdException w:name="Medium List 1 Accent 1" w:uiPriority="65"/>
-    <w:lsdException w:name="Revision" w:semiHidden="1" w:unhideWhenUsed="1"/>
-    <w:lsdException w:name="List Paragraph" w:uiPriority="34" w:qFormat="1"/>
-    <w:lsdException w:name="Quote" w:semiHidden="1" w:unhideWhenUsed="1"/>
-    <w:lsdException w:name="Intense Quote" w:semiHidden="1" w:unhideWhenUsed="1"/>
-    <w:lsdException w:name="Medium List 2 Accent 1" w:uiPriority="66"/>
-    <w:lsdException w:name="Medium Grid 1 Accent 1" w:uiPriority="67"/>
-    <w:lsdException w:name="Medium Grid 2 Accent 1" w:uiPriority="68"/>
-    <w:lsdException w:name="Medium Grid 3 Accent 1" w:uiPriority="69"/>
-    <w:lsdException w:name="Dark List Accent 1" w:uiPriority="70"/>
-    <w:lsdException w:name="Colorful Shading Accent 1" w:uiPriority="71"/>
-    <w:lsdException w:name="Colorful List Accent 1" w:uiPriority="72"/>
-    <w:lsdException w:name="Colorful Grid Accent 1" w:uiPriority="73"/>
-    <w:lsdException w:name="Light Shading Accent 2" w:uiPriority="60"/>
-    <w:lsdException w:name="Light List Accent 2" w:uiPriority="61"/>
-    <w:lsdException w:name="Light Grid Accent 2" w:uiPriority="62"/>
-    <w:lsdException w:name="Medium Shading 1 Accent 2" w:uiPriority="63"/>
-    <w:lsdException w:name="Medium Shading 2 Accent 2" w:uiPriority="64"/>
-    <w:lsdException w:name="Medium List 1 Accent 2" w:uiPriority="65"/>
-    <w:lsdException w:name="Medium List 2 Accent 2" w:uiPriority="66"/>
-    <w:lsdException w:name="Medium Grid 1 Accent 2" w:uiPriority="67"/>
-    <w:lsdException w:name="Medium Grid 2 Accent 2" w:uiPriority="68"/>
-    <w:lsdException w:name="Medium Grid 3 Accent 2" w:uiPriority="69"/>
-    <w:lsdException w:name="Dark List Accent 2" w:uiPriority="70"/>
-    <w:lsdException w:name="Colorful Shading Accent 2" w:uiPriority="71"/>
-    <w:lsdException w:name="Colorful List Accent 2" w:uiPriority="72"/>
-    <w:lsdException w:name="Colorful Grid Accent 2" w:uiPriority="73"/>
-    <w:lsdException w:name="Light Shading Accent 3" w:uiPriority="60"/>
-    <w:lsdException w:name="Light List Accent 3" w:uiPriority="61"/>
-    <w:lsdException w:name="Light Grid Accent 3" w:uiPriority="62"/>
-    <w:lsdException w:name="Medium Shading 1 Accent 3" w:uiPriority="63"/>
-    <w:lsdException w:name="Medium Shading 2 Accent 3" w:uiPriority="64"/>
-    <w:lsdException w:name="Medium List 1 Accent 3" w:uiPriority="65"/>
-    <w:lsdException w:name="Medium List 2 Accent 3" w:uiPriority="66"/>
-    <w:lsdException w:name="Medium Grid 1 Accent 3" w:uiPriority="67"/>
-    <w:lsdException w:name="Medium Grid 2 Accent 3" w:uiPriority="68"/>
-    <w:lsdException w:name="Medium Grid 3 Accent 3" w:uiPriority="69"/>
-    <w:lsdException w:name="Dark List Accent 3" w:uiPriority="70"/>
-    <w:lsdException w:name="Colorful Shading Accent 3" w:uiPriority="71"/>
-    <w:lsdException w:name="Colorful List Accent 3" w:uiPriority="72"/>
-    <w:lsdException w:name="Colorful Grid Accent 3" w:uiPriority="73"/>
-    <w:lsdException w:name="Light Shading Accent 4" w:uiPriority="60"/>
-    <w:lsdException w:name="Light List Accent 4" w:uiPriority="61"/>
-    <w:lsdException w:name="Light Grid Accent 4" w:uiPriority="62"/>
-    <w:lsdException w:name="Medium Shading 1 Accent 4" w:uiPriority="63"/>
-    <w:lsdException w:name="Medium Shading 2 Accent 4" w:uiPriority="64"/>
-    <w:lsdException w:name="Medium List 1 Accent 4" w:uiPriority="65"/>
-    <w:lsdException w:name="Medium List 2 Accent 4" w:uiPriority="66"/>
-    <w:lsdException w:name="Medium Grid 1 Accent 4" w:uiPriority="67"/>
-    <w:lsdException w:name="Medium Grid 2 Accent 4" w:uiPriority="68"/>
-    <w:lsdException w:name="Medium Grid 3 Accent 4" w:uiPriority="69"/>
-    <w:lsdException w:name="Dark List Accent 4" w:uiPriority="70"/>
-    <w:lsdException w:name="Colorful Shading Accent 4" w:uiPriority="71"/>
-    <w:lsdException w:name="Colorful List Accent 4" w:uiPriority="72"/>
-    <w:lsdException w:name="Colorful Grid Accent 4" w:uiPriority="73"/>
-    <w:lsdException w:name="Light Shading Accent 5" w:uiPriority="60"/>
-    <w:lsdException w:name="Light List Accent 5" w:uiPriority="61"/>
-    <w:lsdException w:name="Light Grid Accent 5" w:uiPriority="62"/>
-    <w:lsdException w:name="Medium Shading 1 Accent 5" w:uiPriority="63"/>
-    <w:lsdException w:name="Medium Shading 2 Accent 5" w:uiPriority="64"/>
-    <w:lsdException w:name="Medium List 1 Accent 5" w:uiPriority="65"/>
-    <w:lsdException w:name="Medium List 2 Accent 5" w:uiPriority="66"/>
-    <w:lsdException w:name="Medium Grid 1 Accent 5" w:uiPriority="67"/>
-    <w:lsdException w:name="Medium Grid 2 Accent 5" w:uiPriority="68"/>
-    <w:lsdException w:name="Medium Grid 3 Accent 5" w:uiPriority="69"/>
-    <w:lsdException w:name="Dark List Accent 5" w:uiPriority="70"/>
-    <w:lsdException w:name="Colorful Shading Accent 5" w:uiPriority="71"/>
-    <w:lsdException w:name="Colorful List Accent 5" w:uiPriority="72"/>
-    <w:lsdException w:name="Colorful Grid Accent 5" w:uiPriority="73"/>
-    <w:lsdException w:name="Light Shading Accent 6" w:uiPriority="60"/>
-    <w:lsdException w:name="Light List Accent 6" w:uiPriority="61"/>
-    <w:lsdException w:name="Light Grid Accent 6" w:uiPriority="62"/>
-    <w:lsdException w:name="Medium Shading 1 Accent 6" w:uiPriority="63"/>
-    <w:lsdException w:name="Medium Shading 2 Accent 6" w:uiPriority="64"/>
-    <w:lsdException w:name="Medium List 1 Accent 6" w:uiPriority="65"/>
-    <w:lsdException w:name="Medium List 2 Accent 6" w:uiPriority="66"/>
-    <w:lsdException w:name="Medium Grid 1 Accent 6" w:uiPriority="67"/>
-    <w:lsdException w:name="Medium Grid 2 Accent 6" w:uiPriority="68"/>
-    <w:lsdException w:name="Medium Grid 3 Accent 6" w:uiPriority="69"/>
-    <w:lsdException w:name="Dark List Accent 6" w:uiPriority="70"/>
-    <w:lsdException w:name="Colorful Shading Accent 6" w:uiPriority="71"/>
-    <w:lsdException w:name="Colorful List Accent 6" w:uiPriority="72"/>
-    <w:lsdException w:name="Colorful Grid Accent 6" w:uiPriority="73"/>
-    <w:lsdException w:name="Subtle Emphasis" w:uiPriority="19" w:qFormat="1"/>
-    <w:lsdException w:name="Intense Emphasis" w:uiPriority="21" w:qFormat="1"/>
-    <w:lsdException w:name="Subtle Reference" w:uiPriority="31" w:qFormat="1"/>
-    <w:lsdException w:name="Intense Reference" w:uiPriority="32" w:qFormat="1"/>
-    <w:lsdException w:name="Book Title" w:uiPriority="33" w:qFormat="1"/>
-    <w:lsdException w:name="Bibliography" w:semiHidden="1" w:uiPriority="37" w:unhideWhenUsed="1"/>
-    <w:lsdException w:name="TOC Heading" w:semiHidden="1" w:uiPriority="39" w:unhideWhenUsed="1" w:qFormat="1"/>
-    <w:lsdException w:name="Plain Table 1" w:uiPriority="41"/>
-    <w:lsdException w:name="Plain Table 2" w:uiPriority="42"/>
-    <w:lsdException w:name="Plain Table 3" w:uiPriority="43"/>
-    <w:lsdException w:name="Plain Table 4" w:uiPriority="44"/>
-    <w:lsdException w:name="Plain Table 5" w:uiPriority="45"/>
-    <w:lsdException w:name="Grid Table Light" w:uiPriority="40"/>
-    <w:lsdException w:name="Grid Table 1 Light" w:uiPriority="46"/>
-    <w:lsdException w:name="Grid Table 2" w:uiPriority="47"/>
-    <w:lsdException w:name="Grid Table 3" w:uiPriority="48"/>
-    <w:lsdException w:name="Grid Table 4" w:uiPriority="49"/>
-    <w:lsdException w:name="Grid Table 5 Dark" w:uiPriority="50"/>
-    <w:lsdException w:name="Grid Table 6 Colorful" w:uiPriority="51"/>
-    <w:lsdException w:name="Grid Table 7 Colorful" w:uiPriority="52"/>
-    <w:lsdException w:name="Grid Table 1 Light Accent 1" w:uiPriority="46"/>
-    <w:lsdException w:name="Grid Table 2 Accent 1" w:uiPriority="47"/>
-    <w:lsdException w:name="Grid Table 3 Accent 1" w:uiPriority="48"/>
-    <w:lsdException w:name="Grid Table 4 Accent 1" w:uiPriority="49"/>
-    <w:lsdException w:name="Grid Table 5 Dark Accent 1" w:uiPriority="50"/>
-    <w:lsdException w:name="Grid Table 6 Colorful Accent 1" w:uiPriority="51"/>
-    <w:lsdException w:name="Grid Table 7 Colorful Accent 1" w:uiPriority="52"/>
-    <w:lsdException w:name="Grid Table 1 Light Accent 2" w:uiPriority="46"/>
-    <w:lsdException w:name="Grid Table 2 Accent 2" w:uiPriority="47"/>
-    <w:lsdException w:name="Grid Table 3 Accent 2" w:uiPriority="48"/>
-    <w:lsdException w:name="Grid Table 4 Accent 2" w:uiPriority="49"/>
-    <w:lsdException w:name="Grid Table 5 Dark Accent 2" w:uiPriority="50"/>
-    <w:lsdException w:name="Grid Table 6 Colorful Accent 2" w:uiPriority="51"/>
-    <w:lsdException w:name="Grid Table 7 Colorful Accent 2" w:uiPriority="52"/>
-    <w:lsdException w:name="Grid Table 1 Light Accent 3" w:uiPriority="46"/>
-    <w:lsdException w:name="Grid Table 2 Accent 3" w:uiPriority="47"/>
-    <w:lsdException w:name="Grid Table 3 Accent 3" w:uiPriority="48"/>
-    <w:lsdException w:name="Grid Table 4 Accent 3" w:uiPriority="49"/>
-    <w:lsdException w:name="Grid Table 5 Dark Accent 3" w:uiPriority="50"/>
-    <w:lsdException w:name="Grid Table 6 Colorful Accent 3" w:uiPriority="51"/>
-    <w:lsdException w:name="Grid Table 7 Colorful Accent 3" w:uiPriority="52"/>
-    <w:lsdException w:name="Grid Table 1 Light Accent 4" w:uiPriority="46"/>
-    <w:lsdException w:name="Grid Table 2 Accent 4" w:uiPriority="47"/>
-    <w:lsdException w:name="Grid Table 3 Accent 4" w:uiPriority="48"/>
-    <w:lsdException w:name="Grid Table 4 Accent 4" w:uiPriority="49"/>
-    <w:lsdException w:name="Grid Table 5 Dark Accent 4" w:uiPriority="50"/>
-    <w:lsdException w:name="Grid Table 6 Colorful Accent 4" w:uiPriority="51"/>
-    <w:lsdException w:name="Grid Table 7 Colorful Accent 4" w:uiPriority="52"/>
-    <w:lsdException w:name="Grid Table 1 Light Accent 5" w:uiPriority="46"/>
-    <w:lsdException w:name="Grid Table 2 Accent 5" w:uiPriority="47"/>
-    <w:lsdException w:name="Grid Table 3 Accent 5" w:uiPriority="48"/>
-    <w:lsdException w:name="Grid Table 4 Accent 5" w:uiPriority="49"/>
-    <w:lsdException w:name="Grid Table 5 Dark Accent 5" w:uiPriority="50"/>
-    <w:lsdException w:name="Grid Table 6 Colorful Accent 5" w:uiPriority="51"/>
-    <w:lsdException w:name="Grid Table 7 Colorful Accent 5" w:uiPriority="52"/>
-    <w:lsdException w:name="Grid Table 1 Light Accent 6" w:uiPriority="46"/>
-    <w:lsdException w:name="Grid Table 2 Accent 6" w:uiPriority="47"/>
-    <w:lsdException w:name="Grid Table 3 Accent 6" w:uiPriority="48"/>
-    <w:lsdException w:name="Grid Table 4 Accent 6" w:uiPriority="49"/>
-    <w:lsdException w:name="Grid Table 5 Dark Accent 6" w:uiPriority="50"/>
-    <w:lsdException w:name="Grid Table 6 Colorful Accent 6" w:uiPriority="51"/>
-    <w:lsdException w:name="Grid Table 7 Colorful Accent 6" w:uiPriority="52"/>
-    <w:lsdException w:name="List Table 1 Light" w:uiPriority="46"/>
-    <w:lsdException w:name="List Table 2" w:uiPriority="47"/>
-    <w:lsdException w:name="List Table 3" w:uiPriority="48"/>
-    <w:lsdException w:name="List Table 4" w:uiPriority="49"/>
-    <w:lsdException w:name="List Table 5 Dark" w:uiPriority="50"/>
-    <w:lsdException w:name="List Table 6 Colorful" w:uiPriority="51"/>
-    <w:lsdException w:name="List Table 7 Colorful" w:uiPriority="52"/>
-    <w:lsdException w:name="List Table 1 Light Accent 1" w:uiPriority="46"/>
-    <w:lsdException w:name="List Table 2 Accent 1" w:uiPriority="47"/>
-    <w:lsdException w:name="List Table 3 Accent 1" w:uiPriority="48"/>
-    <w:lsdException w:name="List Table 4 Accent 1" w:uiPriority="49"/>
-    <w:lsdException w:name="List Table 5 Dark Accent 1" w:uiPriority="50"/>
-    <w:lsdException w:name="List Table 6 Colorful Accent 1" w:uiPriority="51"/>
-    <w:lsdException w:name="List Table 7 Colorful Accent 1" w:uiPriority="52"/>
-    <w:lsdException w:name="List Table 1 Light Accent 2" w:uiPriority="46"/>
-    <w:lsdException w:name="List Table 2 Accent 2" w:uiPriority="47"/>
-    <w:lsdException w:name="List Table 3 Accent 2" w:uiPriority="48"/>
-    <w:lsdException w:name="List Table 4 Accent 2" w:uiPriority="49"/>
-    <w:lsdException w:name="List Table 5 Dark Accent 2" w:uiPriority="50"/>
-    <w:lsdException w:name="List Table 6 Colorful Accent 2" w:uiPriority="51"/>
-    <w:lsdException w:name="List Table 7 Colorful Accent 2" w:uiPriority="52"/>
-    <w:lsdException w:name="List Table 1 Light Accent 3" w:uiPriority="46"/>
-    <w:lsdException w:name="List Table 2 Accent 3" w:uiPriority="47"/>
-    <w:lsdException w:name="List Table 3 Accent 3" w:uiPriority="48"/>
-    <w:lsdException w:name="List Table 4 Accent 3" w:uiPriority="49"/>
-    <w:lsdException w:name="List Table 5 Dark Accent 3" w:uiPriority="50"/>
-    <w:lsdException w:name="List Table 6 Colorful Accent 3" w:uiPriority="51"/>
-    <w:lsdException w:name="List Table 7 Colorful Accent 3" w:uiPriority="52"/>
-    <w:lsdException w:name="List Table 1 Light Accent 4" w:uiPriority="46"/>
-    <w:lsdException w:name="List Table 2 Accent 4" w:uiPriority="47"/>
-    <w:lsdException w:name="List Table 3 Accent 4" w:uiPriority="48"/>
-    <w:lsdException w:name="List Table 4 Accent 4" w:uiPriority="49"/>
-    <w:lsdException w:name="List Table 5 Dark Accent 4" w:uiPriority="50"/>
-    <w:lsdException w:name="List Table 6 Colorful Accent 4" w:uiPriority="51"/>
-    <w:lsdException w:name="List Table 7 Colorful Accent 4" w:uiPriority="52"/>
-    <w:lsdException w:name="List Table 1 Light Accent 5" w:uiPriority="46"/>
-    <w:lsdException w:name="List Table 2 Accent 5" w:uiPriority="47"/>
-    <w:lsdException w:name="List Table 3 Accent 5" w:uiPriority="48"/>
-    <w:lsdException w:name="List Table 4 Accent 5" w:uiPriority="49"/>
-    <w:lsdException w:name="List Table 5 Dark Accent 5" w:uiPriority="50"/>
-    <w:lsdException w:name="List Table 6 Colorful Accent 5" w:uiPriority="51"/>
-    <w:lsdException w:name="List Table 7 Colorful Accent 5" w:uiPriority="52"/>
-    <w:lsdException w:name="List Table 1 Light Accent 6" w:uiPriority="46"/>
-    <w:lsdException w:name="List Table 2 Accent 6" w:uiPriority="47"/>
-    <w:lsdException w:name="List Table 3 Accent 6" w:uiPriority="48"/>
-    <w:lsdException w:name="List Table 4 Accent 6" w:uiPriority="49"/>
-    <w:lsdException w:name="List Table 5 Dark Accent 6" w:uiPriority="50"/>
-    <w:lsdException w:name="List Table 6 Colorful Accent 6" w:uiPriority="51"/>
-    <w:lsdException w:name="List Table 7 Colorful Accent 6" w:uiPriority="52"/>
-    <w:lsdException w:name="Mention" w:semiHidden="1" w:unhideWhenUsed="1"/>
-    <w:lsdException w:name="Smart Hyperlink" w:semiHidden="1" w:unhideWhenUsed="1"/>
-    <w:lsdException w:name="Hashtag" w:semiHidden="1" w:unhideWhenUsed="1"/>
-    <w:lsdException w:name="Unresolved Mention" w:semiHidden="1" w:unhideWhenUsed="1"/>
-    <w:lsdException w:name="Smart Link" w:semiHidden="1" w:unhideWhenUsed="1"/>
+  <w:latentStyles w:count="260" w:defQFormat="0" w:defUnhideWhenUsed="1" w:defSemiHidden="1" w:defUIPriority="99" w:defLockedState="0">
+    <w:lsdException w:qFormat="1" w:unhideWhenUsed="0" w:uiPriority="0" w:semiHidden="0" w:name="Normal"/>
+    <w:lsdException w:qFormat="1" w:unhideWhenUsed="0" w:uiPriority="9" w:semiHidden="0" w:name="heading 1"/>
+    <w:lsdException w:qFormat="1" w:uiPriority="9" w:name="heading 2"/>
+    <w:lsdException w:qFormat="1" w:uiPriority="9" w:name="heading 3"/>
+    <w:lsdException w:qFormat="1" w:uiPriority="9" w:name="heading 4"/>
+    <w:lsdException w:qFormat="1" w:uiPriority="9" w:name="heading 5"/>
+    <w:lsdException w:qFormat="1" w:uiPriority="9" w:name="heading 6"/>
+    <w:lsdException w:qFormat="1" w:uiPriority="9" w:name="heading 7"/>
+    <w:lsdException w:qFormat="1" w:uiPriority="9" w:name="heading 8"/>
+    <w:lsdException w:qFormat="1" w:uiPriority="9" w:name="heading 9"/>
+    <w:lsdException w:uiPriority="99" w:name="index 1"/>
+    <w:lsdException w:uiPriority="99" w:name="index 2"/>
+    <w:lsdException w:uiPriority="99" w:name="index 3"/>
+    <w:lsdException w:uiPriority="99" w:name="index 4"/>
+    <w:lsdException w:uiPriority="99" w:name="index 5"/>
+    <w:lsdException w:uiPriority="99" w:name="index 6"/>
+    <w:lsdException w:uiPriority="99" w:name="index 7"/>
+    <w:lsdException w:uiPriority="99" w:name="index 8"/>
+    <w:lsdException w:uiPriority="99" w:name="index 9"/>
+    <w:lsdException w:uiPriority="39" w:name="toc 1"/>
+    <w:lsdException w:uiPriority="39" w:name="toc 2"/>
+    <w:lsdException w:uiPriority="39" w:name="toc 3"/>
+    <w:lsdException w:uiPriority="39" w:name="toc 4"/>
+    <w:lsdException w:uiPriority="39" w:name="toc 5"/>
+    <w:lsdException w:uiPriority="39" w:name="toc 6"/>
+    <w:lsdException w:uiPriority="39" w:name="toc 7"/>
+    <w:lsdException w:uiPriority="39" w:name="toc 8"/>
+    <w:lsdException w:uiPriority="39" w:name="toc 9"/>
+    <w:lsdException w:uiPriority="99" w:name="Normal Indent"/>
+    <w:lsdException w:uiPriority="99" w:name="footnote text"/>
+    <w:lsdException w:qFormat="1" w:unhideWhenUsed="0" w:uiPriority="0" w:semiHidden="0" w:name="annotation text"/>
+    <w:lsdException w:uiPriority="99" w:semiHidden="0" w:name="header"/>
+    <w:lsdException w:uiPriority="99" w:semiHidden="0" w:name="footer"/>
+    <w:lsdException w:uiPriority="99" w:name="index heading"/>
+    <w:lsdException w:qFormat="1" w:uiPriority="35" w:name="caption"/>
+    <w:lsdException w:uiPriority="99" w:name="table of figures"/>
+    <w:lsdException w:uiPriority="99" w:name="envelope address"/>
+    <w:lsdException w:uiPriority="99" w:name="envelope return"/>
+    <w:lsdException w:uiPriority="99" w:name="footnote reference"/>
+    <w:lsdException w:qFormat="1" w:unhideWhenUsed="0" w:uiPriority="0" w:semiHidden="0" w:name="annotation reference"/>
+    <w:lsdException w:uiPriority="99" w:name="line number"/>
+    <w:lsdException w:uiPriority="99" w:name="page number"/>
+    <w:lsdException w:uiPriority="99" w:name="endnote reference"/>
+    <w:lsdException w:uiPriority="99" w:name="endnote text"/>
+    <w:lsdException w:uiPriority="99" w:name="table of authorities"/>
+    <w:lsdException w:uiPriority="99" w:name="macro"/>
+    <w:lsdException w:uiPriority="99" w:name="toa heading"/>
+    <w:lsdException w:uiPriority="99" w:name="List"/>
+    <w:lsdException w:uiPriority="99" w:name="List Bullet"/>
+    <w:lsdException w:uiPriority="99" w:name="List Number"/>
+    <w:lsdException w:uiPriority="99" w:name="List 2"/>
+    <w:lsdException w:uiPriority="99" w:name="List 3"/>
+    <w:lsdException w:uiPriority="99" w:name="List 4"/>
+    <w:lsdException w:uiPriority="99" w:name="List 5"/>
+    <w:lsdException w:uiPriority="99" w:name="List Bullet 2"/>
+    <w:lsdException w:uiPriority="99" w:name="List Bullet 3"/>
+    <w:lsdException w:uiPriority="99" w:name="List Bullet 4"/>
+    <w:lsdException w:uiPriority="99" w:name="List Bullet 5"/>
+    <w:lsdException w:uiPriority="99" w:name="List Number 2"/>
+    <w:lsdException w:uiPriority="99" w:name="List Number 3"/>
+    <w:lsdException w:uiPriority="99" w:name="List Number 4"/>
+    <w:lsdException w:uiPriority="99" w:name="List Number 5"/>
+    <w:lsdException w:qFormat="1" w:unhideWhenUsed="0" w:uiPriority="10" w:semiHidden="0" w:name="Title"/>
+    <w:lsdException w:uiPriority="99" w:name="Closing"/>
+    <w:lsdException w:uiPriority="99" w:name="Signature"/>
+    <w:lsdException w:uiPriority="1" w:name="Default Paragraph Font"/>
+    <w:lsdException w:uiPriority="99" w:name="Body Text"/>
+    <w:lsdException w:uiPriority="99" w:name="Body Text Indent"/>
+    <w:lsdException w:uiPriority="99" w:name="List Continue"/>
+    <w:lsdException w:uiPriority="99" w:name="List Continue 2"/>
+    <w:lsdException w:uiPriority="99" w:name="List Continue 3"/>
+    <w:lsdException w:uiPriority="99" w:name="List Continue 4"/>
+    <w:lsdException w:uiPriority="99" w:name="List Continue 5"/>
+    <w:lsdException w:uiPriority="99" w:name="Message Header"/>
+    <w:lsdException w:qFormat="1" w:unhideWhenUsed="0" w:uiPriority="11" w:semiHidden="0" w:name="Subtitle"/>
+    <w:lsdException w:uiPriority="99" w:name="Salutation"/>
+    <w:lsdException w:uiPriority="99" w:name="Date"/>
+    <w:lsdException w:uiPriority="99" w:name="Body Text First Indent"/>
+    <w:lsdException w:uiPriority="99" w:name="Body Text First Indent 2"/>
+    <w:lsdException w:uiPriority="99" w:name="Note Heading"/>
+    <w:lsdException w:uiPriority="99" w:name="Body Text 2"/>
+    <w:lsdException w:uiPriority="99" w:name="Body Text 3"/>
+    <w:lsdException w:uiPriority="99" w:name="Body Text Indent 2"/>
+    <w:lsdException w:uiPriority="99" w:name="Body Text Indent 3"/>
+    <w:lsdException w:uiPriority="99" w:name="Block Text"/>
+    <w:lsdException w:uiPriority="99" w:name="Hyperlink"/>
+    <w:lsdException w:uiPriority="99" w:name="FollowedHyperlink"/>
+    <w:lsdException w:qFormat="1" w:unhideWhenUsed="0" w:uiPriority="22" w:semiHidden="0" w:name="Strong"/>
+    <w:lsdException w:qFormat="1" w:unhideWhenUsed="0" w:uiPriority="20" w:semiHidden="0" w:name="Emphasis"/>
+    <w:lsdException w:uiPriority="99" w:name="Document Map"/>
+    <w:lsdException w:uiPriority="99" w:name="Plain Text"/>
+    <w:lsdException w:uiPriority="99" w:name="E-mail Signature"/>
+    <w:lsdException w:uiPriority="99" w:name="Normal (Web)"/>
+    <w:lsdException w:uiPriority="99" w:name="HTML Acronym"/>
+    <w:lsdException w:uiPriority="99" w:name="HTML Address"/>
+    <w:lsdException w:uiPriority="99" w:name="HTML Cite"/>
+    <w:lsdException w:uiPriority="99" w:name="HTML Code"/>
+    <w:lsdException w:uiPriority="99" w:name="HTML Definition"/>
+    <w:lsdException w:uiPriority="99" w:name="HTML Keyboard"/>
+    <w:lsdException w:uiPriority="99" w:name="HTML Preformatted"/>
+    <w:lsdException w:uiPriority="99" w:name="HTML Sample"/>
+    <w:lsdException w:uiPriority="99" w:name="HTML Typewriter"/>
+    <w:lsdException w:uiPriority="99" w:name="HTML Variable"/>
+    <w:lsdException w:uiPriority="99" w:name="Normal Table"/>
+    <w:lsdException w:uiPriority="99" w:name="annotation subject"/>
+    <w:lsdException w:uiPriority="99" w:name="Table Simple 1"/>
+    <w:lsdException w:uiPriority="99" w:name="Table Simple 2"/>
+    <w:lsdException w:uiPriority="99" w:name="Table Simple 3"/>
+    <w:lsdException w:uiPriority="99" w:name="Table Classic 1"/>
+    <w:lsdException w:uiPriority="99" w:name="Table Classic 2"/>
+    <w:lsdException w:uiPriority="99" w:name="Table Classic 3"/>
+    <w:lsdException w:uiPriority="99" w:name="Table Classic 4"/>
+    <w:lsdException w:uiPriority="99" w:name="Table Colorful 1"/>
+    <w:lsdException w:uiPriority="99" w:name="Table Colorful 2"/>
+    <w:lsdException w:uiPriority="99" w:name="Table Colorful 3"/>
+    <w:lsdException w:uiPriority="99" w:name="Table Columns 1"/>
+    <w:lsdException w:uiPriority="99" w:name="Table Columns 2"/>
+    <w:lsdException w:uiPriority="99" w:name="Table Columns 3"/>
+    <w:lsdException w:uiPriority="99" w:name="Table Columns 4"/>
+    <w:lsdException w:uiPriority="99" w:name="Table Columns 5"/>
+    <w:lsdException w:uiPriority="99" w:name="Table Grid 1"/>
+    <w:lsdException w:uiPriority="99" w:name="Table Grid 2"/>
+    <w:lsdException w:uiPriority="99" w:name="Table Grid 3"/>
+    <w:lsdException w:uiPriority="99" w:name="Table Grid 4"/>
+    <w:lsdException w:uiPriority="99" w:name="Table Grid 5"/>
+    <w:lsdException w:uiPriority="99" w:name="Table Grid 6"/>
+    <w:lsdException w:uiPriority="99" w:name="Table Grid 7"/>
+    <w:lsdException w:uiPriority="99" w:name="Table Grid 8"/>
+    <w:lsdException w:uiPriority="99" w:name="Table List 1"/>
+    <w:lsdException w:uiPriority="99" w:name="Table List 2"/>
+    <w:lsdException w:uiPriority="99" w:name="Table List 3"/>
+    <w:lsdException w:uiPriority="99" w:name="Table List 4"/>
+    <w:lsdException w:uiPriority="99" w:name="Table List 5"/>
+    <w:lsdException w:uiPriority="99" w:name="Table List 6"/>
+    <w:lsdException w:uiPriority="99" w:name="Table List 7"/>
+    <w:lsdException w:uiPriority="99" w:name="Table List 8"/>
+    <w:lsdException w:uiPriority="99" w:name="Table 3D effects 1"/>
+    <w:lsdException w:uiPriority="99" w:name="Table 3D effects 2"/>
+    <w:lsdException w:uiPriority="99" w:name="Table 3D effects 3"/>
+    <w:lsdException w:uiPriority="99" w:name="Table Contemporary"/>
+    <w:lsdException w:uiPriority="99" w:name="Table Elegant"/>
+    <w:lsdException w:uiPriority="99" w:name="Table Professional"/>
+    <w:lsdException w:uiPriority="99" w:name="Table Subtle 1"/>
+    <w:lsdException w:uiPriority="99" w:name="Table Subtle 2"/>
+    <w:lsdException w:uiPriority="99" w:name="Table Web 1"/>
+    <w:lsdException w:uiPriority="99" w:name="Table Web 2"/>
+    <w:lsdException w:uiPriority="99" w:name="Table Web 3"/>
+    <w:lsdException w:qFormat="1" w:unhideWhenUsed="0" w:uiPriority="99" w:semiHidden="0" w:name="Balloon Text"/>
+    <w:lsdException w:unhideWhenUsed="0" w:uiPriority="39" w:semiHidden="0" w:name="Table Grid"/>
+    <w:lsdException w:uiPriority="99" w:name="Table Theme"/>
+    <w:lsdException w:unhideWhenUsed="0" w:uiPriority="60" w:semiHidden="0" w:name="Light Shading"/>
+    <w:lsdException w:unhideWhenUsed="0" w:uiPriority="61" w:semiHidden="0" w:name="Light List"/>
+    <w:lsdException w:unhideWhenUsed="0" w:uiPriority="62" w:semiHidden="0" w:name="Light Grid"/>
+    <w:lsdException w:unhideWhenUsed="0" w:uiPriority="63" w:semiHidden="0" w:name="Medium Shading 1"/>
+    <w:lsdException w:unhideWhenUsed="0" w:uiPriority="64" w:semiHidden="0" w:name="Medium Shading 2"/>
+    <w:lsdException w:unhideWhenUsed="0" w:uiPriority="65" w:semiHidden="0" w:name="Medium List 1"/>
+    <w:lsdException w:unhideWhenUsed="0" w:uiPriority="66" w:semiHidden="0" w:name="Medium List 2"/>
+    <w:lsdException w:unhideWhenUsed="0" w:uiPriority="67" w:semiHidden="0" w:name="Medium Grid 1"/>
+    <w:lsdException w:unhideWhenUsed="0" w:uiPriority="68" w:semiHidden="0" w:name="Medium Grid 2"/>
+    <w:lsdException w:unhideWhenUsed="0" w:uiPriority="69" w:semiHidden="0" w:name="Medium Grid 3"/>
+    <w:lsdException w:unhideWhenUsed="0" w:uiPriority="70" w:semiHidden="0" w:name="Dark List"/>
+    <w:lsdException w:unhideWhenUsed="0" w:uiPriority="71" w:semiHidden="0" w:name="Colorful Shading"/>
+    <w:lsdException w:unhideWhenUsed="0" w:uiPriority="72" w:semiHidden="0" w:name="Colorful List"/>
+    <w:lsdException w:unhideWhenUsed="0" w:uiPriority="73" w:semiHidden="0" w:name="Colorful Grid"/>
+    <w:lsdException w:unhideWhenUsed="0" w:uiPriority="60" w:semiHidden="0" w:name="Light Shading Accent 1"/>
+    <w:lsdException w:unhideWhenUsed="0" w:uiPriority="61" w:semiHidden="0" w:name="Light List Accent 1"/>
+    <w:lsdException w:unhideWhenUsed="0" w:uiPriority="62" w:semiHidden="0" w:name="Light Grid Accent 1"/>
+    <w:lsdException w:unhideWhenUsed="0" w:uiPriority="63" w:semiHidden="0" w:name="Medium Shading 1 Accent 1"/>
+    <w:lsdException w:unhideWhenUsed="0" w:uiPriority="64" w:semiHidden="0" w:name="Medium Shading 2 Accent 1"/>
+    <w:lsdException w:unhideWhenUsed="0" w:uiPriority="65" w:semiHidden="0" w:name="Medium List 1 Accent 1"/>
+    <w:lsdException w:qFormat="1" w:unhideWhenUsed="0" w:uiPriority="34" w:semiHidden="0" w:name="List Paragraph"/>
+    <w:lsdException w:unhideWhenUsed="0" w:uiPriority="66" w:semiHidden="0" w:name="Medium List 2 Accent 1"/>
+    <w:lsdException w:unhideWhenUsed="0" w:uiPriority="67" w:semiHidden="0" w:name="Medium Grid 1 Accent 1"/>
+    <w:lsdException w:unhideWhenUsed="0" w:uiPriority="68" w:semiHidden="0" w:name="Medium Grid 2 Accent 1"/>
+    <w:lsdException w:unhideWhenUsed="0" w:uiPriority="69" w:semiHidden="0" w:name="Medium Grid 3 Accent 1"/>
+    <w:lsdException w:unhideWhenUsed="0" w:uiPriority="70" w:semiHidden="0" w:name="Dark List Accent 1"/>
+    <w:lsdException w:unhideWhenUsed="0" w:uiPriority="71" w:semiHidden="0" w:name="Colorful Shading Accent 1"/>
+    <w:lsdException w:unhideWhenUsed="0" w:uiPriority="72" w:semiHidden="0" w:name="Colorful List Accent 1"/>
+    <w:lsdException w:unhideWhenUsed="0" w:uiPriority="73" w:semiHidden="0" w:name="Colorful Grid Accent 1"/>
+    <w:lsdException w:unhideWhenUsed="0" w:uiPriority="60" w:semiHidden="0" w:name="Light Shading Accent 2"/>
+    <w:lsdException w:unhideWhenUsed="0" w:uiPriority="61" w:semiHidden="0" w:name="Light List Accent 2"/>
+    <w:lsdException w:unhideWhenUsed="0" w:uiPriority="62" w:semiHidden="0" w:name="Light Grid Accent 2"/>
+    <w:lsdException w:unhideWhenUsed="0" w:uiPriority="63" w:semiHidden="0" w:name="Medium Shading 1 Accent 2"/>
+    <w:lsdException w:unhideWhenUsed="0" w:uiPriority="64" w:semiHidden="0" w:name="Medium Shading 2 Accent 2"/>
+    <w:lsdException w:unhideWhenUsed="0" w:uiPriority="65" w:semiHidden="0" w:name="Medium List 1 Accent 2"/>
+    <w:lsdException w:unhideWhenUsed="0" w:uiPriority="66" w:semiHidden="0" w:name="Medium List 2 Accent 2"/>
+    <w:lsdException w:unhideWhenUsed="0" w:uiPriority="67" w:semiHidden="0" w:name="Medium Grid 1 Accent 2"/>
+    <w:lsdException w:unhideWhenUsed="0" w:uiPriority="68" w:semiHidden="0" w:name="Medium Grid 2 Accent 2"/>
+    <w:lsdException w:unhideWhenUsed="0" w:uiPriority="69" w:semiHidden="0" w:name="Medium Grid 3 Accent 2"/>
+    <w:lsdException w:unhideWhenUsed="0" w:uiPriority="70" w:semiHidden="0" w:name="Dark List Accent 2"/>
+    <w:lsdException w:unhideWhenUsed="0" w:uiPriority="71" w:semiHidden="0" w:name="Colorful Shading Accent 2"/>
+    <w:lsdException w:unhideWhenUsed="0" w:uiPriority="72" w:semiHidden="0" w:name="Colorful List Accent 2"/>
+    <w:lsdException w:unhideWhenUsed="0" w:uiPriority="73" w:semiHidden="0" w:name="Colorful Grid Accent 2"/>
+    <w:lsdException w:unhideWhenUsed="0" w:uiPriority="60" w:semiHidden="0" w:name="Light Shading Accent 3"/>
+    <w:lsdException w:unhideWhenUsed="0" w:uiPriority="61" w:semiHidden="0" w:name="Light List Accent 3"/>
+    <w:lsdException w:unhideWhenUsed="0" w:uiPriority="62" w:semiHidden="0" w:name="Light Grid Accent 3"/>
+    <w:lsdException w:unhideWhenUsed="0" w:uiPriority="63" w:semiHidden="0" w:name="Medium Shading 1 Accent 3"/>
+    <w:lsdException w:unhideWhenUsed="0" w:uiPriority="64" w:semiHidden="0" w:name="Medium Shading 2 Accent 3"/>
+    <w:lsdException w:unhideWhenUsed="0" w:uiPriority="65" w:semiHidden="0" w:name="Medium List 1 Accent 3"/>
+    <w:lsdException w:unhideWhenUsed="0" w:uiPriority="66" w:semiHidden="0" w:name="Medium List 2 Accent 3"/>
+    <w:lsdException w:unhideWhenUsed="0" w:uiPriority="67" w:semiHidden="0" w:name="Medium Grid 1 Accent 3"/>
+    <w:lsdException w:unhideWhenUsed="0" w:uiPriority="68" w:semiHidden="0" w:name="Medium Grid 2 Accent 3"/>
+    <w:lsdException w:unhideWhenUsed="0" w:uiPriority="69" w:semiHidden="0" w:name="Medium Grid 3 Accent 3"/>
+    <w:lsdException w:unhideWhenUsed="0" w:uiPriority="70" w:semiHidden="0" w:name="Dark List Accent 3"/>
+    <w:lsdException w:unhideWhenUsed="0" w:uiPriority="71" w:semiHidden="0" w:name="Colorful Shading Accent 3"/>
+    <w:lsdException w:unhideWhenUsed="0" w:uiPriority="72" w:semiHidden="0" w:name="Colorful List Accent 3"/>
+    <w:lsdException w:unhideWhenUsed="0" w:uiPriority="73" w:semiHidden="0" w:name="Colorful Grid Accent 3"/>
+    <w:lsdException w:unhideWhenUsed="0" w:uiPriority="60" w:semiHidden="0" w:name="Light Shading Accent 4"/>
+    <w:lsdException w:unhideWhenUsed="0" w:uiPriority="61" w:semiHidden="0" w:name="Light List Accent 4"/>
+    <w:lsdException w:unhideWhenUsed="0" w:uiPriority="62" w:semiHidden="0" w:name="Light Grid Accent 4"/>
+    <w:lsdException w:unhideWhenUsed="0" w:uiPriority="63" w:semiHidden="0" w:name="Medium Shading 1 Accent 4"/>
+    <w:lsdException w:unhideWhenUsed="0" w:uiPriority="64" w:semiHidden="0" w:name="Medium Shading 2 Accent 4"/>
+    <w:lsdException w:unhideWhenUsed="0" w:uiPriority="65" w:semiHidden="0" w:name="Medium List 1 Accent 4"/>
+    <w:lsdException w:unhideWhenUsed="0" w:uiPriority="66" w:semiHidden="0" w:name="Medium List 2 Accent 4"/>
+    <w:lsdException w:unhideWhenUsed="0" w:uiPriority="67" w:semiHidden="0" w:name="Medium Grid 1 Accent 4"/>
+    <w:lsdException w:unhideWhenUsed="0" w:uiPriority="68" w:semiHidden="0" w:name="Medium Grid 2 Accent 4"/>
+    <w:lsdException w:unhideWhenUsed="0" w:uiPriority="69" w:semiHidden="0" w:name="Medium Grid 3 Accent 4"/>
+    <w:lsdException w:unhideWhenUsed="0" w:uiPriority="70" w:semiHidden="0" w:name="Dark List Accent 4"/>
+    <w:lsdException w:unhideWhenUsed="0" w:uiPriority="71" w:semiHidden="0" w:name="Colorful Shading Accent 4"/>
+    <w:lsdException w:unhideWhenUsed="0" w:uiPriority="72" w:semiHidden="0" w:name="Colorful List Accent 4"/>
+    <w:lsdException w:unhideWhenUsed="0" w:uiPriority="73" w:semiHidden="0" w:name="Colorful Grid Accent 4"/>
+    <w:lsdException w:unhideWhenUsed="0" w:uiPriority="60" w:semiHidden="0" w:name="Light Shading Accent 5"/>
+    <w:lsdException w:unhideWhenUsed="0" w:uiPriority="61" w:semiHidden="0" w:name="Light List Accent 5"/>
+    <w:lsdException w:unhideWhenUsed="0" w:uiPriority="62" w:semiHidden="0" w:name="Light Grid Accent 5"/>
+    <w:lsdException w:unhideWhenUsed="0" w:uiPriority="63" w:semiHidden="0" w:name="Medium Shading 1 Accent 5"/>
+    <w:lsdException w:unhideWhenUsed="0" w:uiPriority="64" w:semiHidden="0" w:name="Medium Shading 2 Accent 5"/>
+    <w:lsdException w:unhideWhenUsed="0" w:uiPriority="65" w:semiHidden="0" w:name="Medium List 1 Accent 5"/>
+    <w:lsdException w:unhideWhenUsed="0" w:uiPriority="66" w:semiHidden="0" w:name="Medium List 2 Accent 5"/>
+    <w:lsdException w:unhideWhenUsed="0" w:uiPriority="67" w:semiHidden="0" w:name="Medium Grid 1 Accent 5"/>
+    <w:lsdException w:unhideWhenUsed="0" w:uiPriority="68" w:semiHidden="0" w:name="Medium Grid 2 Accent 5"/>
+    <w:lsdException w:unhideWhenUsed="0" w:uiPriority="69" w:semiHidden="0" w:name="Medium Grid 3 Accent 5"/>
+    <w:lsdException w:unhideWhenUsed="0" w:uiPriority="70" w:semiHidden="0" w:name="Dark List Accent 5"/>
+    <w:lsdException w:unhideWhenUsed="0" w:uiPriority="71" w:semiHidden="0" w:name="Colorful Shading Accent 5"/>
+    <w:lsdException w:unhideWhenUsed="0" w:uiPriority="72" w:semiHidden="0" w:name="Colorful List Accent 5"/>
+    <w:lsdException w:unhideWhenUsed="0" w:uiPriority="73" w:semiHidden="0" w:name="Colorful Grid Accent 5"/>
+    <w:lsdException w:unhideWhenUsed="0" w:uiPriority="60" w:semiHidden="0" w:name="Light Shading Accent 6"/>
+    <w:lsdException w:unhideWhenUsed="0" w:uiPriority="61" w:semiHidden="0" w:name="Light List Accent 6"/>
+    <w:lsdException w:unhideWhenUsed="0" w:uiPriority="62" w:semiHidden="0" w:name="Light Grid Accent 6"/>
+    <w:lsdException w:unhideWhenUsed="0" w:uiPriority="63" w:semiHidden="0" w:name="Medium Shading 1 Accent 6"/>
+    <w:lsdException w:unhideWhenUsed="0" w:uiPriority="64" w:semiHidden="0" w:name="Medium Shading 2 Accent 6"/>
+    <w:lsdException w:unhideWhenUsed="0" w:uiPriority="65" w:semiHidden="0" w:name="Medium List 1 Accent 6"/>
+    <w:lsdException w:unhideWhenUsed="0" w:uiPriority="66" w:semiHidden="0" w:name="Medium List 2 Accent 6"/>
+    <w:lsdException w:unhideWhenUsed="0" w:uiPriority="67" w:semiHidden="0" w:name="Medium Grid 1 Accent 6"/>
+    <w:lsdException w:unhideWhenUsed="0" w:uiPriority="68" w:semiHidden="0" w:name="Medium Grid 2 Accent 6"/>
+    <w:lsdException w:unhideWhenUsed="0" w:uiPriority="69" w:semiHidden="0" w:name="Medium Grid 3 Accent 6"/>
+    <w:lsdException w:unhideWhenUsed="0" w:uiPriority="70" w:semiHidden="0" w:name="Dark List Accent 6"/>
+    <w:lsdException w:unhideWhenUsed="0" w:uiPriority="71" w:semiHidden="0" w:name="Colorful Shading Accent 6"/>
+    <w:lsdException w:unhideWhenUsed="0" w:uiPriority="72" w:semiHidden="0" w:name="Colorful List Accent 6"/>
+    <w:lsdException w:unhideWhenUsed="0" w:uiPriority="73" w:semiHidden="0" w:name="Colorful Grid Accent 6"/>
   </w:latentStyles>
-  <w:style w:type="paragraph" w:default="1" w:styleId="a">
+  <w:style w:type="paragraph" w:default="1" w:styleId="1">
     <w:name w:val="Normal"/>
     <w:qFormat/>
+    <w:uiPriority w:val="0"/>
     <w:pPr>
       <w:widowControl w:val="0"/>
       <w:jc w:val="both"/>
     </w:pPr>
     <w:rPr>
-      <w:rFonts w:ascii="Calibri" w:hAnsi="Calibri" w:cs="宋体"/>
+      <w:rFonts w:ascii="Calibri" w:hAnsi="Calibri" w:eastAsia="宋体" w:cs="宋体"/>
       <w:kern w:val="2"/>
       <w:sz w:val="21"/>
       <w:szCs w:val="22"/>
+      <w:lang w:val="en-US" w:eastAsia="zh-CN" w:bidi="ar-SA"/>
     </w:rPr>
   </w:style>
-  <w:style w:type="character" w:default="1" w:styleId="a0">
+  <w:style w:type="character" w:default="1" w:styleId="7">
     <w:name w:val="Default Paragraph Font"/>
-    <w:uiPriority w:val="1"/>
     <w:semiHidden/>
     <w:unhideWhenUsed/>
+    <w:uiPriority w:val="1"/>
   </w:style>
-  <w:style w:type="table" w:default="1" w:styleId="a1">
+  <w:style w:type="table" w:default="1" w:styleId="6">
     <w:name w:val="Normal Table"/>
-    <w:uiPriority w:val="99"/>
     <w:semiHidden/>
     <w:unhideWhenUsed/>
+    <w:uiPriority w:val="99"/>
     <w:tblPr>
-      <w:tblInd w:w="0" w:type="dxa"/>
       <w:tblCellMar>
         <w:top w:w="0" w:type="dxa"/>
         <w:left w:w="108" w:type="dxa"/>
@@ -2425,78 +2110,52 @@
       </w:tblCellMar>
     </w:tblPr>
   </w:style>
-  <w:style w:type="numbering" w:default="1" w:styleId="a2">
-    <w:name w:val="No List"/>
-    <w:uiPriority w:val="99"/>
-    <w:semiHidden/>
-    <w:unhideWhenUsed/>
-  </w:style>
-  <w:style w:type="paragraph" w:styleId="a3">
+  <w:style w:type="paragraph" w:styleId="2">
     <w:name w:val="annotation text"/>
-    <w:basedOn w:val="a"/>
-    <w:link w:val="1"/>
+    <w:basedOn w:val="1"/>
+    <w:link w:val="10"/>
     <w:qFormat/>
+    <w:uiPriority w:val="0"/>
     <w:pPr>
       <w:jc w:val="left"/>
     </w:pPr>
   </w:style>
-  <w:style w:type="paragraph" w:styleId="a4">
+  <w:style w:type="paragraph" w:styleId="3">
     <w:name w:val="Balloon Text"/>
-    <w:basedOn w:val="a"/>
-    <w:link w:val="a5"/>
+    <w:basedOn w:val="1"/>
+    <w:link w:val="12"/>
+    <w:qFormat/>
     <w:uiPriority w:val="99"/>
-    <w:qFormat/>
     <w:rPr>
       <w:sz w:val="18"/>
       <w:szCs w:val="18"/>
     </w:rPr>
   </w:style>
-  <w:style w:type="character" w:styleId="a6">
-    <w:name w:val="annotation reference"/>
-    <w:qFormat/>
-    <w:rPr>
-      <w:sz w:val="21"/>
-      <w:szCs w:val="21"/>
-    </w:rPr>
-  </w:style>
-  <w:style w:type="paragraph" w:styleId="a7">
-    <w:name w:val="List Paragraph"/>
-    <w:basedOn w:val="a"/>
-    <w:uiPriority w:val="34"/>
-    <w:qFormat/>
+  <w:style w:type="paragraph" w:styleId="4">
+    <w:name w:val="footer"/>
+    <w:basedOn w:val="1"/>
+    <w:link w:val="14"/>
+    <w:unhideWhenUsed/>
+    <w:uiPriority w:val="99"/>
     <w:pPr>
-      <w:ind w:firstLineChars="200" w:firstLine="420"/>
+      <w:tabs>
+        <w:tab w:val="center" w:pos="4153"/>
+        <w:tab w:val="right" w:pos="8306"/>
+      </w:tabs>
+      <w:snapToGrid w:val="0"/>
+      <w:jc w:val="left"/>
     </w:pPr>
-  </w:style>
-  <w:style w:type="character" w:customStyle="1" w:styleId="1">
-    <w:name w:val="批注文字 字符1"/>
-    <w:link w:val="a3"/>
-    <w:qFormat/>
-  </w:style>
-  <w:style w:type="character" w:customStyle="1" w:styleId="a8">
-    <w:name w:val="批注文字 字符"/>
-    <w:basedOn w:val="a0"/>
-    <w:uiPriority w:val="99"/>
-    <w:qFormat/>
-  </w:style>
-  <w:style w:type="character" w:customStyle="1" w:styleId="a5">
-    <w:name w:val="批注框文本 字符"/>
-    <w:basedOn w:val="a0"/>
-    <w:link w:val="a4"/>
-    <w:uiPriority w:val="99"/>
-    <w:qFormat/>
     <w:rPr>
       <w:sz w:val="18"/>
       <w:szCs w:val="18"/>
     </w:rPr>
   </w:style>
-  <w:style w:type="paragraph" w:styleId="a9">
+  <w:style w:type="paragraph" w:styleId="5">
     <w:name w:val="header"/>
-    <w:basedOn w:val="a"/>
-    <w:link w:val="aa"/>
+    <w:basedOn w:val="1"/>
+    <w:link w:val="13"/>
+    <w:unhideWhenUsed/>
     <w:uiPriority w:val="99"/>
-    <w:unhideWhenUsed/>
-    <w:rsid w:val="00675BA6"/>
     <w:pPr>
       <w:tabs>
         <w:tab w:val="center" w:pos="4153"/>
@@ -2510,12 +2169,52 @@
       <w:szCs w:val="18"/>
     </w:rPr>
   </w:style>
-  <w:style w:type="character" w:customStyle="1" w:styleId="aa">
+  <w:style w:type="character" w:styleId="8">
+    <w:name w:val="annotation reference"/>
+    <w:qFormat/>
+    <w:uiPriority w:val="0"/>
+    <w:rPr>
+      <w:sz w:val="21"/>
+      <w:szCs w:val="21"/>
+    </w:rPr>
+  </w:style>
+  <w:style w:type="paragraph" w:styleId="9">
+    <w:name w:val="List Paragraph"/>
+    <w:basedOn w:val="1"/>
+    <w:qFormat/>
+    <w:uiPriority w:val="34"/>
+    <w:pPr>
+      <w:ind w:firstLine="420" w:firstLineChars="200"/>
+    </w:pPr>
+  </w:style>
+  <w:style w:type="character" w:customStyle="1" w:styleId="10">
+    <w:name w:val="批注文字 字符1"/>
+    <w:link w:val="2"/>
+    <w:qFormat/>
+    <w:uiPriority w:val="0"/>
+  </w:style>
+  <w:style w:type="character" w:customStyle="1" w:styleId="11">
+    <w:name w:val="批注文字 字符"/>
+    <w:basedOn w:val="7"/>
+    <w:qFormat/>
+    <w:uiPriority w:val="99"/>
+  </w:style>
+  <w:style w:type="character" w:customStyle="1" w:styleId="12">
+    <w:name w:val="批注框文本 字符"/>
+    <w:basedOn w:val="7"/>
+    <w:link w:val="3"/>
+    <w:qFormat/>
+    <w:uiPriority w:val="99"/>
+    <w:rPr>
+      <w:sz w:val="18"/>
+      <w:szCs w:val="18"/>
+    </w:rPr>
+  </w:style>
+  <w:style w:type="character" w:customStyle="1" w:styleId="13">
     <w:name w:val="页眉 字符"/>
-    <w:basedOn w:val="a0"/>
-    <w:link w:val="a9"/>
+    <w:basedOn w:val="7"/>
+    <w:link w:val="5"/>
     <w:uiPriority w:val="99"/>
-    <w:rsid w:val="00675BA6"/>
     <w:rPr>
       <w:rFonts w:ascii="Calibri" w:hAnsi="Calibri" w:cs="宋体"/>
       <w:kern w:val="2"/>
@@ -2523,32 +2222,11 @@
       <w:szCs w:val="18"/>
     </w:rPr>
   </w:style>
-  <w:style w:type="paragraph" w:styleId="ab">
-    <w:name w:val="footer"/>
-    <w:basedOn w:val="a"/>
-    <w:link w:val="ac"/>
+  <w:style w:type="character" w:customStyle="1" w:styleId="14">
+    <w:name w:val="页脚 字符"/>
+    <w:basedOn w:val="7"/>
+    <w:link w:val="4"/>
     <w:uiPriority w:val="99"/>
-    <w:unhideWhenUsed/>
-    <w:rsid w:val="00675BA6"/>
-    <w:pPr>
-      <w:tabs>
-        <w:tab w:val="center" w:pos="4153"/>
-        <w:tab w:val="right" w:pos="8306"/>
-      </w:tabs>
-      <w:snapToGrid w:val="0"/>
-      <w:jc w:val="left"/>
-    </w:pPr>
-    <w:rPr>
-      <w:sz w:val="18"/>
-      <w:szCs w:val="18"/>
-    </w:rPr>
-  </w:style>
-  <w:style w:type="character" w:customStyle="1" w:styleId="ac">
-    <w:name w:val="页脚 字符"/>
-    <w:basedOn w:val="a0"/>
-    <w:link w:val="ab"/>
-    <w:uiPriority w:val="99"/>
-    <w:rsid w:val="00675BA6"/>
     <w:rPr>
       <w:rFonts w:ascii="Calibri" w:hAnsi="Calibri" w:cs="宋体"/>
       <w:kern w:val="2"/>
@@ -2840,14 +2518,16 @@
     </a:fmtScheme>
   </a:themeElements>
   <a:objectDefaults/>
-  <a:extraClrSchemeLst/>
 </a:theme>
 </file>
 
 <file path=customXml/item1.xml><?xml version="1.0" encoding="utf-8"?>
-<mcd:customData xmlns="http://www.wps.cn/android/officeDocument/2013/mofficeCustomData" xmlns:mcd="http://www.wps.cn/android/officeDocument/2013/mofficeCustomData" version="2">
-  <mcd:comments/>
-</mcd:customData>
+<s:customData xmlns="http://www.wps.cn/officeDocument/2013/wpsCustomData" xmlns:s="http://www.wps.cn/officeDocument/2013/wpsCustomData">
+  <customSectProps/>
+  <customShpExts>
+    <customShpInfo spid="_x0000_s1026" textRotate="1"/>
+  </customShpExts>
+</s:customData>
 </file>
 
 <file path=customXml/item2.xml><?xml version="1.0" encoding="utf-8"?>
@@ -2881,68 +2561,51 @@
 </file>
 
 <file path=customXml/item7.xml><?xml version="1.0" encoding="utf-8"?>
-<s:customData xmlns="http://www.wps.cn/officeDocument/2013/wpsCustomData" xmlns:s="http://www.wps.cn/officeDocument/2013/wpsCustomData">
-  <customSectProps>
-    <customSectPr/>
-  </customSectProps>
-  <customShpExts>
-    <customShpInfo spid="_x0000_s1026" textRotate="1"/>
-  </customShpExts>
-</s:customData>
+<mcd:customData xmlns="http://www.wps.cn/android/officeDocument/2013/mofficeCustomData" xmlns:mcd="http://www.wps.cn/android/officeDocument/2013/mofficeCustomData" version="2">
+  <mcd:comments/>
+</mcd:customData>
 </file>
 
 <file path=customXml/itemProps1.xml><?xml version="1.0" encoding="utf-8"?>
-<ds:datastoreItem xmlns:ds="http://schemas.openxmlformats.org/officeDocument/2006/customXml" ds:itemID="{E9FBD2B5-FE2A-46D0-8446-58D41F62FF41}">
+<ds:datastoreItem xmlns:ds="http://schemas.openxmlformats.org/officeDocument/2006/customXml" ds:itemID="{B1977F7D-205B-4081-913C-38D41E755F92}">
   <ds:schemaRefs>
-    <ds:schemaRef ds:uri="http://www.wps.cn/android/officeDocument/2013/mofficeCustomData"/>
+    <ds:schemaRef ds:uri="http://www.wps.cn/officeDocument/2013/wpsCustomData"/>
   </ds:schemaRefs>
 </ds:datastoreItem>
 </file>
 
 <file path=customXml/itemProps2.xml><?xml version="1.0" encoding="utf-8"?>
-<ds:datastoreItem xmlns:ds="http://schemas.openxmlformats.org/officeDocument/2006/customXml" ds:itemID="{5BC534A2-6E49-4A4D-A82A-0EFAE66C2670}">
-  <ds:schemaRefs>
-    <ds:schemaRef ds:uri="http://www.wps.cn/android/officeDocument/2013/mofficeCustomData"/>
-  </ds:schemaRefs>
+<ds:datastoreItem xmlns:ds="http://schemas.openxmlformats.org/officeDocument/2006/customXml" ds:itemID="{C1676FA2-0B39-46FC-8BDD-7A0F1AD0F82A}">
+  <ds:schemaRefs/>
 </ds:datastoreItem>
 </file>
 
 <file path=customXml/itemProps3.xml><?xml version="1.0" encoding="utf-8"?>
-<ds:datastoreItem xmlns:ds="http://schemas.openxmlformats.org/officeDocument/2006/customXml" ds:itemID="{CC51A9B7-2640-4295-BCF1-3D1E336F8EAF}">
-  <ds:schemaRefs>
-    <ds:schemaRef ds:uri="http://www.wps.cn/android/officeDocument/2013/mofficeCustomData"/>
-  </ds:schemaRefs>
+<ds:datastoreItem xmlns:ds="http://schemas.openxmlformats.org/officeDocument/2006/customXml" ds:itemID="{54E9F7D3-651D-4C22-9CB0-D95EAFD6C385}">
+  <ds:schemaRefs/>
 </ds:datastoreItem>
 </file>
 
 <file path=customXml/itemProps4.xml><?xml version="1.0" encoding="utf-8"?>
 <ds:datastoreItem xmlns:ds="http://schemas.openxmlformats.org/officeDocument/2006/customXml" ds:itemID="{99C645E8-3F7D-480C-8FCA-32541256886B}">
-  <ds:schemaRefs>
-    <ds:schemaRef ds:uri="http://www.wps.cn/android/officeDocument/2013/mofficeCustomData"/>
-  </ds:schemaRefs>
+  <ds:schemaRefs/>
 </ds:datastoreItem>
 </file>
 
 <file path=customXml/itemProps5.xml><?xml version="1.0" encoding="utf-8"?>
-<ds:datastoreItem xmlns:ds="http://schemas.openxmlformats.org/officeDocument/2006/customXml" ds:itemID="{54E9F7D3-651D-4C22-9CB0-D95EAFD6C385}">
-  <ds:schemaRefs>
-    <ds:schemaRef ds:uri="http://www.wps.cn/android/officeDocument/2013/mofficeCustomData"/>
-  </ds:schemaRefs>
+<ds:datastoreItem xmlns:ds="http://schemas.openxmlformats.org/officeDocument/2006/customXml" ds:itemID="{CC51A9B7-2640-4295-BCF1-3D1E336F8EAF}">
+  <ds:schemaRefs/>
 </ds:datastoreItem>
 </file>
 
 <file path=customXml/itemProps6.xml><?xml version="1.0" encoding="utf-8"?>
-<ds:datastoreItem xmlns:ds="http://schemas.openxmlformats.org/officeDocument/2006/customXml" ds:itemID="{C1676FA2-0B39-46FC-8BDD-7A0F1AD0F82A}">
-  <ds:schemaRefs>
-    <ds:schemaRef ds:uri="http://www.wps.cn/android/officeDocument/2013/mofficeCustomData"/>
-  </ds:schemaRefs>
+<ds:datastoreItem xmlns:ds="http://schemas.openxmlformats.org/officeDocument/2006/customXml" ds:itemID="{5BC534A2-6E49-4A4D-A82A-0EFAE66C2670}">
+  <ds:schemaRefs/>
 </ds:datastoreItem>
 </file>
 
 <file path=customXml/itemProps7.xml><?xml version="1.0" encoding="utf-8"?>
-<ds:datastoreItem xmlns:ds="http://schemas.openxmlformats.org/officeDocument/2006/customXml" ds:itemID="{B1977F7D-205B-4081-913C-38D41E755F92}">
-  <ds:schemaRefs>
-    <ds:schemaRef ds:uri="http://www.wps.cn/officeDocument/2013/wpsCustomData"/>
-  </ds:schemaRefs>
+<ds:datastoreItem xmlns:ds="http://schemas.openxmlformats.org/officeDocument/2006/customXml" ds:itemID="{E9FBD2B5-FE2A-46D0-8446-58D41F62FF41}">
+  <ds:schemaRefs/>
 </ds:datastoreItem>
 </file>